--- a/vitae/linVitae.docx
+++ b/vitae/linVitae.docx
@@ -1,6 +1,6 @@
 
 <file path=word/document.xml><?xml version="1.0" encoding="utf-8"?>
-<w:document xmlns:wpc="http://schemas.microsoft.com/office/word/2010/wordprocessingCanvas" xmlns:cx="http://schemas.microsoft.com/office/drawing/2014/chartex" xmlns:cx1="http://schemas.microsoft.com/office/drawing/2015/9/8/chartex" xmlns:cx2="http://schemas.microsoft.com/office/drawing/2015/10/21/chartex" xmlns:cx3="http://schemas.microsoft.com/office/drawing/2016/5/9/chartex" xmlns:cx4="http://schemas.microsoft.com/office/drawing/2016/5/10/chartex" xmlns:cx5="http://schemas.microsoft.com/office/drawing/2016/5/11/chartex" xmlns:cx6="http://schemas.microsoft.com/office/drawing/2016/5/12/chartex" xmlns:cx7="http://schemas.microsoft.com/office/drawing/2016/5/13/chartex" xmlns:cx8="http://schemas.microsoft.com/office/drawing/2016/5/14/chartex" xmlns:mc="http://schemas.openxmlformats.org/markup-compatibility/2006" xmlns:aink="http://schemas.microsoft.com/office/drawing/2016/ink" xmlns:am3d="http://schemas.microsoft.com/office/drawing/2017/model3d" xmlns:o="urn:schemas-microsoft-com:office:office" xmlns:r="http://schemas.openxmlformats.org/officeDocument/2006/relationships" xmlns:m="http://schemas.openxmlformats.org/officeDocument/2006/math" xmlns:v="urn:schemas-microsoft-com:vml" xmlns:wp14="http://schemas.microsoft.com/office/word/2010/wordprocessingDrawing" xmlns:wp="http://schemas.openxmlformats.org/drawingml/2006/wordprocessingDrawing" xmlns:w10="urn:schemas-microsoft-com:office:word" xmlns:w="http://schemas.openxmlformats.org/wordprocessingml/2006/main" xmlns:w14="http://schemas.microsoft.com/office/word/2010/wordml" xmlns:w15="http://schemas.microsoft.com/office/word/2012/wordml" xmlns:w16cex="http://schemas.microsoft.com/office/word/2018/wordml/cex" xmlns:w16cid="http://schemas.microsoft.com/office/word/2016/wordml/cid" xmlns:w16="http://schemas.microsoft.com/office/word/2018/wordml" xmlns:w16sdtdh="http://schemas.microsoft.com/office/word/2020/wordml/sdtdatahash" xmlns:w16se="http://schemas.microsoft.com/office/word/2015/wordml/symex" xmlns:wpg="http://schemas.microsoft.com/office/word/2010/wordprocessingGroup" xmlns:wpi="http://schemas.microsoft.com/office/word/2010/wordprocessingInk" xmlns:wne="http://schemas.microsoft.com/office/word/2006/wordml" xmlns:wps="http://schemas.microsoft.com/office/word/2010/wordprocessingShape" mc:Ignorable="w14 w15 w16se w16cid w16 w16cex w16sdtdh wp14">
+<w:document xmlns:wpc="http://schemas.microsoft.com/office/word/2010/wordprocessingCanvas" xmlns:cx="http://schemas.microsoft.com/office/drawing/2014/chartex" xmlns:cx1="http://schemas.microsoft.com/office/drawing/2015/9/8/chartex" xmlns:cx2="http://schemas.microsoft.com/office/drawing/2015/10/21/chartex" xmlns:cx3="http://schemas.microsoft.com/office/drawing/2016/5/9/chartex" xmlns:cx4="http://schemas.microsoft.com/office/drawing/2016/5/10/chartex" xmlns:cx5="http://schemas.microsoft.com/office/drawing/2016/5/11/chartex" xmlns:cx6="http://schemas.microsoft.com/office/drawing/2016/5/12/chartex" xmlns:cx7="http://schemas.microsoft.com/office/drawing/2016/5/13/chartex" xmlns:cx8="http://schemas.microsoft.com/office/drawing/2016/5/14/chartex" xmlns:mc="http://schemas.openxmlformats.org/markup-compatibility/2006" xmlns:aink="http://schemas.microsoft.com/office/drawing/2016/ink" xmlns:am3d="http://schemas.microsoft.com/office/drawing/2017/model3d" xmlns:o="urn:schemas-microsoft-com:office:office" xmlns:oel="http://schemas.microsoft.com/office/2019/extlst" xmlns:r="http://schemas.openxmlformats.org/officeDocument/2006/relationships" xmlns:m="http://schemas.openxmlformats.org/officeDocument/2006/math" xmlns:v="urn:schemas-microsoft-com:vml" xmlns:wp14="http://schemas.microsoft.com/office/word/2010/wordprocessingDrawing" xmlns:wp="http://schemas.openxmlformats.org/drawingml/2006/wordprocessingDrawing" xmlns:w10="urn:schemas-microsoft-com:office:word" xmlns:w="http://schemas.openxmlformats.org/wordprocessingml/2006/main" xmlns:w14="http://schemas.microsoft.com/office/word/2010/wordml" xmlns:w15="http://schemas.microsoft.com/office/word/2012/wordml" xmlns:w16cex="http://schemas.microsoft.com/office/word/2018/wordml/cex" xmlns:w16cid="http://schemas.microsoft.com/office/word/2016/wordml/cid" xmlns:w16="http://schemas.microsoft.com/office/word/2018/wordml" xmlns:w16du="http://schemas.microsoft.com/office/word/2023/wordml/word16du" xmlns:w16sdtdh="http://schemas.microsoft.com/office/word/2020/wordml/sdtdatahash" xmlns:w16sdtfl="http://schemas.microsoft.com/office/word/2024/wordml/sdtformatlock" xmlns:w16se="http://schemas.microsoft.com/office/word/2015/wordml/symex" xmlns:wpg="http://schemas.microsoft.com/office/word/2010/wordprocessingGroup" xmlns:wpi="http://schemas.microsoft.com/office/word/2010/wordprocessingInk" xmlns:wne="http://schemas.microsoft.com/office/word/2006/wordml" xmlns:wps="http://schemas.microsoft.com/office/word/2010/wordprocessingShape" mc:Ignorable="w14 w15 w16se w16cid w16 w16cex w16sdtdh w16sdtfl w16du wp14">
   <w:body>
     <w:p>
       <w:pPr>
@@ -11,8 +11,10 @@
         <w:ind w:right="-810"/>
         <w:jc w:val="center"/>
         <w:rPr>
-          <w:sz w:val="28"/>
-          <w:szCs w:val="28"/>
+          <w:rFonts w:eastAsia="Microsoft Yi Baiti"/>
+          <w:sz w:val="28"/>
+          <w:szCs w:val="28"/>
+          <w:lang w:eastAsia="zh-CN"/>
         </w:rPr>
       </w:pPr>
       <w:r>
@@ -44,6 +46,68 @@
           <w:szCs w:val="28"/>
         </w:rPr>
         <w:t>, Ph.D.</w:t>
+      </w:r>
+      <w:r>
+        <w:rPr>
+          <w:rFonts w:ascii="宋体" w:hAnsi="宋体" w:cs="宋体" w:hint="eastAsia"/>
+          <w:sz w:val="28"/>
+          <w:szCs w:val="28"/>
+          <w:lang w:eastAsia="ii-CN"/>
+        </w:rPr>
+        <w:t>（</w:t>
+      </w:r>
+      <w:r>
+        <w:rPr>
+          <w:rFonts w:ascii="宋体" w:hAnsi="宋体" w:cs="宋体" w:hint="eastAsia"/>
+          <w:sz w:val="28"/>
+          <w:szCs w:val="28"/>
+          <w:lang w:eastAsia="zh-CN"/>
+        </w:rPr>
+        <w:t>林中焰）</w:t>
+      </w:r>
+    </w:p>
+    <w:p>
+      <w:pPr>
+        <w:widowControl w:val="0"/>
+        <w:autoSpaceDE w:val="0"/>
+        <w:autoSpaceDN w:val="0"/>
+        <w:adjustRightInd w:val="0"/>
+        <w:ind w:right="-810"/>
+        <w:jc w:val="center"/>
+        <w:rPr>
+          <w:sz w:val="28"/>
+          <w:szCs w:val="28"/>
+        </w:rPr>
+      </w:pPr>
+      <w:r>
+        <w:rPr>
+          <w:sz w:val="28"/>
+          <w:szCs w:val="28"/>
+        </w:rPr>
+        <w:t>(</w:t>
+      </w:r>
+      <w:r>
+        <w:rPr>
+          <w:color w:val="0070C0"/>
+          <w:sz w:val="28"/>
+          <w:szCs w:val="28"/>
+        </w:rPr>
+        <w:t>https://zhongyanlin.github.io/site/vitae/</w:t>
+      </w:r>
+      <w:r>
+        <w:rPr>
+          <w:color w:val="0070C0"/>
+          <w:sz w:val="28"/>
+          <w:szCs w:val="28"/>
+        </w:rPr>
+        <w:t>linVitae.docx</w:t>
+      </w:r>
+      <w:r>
+        <w:rPr>
+          <w:sz w:val="28"/>
+          <w:szCs w:val="28"/>
+        </w:rPr>
+        <w:t>)</w:t>
       </w:r>
     </w:p>
     <w:p>
@@ -433,7 +497,7 @@
           <w:sz w:val="28"/>
           <w:szCs w:val="28"/>
         </w:rPr>
-        <w:t xml:space="preserve">Computer Science I &amp; </w:t>
+        <w:t>Computer Science I &amp;</w:t>
       </w:r>
       <w:proofErr w:type="gramStart"/>
       <w:r>
@@ -861,13 +925,6 @@
         </w:rPr>
         <w:t>Performance Analysis</w:t>
       </w:r>
-      <w:r>
-        <w:rPr>
-          <w:sz w:val="28"/>
-          <w:szCs w:val="28"/>
-        </w:rPr>
-        <w:t xml:space="preserve"> </w:t>
-      </w:r>
     </w:p>
     <w:p>
       <w:pPr>
@@ -899,13 +956,6 @@
         </w:rPr>
         <w:t>ring</w:t>
       </w:r>
-      <w:r>
-        <w:rPr>
-          <w:sz w:val="28"/>
-          <w:szCs w:val="28"/>
-        </w:rPr>
-        <w:t xml:space="preserve"> </w:t>
-      </w:r>
     </w:p>
     <w:p>
       <w:pPr>
@@ -930,13 +980,6 @@
         </w:rPr>
         <w:t>Computer Science Projects</w:t>
       </w:r>
-      <w:r>
-        <w:rPr>
-          <w:sz w:val="28"/>
-          <w:szCs w:val="28"/>
-        </w:rPr>
-        <w:t xml:space="preserve"> </w:t>
-      </w:r>
     </w:p>
     <w:p>
       <w:pPr>
@@ -1016,15 +1059,6 @@
           <w:szCs w:val="28"/>
           <w:lang w:eastAsia="zh-CN"/>
         </w:rPr>
-        <w:t xml:space="preserve"> </w:t>
-      </w:r>
-      <w:r>
-        <w:rPr>
-          <w:rFonts w:hint="eastAsia"/>
-          <w:sz w:val="28"/>
-          <w:szCs w:val="28"/>
-          <w:lang w:eastAsia="zh-CN"/>
-        </w:rPr>
         <w:t>（</w:t>
       </w:r>
       <w:r>
@@ -1097,6 +1131,134 @@
         </w:rPr>
         <w:t>Script Programming (with python)</w:t>
       </w:r>
+    </w:p>
+    <w:p>
+      <w:pPr>
+        <w:numPr>
+          <w:ilvl w:val="1"/>
+          <w:numId w:val="14"/>
+        </w:numPr>
+        <w:jc w:val="both"/>
+        <w:rPr>
+          <w:sz w:val="28"/>
+          <w:szCs w:val="28"/>
+        </w:rPr>
+      </w:pPr>
+      <w:r>
+        <w:rPr>
+          <w:sz w:val="28"/>
+          <w:szCs w:val="28"/>
+        </w:rPr>
+        <w:t xml:space="preserve">Data Mining </w:t>
+      </w:r>
+      <w:r>
+        <w:rPr>
+          <w:sz w:val="28"/>
+          <w:szCs w:val="28"/>
+        </w:rPr>
+        <w:t>(with python)</w:t>
+      </w:r>
+    </w:p>
+    <w:p>
+      <w:pPr>
+        <w:numPr>
+          <w:ilvl w:val="1"/>
+          <w:numId w:val="14"/>
+        </w:numPr>
+        <w:jc w:val="both"/>
+        <w:rPr>
+          <w:sz w:val="28"/>
+          <w:szCs w:val="28"/>
+        </w:rPr>
+      </w:pPr>
+      <w:r>
+        <w:rPr>
+          <w:sz w:val="28"/>
+          <w:szCs w:val="28"/>
+        </w:rPr>
+        <w:t>Calculus</w:t>
+      </w:r>
+    </w:p>
+    <w:p>
+      <w:pPr>
+        <w:numPr>
+          <w:ilvl w:val="1"/>
+          <w:numId w:val="14"/>
+        </w:numPr>
+        <w:jc w:val="both"/>
+        <w:rPr>
+          <w:sz w:val="28"/>
+          <w:szCs w:val="28"/>
+        </w:rPr>
+      </w:pPr>
+      <w:r>
+        <w:rPr>
+          <w:sz w:val="28"/>
+          <w:szCs w:val="28"/>
+        </w:rPr>
+        <w:lastRenderedPageBreak/>
+        <w:t>Discrete Mathematics</w:t>
+      </w:r>
+    </w:p>
+    <w:p>
+      <w:pPr>
+        <w:numPr>
+          <w:ilvl w:val="1"/>
+          <w:numId w:val="14"/>
+        </w:numPr>
+        <w:jc w:val="both"/>
+        <w:rPr>
+          <w:sz w:val="28"/>
+          <w:szCs w:val="28"/>
+        </w:rPr>
+      </w:pPr>
+      <w:r>
+        <w:rPr>
+          <w:sz w:val="28"/>
+          <w:szCs w:val="28"/>
+        </w:rPr>
+        <w:t>Algorithm Analysis</w:t>
+      </w:r>
+    </w:p>
+    <w:p>
+      <w:pPr>
+        <w:numPr>
+          <w:ilvl w:val="1"/>
+          <w:numId w:val="14"/>
+        </w:numPr>
+        <w:jc w:val="both"/>
+        <w:rPr>
+          <w:sz w:val="28"/>
+          <w:szCs w:val="28"/>
+        </w:rPr>
+      </w:pPr>
+      <w:r>
+        <w:rPr>
+          <w:sz w:val="28"/>
+          <w:szCs w:val="28"/>
+        </w:rPr>
+        <w:t>Principle of Programming Languages</w:t>
+      </w:r>
+    </w:p>
+    <w:p>
+      <w:pPr>
+        <w:ind w:left="1080"/>
+        <w:jc w:val="both"/>
+        <w:rPr>
+          <w:sz w:val="28"/>
+          <w:szCs w:val="28"/>
+        </w:rPr>
+      </w:pPr>
+    </w:p>
+    <w:p>
+      <w:pPr>
+        <w:ind w:left="1080"/>
+        <w:jc w:val="both"/>
+        <w:rPr>
+          <w:sz w:val="28"/>
+          <w:szCs w:val="28"/>
+        </w:rPr>
+      </w:pPr>
     </w:p>
     <w:p>
       <w:pPr>
@@ -1155,15 +1317,23 @@
           <w:sz w:val="28"/>
           <w:szCs w:val="28"/>
         </w:rPr>
-        <w:t xml:space="preserve"> Teaching Practice Framework issued by the Association of College and University Educators (ACUE) </w:t>
-      </w:r>
-      <w:r>
-        <w:rPr>
-          <w:sz w:val="28"/>
-          <w:szCs w:val="28"/>
-        </w:rPr>
-        <w:lastRenderedPageBreak/>
-        <w:t>And the American Council on Education(ACE)</w:t>
+        <w:t xml:space="preserve"> Teaching Practice Framework issued by the Association of College and University Educators (ACUE) And the American Council on </w:t>
+      </w:r>
+      <w:proofErr w:type="gramStart"/>
+      <w:r>
+        <w:rPr>
+          <w:sz w:val="28"/>
+          <w:szCs w:val="28"/>
+        </w:rPr>
+        <w:t>Education(</w:t>
+      </w:r>
+      <w:proofErr w:type="gramEnd"/>
+      <w:r>
+        <w:rPr>
+          <w:sz w:val="28"/>
+          <w:szCs w:val="28"/>
+        </w:rPr>
+        <w:t>ACE)</w:t>
       </w:r>
     </w:p>
     <w:p>
@@ -1211,6 +1381,7 @@
         <w:t xml:space="preserve">large scalar </w:t>
       </w:r>
       <w:proofErr w:type="spellStart"/>
+      <w:proofErr w:type="gramStart"/>
       <w:r>
         <w:rPr>
           <w:sz w:val="28"/>
@@ -1224,6 +1395,28 @@
           <w:sz w:val="28"/>
           <w:szCs w:val="28"/>
         </w:rPr>
+        <w:t>(</w:t>
+      </w:r>
+      <w:proofErr w:type="gramEnd"/>
+      <w:r>
+        <w:rPr>
+          <w:sz w:val="28"/>
+          <w:szCs w:val="28"/>
+        </w:rPr>
+        <w:t xml:space="preserve">Teaching and Learning Management System) single-handedly. It covers </w:t>
+      </w:r>
+      <w:r>
+        <w:rPr>
+          <w:sz w:val="28"/>
+          <w:szCs w:val="28"/>
+        </w:rPr>
+        <w:t>major</w:t>
+      </w:r>
+      <w:r>
+        <w:rPr>
+          <w:sz w:val="28"/>
+          <w:szCs w:val="28"/>
+        </w:rPr>
         <w:t xml:space="preserve"> </w:t>
       </w:r>
       <w:r>
@@ -1231,14 +1424,205 @@
           <w:sz w:val="28"/>
           <w:szCs w:val="28"/>
         </w:rPr>
-        <w:t xml:space="preserve">(Teaching and Learning Management System) single-handedly. It covers </w:t>
-      </w:r>
-      <w:r>
-        <w:rPr>
-          <w:sz w:val="28"/>
-          <w:szCs w:val="28"/>
-        </w:rPr>
-        <w:t>major</w:t>
+        <w:t>operations</w:t>
+      </w:r>
+      <w:r>
+        <w:rPr>
+          <w:sz w:val="28"/>
+          <w:szCs w:val="28"/>
+        </w:rPr>
+        <w:t xml:space="preserve"> related to teaching</w:t>
+      </w:r>
+      <w:r>
+        <w:rPr>
+          <w:sz w:val="28"/>
+          <w:szCs w:val="28"/>
+        </w:rPr>
+        <w:t xml:space="preserve">, </w:t>
+      </w:r>
+      <w:proofErr w:type="gramStart"/>
+      <w:r>
+        <w:rPr>
+          <w:sz w:val="28"/>
+          <w:szCs w:val="28"/>
+        </w:rPr>
+        <w:t xml:space="preserve">learning  </w:t>
+      </w:r>
+      <w:r>
+        <w:rPr>
+          <w:sz w:val="28"/>
+          <w:szCs w:val="28"/>
+        </w:rPr>
+        <w:t>and</w:t>
+      </w:r>
+      <w:proofErr w:type="gramEnd"/>
+      <w:r>
+        <w:rPr>
+          <w:sz w:val="28"/>
+          <w:szCs w:val="28"/>
+        </w:rPr>
+        <w:t xml:space="preserve"> assessment </w:t>
+      </w:r>
+      <w:r>
+        <w:rPr>
+          <w:sz w:val="28"/>
+          <w:szCs w:val="28"/>
+        </w:rPr>
+        <w:t xml:space="preserve">in a university: academic programs, staff and students, registration management, </w:t>
+      </w:r>
+      <w:r>
+        <w:rPr>
+          <w:sz w:val="28"/>
+          <w:szCs w:val="28"/>
+        </w:rPr>
+        <w:t xml:space="preserve">course </w:t>
+      </w:r>
+      <w:r>
+        <w:rPr>
+          <w:sz w:val="28"/>
+          <w:szCs w:val="28"/>
+        </w:rPr>
+        <w:t>scheduling, assignments, tests, submission, grading, aggregations, evaluation and assessments, communication</w:t>
+      </w:r>
+      <w:r>
+        <w:rPr>
+          <w:sz w:val="28"/>
+          <w:szCs w:val="28"/>
+        </w:rPr>
+        <w:t xml:space="preserve">, </w:t>
+      </w:r>
+      <w:r>
+        <w:rPr>
+          <w:sz w:val="28"/>
+          <w:szCs w:val="28"/>
+        </w:rPr>
+        <w:t xml:space="preserve">remote file management, </w:t>
+      </w:r>
+      <w:r>
+        <w:rPr>
+          <w:sz w:val="28"/>
+          <w:szCs w:val="28"/>
+        </w:rPr>
+        <w:t>application integration</w:t>
+      </w:r>
+      <w:r>
+        <w:rPr>
+          <w:sz w:val="28"/>
+          <w:szCs w:val="28"/>
+        </w:rPr>
+        <w:t>s, etc</w:t>
+      </w:r>
+      <w:r>
+        <w:rPr>
+          <w:sz w:val="28"/>
+          <w:szCs w:val="28"/>
+        </w:rPr>
+        <w:t>.</w:t>
+      </w:r>
+      <w:r>
+        <w:rPr>
+          <w:sz w:val="28"/>
+          <w:szCs w:val="28"/>
+        </w:rPr>
+        <w:t xml:space="preserve"> It has </w:t>
+      </w:r>
+      <w:r>
+        <w:rPr>
+          <w:sz w:val="28"/>
+          <w:szCs w:val="28"/>
+        </w:rPr>
+        <w:t xml:space="preserve">about </w:t>
+      </w:r>
+      <w:r>
+        <w:rPr>
+          <w:sz w:val="28"/>
+          <w:szCs w:val="28"/>
+        </w:rPr>
+        <w:t xml:space="preserve">1000 stored procedures and </w:t>
+      </w:r>
+      <w:r>
+        <w:rPr>
+          <w:sz w:val="28"/>
+          <w:szCs w:val="28"/>
+        </w:rPr>
+        <w:t>20</w:t>
+      </w:r>
+      <w:r>
+        <w:rPr>
+          <w:sz w:val="28"/>
+          <w:szCs w:val="28"/>
+        </w:rPr>
+        <w:t xml:space="preserve"> web application components, and the system is self-expendable. </w:t>
+      </w:r>
+      <w:r>
+        <w:rPr>
+          <w:sz w:val="28"/>
+          <w:szCs w:val="28"/>
+        </w:rPr>
+        <w:t xml:space="preserve">It is also a </w:t>
+      </w:r>
+      <w:r>
+        <w:rPr>
+          <w:sz w:val="28"/>
+          <w:szCs w:val="28"/>
+        </w:rPr>
+        <w:t xml:space="preserve">cross-platform, </w:t>
+      </w:r>
+      <w:r>
+        <w:rPr>
+          <w:sz w:val="28"/>
+          <w:szCs w:val="28"/>
+        </w:rPr>
+        <w:t xml:space="preserve">rapid </w:t>
+      </w:r>
+      <w:r>
+        <w:rPr>
+          <w:sz w:val="28"/>
+          <w:szCs w:val="28"/>
+        </w:rPr>
+        <w:t xml:space="preserve">development </w:t>
+      </w:r>
+      <w:r>
+        <w:rPr>
+          <w:sz w:val="28"/>
+          <w:szCs w:val="28"/>
+        </w:rPr>
+        <w:t xml:space="preserve">tool for developing </w:t>
+      </w:r>
+      <w:r>
+        <w:rPr>
+          <w:sz w:val="28"/>
+          <w:szCs w:val="28"/>
+        </w:rPr>
+        <w:t xml:space="preserve">and deploying </w:t>
+      </w:r>
+      <w:r>
+        <w:rPr>
+          <w:sz w:val="28"/>
+          <w:szCs w:val="28"/>
+        </w:rPr>
+        <w:t xml:space="preserve">any kind of </w:t>
+      </w:r>
+      <w:r>
+        <w:rPr>
+          <w:sz w:val="28"/>
+          <w:szCs w:val="28"/>
+        </w:rPr>
+        <w:t xml:space="preserve">enterprise </w:t>
+      </w:r>
+      <w:r>
+        <w:rPr>
+          <w:sz w:val="28"/>
+          <w:szCs w:val="28"/>
+        </w:rPr>
+        <w:t>web application systems</w:t>
+      </w:r>
+      <w:r>
+        <w:rPr>
+          <w:sz w:val="28"/>
+          <w:szCs w:val="28"/>
+        </w:rPr>
+        <w:t>.</w:t>
       </w:r>
       <w:r>
         <w:rPr>
@@ -1252,171 +1636,102 @@
           <w:sz w:val="28"/>
           <w:szCs w:val="28"/>
         </w:rPr>
-        <w:t>operations</w:t>
-      </w:r>
-      <w:r>
-        <w:rPr>
-          <w:sz w:val="28"/>
-          <w:szCs w:val="28"/>
-        </w:rPr>
-        <w:t xml:space="preserve"> related to teaching and </w:t>
-      </w:r>
+        <w:t xml:space="preserve">This system can work with Oracle, </w:t>
+      </w:r>
+      <w:proofErr w:type="spellStart"/>
       <w:proofErr w:type="gramStart"/>
       <w:r>
         <w:rPr>
           <w:sz w:val="28"/>
           <w:szCs w:val="28"/>
         </w:rPr>
-        <w:t>learning  in</w:t>
-      </w:r>
+        <w:t>MySql,</w:t>
+      </w:r>
+      <w:r>
+        <w:rPr>
+          <w:sz w:val="28"/>
+          <w:szCs w:val="28"/>
+        </w:rPr>
+        <w:t>SQL</w:t>
+      </w:r>
+      <w:proofErr w:type="spellEnd"/>
       <w:proofErr w:type="gramEnd"/>
       <w:r>
         <w:rPr>
           <w:sz w:val="28"/>
           <w:szCs w:val="28"/>
         </w:rPr>
-        <w:t xml:space="preserve"> a university: academic programs, staff and students, registration management, </w:t>
-      </w:r>
-      <w:r>
-        <w:rPr>
-          <w:sz w:val="28"/>
-          <w:szCs w:val="28"/>
-        </w:rPr>
-        <w:t xml:space="preserve">course </w:t>
-      </w:r>
-      <w:r>
-        <w:rPr>
-          <w:sz w:val="28"/>
-          <w:szCs w:val="28"/>
-        </w:rPr>
-        <w:t>scheduling, assignments, tests, submission, grading, aggregations, evaluation and assessments, communication</w:t>
-      </w:r>
-      <w:r>
-        <w:rPr>
-          <w:sz w:val="28"/>
-          <w:szCs w:val="28"/>
-        </w:rPr>
-        <w:t xml:space="preserve">, </w:t>
-      </w:r>
-      <w:r>
-        <w:rPr>
-          <w:sz w:val="28"/>
-          <w:szCs w:val="28"/>
-        </w:rPr>
-        <w:t xml:space="preserve">remote file management, </w:t>
-      </w:r>
-      <w:r>
-        <w:rPr>
-          <w:sz w:val="28"/>
-          <w:szCs w:val="28"/>
-        </w:rPr>
-        <w:t>application integration</w:t>
-      </w:r>
-      <w:r>
-        <w:rPr>
-          <w:sz w:val="28"/>
-          <w:szCs w:val="28"/>
-        </w:rPr>
-        <w:t>s, etc</w:t>
-      </w:r>
-      <w:r>
-        <w:rPr>
-          <w:sz w:val="28"/>
-          <w:szCs w:val="28"/>
-        </w:rPr>
-        <w:t>.</w:t>
-      </w:r>
-      <w:r>
-        <w:rPr>
-          <w:sz w:val="28"/>
-          <w:szCs w:val="28"/>
-        </w:rPr>
-        <w:t xml:space="preserve"> It has </w:t>
-      </w:r>
-      <w:r>
-        <w:rPr>
-          <w:sz w:val="28"/>
-          <w:szCs w:val="28"/>
-        </w:rPr>
-        <w:t xml:space="preserve">about </w:t>
-      </w:r>
-      <w:r>
-        <w:rPr>
-          <w:sz w:val="28"/>
-          <w:szCs w:val="28"/>
-        </w:rPr>
-        <w:t xml:space="preserve">1000 stored procedures and numerous web application components, and the system is self-expendable. </w:t>
-      </w:r>
-      <w:r>
-        <w:rPr>
-          <w:sz w:val="28"/>
-          <w:szCs w:val="28"/>
-        </w:rPr>
-        <w:t xml:space="preserve">It is also a </w:t>
-      </w:r>
-      <w:r>
-        <w:rPr>
-          <w:sz w:val="28"/>
-          <w:szCs w:val="28"/>
-        </w:rPr>
-        <w:t xml:space="preserve">cross-platform, </w:t>
-      </w:r>
-      <w:r>
-        <w:rPr>
-          <w:sz w:val="28"/>
-          <w:szCs w:val="28"/>
-        </w:rPr>
-        <w:t xml:space="preserve">rapid </w:t>
-      </w:r>
-      <w:r>
-        <w:rPr>
-          <w:sz w:val="28"/>
-          <w:szCs w:val="28"/>
-        </w:rPr>
-        <w:t xml:space="preserve">development </w:t>
-      </w:r>
-      <w:r>
-        <w:rPr>
-          <w:sz w:val="28"/>
-          <w:szCs w:val="28"/>
-        </w:rPr>
-        <w:t xml:space="preserve">tool for developing </w:t>
-      </w:r>
-      <w:r>
-        <w:rPr>
-          <w:sz w:val="28"/>
-          <w:szCs w:val="28"/>
-        </w:rPr>
-        <w:t xml:space="preserve">and deploying </w:t>
-      </w:r>
-      <w:r>
-        <w:rPr>
-          <w:sz w:val="28"/>
-          <w:szCs w:val="28"/>
-        </w:rPr>
-        <w:t xml:space="preserve">any kind of </w:t>
-      </w:r>
-      <w:r>
-        <w:rPr>
-          <w:sz w:val="28"/>
-          <w:szCs w:val="28"/>
-        </w:rPr>
-        <w:t xml:space="preserve">enterprise </w:t>
-      </w:r>
-      <w:r>
-        <w:rPr>
-          <w:sz w:val="28"/>
-          <w:szCs w:val="28"/>
-        </w:rPr>
-        <w:t>web application systems</w:t>
-      </w:r>
-      <w:r>
-        <w:rPr>
-          <w:sz w:val="28"/>
-          <w:szCs w:val="28"/>
-        </w:rPr>
-        <w:t>.</w:t>
-      </w:r>
+        <w:t xml:space="preserve"> Server, </w:t>
+      </w:r>
+      <w:proofErr w:type="spellStart"/>
+      <w:r>
+        <w:rPr>
+          <w:sz w:val="28"/>
+          <w:szCs w:val="28"/>
+        </w:rPr>
+        <w:t>postgress</w:t>
+      </w:r>
+      <w:proofErr w:type="spellEnd"/>
+      <w:r>
+        <w:rPr>
+          <w:sz w:val="28"/>
+          <w:szCs w:val="28"/>
+        </w:rPr>
+        <w:t>, and Access</w:t>
+      </w:r>
+      <w:r>
+        <w:rPr>
+          <w:sz w:val="28"/>
+          <w:szCs w:val="28"/>
+        </w:rPr>
+        <w:t xml:space="preserve">. C++, Java, </w:t>
+      </w:r>
+      <w:proofErr w:type="spellStart"/>
+      <w:r>
+        <w:rPr>
+          <w:sz w:val="28"/>
+          <w:szCs w:val="28"/>
+        </w:rPr>
+        <w:t>Javascript</w:t>
+      </w:r>
+      <w:proofErr w:type="spellEnd"/>
+      <w:r>
+        <w:rPr>
+          <w:sz w:val="28"/>
+          <w:szCs w:val="28"/>
+        </w:rPr>
+        <w:t xml:space="preserve">, SQL, XML are the main languages used in the project. </w:t>
+      </w:r>
+      <w:r>
+        <w:rPr>
+          <w:sz w:val="28"/>
+          <w:szCs w:val="28"/>
+        </w:rPr>
+        <w:t>A d</w:t>
+      </w:r>
+      <w:r>
+        <w:rPr>
+          <w:sz w:val="28"/>
+          <w:szCs w:val="28"/>
+        </w:rPr>
+        <w:t>emonstration is available.</w:t>
+      </w:r>
+      <w:r>
+        <w:rPr>
+          <w:sz w:val="28"/>
+          <w:szCs w:val="28"/>
+        </w:rPr>
+        <w:t xml:space="preserve"> See the demo </w:t>
+      </w:r>
+      <w:proofErr w:type="gramStart"/>
+      <w:r>
+        <w:rPr>
+          <w:sz w:val="28"/>
+          <w:szCs w:val="28"/>
+        </w:rPr>
+        <w:t>deployment  at</w:t>
+      </w:r>
+      <w:proofErr w:type="gramEnd"/>
       <w:r>
         <w:rPr>
           <w:sz w:val="28"/>
@@ -1426,93 +1741,11 @@
       </w:r>
       <w:r>
         <w:rPr>
-          <w:sz w:val="28"/>
-          <w:szCs w:val="28"/>
-        </w:rPr>
-        <w:t xml:space="preserve">This system can work with Oracle, </w:t>
-      </w:r>
-      <w:proofErr w:type="spellStart"/>
-      <w:r>
-        <w:rPr>
-          <w:sz w:val="28"/>
-          <w:szCs w:val="28"/>
-        </w:rPr>
-        <w:t>MySql</w:t>
-      </w:r>
-      <w:proofErr w:type="spellEnd"/>
-      <w:r>
-        <w:rPr>
-          <w:sz w:val="28"/>
-          <w:szCs w:val="28"/>
-        </w:rPr>
-        <w:t>,</w:t>
-      </w:r>
-      <w:r>
-        <w:rPr>
-          <w:sz w:val="28"/>
-          <w:szCs w:val="28"/>
-        </w:rPr>
-        <w:t xml:space="preserve"> </w:t>
-      </w:r>
-      <w:r>
-        <w:rPr>
-          <w:sz w:val="28"/>
-          <w:szCs w:val="28"/>
-        </w:rPr>
-        <w:t xml:space="preserve">SQL Server, </w:t>
-      </w:r>
-      <w:proofErr w:type="spellStart"/>
-      <w:r>
-        <w:rPr>
-          <w:sz w:val="28"/>
-          <w:szCs w:val="28"/>
-        </w:rPr>
-        <w:t>postgress</w:t>
-      </w:r>
-      <w:proofErr w:type="spellEnd"/>
-      <w:r>
-        <w:rPr>
-          <w:sz w:val="28"/>
-          <w:szCs w:val="28"/>
-        </w:rPr>
-        <w:t>, and Access</w:t>
-      </w:r>
-      <w:r>
-        <w:rPr>
-          <w:sz w:val="28"/>
-          <w:szCs w:val="28"/>
-        </w:rPr>
-        <w:t xml:space="preserve">. C++, Java, </w:t>
-      </w:r>
-      <w:proofErr w:type="spellStart"/>
-      <w:r>
-        <w:rPr>
-          <w:sz w:val="28"/>
-          <w:szCs w:val="28"/>
-        </w:rPr>
-        <w:t>Javascript</w:t>
-      </w:r>
-      <w:proofErr w:type="spellEnd"/>
-      <w:r>
-        <w:rPr>
-          <w:sz w:val="28"/>
-          <w:szCs w:val="28"/>
-        </w:rPr>
-        <w:t xml:space="preserve">, SQL, XML are the main languages used in the project. </w:t>
-      </w:r>
-      <w:r>
-        <w:rPr>
-          <w:sz w:val="28"/>
-          <w:szCs w:val="28"/>
-        </w:rPr>
-        <w:t>A d</w:t>
-      </w:r>
-      <w:r>
-        <w:rPr>
-          <w:sz w:val="28"/>
-          <w:szCs w:val="28"/>
-        </w:rPr>
-        <w:t>emonstration is available.</w:t>
+          <w:color w:val="244061" w:themeColor="accent1" w:themeShade="80"/>
+          <w:sz w:val="28"/>
+          <w:szCs w:val="28"/>
+        </w:rPr>
+        <w:t>https://edqaa.com</w:t>
       </w:r>
     </w:p>
     <w:p>
@@ -1529,14 +1762,6 @@
           <w:lang w:eastAsia="zh-CN"/>
         </w:rPr>
       </w:pPr>
-      <w:r>
-        <w:rPr>
-          <w:sz w:val="28"/>
-          <w:szCs w:val="28"/>
-          <w:lang w:eastAsia="zh-CN"/>
-        </w:rPr>
-        <w:t xml:space="preserve"> </w:t>
-      </w:r>
     </w:p>
     <w:p>
       <w:pPr>
@@ -1954,7 +2179,6 @@
         </w:rPr>
         <w:t>Contract  Consultant</w:t>
       </w:r>
-      <w:proofErr w:type="gramEnd"/>
       <w:r>
         <w:rPr>
           <w:b/>
@@ -1971,7 +2195,17 @@
           <w:sz w:val="28"/>
           <w:szCs w:val="28"/>
         </w:rPr>
-        <w:t xml:space="preserve"> S B Media, South Korea, Summer 2011</w:t>
+        <w:t xml:space="preserve"> S</w:t>
+      </w:r>
+      <w:proofErr w:type="gramEnd"/>
+      <w:r>
+        <w:rPr>
+          <w:b/>
+          <w:bCs/>
+          <w:sz w:val="28"/>
+          <w:szCs w:val="28"/>
+        </w:rPr>
+        <w:t xml:space="preserve"> B Media, South Korea, Summer 2011</w:t>
       </w:r>
     </w:p>
     <w:p>
@@ -2023,15 +2257,8 @@
           <w:sz w:val="28"/>
           <w:szCs w:val="28"/>
         </w:rPr>
+        <w:lastRenderedPageBreak/>
         <w:t>Developed web service integration</w:t>
-      </w:r>
-      <w:r>
-        <w:rPr>
-          <w:bCs/>
-          <w:sz w:val="28"/>
-          <w:szCs w:val="28"/>
-        </w:rPr>
-        <w:t xml:space="preserve">      </w:t>
       </w:r>
     </w:p>
     <w:p>
@@ -2046,15 +2273,6 @@
           <w:szCs w:val="28"/>
         </w:rPr>
       </w:pPr>
-      <w:r>
-        <w:rPr>
-          <w:b/>
-          <w:bCs/>
-          <w:sz w:val="28"/>
-          <w:szCs w:val="28"/>
-        </w:rPr>
-        <w:t xml:space="preserve">            </w:t>
-      </w:r>
     </w:p>
     <w:p>
       <w:pPr>
@@ -2085,19 +2303,31 @@
       </w:r>
       <w:r>
         <w:rPr>
+          <w:rFonts w:eastAsiaTheme="minorEastAsia" w:hint="eastAsia"/>
           <w:b/>
           <w:sz w:val="28"/>
           <w:szCs w:val="28"/>
-        </w:rPr>
-        <w:t xml:space="preserve">US </w:t>
-      </w:r>
-      <w:r>
-        <w:rPr>
+          <w:lang w:eastAsia="zh-CN"/>
+        </w:rPr>
+        <w:t>A</w:t>
+      </w:r>
+      <w:r>
+        <w:rPr>
+          <w:rFonts w:eastAsiaTheme="minorEastAsia"/>
           <w:b/>
           <w:sz w:val="28"/>
           <w:szCs w:val="28"/>
-        </w:rPr>
-        <w:t>Army Research Lab</w:t>
+          <w:lang w:eastAsia="zh-CN"/>
+        </w:rPr>
+        <w:t>rmy</w:t>
+      </w:r>
+      <w:r>
+        <w:rPr>
+          <w:b/>
+          <w:sz w:val="28"/>
+          <w:szCs w:val="28"/>
+        </w:rPr>
+        <w:t xml:space="preserve"> Research Lab</w:t>
       </w:r>
       <w:r>
         <w:rPr>
@@ -2142,15 +2372,7 @@
           <w:sz w:val="28"/>
           <w:szCs w:val="28"/>
         </w:rPr>
-        <w:t xml:space="preserve">Developed </w:t>
-      </w:r>
-      <w:proofErr w:type="gramStart"/>
-      <w:r>
-        <w:rPr>
-          <w:sz w:val="28"/>
-          <w:szCs w:val="28"/>
-        </w:rPr>
-        <w:t>a</w:t>
+        <w:t>Developed a</w:t>
       </w:r>
       <w:r>
         <w:rPr>
@@ -2164,22 +2386,7 @@
           <w:sz w:val="28"/>
           <w:szCs w:val="28"/>
         </w:rPr>
-        <w:t xml:space="preserve"> </w:t>
-      </w:r>
-      <w:r>
-        <w:rPr>
-          <w:sz w:val="28"/>
-          <w:szCs w:val="28"/>
-        </w:rPr>
         <w:t>C++</w:t>
-      </w:r>
-      <w:proofErr w:type="gramEnd"/>
-      <w:r>
-        <w:rPr>
-          <w:sz w:val="28"/>
-          <w:szCs w:val="28"/>
-        </w:rPr>
-        <w:t xml:space="preserve"> </w:t>
       </w:r>
       <w:r>
         <w:rPr>
@@ -2217,21 +2424,7 @@
           <w:sz w:val="28"/>
           <w:szCs w:val="28"/>
         </w:rPr>
-        <w:t>Completed a project: Airborne Image Compression and Transmission using TI DSP Technology suite (C/C++</w:t>
-      </w:r>
-      <w:r>
-        <w:rPr>
-          <w:sz w:val="28"/>
-          <w:szCs w:val="28"/>
-        </w:rPr>
-        <w:t xml:space="preserve"> </w:t>
-      </w:r>
-      <w:r>
-        <w:rPr>
-          <w:sz w:val="28"/>
-          <w:szCs w:val="28"/>
-        </w:rPr>
-        <w:t>version).</w:t>
+        <w:t>Completed a project: Airborne Image Compression and Transmission using TI DSP Technology suite (C/C++version).</w:t>
       </w:r>
     </w:p>
     <w:p>
@@ -2308,6 +2501,8 @@
       </w:r>
       <w:r>
         <w:rPr>
+          <w:b/>
+          <w:bCs/>
           <w:sz w:val="28"/>
           <w:szCs w:val="28"/>
         </w:rPr>
@@ -2354,27 +2549,15 @@
         </w:rPr>
         <w:t xml:space="preserve"> Bank of America </w:t>
       </w:r>
-      <w:r>
-        <w:rPr>
-          <w:sz w:val="28"/>
-          <w:szCs w:val="28"/>
-        </w:rPr>
-        <w:t>credit</w:t>
-      </w:r>
-      <w:r>
-        <w:rPr>
-          <w:sz w:val="28"/>
-          <w:szCs w:val="28"/>
-        </w:rPr>
-        <w:t xml:space="preserve"> </w:t>
-      </w:r>
-      <w:r>
-        <w:rPr>
-          <w:sz w:val="28"/>
-          <w:szCs w:val="28"/>
-        </w:rPr>
-        <w:t>card</w:t>
-      </w:r>
+      <w:proofErr w:type="spellStart"/>
+      <w:r>
+        <w:rPr>
+          <w:sz w:val="28"/>
+          <w:szCs w:val="28"/>
+        </w:rPr>
+        <w:t>creditcard</w:t>
+      </w:r>
+      <w:proofErr w:type="spellEnd"/>
       <w:r>
         <w:rPr>
           <w:b/>
@@ -2447,13 +2630,6 @@
           <w:szCs w:val="28"/>
         </w:rPr>
         <w:t>Tested and enhanced a Common Service component called Generic Access in C++ using ROGUE WAVE libraries, Sybase, Informix and Oracle.</w:t>
-      </w:r>
-      <w:r>
-        <w:rPr>
-          <w:sz w:val="28"/>
-          <w:szCs w:val="28"/>
-        </w:rPr>
-        <w:t xml:space="preserve"> </w:t>
       </w:r>
     </w:p>
     <w:p>
@@ -2911,15 +3087,6 @@
           <w:szCs w:val="28"/>
         </w:rPr>
       </w:pPr>
-      <w:r>
-        <w:rPr>
-          <w:b/>
-          <w:bCs/>
-          <w:sz w:val="28"/>
-          <w:szCs w:val="28"/>
-        </w:rPr>
-        <w:t xml:space="preserve"> </w:t>
-      </w:r>
     </w:p>
     <w:p>
       <w:pPr>
@@ -2999,6 +3166,96 @@
     </w:p>
     <w:p>
       <w:pPr>
+        <w:widowControl w:val="0"/>
+        <w:autoSpaceDE w:val="0"/>
+        <w:autoSpaceDN w:val="0"/>
+        <w:adjustRightInd w:val="0"/>
+        <w:jc w:val="both"/>
+        <w:rPr>
+          <w:sz w:val="28"/>
+          <w:szCs w:val="28"/>
+        </w:rPr>
+      </w:pPr>
+      <w:r>
+        <w:rPr>
+          <w:sz w:val="28"/>
+          <w:szCs w:val="28"/>
+        </w:rPr>
+        <w:t xml:space="preserve">Teaching Assistant and Student Council, </w:t>
+      </w:r>
+      <w:r>
+        <w:rPr>
+          <w:sz w:val="28"/>
+          <w:szCs w:val="28"/>
+        </w:rPr>
+        <w:t xml:space="preserve">Central and Southern Institute of Ethnic Minority, </w:t>
+      </w:r>
+      <w:r>
+        <w:rPr>
+          <w:sz w:val="28"/>
+          <w:szCs w:val="28"/>
+        </w:rPr>
+        <w:t>7/1983-8/1985</w:t>
+      </w:r>
+    </w:p>
+    <w:p>
+      <w:pPr>
+        <w:widowControl w:val="0"/>
+        <w:autoSpaceDE w:val="0"/>
+        <w:autoSpaceDN w:val="0"/>
+        <w:adjustRightInd w:val="0"/>
+        <w:jc w:val="both"/>
+        <w:rPr>
+          <w:b/>
+          <w:bCs/>
+          <w:sz w:val="28"/>
+          <w:szCs w:val="28"/>
+          <w:lang w:eastAsia="zh-CN"/>
+        </w:rPr>
+      </w:pPr>
+      <w:r>
+        <w:rPr>
+          <w:sz w:val="28"/>
+          <w:szCs w:val="28"/>
+        </w:rPr>
+        <w:t xml:space="preserve">       </w:t>
+      </w:r>
+      <w:r>
+        <w:rPr>
+          <w:b/>
+          <w:bCs/>
+          <w:sz w:val="28"/>
+          <w:szCs w:val="28"/>
+          <w:lang w:eastAsia="zh-CN"/>
+        </w:rPr>
+        <w:t xml:space="preserve">Course Taught: </w:t>
+      </w:r>
+      <w:r>
+        <w:rPr>
+          <w:b/>
+          <w:bCs/>
+          <w:sz w:val="28"/>
+          <w:szCs w:val="28"/>
+          <w:lang w:eastAsia="zh-CN"/>
+        </w:rPr>
+        <w:t>Computing and Algorithms</w:t>
+      </w:r>
+    </w:p>
+    <w:p>
+      <w:pPr>
+        <w:widowControl w:val="0"/>
+        <w:autoSpaceDE w:val="0"/>
+        <w:autoSpaceDN w:val="0"/>
+        <w:adjustRightInd w:val="0"/>
+        <w:jc w:val="both"/>
+        <w:rPr>
+          <w:sz w:val="28"/>
+          <w:szCs w:val="28"/>
+        </w:rPr>
+      </w:pPr>
+    </w:p>
+    <w:p>
+      <w:pPr>
         <w:rPr>
           <w:b/>
           <w:sz w:val="28"/>
@@ -3091,14 +3348,6 @@
           <w:szCs w:val="28"/>
         </w:rPr>
         <w:t>M.S. in Computer &amp; Information Science</w:t>
-      </w:r>
-      <w:r>
-        <w:rPr>
-          <w:b/>
-          <w:sz w:val="28"/>
-          <w:szCs w:val="28"/>
-        </w:rPr>
-        <w:t xml:space="preserve"> </w:t>
       </w:r>
     </w:p>
     <w:p>
@@ -3284,6 +3533,30 @@
           <w:szCs w:val="28"/>
         </w:rPr>
       </w:pPr>
+      <w:r>
+        <w:rPr>
+          <w:sz w:val="28"/>
+          <w:szCs w:val="28"/>
+        </w:rPr>
+        <w:t xml:space="preserve">      (</w:t>
+      </w:r>
+      <w:r>
+        <w:rPr>
+          <w:rFonts w:eastAsia="Microsoft Yi Baiti"/>
+          <w:sz w:val="28"/>
+          <w:szCs w:val="28"/>
+          <w:lang w:eastAsia="ii-CN"/>
+        </w:rPr>
+        <w:t xml:space="preserve">See more details at </w:t>
+      </w:r>
+      <w:r>
+        <w:rPr>
+          <w:color w:val="0000FF"/>
+          <w:sz w:val="28"/>
+          <w:szCs w:val="28"/>
+        </w:rPr>
+        <w:t>https://zhongyanlin.github.io/site/publication/)</w:t>
+      </w:r>
     </w:p>
     <w:p>
       <w:pPr>
@@ -3297,46 +3570,13 @@
           <w:szCs w:val="28"/>
         </w:rPr>
       </w:pPr>
-      <w:r>
-        <w:rPr>
-          <w:rFonts w:ascii="STKaiti" w:eastAsia="STKaiti" w:hAnsi="STKaiti"/>
-          <w:sz w:val="28"/>
-          <w:szCs w:val="28"/>
-        </w:rPr>
-        <w:t xml:space="preserve"> </w:t>
-      </w:r>
       <w:hyperlink r:id="rId7" w:history="1">
-        <w:proofErr w:type="spellStart"/>
         <w:r>
           <w:rPr>
             <w:sz w:val="28"/>
             <w:szCs w:val="28"/>
           </w:rPr>
-          <w:t>Fengshan</w:t>
-        </w:r>
-        <w:proofErr w:type="spellEnd"/>
-        <w:r>
-          <w:rPr>
-            <w:sz w:val="28"/>
-            <w:szCs w:val="28"/>
-          </w:rPr>
-          <w:t xml:space="preserve"> Liu &amp; </w:t>
-        </w:r>
-        <w:proofErr w:type="spellStart"/>
-        <w:r>
-          <w:rPr>
-            <w:sz w:val="28"/>
-            <w:szCs w:val="28"/>
-          </w:rPr>
-          <w:t>Zhongyan</w:t>
-        </w:r>
-        <w:proofErr w:type="spellEnd"/>
-        <w:r>
-          <w:rPr>
-            <w:sz w:val="28"/>
-            <w:szCs w:val="28"/>
-          </w:rPr>
-          <w:t xml:space="preserve"> Lin, </w:t>
+          <w:t xml:space="preserve">Fengshan Liu &amp;Zhongyan Lin, </w:t>
         </w:r>
         <w:r>
           <w:rPr>
@@ -3452,7 +3692,8 @@
           <w:sz w:val="28"/>
           <w:szCs w:val="28"/>
         </w:rPr>
-        <w:t xml:space="preserve">R. Gilbert &amp; </w:t>
+        <w:lastRenderedPageBreak/>
+        <w:t>R. Gilbert &amp;</w:t>
       </w:r>
       <w:proofErr w:type="spellStart"/>
       <w:r>
@@ -3493,34 +3734,21 @@
         </w:rPr>
         <w:t xml:space="preserve"> of Computational </w:t>
       </w:r>
-      <w:r>
-        <w:rPr>
-          <w:rFonts w:ascii="STKaiti" w:eastAsia="STKaiti" w:hAnsi="STKaiti"/>
-          <w:sz w:val="28"/>
-          <w:szCs w:val="28"/>
-        </w:rPr>
-        <w:t xml:space="preserve"> </w:t>
-      </w:r>
-      <w:r>
-        <w:rPr>
-          <w:sz w:val="28"/>
-          <w:szCs w:val="28"/>
-        </w:rPr>
-        <w:t>Acoustics , Journal of Computational Acoustics, Vol.5, No.4 (1997)</w:t>
-      </w:r>
-      <w:r>
-        <w:rPr>
-          <w:sz w:val="28"/>
-          <w:szCs w:val="28"/>
-        </w:rPr>
-        <w:t xml:space="preserve"> </w:t>
-      </w:r>
-      <w:r>
-        <w:rPr>
-          <w:sz w:val="28"/>
-          <w:szCs w:val="28"/>
-        </w:rPr>
-        <w:t xml:space="preserve">           403-431. </w:t>
+      <w:proofErr w:type="gramStart"/>
+      <w:r>
+        <w:rPr>
+          <w:sz w:val="28"/>
+          <w:szCs w:val="28"/>
+        </w:rPr>
+        <w:t>Acoustics ,</w:t>
+      </w:r>
+      <w:proofErr w:type="gramEnd"/>
+      <w:r>
+        <w:rPr>
+          <w:sz w:val="28"/>
+          <w:szCs w:val="28"/>
+        </w:rPr>
+        <w:t xml:space="preserve"> Journal of Computational Acoustics, Vol.5, No.4 (1997)           403-431. </w:t>
       </w:r>
     </w:p>
     <w:p>
@@ -3589,13 +3817,6 @@
           <w:sz w:val="28"/>
           <w:szCs w:val="28"/>
         </w:rPr>
-        <w:t xml:space="preserve"> </w:t>
-      </w:r>
-      <w:r>
-        <w:rPr>
-          <w:sz w:val="28"/>
-          <w:szCs w:val="28"/>
-        </w:rPr>
         <w:t>Math. Vol.58, No.3(June.1998)</w:t>
       </w:r>
     </w:p>
@@ -3627,7 +3848,7 @@
           <w:sz w:val="28"/>
           <w:szCs w:val="28"/>
         </w:rPr>
-        <w:t xml:space="preserve">R. Gilbert &amp; </w:t>
+        <w:t>R. Gilbert &amp;</w:t>
       </w:r>
       <w:proofErr w:type="spellStart"/>
       <w:r>
@@ -3666,21 +3887,7 @@
           <w:sz w:val="28"/>
           <w:szCs w:val="28"/>
         </w:rPr>
-        <w:t>Applicable Analysis, 68(1998), No. 1-2</w:t>
-      </w:r>
-      <w:r>
-        <w:rPr>
-          <w:sz w:val="28"/>
-          <w:szCs w:val="28"/>
-        </w:rPr>
-        <w:t xml:space="preserve">  </w:t>
-      </w:r>
-      <w:r>
-        <w:rPr>
-          <w:sz w:val="28"/>
-          <w:szCs w:val="28"/>
-        </w:rPr>
-        <w:t>p87-107</w:t>
+        <w:t>Applicable Analysis, 68(1998), No. 1-2p87-107</w:t>
       </w:r>
     </w:p>
     <w:p>
@@ -3711,7 +3918,7 @@
           <w:sz w:val="28"/>
           <w:szCs w:val="28"/>
         </w:rPr>
-        <w:t xml:space="preserve">R. Gilbert &amp; </w:t>
+        <w:t>R. Gilbert &amp;</w:t>
       </w:r>
       <w:proofErr w:type="spellStart"/>
       <w:r>
@@ -3766,7 +3973,23 @@
           <w:sz w:val="28"/>
           <w:szCs w:val="28"/>
         </w:rPr>
-        <w:t xml:space="preserve">-elastic  seabed, ZAMM.  Z. </w:t>
+        <w:t>-</w:t>
+      </w:r>
+      <w:proofErr w:type="gramStart"/>
+      <w:r>
+        <w:rPr>
+          <w:sz w:val="28"/>
+          <w:szCs w:val="28"/>
+        </w:rPr>
+        <w:t>elastic  seabed</w:t>
+      </w:r>
+      <w:proofErr w:type="gramEnd"/>
+      <w:r>
+        <w:rPr>
+          <w:sz w:val="28"/>
+          <w:szCs w:val="28"/>
+        </w:rPr>
+        <w:t xml:space="preserve">, ZAMM.  Z. </w:t>
       </w:r>
       <w:proofErr w:type="spellStart"/>
       <w:r>
@@ -3782,21 +4005,7 @@
           <w:sz w:val="28"/>
           <w:szCs w:val="28"/>
         </w:rPr>
-        <w:t xml:space="preserve">. </w:t>
-      </w:r>
-      <w:r>
-        <w:rPr>
-          <w:sz w:val="28"/>
-          <w:szCs w:val="28"/>
-        </w:rPr>
-        <w:t xml:space="preserve"> </w:t>
-      </w:r>
-      <w:r>
-        <w:rPr>
-          <w:sz w:val="28"/>
-          <w:szCs w:val="28"/>
-        </w:rPr>
-        <w:t xml:space="preserve">           Math. Mech.  77(1997) 9, p677-688  </w:t>
+        <w:t xml:space="preserve">.            Math. Mech.  77(1997) 9, p677-688  </w:t>
       </w:r>
     </w:p>
     <w:p>
@@ -3826,15 +4035,16 @@
           <w:sz w:val="28"/>
           <w:szCs w:val="28"/>
         </w:rPr>
-        <w:t xml:space="preserve">R. Gilbert &amp; </w:t>
+        <w:t>R. Gilbert &amp;</w:t>
       </w:r>
       <w:proofErr w:type="spellStart"/>
-      <w:r>
-        <w:rPr>
-          <w:sz w:val="28"/>
-          <w:szCs w:val="28"/>
-        </w:rPr>
-        <w:t>Zhongyan</w:t>
+      <w:proofErr w:type="gramStart"/>
+      <w:r>
+        <w:rPr>
+          <w:sz w:val="28"/>
+          <w:szCs w:val="28"/>
+        </w:rPr>
+        <w:t>ZhongyanLin</w:t>
       </w:r>
       <w:proofErr w:type="spellEnd"/>
       <w:r>
@@ -3842,6 +4052,21 @@
           <w:sz w:val="28"/>
           <w:szCs w:val="28"/>
         </w:rPr>
+        <w:t xml:space="preserve">, </w:t>
+      </w:r>
+      <w:r>
+        <w:rPr>
+          <w:sz w:val="28"/>
+          <w:szCs w:val="28"/>
+        </w:rPr>
+        <w:t xml:space="preserve"> Underwater</w:t>
+      </w:r>
+      <w:proofErr w:type="gramEnd"/>
+      <w:r>
+        <w:rPr>
+          <w:sz w:val="28"/>
+          <w:szCs w:val="28"/>
+        </w:rPr>
         <w:t xml:space="preserve"> </w:t>
       </w:r>
       <w:proofErr w:type="gramStart"/>
@@ -3850,14 +4075,7 @@
           <w:sz w:val="28"/>
           <w:szCs w:val="28"/>
         </w:rPr>
-        <w:t xml:space="preserve">Lin, </w:t>
-      </w:r>
-      <w:r>
-        <w:rPr>
-          <w:sz w:val="28"/>
-          <w:szCs w:val="28"/>
-        </w:rPr>
-        <w:t xml:space="preserve"> Underwater</w:t>
+        <w:t>Acoustics,  Generalized</w:t>
       </w:r>
       <w:proofErr w:type="gramEnd"/>
       <w:r>
@@ -3865,7 +4083,7 @@
           <w:sz w:val="28"/>
           <w:szCs w:val="28"/>
         </w:rPr>
-        <w:t xml:space="preserve"> Acoustics,  Generalized Analytic Functions, Kluwer Academic Publishers, </w:t>
+        <w:t xml:space="preserve"> Analytic Functions, Kluwer Academic Publishers, </w:t>
       </w:r>
     </w:p>
     <w:p>
@@ -3907,7 +4125,7 @@
           <w:sz w:val="28"/>
           <w:szCs w:val="28"/>
         </w:rPr>
-        <w:t xml:space="preserve">R. Gilbert &amp; </w:t>
+        <w:t>R. Gilbert &amp;</w:t>
       </w:r>
       <w:proofErr w:type="spellStart"/>
       <w:r>
@@ -3955,12 +4173,21 @@
         </w:rPr>
         <w:t xml:space="preserve"> </w:t>
       </w:r>
-      <w:r>
-        <w:rPr>
-          <w:sz w:val="28"/>
-          <w:szCs w:val="28"/>
-        </w:rPr>
-        <w:t xml:space="preserve">of  Nonlinear Analysts, Part 3(Athens, 1996), Nonlinear Analysis, 30(1997), No. 3, p1535-1546             </w:t>
+      <w:proofErr w:type="gramStart"/>
+      <w:r>
+        <w:rPr>
+          <w:sz w:val="28"/>
+          <w:szCs w:val="28"/>
+        </w:rPr>
+        <w:t>of  Nonlinear</w:t>
+      </w:r>
+      <w:proofErr w:type="gramEnd"/>
+      <w:r>
+        <w:rPr>
+          <w:sz w:val="28"/>
+          <w:szCs w:val="28"/>
+        </w:rPr>
+        <w:t xml:space="preserve"> Analysts, Part 3(Athens, 1996), Nonlinear Analysis, 30(1997), No. 3, p1535-1546             </w:t>
       </w:r>
     </w:p>
     <w:p>
@@ -3991,7 +4218,7 @@
           <w:sz w:val="28"/>
           <w:szCs w:val="28"/>
         </w:rPr>
-        <w:t xml:space="preserve">R. Gilbert &amp; </w:t>
+        <w:t>R. Gilbert &amp;</w:t>
       </w:r>
       <w:proofErr w:type="spellStart"/>
       <w:r>
@@ -4030,21 +4257,23 @@
           <w:sz w:val="28"/>
           <w:szCs w:val="28"/>
         </w:rPr>
-        <w:t xml:space="preserve"> Acoustics, </w:t>
-      </w:r>
-      <w:r>
-        <w:rPr>
-          <w:sz w:val="28"/>
-          <w:szCs w:val="28"/>
-        </w:rPr>
-        <w:t xml:space="preserve"> </w:t>
-      </w:r>
-      <w:r>
-        <w:rPr>
-          <w:sz w:val="28"/>
-          <w:szCs w:val="28"/>
-        </w:rPr>
-        <w:t xml:space="preserve">Vol.3, No.3(1995) p229-240  (joint with Gilbert)                      </w:t>
+        <w:t xml:space="preserve"> Acoustics, Vol.3, No.3(1995) p229-</w:t>
+      </w:r>
+      <w:proofErr w:type="gramStart"/>
+      <w:r>
+        <w:rPr>
+          <w:sz w:val="28"/>
+          <w:szCs w:val="28"/>
+        </w:rPr>
+        <w:t>240  (</w:t>
+      </w:r>
+      <w:proofErr w:type="gramEnd"/>
+      <w:r>
+        <w:rPr>
+          <w:sz w:val="28"/>
+          <w:szCs w:val="28"/>
+        </w:rPr>
+        <w:t xml:space="preserve">joint with Gilbert)                      </w:t>
       </w:r>
     </w:p>
     <w:p>
@@ -4075,7 +4304,7 @@
           <w:sz w:val="28"/>
           <w:szCs w:val="28"/>
         </w:rPr>
-        <w:t xml:space="preserve">R. Gilbert &amp; </w:t>
+        <w:t>R. Gilbert &amp;</w:t>
       </w:r>
       <w:proofErr w:type="spellStart"/>
       <w:r>
@@ -4098,44 +4327,7 @@
           <w:sz w:val="28"/>
           <w:szCs w:val="28"/>
         </w:rPr>
-        <w:t xml:space="preserve">Acoustic waves in shallow inhomogeneous ocean with a layer of sediment, </w:t>
-      </w:r>
-      <w:proofErr w:type="gramStart"/>
-      <w:r>
-        <w:rPr>
-          <w:sz w:val="28"/>
-          <w:szCs w:val="28"/>
-        </w:rPr>
-        <w:t xml:space="preserve">Acustica, </w:t>
-      </w:r>
-      <w:r>
-        <w:rPr>
-          <w:sz w:val="28"/>
-          <w:szCs w:val="28"/>
-        </w:rPr>
-        <w:t xml:space="preserve"> </w:t>
-      </w:r>
-      <w:r>
-        <w:rPr>
-          <w:sz w:val="28"/>
-          <w:szCs w:val="28"/>
-        </w:rPr>
-        <w:t>Vol.</w:t>
-      </w:r>
-      <w:proofErr w:type="gramEnd"/>
-      <w:r>
-        <w:rPr>
-          <w:sz w:val="28"/>
-          <w:szCs w:val="28"/>
-        </w:rPr>
-        <w:t xml:space="preserve">82(1996), p729-737 </w:t>
-      </w:r>
-      <w:r>
-        <w:rPr>
-          <w:sz w:val="28"/>
-          <w:szCs w:val="28"/>
-        </w:rPr>
-        <w:t xml:space="preserve"> </w:t>
+        <w:t xml:space="preserve">Acoustic waves in shallow inhomogeneous ocean with a layer of sediment, Acustica, Vol.82(1996), p729-737 </w:t>
       </w:r>
     </w:p>
     <w:p>
@@ -4165,7 +4357,7 @@
           <w:sz w:val="28"/>
           <w:szCs w:val="28"/>
         </w:rPr>
-        <w:t xml:space="preserve">R. Gilbert &amp; </w:t>
+        <w:t>R. Gilbert &amp;</w:t>
       </w:r>
       <w:proofErr w:type="spellStart"/>
       <w:r>
@@ -4197,13 +4389,6 @@
         </w:rPr>
         <w:t xml:space="preserve"> </w:t>
       </w:r>
-      <w:r>
-        <w:rPr>
-          <w:sz w:val="28"/>
-          <w:szCs w:val="28"/>
-        </w:rPr>
-        <w:t xml:space="preserve">  </w:t>
-      </w:r>
       <w:proofErr w:type="gramStart"/>
       <w:r>
         <w:rPr>
@@ -4218,9 +4403,25 @@
           <w:sz w:val="28"/>
           <w:szCs w:val="28"/>
         </w:rPr>
-        <w:t xml:space="preserve"> on Mathematical Modeling of  Flow Through Porous </w:t>
-      </w:r>
-      <w:proofErr w:type="spellStart"/>
+        <w:t xml:space="preserve"> on Mathematical Modeling </w:t>
+      </w:r>
+      <w:proofErr w:type="gramStart"/>
+      <w:r>
+        <w:rPr>
+          <w:sz w:val="28"/>
+          <w:szCs w:val="28"/>
+        </w:rPr>
+        <w:t>of  Flow</w:t>
+      </w:r>
+      <w:proofErr w:type="gramEnd"/>
+      <w:r>
+        <w:rPr>
+          <w:sz w:val="28"/>
+          <w:szCs w:val="28"/>
+        </w:rPr>
+        <w:t xml:space="preserve"> Through Porous </w:t>
+      </w:r>
+      <w:proofErr w:type="gramStart"/>
       <w:r>
         <w:rPr>
           <w:sz w:val="28"/>
@@ -4228,27 +4429,13 @@
         </w:rPr>
         <w:t>Media,France</w:t>
       </w:r>
-      <w:proofErr w:type="spellEnd"/>
-      <w:r>
-        <w:rPr>
-          <w:sz w:val="28"/>
-          <w:szCs w:val="28"/>
-        </w:rPr>
-        <w:t>,</w:t>
-      </w:r>
-      <w:r>
-        <w:rPr>
-          <w:sz w:val="28"/>
-          <w:szCs w:val="28"/>
-        </w:rPr>
-        <w:t xml:space="preserve"> </w:t>
-      </w:r>
-      <w:r>
-        <w:rPr>
-          <w:sz w:val="28"/>
-          <w:szCs w:val="28"/>
-        </w:rPr>
-        <w:t xml:space="preserve">May1995 </w:t>
+      <w:proofErr w:type="gramEnd"/>
+      <w:r>
+        <w:rPr>
+          <w:sz w:val="28"/>
+          <w:szCs w:val="28"/>
+        </w:rPr>
+        <w:t xml:space="preserve">,May1995 </w:t>
       </w:r>
     </w:p>
     <w:p>
@@ -4287,21 +4474,7 @@
           <w:sz w:val="28"/>
           <w:szCs w:val="28"/>
         </w:rPr>
-        <w:t xml:space="preserve"> Lin</w:t>
-      </w:r>
-      <w:r>
-        <w:rPr>
-          <w:sz w:val="28"/>
-          <w:szCs w:val="28"/>
-        </w:rPr>
-        <w:t xml:space="preserve"> </w:t>
-      </w:r>
-      <w:r>
-        <w:rPr>
-          <w:sz w:val="28"/>
-          <w:szCs w:val="28"/>
-        </w:rPr>
-        <w:t xml:space="preserve">and </w:t>
+        <w:t xml:space="preserve"> Linand </w:t>
       </w:r>
       <w:proofErr w:type="spellStart"/>
       <w:r>
@@ -4372,6 +4545,7 @@
           <w:sz w:val="28"/>
           <w:szCs w:val="28"/>
         </w:rPr>
+        <w:lastRenderedPageBreak/>
         <w:t>Zhongyan</w:t>
       </w:r>
       <w:proofErr w:type="spellEnd"/>
@@ -4387,7 +4561,7 @@
           <w:sz w:val="28"/>
           <w:szCs w:val="28"/>
         </w:rPr>
-        <w:t xml:space="preserve">On the conditions for uniqueness and existence of the solution to an acoustic </w:t>
+        <w:t>On the conditions for uniqueness and existence of the solution to an acoustic inverse problem, Journal of Computational Acoustics, Vol.</w:t>
       </w:r>
       <w:proofErr w:type="gramStart"/>
       <w:r>
@@ -4395,21 +4569,7 @@
           <w:sz w:val="28"/>
           <w:szCs w:val="28"/>
         </w:rPr>
-        <w:t xml:space="preserve">inverse </w:t>
-      </w:r>
-      <w:r>
-        <w:rPr>
-          <w:sz w:val="28"/>
-          <w:szCs w:val="28"/>
-        </w:rPr>
-        <w:t xml:space="preserve"> </w:t>
-      </w:r>
-      <w:r>
-        <w:rPr>
-          <w:sz w:val="28"/>
-          <w:szCs w:val="28"/>
-        </w:rPr>
-        <w:t>problem</w:t>
+        <w:t>1,No.</w:t>
       </w:r>
       <w:proofErr w:type="gramEnd"/>
       <w:r>
@@ -4417,7 +4577,7 @@
           <w:sz w:val="28"/>
           <w:szCs w:val="28"/>
         </w:rPr>
-        <w:t xml:space="preserve">, Journal of Computational Acoustics, Vol.1,No.10, 1993 (joint with Gilbert) </w:t>
+        <w:t xml:space="preserve">10, 1993 (joint with Gilbert) </w:t>
       </w:r>
     </w:p>
     <w:p>
@@ -4480,21 +4640,7 @@
           <w:sz w:val="28"/>
           <w:szCs w:val="28"/>
         </w:rPr>
-        <w:t xml:space="preserve"> of Hunan </w:t>
-      </w:r>
-      <w:r>
-        <w:rPr>
-          <w:sz w:val="28"/>
-          <w:szCs w:val="28"/>
-        </w:rPr>
-        <w:t xml:space="preserve"> </w:t>
-      </w:r>
-      <w:r>
-        <w:rPr>
-          <w:sz w:val="28"/>
-          <w:szCs w:val="28"/>
-        </w:rPr>
-        <w:t>University, vol. 19, No.5, Oct. 1992, p30-35</w:t>
+        <w:t xml:space="preserve"> of Hunan University, vol. 19, No.5, Oct. 1992, p30-35</w:t>
       </w:r>
     </w:p>
     <w:p>
@@ -4558,14 +4704,6 @@
         </w:rPr>
         <w:t xml:space="preserve"> of Hunan Mathematics, No. 1-2, 1989</w:t>
       </w:r>
-      <w:r>
-        <w:rPr>
-          <w:rFonts w:hint="eastAsia"/>
-          <w:sz w:val="28"/>
-          <w:szCs w:val="28"/>
-        </w:rPr>
-        <w:t xml:space="preserve"> </w:t>
-      </w:r>
     </w:p>
     <w:p>
       <w:pPr>
@@ -4626,7 +4764,7 @@
           <w:sz w:val="28"/>
           <w:szCs w:val="28"/>
         </w:rPr>
-        <w:t xml:space="preserve">0,1] space, Journal of </w:t>
+        <w:t xml:space="preserve">0,1] space, Journal of Huai Hua </w:t>
       </w:r>
       <w:proofErr w:type="spellStart"/>
       <w:r>
@@ -4634,7 +4772,7 @@
           <w:sz w:val="28"/>
           <w:szCs w:val="28"/>
         </w:rPr>
-        <w:t>Huai</w:t>
+        <w:t>NormalCollege</w:t>
       </w:r>
       <w:proofErr w:type="spellEnd"/>
       <w:r>
@@ -4642,29 +4780,7 @@
           <w:sz w:val="28"/>
           <w:szCs w:val="28"/>
         </w:rPr>
-        <w:t xml:space="preserve"> Hua Normal</w:t>
-      </w:r>
-      <w:r>
-        <w:rPr>
-          <w:sz w:val="28"/>
-          <w:szCs w:val="28"/>
-        </w:rPr>
-        <w:t xml:space="preserve"> </w:t>
-      </w:r>
-      <w:r>
-        <w:rPr>
-          <w:sz w:val="28"/>
-          <w:szCs w:val="28"/>
-        </w:rPr>
-        <w:t>College, Vol 4, 1992</w:t>
-      </w:r>
-      <w:r>
-        <w:rPr>
-          <w:rFonts w:hint="eastAsia"/>
-          <w:sz w:val="28"/>
-          <w:szCs w:val="28"/>
-        </w:rPr>
-        <w:t xml:space="preserve"> </w:t>
+        <w:t>, Vol 4, 1992</w:t>
       </w:r>
     </w:p>
     <w:p>
@@ -4858,7 +4974,51 @@
           <w:szCs w:val="28"/>
           <w:lang w:eastAsia="zh-CN"/>
         </w:rPr>
-        <w:t>SOFTWARE OF PUBLIC INTERESTS</w:t>
+        <w:t xml:space="preserve">SOFTWARE OF PUBLIC </w:t>
+      </w:r>
+      <w:proofErr w:type="gramStart"/>
+      <w:r>
+        <w:rPr>
+          <w:sz w:val="28"/>
+          <w:szCs w:val="28"/>
+          <w:lang w:eastAsia="zh-CN"/>
+        </w:rPr>
+        <w:t>INTERESTS</w:t>
+      </w:r>
+      <w:r>
+        <w:rPr>
+          <w:sz w:val="28"/>
+          <w:szCs w:val="28"/>
+          <w:lang w:eastAsia="zh-CN"/>
+        </w:rPr>
+        <w:t xml:space="preserve">  (</w:t>
+      </w:r>
+      <w:proofErr w:type="gramEnd"/>
+      <w:r>
+        <w:rPr>
+          <w:sz w:val="28"/>
+          <w:szCs w:val="28"/>
+          <w:lang w:eastAsia="zh-CN"/>
+        </w:rPr>
+        <w:t xml:space="preserve">excluding those funded by </w:t>
+      </w:r>
+      <w:proofErr w:type="spellStart"/>
+      <w:r>
+        <w:rPr>
+          <w:sz w:val="28"/>
+          <w:szCs w:val="28"/>
+          <w:lang w:eastAsia="zh-CN"/>
+        </w:rPr>
+        <w:t>empolyers</w:t>
+      </w:r>
+      <w:proofErr w:type="spellEnd"/>
+      <w:r>
+        <w:rPr>
+          <w:sz w:val="28"/>
+          <w:szCs w:val="28"/>
+          <w:lang w:eastAsia="zh-CN"/>
+        </w:rPr>
+        <w:t>)</w:t>
       </w:r>
     </w:p>
     <w:p>
@@ -4880,7 +5040,7 @@
           <w:szCs w:val="28"/>
           <w:lang w:eastAsia="zh-CN"/>
         </w:rPr>
-        <w:t xml:space="preserve">              </w:t>
+        <w:t>(See more details at</w:t>
       </w:r>
       <w:hyperlink r:id="rId8">
         <w:r>
@@ -4895,6 +5055,218 @@
           <w:t>https://zhongyanlin.github.io/site/</w:t>
         </w:r>
       </w:hyperlink>
+      <w:proofErr w:type="gramStart"/>
+      <w:r>
+        <w:rPr>
+          <w:sz w:val="28"/>
+          <w:szCs w:val="28"/>
+          <w:lang w:eastAsia="zh-CN"/>
+        </w:rPr>
+        <w:t>1,100,000  lines</w:t>
+      </w:r>
+      <w:proofErr w:type="gramEnd"/>
+      <w:r>
+        <w:rPr>
+          <w:sz w:val="28"/>
+          <w:szCs w:val="28"/>
+          <w:lang w:eastAsia="zh-CN"/>
+        </w:rPr>
+        <w:t xml:space="preserve"> of source courses)</w:t>
+      </w:r>
+    </w:p>
+    <w:p>
+      <w:pPr>
+        <w:pStyle w:val="ListParagraph"/>
+        <w:widowControl w:val="0"/>
+        <w:numPr>
+          <w:ilvl w:val="0"/>
+          <w:numId w:val="15"/>
+        </w:numPr>
+        <w:autoSpaceDE w:val="0"/>
+        <w:autoSpaceDN w:val="0"/>
+        <w:adjustRightInd w:val="0"/>
+        <w:jc w:val="both"/>
+        <w:rPr>
+          <w:sz w:val="28"/>
+          <w:szCs w:val="28"/>
+          <w:lang w:eastAsia="zh-CN"/>
+        </w:rPr>
+      </w:pPr>
+      <w:r>
+        <w:rPr>
+          <w:b/>
+          <w:sz w:val="28"/>
+          <w:szCs w:val="28"/>
+          <w:lang w:eastAsia="zh-CN"/>
+        </w:rPr>
+        <w:t>J2swift:</w:t>
+      </w:r>
+      <w:r>
+        <w:rPr>
+          <w:sz w:val="28"/>
+          <w:szCs w:val="28"/>
+          <w:lang w:eastAsia="zh-CN"/>
+        </w:rPr>
+        <w:t xml:space="preserve"> Desktop Java application of translating the variable declarations, method APIs as well as math expressions from Java programs to Swift for speeding up the development of apps for Apple devices, but it will not translate libraries that support function calls</w:t>
+      </w:r>
+    </w:p>
+    <w:p>
+      <w:pPr>
+        <w:pStyle w:val="ListParagraph"/>
+        <w:widowControl w:val="0"/>
+        <w:numPr>
+          <w:ilvl w:val="0"/>
+          <w:numId w:val="15"/>
+        </w:numPr>
+        <w:autoSpaceDE w:val="0"/>
+        <w:autoSpaceDN w:val="0"/>
+        <w:adjustRightInd w:val="0"/>
+        <w:jc w:val="both"/>
+        <w:rPr>
+          <w:sz w:val="28"/>
+          <w:szCs w:val="28"/>
+          <w:lang w:eastAsia="zh-CN"/>
+        </w:rPr>
+      </w:pPr>
+      <w:r>
+        <w:rPr>
+          <w:b/>
+          <w:sz w:val="28"/>
+          <w:szCs w:val="28"/>
+          <w:lang w:eastAsia="zh-CN"/>
+        </w:rPr>
+        <w:t>Android2SwiftUI:</w:t>
+      </w:r>
+      <w:r>
+        <w:rPr>
+          <w:sz w:val="28"/>
+          <w:szCs w:val="28"/>
+          <w:lang w:eastAsia="zh-CN"/>
+        </w:rPr>
+        <w:t xml:space="preserve"> Desktop Java application of translating the Android Studio UI design, including layout files and menu files, to </w:t>
+      </w:r>
+      <w:proofErr w:type="spellStart"/>
+      <w:r>
+        <w:rPr>
+          <w:sz w:val="28"/>
+          <w:szCs w:val="28"/>
+          <w:lang w:eastAsia="zh-CN"/>
+        </w:rPr>
+        <w:t>SwiftUI</w:t>
+      </w:r>
+      <w:proofErr w:type="spellEnd"/>
+      <w:r>
+        <w:rPr>
+          <w:sz w:val="28"/>
+          <w:szCs w:val="28"/>
+          <w:lang w:eastAsia="zh-CN"/>
+        </w:rPr>
+        <w:t xml:space="preserve"> codes</w:t>
+      </w:r>
+    </w:p>
+    <w:p>
+      <w:pPr>
+        <w:pStyle w:val="ListParagraph"/>
+        <w:widowControl w:val="0"/>
+        <w:numPr>
+          <w:ilvl w:val="0"/>
+          <w:numId w:val="15"/>
+        </w:numPr>
+        <w:autoSpaceDE w:val="0"/>
+        <w:autoSpaceDN w:val="0"/>
+        <w:adjustRightInd w:val="0"/>
+        <w:jc w:val="both"/>
+        <w:rPr>
+          <w:b/>
+          <w:bCs/>
+          <w:color w:val="548DD4" w:themeColor="text2" w:themeTint="99"/>
+          <w:sz w:val="28"/>
+          <w:szCs w:val="28"/>
+          <w:lang w:eastAsia="zh-CN"/>
+        </w:rPr>
+      </w:pPr>
+      <w:r>
+        <w:rPr>
+          <w:b/>
+          <w:bCs/>
+          <w:sz w:val="28"/>
+          <w:szCs w:val="28"/>
+          <w:lang w:eastAsia="zh-CN"/>
+        </w:rPr>
+        <w:lastRenderedPageBreak/>
+        <w:t>Enquire-Response:</w:t>
+      </w:r>
+      <w:r>
+        <w:rPr>
+          <w:sz w:val="28"/>
+          <w:szCs w:val="28"/>
+          <w:lang w:eastAsia="zh-CN"/>
+        </w:rPr>
+        <w:t xml:space="preserve"> Class/meeting/group coordinator and file synchronizer: administrating class quizzes, surveys, data collections and keeping files synchronized among </w:t>
+      </w:r>
+      <w:proofErr w:type="spellStart"/>
+      <w:r>
+        <w:rPr>
+          <w:sz w:val="28"/>
+          <w:szCs w:val="28"/>
+          <w:lang w:eastAsia="zh-CN"/>
+        </w:rPr>
+        <w:t>iphone</w:t>
+      </w:r>
+      <w:proofErr w:type="spellEnd"/>
+      <w:r>
+        <w:rPr>
+          <w:sz w:val="28"/>
+          <w:szCs w:val="28"/>
+          <w:lang w:eastAsia="zh-CN"/>
+        </w:rPr>
+        <w:t xml:space="preserve">, </w:t>
+      </w:r>
+      <w:proofErr w:type="spellStart"/>
+      <w:r>
+        <w:rPr>
+          <w:sz w:val="28"/>
+          <w:szCs w:val="28"/>
+          <w:lang w:eastAsia="zh-CN"/>
+        </w:rPr>
+        <w:t>ipad</w:t>
+      </w:r>
+      <w:proofErr w:type="spellEnd"/>
+      <w:r>
+        <w:rPr>
+          <w:sz w:val="28"/>
+          <w:szCs w:val="28"/>
+          <w:lang w:eastAsia="zh-CN"/>
+        </w:rPr>
+        <w:t xml:space="preserve">, android devices, </w:t>
+      </w:r>
+      <w:proofErr w:type="spellStart"/>
+      <w:r>
+        <w:rPr>
+          <w:sz w:val="28"/>
+          <w:szCs w:val="28"/>
+          <w:lang w:eastAsia="zh-CN"/>
+        </w:rPr>
+        <w:t>Macbook</w:t>
+      </w:r>
+      <w:proofErr w:type="spellEnd"/>
+      <w:r>
+        <w:rPr>
+          <w:sz w:val="28"/>
+          <w:szCs w:val="28"/>
+          <w:lang w:eastAsia="zh-CN"/>
+        </w:rPr>
+        <w:t xml:space="preserve"> and Windows </w:t>
+      </w:r>
+      <w:proofErr w:type="gramStart"/>
+      <w:r>
+        <w:rPr>
+          <w:sz w:val="28"/>
+          <w:szCs w:val="28"/>
+          <w:lang w:eastAsia="zh-CN"/>
+        </w:rPr>
+        <w:t>PCs.</w:t>
+      </w:r>
       <w:r>
         <w:rPr>
           <w:b/>
@@ -4904,9 +5276,9 @@
           <w:szCs w:val="28"/>
           <w:lang w:eastAsia="zh-CN"/>
         </w:rPr>
-        <w:t xml:space="preserve">       </w:t>
-      </w:r>
-      <w:proofErr w:type="gramStart"/>
+        <w:t>(</w:t>
+      </w:r>
+      <w:proofErr w:type="gramEnd"/>
       <w:r>
         <w:rPr>
           <w:b/>
@@ -4916,210 +5288,7 @@
           <w:szCs w:val="28"/>
           <w:lang w:eastAsia="zh-CN"/>
         </w:rPr>
-        <w:t xml:space="preserve">   (</w:t>
-      </w:r>
-      <w:proofErr w:type="gramEnd"/>
-      <w:r>
-        <w:rPr>
-          <w:sz w:val="28"/>
-          <w:szCs w:val="28"/>
-          <w:lang w:eastAsia="zh-CN"/>
-        </w:rPr>
-        <w:t>1,100,000  lines of source courses)</w:t>
-      </w:r>
-    </w:p>
-    <w:p>
-      <w:pPr>
-        <w:pStyle w:val="ListParagraph"/>
-        <w:widowControl w:val="0"/>
-        <w:numPr>
-          <w:ilvl w:val="0"/>
-          <w:numId w:val="15"/>
-        </w:numPr>
-        <w:autoSpaceDE w:val="0"/>
-        <w:autoSpaceDN w:val="0"/>
-        <w:adjustRightInd w:val="0"/>
-        <w:jc w:val="both"/>
-        <w:rPr>
-          <w:sz w:val="28"/>
-          <w:szCs w:val="28"/>
-          <w:lang w:eastAsia="zh-CN"/>
-        </w:rPr>
-      </w:pPr>
-      <w:r>
-        <w:rPr>
-          <w:b/>
-          <w:sz w:val="28"/>
-          <w:szCs w:val="28"/>
-          <w:lang w:eastAsia="zh-CN"/>
-        </w:rPr>
-        <w:t>J2swift:</w:t>
-      </w:r>
-      <w:r>
-        <w:rPr>
-          <w:sz w:val="28"/>
-          <w:szCs w:val="28"/>
-          <w:lang w:eastAsia="zh-CN"/>
-        </w:rPr>
-        <w:t xml:space="preserve"> Desktop Java application of translating the variable declarations, method APIs as well as math expressions from Java programs to Swift for speeding up the development of apps for Apple devices, but it will not translate libraries that support function calls</w:t>
-      </w:r>
-    </w:p>
-    <w:p>
-      <w:pPr>
-        <w:pStyle w:val="ListParagraph"/>
-        <w:widowControl w:val="0"/>
-        <w:numPr>
-          <w:ilvl w:val="0"/>
-          <w:numId w:val="15"/>
-        </w:numPr>
-        <w:autoSpaceDE w:val="0"/>
-        <w:autoSpaceDN w:val="0"/>
-        <w:adjustRightInd w:val="0"/>
-        <w:jc w:val="both"/>
-        <w:rPr>
-          <w:sz w:val="28"/>
-          <w:szCs w:val="28"/>
-          <w:lang w:eastAsia="zh-CN"/>
-        </w:rPr>
-      </w:pPr>
-      <w:r>
-        <w:rPr>
-          <w:b/>
-          <w:sz w:val="28"/>
-          <w:szCs w:val="28"/>
-          <w:lang w:eastAsia="zh-CN"/>
-        </w:rPr>
-        <w:t>Android2SwiftUI:</w:t>
-      </w:r>
-      <w:r>
-        <w:rPr>
-          <w:sz w:val="28"/>
-          <w:szCs w:val="28"/>
-          <w:lang w:eastAsia="zh-CN"/>
-        </w:rPr>
-        <w:t xml:space="preserve"> Desktop Java application of translating the Android Studio UI design, including layout files and menu files, to </w:t>
-      </w:r>
-      <w:proofErr w:type="spellStart"/>
-      <w:r>
-        <w:rPr>
-          <w:sz w:val="28"/>
-          <w:szCs w:val="28"/>
-          <w:lang w:eastAsia="zh-CN"/>
-        </w:rPr>
-        <w:t>SwiftUI</w:t>
-      </w:r>
-      <w:proofErr w:type="spellEnd"/>
-      <w:r>
-        <w:rPr>
-          <w:sz w:val="28"/>
-          <w:szCs w:val="28"/>
-          <w:lang w:eastAsia="zh-CN"/>
-        </w:rPr>
-        <w:t xml:space="preserve"> codes</w:t>
-      </w:r>
-    </w:p>
-    <w:p>
-      <w:pPr>
-        <w:pStyle w:val="ListParagraph"/>
-        <w:widowControl w:val="0"/>
-        <w:numPr>
-          <w:ilvl w:val="0"/>
-          <w:numId w:val="15"/>
-        </w:numPr>
-        <w:autoSpaceDE w:val="0"/>
-        <w:autoSpaceDN w:val="0"/>
-        <w:adjustRightInd w:val="0"/>
-        <w:jc w:val="both"/>
-        <w:rPr>
-          <w:b/>
-          <w:bCs/>
-          <w:color w:val="548DD4" w:themeColor="text2" w:themeTint="99"/>
-          <w:sz w:val="28"/>
-          <w:szCs w:val="28"/>
-          <w:lang w:eastAsia="zh-CN"/>
-        </w:rPr>
-      </w:pPr>
-      <w:r>
-        <w:rPr>
-          <w:b/>
-          <w:bCs/>
-          <w:sz w:val="28"/>
-          <w:szCs w:val="28"/>
-          <w:lang w:eastAsia="zh-CN"/>
-        </w:rPr>
-        <w:t>Enquire-Response:</w:t>
-      </w:r>
-      <w:r>
-        <w:rPr>
-          <w:sz w:val="28"/>
-          <w:szCs w:val="28"/>
-          <w:lang w:eastAsia="zh-CN"/>
-        </w:rPr>
-        <w:t xml:space="preserve"> Class/meeting/group coordinator and file synchronizer: administrating class quizzes, surveys, data collections and keeping files synchronized among </w:t>
-      </w:r>
-      <w:proofErr w:type="spellStart"/>
-      <w:r>
-        <w:rPr>
-          <w:sz w:val="28"/>
-          <w:szCs w:val="28"/>
-          <w:lang w:eastAsia="zh-CN"/>
-        </w:rPr>
-        <w:t>iphone</w:t>
-      </w:r>
-      <w:proofErr w:type="spellEnd"/>
-      <w:r>
-        <w:rPr>
-          <w:sz w:val="28"/>
-          <w:szCs w:val="28"/>
-          <w:lang w:eastAsia="zh-CN"/>
-        </w:rPr>
-        <w:t xml:space="preserve">, </w:t>
-      </w:r>
-      <w:proofErr w:type="spellStart"/>
-      <w:r>
-        <w:rPr>
-          <w:sz w:val="28"/>
-          <w:szCs w:val="28"/>
-          <w:lang w:eastAsia="zh-CN"/>
-        </w:rPr>
-        <w:t>ipad</w:t>
-      </w:r>
-      <w:proofErr w:type="spellEnd"/>
-      <w:r>
-        <w:rPr>
-          <w:sz w:val="28"/>
-          <w:szCs w:val="28"/>
-          <w:lang w:eastAsia="zh-CN"/>
-        </w:rPr>
-        <w:t xml:space="preserve">, android devices, </w:t>
-      </w:r>
-      <w:proofErr w:type="spellStart"/>
-      <w:r>
-        <w:rPr>
-          <w:sz w:val="28"/>
-          <w:szCs w:val="28"/>
-          <w:lang w:eastAsia="zh-CN"/>
-        </w:rPr>
-        <w:t>Macbook</w:t>
-      </w:r>
-      <w:proofErr w:type="spellEnd"/>
-      <w:r>
-        <w:rPr>
-          <w:sz w:val="28"/>
-          <w:szCs w:val="28"/>
-          <w:lang w:eastAsia="zh-CN"/>
-        </w:rPr>
-        <w:t xml:space="preserve"> and Windows PCs.</w:t>
-      </w:r>
-      <w:r>
-        <w:rPr>
-          <w:b/>
-          <w:bCs/>
-          <w:sz w:val="28"/>
-          <w:szCs w:val="28"/>
-          <w:lang w:eastAsia="zh-CN"/>
-        </w:rPr>
-        <w:t xml:space="preserve"> </w:t>
+        <w:t>google play store</w:t>
       </w:r>
       <w:r>
         <w:rPr>
@@ -5130,42 +5299,18 @@
           <w:szCs w:val="28"/>
           <w:lang w:eastAsia="zh-CN"/>
         </w:rPr>
-        <w:t>(</w:t>
-      </w:r>
-      <w:proofErr w:type="gramStart"/>
+        <w:t xml:space="preserve"> listing: </w:t>
+      </w:r>
       <w:r>
         <w:rPr>
           <w:b/>
           <w:bCs/>
-          <w:color w:val="0070C0"/>
-          <w:sz w:val="28"/>
-          <w:szCs w:val="28"/>
-          <w:lang w:eastAsia="zh-CN"/>
-        </w:rPr>
-        <w:t>google</w:t>
-      </w:r>
-      <w:proofErr w:type="gramEnd"/>
-      <w:r>
-        <w:rPr>
-          <w:b/>
-          <w:bCs/>
-          <w:color w:val="0070C0"/>
-          <w:sz w:val="28"/>
-          <w:szCs w:val="28"/>
-          <w:lang w:eastAsia="zh-CN"/>
-        </w:rPr>
-        <w:t xml:space="preserve"> play store</w:t>
-      </w:r>
-      <w:r>
-        <w:rPr>
-          <w:b/>
-          <w:bCs/>
-          <w:color w:val="0070C0"/>
-          <w:sz w:val="28"/>
-          <w:szCs w:val="28"/>
-          <w:lang w:eastAsia="zh-CN"/>
-        </w:rPr>
-        <w:t xml:space="preserve"> listing: https://play.google.com/store/apps/details?id=com.systemsonweb.response</w:t>
+          <w:color w:val="0000FF"/>
+          <w:sz w:val="28"/>
+          <w:szCs w:val="28"/>
+          <w:lang w:eastAsia="zh-CN"/>
+        </w:rPr>
+        <w:t>https://play.google.com/store/apps/details?id=com.systemsonweb.response</w:t>
       </w:r>
       <w:r>
         <w:rPr>
@@ -5260,15 +5405,9 @@
           <w:szCs w:val="28"/>
           <w:lang w:eastAsia="zh-CN"/>
         </w:rPr>
-        <w:t xml:space="preserve"> listing:</w:t>
-      </w:r>
-      <w:r>
-        <w:rPr>
-          <w:sz w:val="28"/>
-          <w:szCs w:val="28"/>
-        </w:rPr>
         <w:t xml:space="preserve"> </w:t>
       </w:r>
+      <w:proofErr w:type="gramStart"/>
       <w:r>
         <w:rPr>
           <w:b/>
@@ -5278,13 +5417,25 @@
           <w:szCs w:val="28"/>
           <w:lang w:eastAsia="zh-CN"/>
         </w:rPr>
-        <w:t>https://play.google.com/store/apps/details?id=com.systemsonweb.attendance</w:t>
+        <w:t>listing:</w:t>
       </w:r>
       <w:r>
         <w:rPr>
           <w:b/>
           <w:bCs/>
-          <w:color w:val="0070C0"/>
+          <w:color w:val="0000FF"/>
+          <w:sz w:val="28"/>
+          <w:szCs w:val="28"/>
+          <w:lang w:eastAsia="zh-CN"/>
+        </w:rPr>
+        <w:t>https://play.google.com/store/apps/details?id=com.systemsonweb.attendance</w:t>
+      </w:r>
+      <w:proofErr w:type="gramEnd"/>
+      <w:r>
+        <w:rPr>
+          <w:b/>
+          <w:bCs/>
+          <w:color w:val="0000FF"/>
           <w:sz w:val="28"/>
           <w:szCs w:val="28"/>
           <w:lang w:eastAsia="zh-CN"/>
@@ -5330,7 +5481,7 @@
           <w:szCs w:val="28"/>
           <w:lang w:eastAsia="zh-CN"/>
         </w:rPr>
-        <w:t>: Android app of scanning hand-written quiz submissions using digit recognition</w:t>
+        <w:t xml:space="preserve">: Android app of scanning hand-written quiz submissions using digit </w:t>
       </w:r>
       <w:proofErr w:type="gramStart"/>
       <w:r>
@@ -5339,7 +5490,7 @@
           <w:szCs w:val="28"/>
           <w:lang w:eastAsia="zh-CN"/>
         </w:rPr>
-        <w:t xml:space="preserve">   </w:t>
+        <w:t>recognition</w:t>
       </w:r>
       <w:r>
         <w:rPr>
@@ -5373,15 +5524,9 @@
           <w:szCs w:val="28"/>
           <w:lang w:eastAsia="zh-CN"/>
         </w:rPr>
-        <w:t xml:space="preserve"> listing:</w:t>
-      </w:r>
-      <w:r>
-        <w:rPr>
-          <w:sz w:val="28"/>
-          <w:szCs w:val="28"/>
-        </w:rPr>
         <w:t xml:space="preserve"> </w:t>
       </w:r>
+      <w:proofErr w:type="gramStart"/>
       <w:r>
         <w:rPr>
           <w:b/>
@@ -5391,8 +5536,20 @@
           <w:szCs w:val="28"/>
           <w:lang w:eastAsia="zh-CN"/>
         </w:rPr>
+        <w:t>listing:</w:t>
+      </w:r>
+      <w:r>
+        <w:rPr>
+          <w:b/>
+          <w:bCs/>
+          <w:color w:val="0000FF"/>
+          <w:sz w:val="28"/>
+          <w:szCs w:val="28"/>
+          <w:lang w:eastAsia="zh-CN"/>
+        </w:rPr>
         <w:t>https://play.google.com/store/apps/details?id=com.systemsonweb.grading</w:t>
       </w:r>
+      <w:proofErr w:type="gramEnd"/>
       <w:r>
         <w:rPr>
           <w:b/>
@@ -5431,7 +5588,6 @@
           <w:szCs w:val="28"/>
           <w:lang w:eastAsia="zh-CN"/>
         </w:rPr>
-        <w:lastRenderedPageBreak/>
         <w:t>JDAO</w:t>
       </w:r>
       <w:r>
@@ -5608,6 +5764,14 @@
         </w:rPr>
         <w:t>: Web application of merging two csv files using fuzzy key matching</w:t>
       </w:r>
+      <w:r>
+        <w:rPr>
+          <w:sz w:val="28"/>
+          <w:szCs w:val="28"/>
+          <w:lang w:eastAsia="zh-CN"/>
+        </w:rPr>
+        <w:t>, in particular for importing to Blackboard</w:t>
+      </w:r>
     </w:p>
     <w:p>
       <w:pPr>
@@ -5723,7 +5887,78 @@
           <w:sz w:val="28"/>
           <w:szCs w:val="28"/>
         </w:rPr>
-        <w:t>desktop Java application of processing multiple images at a time. Its functions include filtering, finding dominant color, replacing any color, altering geometric properties such as resizing, cropping and cutting corners, detecting human faces and rectangles, and removing straight lines in the background</w:t>
+        <w:t>desktop Java application of processing multiple images at a time. Its functions include filtering, finding dominant color</w:t>
+      </w:r>
+      <w:r>
+        <w:rPr>
+          <w:rFonts w:eastAsia="Times New Roman"/>
+          <w:color w:val="000000" w:themeColor="text1"/>
+          <w:sz w:val="28"/>
+          <w:szCs w:val="28"/>
+        </w:rPr>
+        <w:t xml:space="preserve">, replacing any color, altering </w:t>
+      </w:r>
+      <w:r>
+        <w:rPr>
+          <w:rFonts w:eastAsia="Times New Roman"/>
+          <w:color w:val="000000" w:themeColor="text1"/>
+          <w:sz w:val="28"/>
+          <w:szCs w:val="28"/>
+        </w:rPr>
+        <w:t>geometric properties such as resizing, cropping and cutting corners, detecting human faces and rectangles, and removing straight lines in the background</w:t>
+      </w:r>
+    </w:p>
+    <w:p>
+      <w:pPr>
+        <w:pStyle w:val="ListParagraph"/>
+        <w:numPr>
+          <w:ilvl w:val="0"/>
+          <w:numId w:val="15"/>
+        </w:numPr>
+        <w:jc w:val="both"/>
+        <w:rPr>
+          <w:rFonts w:eastAsia="Times New Roman"/>
+          <w:sz w:val="28"/>
+          <w:szCs w:val="28"/>
+        </w:rPr>
+      </w:pPr>
+      <w:r>
+        <w:rPr>
+          <w:b/>
+          <w:bCs/>
+          <w:sz w:val="28"/>
+          <w:szCs w:val="28"/>
+          <w:lang w:eastAsia="zh-CN"/>
+        </w:rPr>
+        <w:t>B</w:t>
+      </w:r>
+      <w:r>
+        <w:rPr>
+          <w:b/>
+          <w:bCs/>
+          <w:sz w:val="28"/>
+          <w:szCs w:val="28"/>
+          <w:lang w:eastAsia="zh-CN"/>
+        </w:rPr>
+        <w:t>lackboard</w:t>
+      </w:r>
+      <w:r>
+        <w:rPr>
+          <w:b/>
+          <w:bCs/>
+          <w:sz w:val="28"/>
+          <w:szCs w:val="28"/>
+          <w:lang w:eastAsia="zh-CN"/>
+        </w:rPr>
+        <w:t xml:space="preserve"> Batch Grading:</w:t>
+      </w:r>
+      <w:r>
+        <w:rPr>
+          <w:rFonts w:eastAsia="Times New Roman"/>
+          <w:sz w:val="28"/>
+          <w:szCs w:val="28"/>
+        </w:rPr>
+        <w:t xml:space="preserve"> a Java application that grades all submissions to an assignment/test downloaded from Blackboard, in a batch mode.</w:t>
       </w:r>
     </w:p>
     <w:p>
@@ -5763,7 +5998,7 @@
       <w:pPr>
         <w:numPr>
           <w:ilvl w:val="0"/>
-          <w:numId w:val="13"/>
+          <w:numId w:val="17"/>
         </w:numPr>
         <w:jc w:val="both"/>
         <w:rPr>
@@ -5783,20 +6018,115 @@
       <w:pPr>
         <w:numPr>
           <w:ilvl w:val="0"/>
-          <w:numId w:val="13"/>
-        </w:numPr>
-        <w:jc w:val="both"/>
-        <w:rPr>
-          <w:sz w:val="28"/>
-          <w:szCs w:val="28"/>
-        </w:rPr>
-      </w:pPr>
-      <w:r>
-        <w:rPr>
-          <w:sz w:val="28"/>
-          <w:szCs w:val="28"/>
-        </w:rPr>
-        <w:t xml:space="preserve">A Teaching and learning management system, Asia </w:t>
+          <w:numId w:val="17"/>
+        </w:numPr>
+        <w:jc w:val="both"/>
+        <w:rPr>
+          <w:sz w:val="28"/>
+          <w:szCs w:val="28"/>
+        </w:rPr>
+      </w:pPr>
+      <w:r>
+        <w:rPr>
+          <w:sz w:val="28"/>
+          <w:szCs w:val="28"/>
+        </w:rPr>
+        <w:t>A Teaching and learning management system, Asia Unive</w:t>
+      </w:r>
+      <w:r>
+        <w:rPr>
+          <w:rFonts w:hint="eastAsia"/>
+          <w:sz w:val="28"/>
+          <w:szCs w:val="28"/>
+        </w:rPr>
+        <w:t>r</w:t>
+      </w:r>
+      <w:r>
+        <w:rPr>
+          <w:sz w:val="28"/>
+          <w:szCs w:val="28"/>
+        </w:rPr>
+        <w:t>sity, Korea, 5/2010</w:t>
+      </w:r>
+    </w:p>
+    <w:p>
+      <w:pPr>
+        <w:numPr>
+          <w:ilvl w:val="0"/>
+          <w:numId w:val="17"/>
+        </w:numPr>
+        <w:jc w:val="both"/>
+        <w:rPr>
+          <w:sz w:val="28"/>
+          <w:szCs w:val="28"/>
+        </w:rPr>
+      </w:pPr>
+      <w:r>
+        <w:rPr>
+          <w:sz w:val="28"/>
+          <w:szCs w:val="28"/>
+        </w:rPr>
+        <w:t>Image compression and transmission on an airborne system, Army Research Lab, USA, 7/2007</w:t>
+      </w:r>
+    </w:p>
+    <w:p>
+      <w:pPr>
+        <w:numPr>
+          <w:ilvl w:val="0"/>
+          <w:numId w:val="17"/>
+        </w:numPr>
+        <w:jc w:val="both"/>
+        <w:rPr>
+          <w:sz w:val="28"/>
+          <w:szCs w:val="28"/>
+        </w:rPr>
+      </w:pPr>
+      <w:r>
+        <w:rPr>
+          <w:sz w:val="28"/>
+          <w:szCs w:val="28"/>
+        </w:rPr>
+        <w:t xml:space="preserve">A numerical algorithm on inverse problems for wave equation, International Conference on Scientific Computing, Nanjing, China 6/2005 </w:t>
+      </w:r>
+    </w:p>
+    <w:p>
+      <w:pPr>
+        <w:numPr>
+          <w:ilvl w:val="0"/>
+          <w:numId w:val="17"/>
+        </w:numPr>
+        <w:jc w:val="both"/>
+        <w:rPr>
+          <w:sz w:val="28"/>
+          <w:szCs w:val="28"/>
+        </w:rPr>
+      </w:pPr>
+      <w:r>
+        <w:rPr>
+          <w:sz w:val="28"/>
+          <w:szCs w:val="28"/>
+        </w:rPr>
+        <w:t>Development of a teaching management system, University of Maryland at East shore, 2001</w:t>
+      </w:r>
+    </w:p>
+    <w:p>
+      <w:pPr>
+        <w:numPr>
+          <w:ilvl w:val="0"/>
+          <w:numId w:val="17"/>
+        </w:numPr>
+        <w:jc w:val="both"/>
+        <w:rPr>
+          <w:sz w:val="28"/>
+          <w:szCs w:val="28"/>
+        </w:rPr>
+      </w:pPr>
+      <w:r>
+        <w:rPr>
+          <w:sz w:val="28"/>
+          <w:szCs w:val="28"/>
+        </w:rPr>
+        <w:t xml:space="preserve">Some recent results on inverse problems, invited presentation, </w:t>
       </w:r>
       <w:proofErr w:type="spellStart"/>
       <w:r>
@@ -5804,95 +6134,1106 @@
           <w:sz w:val="28"/>
           <w:szCs w:val="28"/>
         </w:rPr>
-        <w:t>Univesity</w:t>
+        <w:t>U.</w:t>
+      </w:r>
+      <w:proofErr w:type="gramStart"/>
+      <w:r>
+        <w:rPr>
+          <w:sz w:val="28"/>
+          <w:szCs w:val="28"/>
+        </w:rPr>
+        <w:t>S.Naval</w:t>
       </w:r>
       <w:proofErr w:type="spellEnd"/>
-      <w:r>
-        <w:rPr>
-          <w:sz w:val="28"/>
-          <w:szCs w:val="28"/>
-        </w:rPr>
-        <w:t>, Korea, 5/2010</w:t>
+      <w:proofErr w:type="gramEnd"/>
+      <w:r>
+        <w:rPr>
+          <w:sz w:val="28"/>
+          <w:szCs w:val="28"/>
+        </w:rPr>
+        <w:t xml:space="preserve"> Academy, 2/1997</w:t>
+      </w:r>
+      <w:r>
+        <w:rPr>
+          <w:sz w:val="28"/>
+          <w:szCs w:val="28"/>
+        </w:rPr>
+        <w:t xml:space="preserve">. </w:t>
+      </w:r>
+      <w:r>
+        <w:rPr>
+          <w:sz w:val="28"/>
+          <w:szCs w:val="28"/>
+        </w:rPr>
+        <w:t xml:space="preserve">Inverse problems for radially dependent media, The International Society for Analysis, its    </w:t>
       </w:r>
     </w:p>
     <w:p>
       <w:pPr>
         <w:numPr>
           <w:ilvl w:val="0"/>
-          <w:numId w:val="13"/>
-        </w:numPr>
-        <w:jc w:val="both"/>
-        <w:rPr>
-          <w:sz w:val="28"/>
-          <w:szCs w:val="28"/>
-        </w:rPr>
-      </w:pPr>
-      <w:r>
-        <w:rPr>
-          <w:sz w:val="28"/>
-          <w:szCs w:val="28"/>
-        </w:rPr>
-        <w:t>Image compression and transmission on an airborne system, Army Research Lab, USA, 7/2007</w:t>
+          <w:numId w:val="17"/>
+        </w:numPr>
+        <w:jc w:val="both"/>
+        <w:rPr>
+          <w:sz w:val="28"/>
+          <w:szCs w:val="28"/>
+        </w:rPr>
+      </w:pPr>
+      <w:r>
+        <w:rPr>
+          <w:sz w:val="28"/>
+          <w:szCs w:val="28"/>
+        </w:rPr>
+        <w:t xml:space="preserve">Applications and Computation (ISAAC), Newark, Delaware, June, 1997 </w:t>
       </w:r>
     </w:p>
     <w:p>
       <w:pPr>
         <w:numPr>
           <w:ilvl w:val="0"/>
-          <w:numId w:val="13"/>
-        </w:numPr>
-        <w:jc w:val="both"/>
-        <w:rPr>
-          <w:sz w:val="28"/>
-          <w:szCs w:val="28"/>
-        </w:rPr>
-      </w:pPr>
-      <w:r>
-        <w:rPr>
-          <w:sz w:val="28"/>
-          <w:szCs w:val="28"/>
-        </w:rPr>
-        <w:t xml:space="preserve">A numerical algorithm on inverse problems for wave equation, International Conference on Scientific Computing, Nanjing, China 6/2005 </w:t>
+          <w:numId w:val="17"/>
+        </w:numPr>
+        <w:jc w:val="both"/>
+        <w:rPr>
+          <w:sz w:val="28"/>
+          <w:szCs w:val="28"/>
+        </w:rPr>
+      </w:pPr>
+      <w:r>
+        <w:rPr>
+          <w:sz w:val="28"/>
+          <w:szCs w:val="28"/>
+        </w:rPr>
+        <w:t>Acoustic scattering in shallow ocean, The Third International Theoretical</w:t>
+      </w:r>
+      <w:r>
+        <w:rPr>
+          <w:sz w:val="28"/>
+          <w:szCs w:val="28"/>
+        </w:rPr>
+        <w:t xml:space="preserve"> </w:t>
+      </w:r>
+      <w:r>
+        <w:rPr>
+          <w:sz w:val="28"/>
+          <w:szCs w:val="28"/>
+        </w:rPr>
+        <w:t>and Computational Acoustics, Newark, New Jersey, June 1997</w:t>
       </w:r>
     </w:p>
     <w:p>
       <w:pPr>
         <w:numPr>
           <w:ilvl w:val="0"/>
-          <w:numId w:val="13"/>
-        </w:numPr>
-        <w:jc w:val="both"/>
-        <w:rPr>
-          <w:sz w:val="28"/>
-          <w:szCs w:val="28"/>
-        </w:rPr>
-      </w:pPr>
-      <w:r>
-        <w:rPr>
-          <w:sz w:val="28"/>
-          <w:szCs w:val="28"/>
-        </w:rPr>
-        <w:t>Development of a teaching management system, University of Maryland at East shore, 2001</w:t>
+          <w:numId w:val="17"/>
+        </w:numPr>
+        <w:jc w:val="both"/>
+        <w:rPr>
+          <w:sz w:val="28"/>
+          <w:szCs w:val="28"/>
+        </w:rPr>
+      </w:pPr>
+      <w:r>
+        <w:rPr>
+          <w:sz w:val="28"/>
+          <w:szCs w:val="28"/>
+        </w:rPr>
+        <w:t xml:space="preserve">Acoustic near-field approximation in shallow ocean, 915th </w:t>
+      </w:r>
+      <w:proofErr w:type="gramStart"/>
+      <w:r>
+        <w:rPr>
+          <w:sz w:val="28"/>
+          <w:szCs w:val="28"/>
+        </w:rPr>
+        <w:t>American  Mathematical</w:t>
+      </w:r>
+      <w:proofErr w:type="gramEnd"/>
+      <w:r>
+        <w:rPr>
+          <w:sz w:val="28"/>
+          <w:szCs w:val="28"/>
+        </w:rPr>
+        <w:t xml:space="preserve"> </w:t>
+      </w:r>
+      <w:proofErr w:type="gramStart"/>
+      <w:r>
+        <w:rPr>
+          <w:sz w:val="28"/>
+          <w:szCs w:val="28"/>
+        </w:rPr>
+        <w:t>Society  Conference</w:t>
+      </w:r>
+      <w:proofErr w:type="gramEnd"/>
+      <w:r>
+        <w:rPr>
+          <w:sz w:val="28"/>
+          <w:szCs w:val="28"/>
+        </w:rPr>
+        <w:t xml:space="preserve">, Chattanooga, 10/1996, Abstract published in Notice of AMS, Vol. </w:t>
+      </w:r>
+      <w:r>
+        <w:rPr>
+          <w:sz w:val="28"/>
+          <w:szCs w:val="28"/>
+        </w:rPr>
+        <w:t>43, No.</w:t>
+      </w:r>
+      <w:proofErr w:type="gramStart"/>
+      <w:r>
+        <w:rPr>
+          <w:sz w:val="28"/>
+          <w:szCs w:val="28"/>
+        </w:rPr>
+        <w:t>10,  Oct.</w:t>
+      </w:r>
+      <w:proofErr w:type="gramEnd"/>
+      <w:r>
+        <w:rPr>
+          <w:sz w:val="28"/>
+          <w:szCs w:val="28"/>
+        </w:rPr>
+        <w:t>1996, p128</w:t>
       </w:r>
     </w:p>
     <w:p>
       <w:pPr>
         <w:numPr>
           <w:ilvl w:val="0"/>
-          <w:numId w:val="13"/>
-        </w:numPr>
-        <w:jc w:val="both"/>
-        <w:rPr>
-          <w:sz w:val="28"/>
-          <w:szCs w:val="28"/>
-        </w:rPr>
-      </w:pPr>
-      <w:r>
-        <w:rPr>
-          <w:sz w:val="28"/>
-          <w:szCs w:val="28"/>
-        </w:rPr>
-        <w:t xml:space="preserve">Some recent results on inverse problems, invited </w:t>
+          <w:numId w:val="17"/>
+        </w:numPr>
+        <w:jc w:val="both"/>
+        <w:rPr>
+          <w:rFonts w:ascii="FangSong_GB2312" w:eastAsia="FangSong_GB2312" w:hAnsi="FangSong_GB2312"/>
+          <w:color w:val="000000" w:themeColor="text1"/>
+          <w:sz w:val="28"/>
+          <w:szCs w:val="28"/>
+          <w:lang w:eastAsia="zh-CN"/>
+        </w:rPr>
+      </w:pPr>
+      <w:r>
+        <w:rPr>
+          <w:rFonts w:ascii="FangSong_GB2312" w:eastAsia="FangSong_GB2312" w:hAnsi="FangSong_GB2312" w:hint="eastAsia"/>
+          <w:color w:val="000000" w:themeColor="text1"/>
+          <w:sz w:val="28"/>
+          <w:szCs w:val="28"/>
+          <w:lang w:eastAsia="zh-CN"/>
+        </w:rPr>
+        <w:t>一个网上教与学管理系统</w:t>
+      </w:r>
+      <w:r>
+        <w:rPr>
+          <w:rFonts w:ascii="FangSong_GB2312" w:eastAsia="FangSong_GB2312" w:hAnsi="FangSong_GB2312"/>
+          <w:color w:val="000000" w:themeColor="text1"/>
+          <w:sz w:val="28"/>
+          <w:szCs w:val="28"/>
+          <w:lang w:eastAsia="zh-CN"/>
+        </w:rPr>
+        <w:t xml:space="preserve">, </w:t>
+      </w:r>
+      <w:r>
+        <w:rPr>
+          <w:rFonts w:ascii="FangSong_GB2312" w:eastAsia="FangSong_GB2312" w:hAnsi="FangSong_GB2312" w:hint="eastAsia"/>
+          <w:color w:val="000000" w:themeColor="text1"/>
+          <w:sz w:val="28"/>
+          <w:szCs w:val="28"/>
+          <w:lang w:eastAsia="zh-CN"/>
+        </w:rPr>
+        <w:t>清华大学</w:t>
+      </w:r>
+      <w:r>
+        <w:rPr>
+          <w:rFonts w:ascii="FangSong_GB2312" w:eastAsia="FangSong_GB2312" w:hAnsi="FangSong_GB2312"/>
+          <w:color w:val="000000" w:themeColor="text1"/>
+          <w:sz w:val="28"/>
+          <w:szCs w:val="28"/>
+          <w:lang w:eastAsia="zh-CN"/>
+        </w:rPr>
+        <w:t>, 20</w:t>
+      </w:r>
+      <w:r>
+        <w:rPr>
+          <w:rFonts w:ascii="FangSong_GB2312" w:eastAsia="FangSong_GB2312" w:hAnsi="FangSong_GB2312" w:hint="eastAsia"/>
+          <w:color w:val="000000" w:themeColor="text1"/>
+          <w:sz w:val="28"/>
+          <w:szCs w:val="28"/>
+          <w:lang w:eastAsia="zh-CN"/>
+        </w:rPr>
+        <w:t>07年 10月</w:t>
+      </w:r>
+    </w:p>
+    <w:p>
+      <w:pPr>
+        <w:numPr>
+          <w:ilvl w:val="0"/>
+          <w:numId w:val="17"/>
+        </w:numPr>
+        <w:jc w:val="both"/>
+        <w:rPr>
+          <w:rFonts w:ascii="FangSong_GB2312" w:eastAsia="FangSong_GB2312" w:hAnsi="FangSong_GB2312"/>
+          <w:sz w:val="28"/>
+          <w:szCs w:val="28"/>
+          <w:lang w:eastAsia="zh-CN"/>
+        </w:rPr>
+      </w:pPr>
+      <w:r>
+        <w:rPr>
+          <w:rFonts w:ascii="FangSong_GB2312" w:eastAsia="FangSong_GB2312" w:hAnsi="FangSong_GB2312" w:hint="eastAsia"/>
+          <w:sz w:val="28"/>
+          <w:szCs w:val="28"/>
+          <w:lang w:eastAsia="zh-CN"/>
+        </w:rPr>
+        <w:t>一个网上学习管理系统</w:t>
+      </w:r>
+      <w:r>
+        <w:rPr>
+          <w:rFonts w:ascii="FangSong_GB2312" w:eastAsia="FangSong_GB2312" w:hAnsi="FangSong_GB2312"/>
+          <w:sz w:val="28"/>
+          <w:szCs w:val="28"/>
+          <w:lang w:eastAsia="zh-CN"/>
+        </w:rPr>
+        <w:t xml:space="preserve">, </w:t>
+      </w:r>
+      <w:r>
+        <w:rPr>
+          <w:rFonts w:ascii="FangSong_GB2312" w:eastAsia="FangSong_GB2312" w:hAnsi="FangSong_GB2312" w:hint="eastAsia"/>
+          <w:sz w:val="28"/>
+          <w:szCs w:val="28"/>
+          <w:lang w:eastAsia="zh-CN"/>
+        </w:rPr>
+        <w:t>西南财经大学</w:t>
+      </w:r>
+      <w:r>
+        <w:rPr>
+          <w:rFonts w:ascii="FangSong_GB2312" w:eastAsia="FangSong_GB2312" w:hAnsi="FangSong_GB2312"/>
+          <w:sz w:val="28"/>
+          <w:szCs w:val="28"/>
+          <w:lang w:eastAsia="zh-CN"/>
+        </w:rPr>
+        <w:t>, 20</w:t>
+      </w:r>
+      <w:r>
+        <w:rPr>
+          <w:rFonts w:ascii="FangSong_GB2312" w:eastAsia="FangSong_GB2312" w:hAnsi="FangSong_GB2312" w:hint="eastAsia"/>
+          <w:sz w:val="28"/>
+          <w:szCs w:val="28"/>
+          <w:lang w:eastAsia="zh-CN"/>
+        </w:rPr>
+        <w:t>09年 12月</w:t>
+      </w:r>
+    </w:p>
+    <w:p>
+      <w:pPr>
+        <w:numPr>
+          <w:ilvl w:val="0"/>
+          <w:numId w:val="17"/>
+        </w:numPr>
+        <w:jc w:val="both"/>
+        <w:rPr>
+          <w:rFonts w:ascii="FangSong_GB2312" w:eastAsia="FangSong_GB2312" w:hAnsi="FangSong_GB2312"/>
+          <w:sz w:val="28"/>
+          <w:szCs w:val="28"/>
+          <w:lang w:eastAsia="zh-CN"/>
+        </w:rPr>
+      </w:pPr>
+      <w:r>
+        <w:rPr>
+          <w:rFonts w:ascii="FangSong_GB2312" w:eastAsia="FangSong_GB2312" w:hAnsi="FangSong_GB2312" w:hint="eastAsia"/>
+          <w:sz w:val="28"/>
+          <w:szCs w:val="28"/>
+          <w:lang w:eastAsia="zh-CN"/>
+        </w:rPr>
+        <w:t>一个网上学习管理系统</w:t>
+      </w:r>
+      <w:r>
+        <w:rPr>
+          <w:rFonts w:ascii="FangSong_GB2312" w:eastAsia="FangSong_GB2312" w:hAnsi="FangSong_GB2312"/>
+          <w:sz w:val="28"/>
+          <w:szCs w:val="28"/>
+          <w:lang w:eastAsia="zh-CN"/>
+        </w:rPr>
+        <w:t xml:space="preserve">, </w:t>
+      </w:r>
+      <w:r>
+        <w:rPr>
+          <w:rFonts w:ascii="FangSong_GB2312" w:eastAsia="FangSong_GB2312" w:hAnsi="FangSong_GB2312" w:hint="eastAsia"/>
+          <w:sz w:val="28"/>
+          <w:szCs w:val="28"/>
+          <w:lang w:eastAsia="zh-CN"/>
+        </w:rPr>
+        <w:t>四川大学</w:t>
+      </w:r>
+      <w:r>
+        <w:rPr>
+          <w:rFonts w:ascii="FangSong_GB2312" w:eastAsia="FangSong_GB2312" w:hAnsi="FangSong_GB2312"/>
+          <w:sz w:val="28"/>
+          <w:szCs w:val="28"/>
+          <w:lang w:eastAsia="zh-CN"/>
+        </w:rPr>
+        <w:t>, 20</w:t>
+      </w:r>
+      <w:r>
+        <w:rPr>
+          <w:rFonts w:ascii="FangSong_GB2312" w:eastAsia="FangSong_GB2312" w:hAnsi="FangSong_GB2312" w:hint="eastAsia"/>
+          <w:sz w:val="28"/>
+          <w:szCs w:val="28"/>
+          <w:lang w:eastAsia="zh-CN"/>
+        </w:rPr>
+        <w:t>09年 12月</w:t>
+      </w:r>
+    </w:p>
+    <w:p>
+      <w:pPr>
+        <w:numPr>
+          <w:ilvl w:val="0"/>
+          <w:numId w:val="17"/>
+        </w:numPr>
+        <w:jc w:val="both"/>
+        <w:rPr>
+          <w:rFonts w:ascii="FangSong_GB2312" w:eastAsia="FangSong_GB2312" w:hAnsi="FangSong_GB2312"/>
+          <w:sz w:val="28"/>
+          <w:szCs w:val="28"/>
+          <w:lang w:eastAsia="zh-CN"/>
+        </w:rPr>
+      </w:pPr>
+      <w:r>
+        <w:rPr>
+          <w:rFonts w:ascii="FangSong_GB2312" w:eastAsia="FangSong_GB2312" w:hAnsi="FangSong_GB2312" w:hint="eastAsia"/>
+          <w:sz w:val="28"/>
+          <w:szCs w:val="28"/>
+          <w:lang w:eastAsia="zh-CN"/>
+        </w:rPr>
+        <w:t>一个网上学习管理系统</w:t>
+      </w:r>
+      <w:r>
+        <w:rPr>
+          <w:rFonts w:ascii="FangSong_GB2312" w:eastAsia="FangSong_GB2312" w:hAnsi="FangSong_GB2312"/>
+          <w:sz w:val="28"/>
+          <w:szCs w:val="28"/>
+          <w:lang w:eastAsia="zh-CN"/>
+        </w:rPr>
+        <w:t xml:space="preserve">, </w:t>
+      </w:r>
+      <w:r>
+        <w:rPr>
+          <w:rFonts w:ascii="FangSong_GB2312" w:eastAsia="FangSong_GB2312" w:hAnsi="FangSong_GB2312" w:hint="eastAsia"/>
+          <w:sz w:val="28"/>
+          <w:szCs w:val="28"/>
+          <w:lang w:eastAsia="zh-CN"/>
+        </w:rPr>
+        <w:t>景德镇陶瓷</w:t>
+      </w:r>
+      <w:r>
+        <w:rPr>
+          <w:rFonts w:ascii="FangSong_GB2312" w:eastAsia="FangSong_GB2312" w:hAnsi="FangSong_GB2312" w:hint="eastAsia"/>
+          <w:sz w:val="28"/>
+          <w:szCs w:val="28"/>
+          <w:lang w:eastAsia="zh-CN"/>
+        </w:rPr>
+        <w:t>大学</w:t>
+      </w:r>
+      <w:r>
+        <w:rPr>
+          <w:rFonts w:ascii="FangSong_GB2312" w:eastAsia="FangSong_GB2312" w:hAnsi="FangSong_GB2312"/>
+          <w:sz w:val="28"/>
+          <w:szCs w:val="28"/>
+          <w:lang w:eastAsia="zh-CN"/>
+        </w:rPr>
+        <w:t>, 20</w:t>
+      </w:r>
+      <w:r>
+        <w:rPr>
+          <w:rFonts w:ascii="FangSong_GB2312" w:eastAsia="FangSong_GB2312" w:hAnsi="FangSong_GB2312" w:hint="eastAsia"/>
+          <w:sz w:val="28"/>
+          <w:szCs w:val="28"/>
+          <w:lang w:eastAsia="zh-CN"/>
+        </w:rPr>
+        <w:t>10</w:t>
+      </w:r>
+      <w:r>
+        <w:rPr>
+          <w:rFonts w:ascii="FangSong_GB2312" w:eastAsia="FangSong_GB2312" w:hAnsi="FangSong_GB2312" w:hint="eastAsia"/>
+          <w:sz w:val="28"/>
+          <w:szCs w:val="28"/>
+          <w:lang w:eastAsia="zh-CN"/>
+        </w:rPr>
+        <w:t>年 1月</w:t>
+      </w:r>
+    </w:p>
+    <w:p>
+      <w:pPr>
+        <w:numPr>
+          <w:ilvl w:val="0"/>
+          <w:numId w:val="17"/>
+        </w:numPr>
+        <w:jc w:val="both"/>
+        <w:rPr>
+          <w:rFonts w:ascii="FangSong_GB2312" w:eastAsia="FangSong_GB2312" w:hAnsi="FangSong_GB2312"/>
+          <w:sz w:val="28"/>
+          <w:szCs w:val="28"/>
+          <w:lang w:eastAsia="zh-CN"/>
+        </w:rPr>
+      </w:pPr>
+      <w:r>
+        <w:rPr>
+          <w:rFonts w:ascii="FangSong_GB2312" w:eastAsia="FangSong_GB2312" w:hAnsi="FangSong_GB2312" w:hint="eastAsia"/>
+          <w:sz w:val="28"/>
+          <w:szCs w:val="28"/>
+          <w:lang w:eastAsia="zh-CN"/>
+        </w:rPr>
+        <w:t>一个网上学习管理系统</w:t>
+      </w:r>
+      <w:r>
+        <w:rPr>
+          <w:rFonts w:ascii="FangSong_GB2312" w:eastAsia="FangSong_GB2312" w:hAnsi="FangSong_GB2312"/>
+          <w:sz w:val="28"/>
+          <w:szCs w:val="28"/>
+          <w:lang w:eastAsia="zh-CN"/>
+        </w:rPr>
+        <w:t xml:space="preserve">, </w:t>
+      </w:r>
+      <w:r>
+        <w:rPr>
+          <w:rFonts w:ascii="FangSong_GB2312" w:eastAsia="FangSong_GB2312" w:hAnsi="FangSong_GB2312" w:hint="eastAsia"/>
+          <w:sz w:val="28"/>
+          <w:szCs w:val="28"/>
+          <w:lang w:eastAsia="zh-CN"/>
+        </w:rPr>
+        <w:t>韩国亚洲大学，</w:t>
+      </w:r>
+      <w:r>
+        <w:rPr>
+          <w:rFonts w:ascii="FangSong_GB2312" w:eastAsia="FangSong_GB2312" w:hAnsi="FangSong_GB2312"/>
+          <w:sz w:val="28"/>
+          <w:szCs w:val="28"/>
+          <w:lang w:eastAsia="zh-CN"/>
+        </w:rPr>
+        <w:t>201</w:t>
+      </w:r>
+      <w:r>
+        <w:rPr>
+          <w:rFonts w:ascii="FangSong_GB2312" w:eastAsia="FangSong_GB2312" w:hAnsi="FangSong_GB2312" w:hint="eastAsia"/>
+          <w:sz w:val="28"/>
+          <w:szCs w:val="28"/>
+          <w:lang w:eastAsia="zh-CN"/>
+        </w:rPr>
+        <w:t>0年 5月</w:t>
+      </w:r>
+    </w:p>
+    <w:p>
+      <w:pPr>
+        <w:numPr>
+          <w:ilvl w:val="0"/>
+          <w:numId w:val="17"/>
+        </w:numPr>
+        <w:jc w:val="both"/>
+        <w:rPr>
+          <w:rFonts w:ascii="FangSong_GB2312" w:eastAsia="FangSong_GB2312" w:hAnsi="FangSong_GB2312"/>
+          <w:sz w:val="28"/>
+          <w:szCs w:val="28"/>
+          <w:lang w:eastAsia="zh-CN"/>
+        </w:rPr>
+      </w:pPr>
+      <w:r>
+        <w:rPr>
+          <w:rFonts w:ascii="FangSong_GB2312" w:eastAsia="FangSong_GB2312" w:hAnsi="FangSong_GB2312" w:hint="eastAsia"/>
+          <w:sz w:val="28"/>
+          <w:szCs w:val="28"/>
+          <w:lang w:eastAsia="zh-CN"/>
+        </w:rPr>
+        <w:t>一个教学辅助暨教学质量评估支持系统</w:t>
+      </w:r>
+      <w:r>
+        <w:rPr>
+          <w:rFonts w:ascii="FangSong_GB2312" w:eastAsia="FangSong_GB2312" w:hAnsi="FangSong_GB2312"/>
+          <w:sz w:val="28"/>
+          <w:szCs w:val="28"/>
+          <w:lang w:eastAsia="zh-CN"/>
+        </w:rPr>
+        <w:t xml:space="preserve">, </w:t>
+      </w:r>
+      <w:r>
+        <w:rPr>
+          <w:rFonts w:ascii="FangSong_GB2312" w:eastAsia="FangSong_GB2312" w:hAnsi="FangSong_GB2312" w:hint="eastAsia"/>
+          <w:sz w:val="28"/>
+          <w:szCs w:val="28"/>
+          <w:lang w:eastAsia="zh-CN"/>
+        </w:rPr>
+        <w:t>深圳海亚科技公司</w:t>
+      </w:r>
+      <w:r>
+        <w:rPr>
+          <w:rFonts w:ascii="FangSong_GB2312" w:eastAsia="FangSong_GB2312" w:hAnsi="FangSong_GB2312"/>
+          <w:sz w:val="28"/>
+          <w:szCs w:val="28"/>
+          <w:lang w:eastAsia="zh-CN"/>
+        </w:rPr>
+        <w:t>, 201</w:t>
+      </w:r>
+      <w:r>
+        <w:rPr>
+          <w:rFonts w:ascii="FangSong_GB2312" w:eastAsia="FangSong_GB2312" w:hAnsi="FangSong_GB2312" w:hint="eastAsia"/>
+          <w:sz w:val="28"/>
+          <w:szCs w:val="28"/>
+          <w:lang w:eastAsia="zh-CN"/>
+        </w:rPr>
+        <w:t>4年 8月</w:t>
+      </w:r>
+    </w:p>
+    <w:p>
+      <w:pPr>
+        <w:numPr>
+          <w:ilvl w:val="0"/>
+          <w:numId w:val="17"/>
+        </w:numPr>
+        <w:jc w:val="both"/>
+        <w:rPr>
+          <w:rFonts w:ascii="FangSong_GB2312" w:eastAsia="FangSong_GB2312" w:hAnsi="FangSong_GB2312"/>
+          <w:sz w:val="28"/>
+          <w:szCs w:val="28"/>
+          <w:lang w:eastAsia="zh-CN"/>
+        </w:rPr>
+      </w:pPr>
+      <w:r>
+        <w:rPr>
+          <w:rFonts w:ascii="FangSong_GB2312" w:eastAsia="FangSong_GB2312" w:hAnsi="FangSong_GB2312" w:hint="eastAsia"/>
+          <w:sz w:val="28"/>
+          <w:szCs w:val="28"/>
+          <w:lang w:eastAsia="zh-CN"/>
+        </w:rPr>
+        <w:t>一个教学辅助暨教学质量评估支持系统</w:t>
+      </w:r>
+      <w:r>
+        <w:rPr>
+          <w:rFonts w:ascii="FangSong_GB2312" w:eastAsia="FangSong_GB2312" w:hAnsi="FangSong_GB2312"/>
+          <w:sz w:val="28"/>
+          <w:szCs w:val="28"/>
+          <w:lang w:eastAsia="zh-CN"/>
+        </w:rPr>
+        <w:t xml:space="preserve">, </w:t>
+      </w:r>
+      <w:r>
+        <w:rPr>
+          <w:rFonts w:ascii="FangSong_GB2312" w:eastAsia="FangSong_GB2312" w:hAnsi="FangSong_GB2312" w:hint="eastAsia"/>
+          <w:sz w:val="28"/>
+          <w:szCs w:val="28"/>
+          <w:lang w:eastAsia="zh-CN"/>
+        </w:rPr>
+        <w:t>江西外语外贸学院</w:t>
+      </w:r>
+      <w:r>
+        <w:rPr>
+          <w:rFonts w:ascii="FangSong_GB2312" w:eastAsia="FangSong_GB2312" w:hAnsi="FangSong_GB2312"/>
+          <w:sz w:val="28"/>
+          <w:szCs w:val="28"/>
+          <w:lang w:eastAsia="zh-CN"/>
+        </w:rPr>
+        <w:t xml:space="preserve">, 2015 </w:t>
+      </w:r>
+      <w:r>
+        <w:rPr>
+          <w:rFonts w:ascii="FangSong_GB2312" w:eastAsia="FangSong_GB2312" w:hAnsi="FangSong_GB2312" w:hint="eastAsia"/>
+          <w:sz w:val="28"/>
+          <w:szCs w:val="28"/>
+          <w:lang w:eastAsia="zh-CN"/>
+        </w:rPr>
+        <w:t>年 4月</w:t>
+      </w:r>
+    </w:p>
+    <w:p>
+      <w:pPr>
+        <w:numPr>
+          <w:ilvl w:val="0"/>
+          <w:numId w:val="17"/>
+        </w:numPr>
+        <w:jc w:val="both"/>
+        <w:rPr>
+          <w:rFonts w:ascii="FangSong_GB2312" w:eastAsia="FangSong_GB2312" w:hAnsi="FangSong_GB2312"/>
+          <w:sz w:val="28"/>
+          <w:szCs w:val="28"/>
+          <w:lang w:eastAsia="zh-CN"/>
+        </w:rPr>
+      </w:pPr>
+      <w:r>
+        <w:rPr>
+          <w:rFonts w:ascii="FangSong_GB2312" w:eastAsia="FangSong_GB2312" w:hAnsi="FangSong_GB2312" w:hint="eastAsia"/>
+          <w:sz w:val="28"/>
+          <w:szCs w:val="28"/>
+          <w:lang w:eastAsia="zh-CN"/>
+        </w:rPr>
+        <w:t>一个网上学习管理系统</w:t>
+      </w:r>
+      <w:r>
+        <w:rPr>
+          <w:rFonts w:ascii="FangSong_GB2312" w:eastAsia="FangSong_GB2312" w:hAnsi="FangSong_GB2312"/>
+          <w:sz w:val="28"/>
+          <w:szCs w:val="28"/>
+          <w:lang w:eastAsia="zh-CN"/>
+        </w:rPr>
+        <w:t xml:space="preserve">, </w:t>
+      </w:r>
+      <w:r>
+        <w:rPr>
+          <w:rFonts w:ascii="FangSong_GB2312" w:eastAsia="FangSong_GB2312" w:hAnsi="FangSong_GB2312" w:hint="eastAsia"/>
+          <w:sz w:val="28"/>
+          <w:szCs w:val="28"/>
+          <w:lang w:eastAsia="zh-CN"/>
+        </w:rPr>
+        <w:t xml:space="preserve">韩国 </w:t>
+      </w:r>
+      <w:r>
+        <w:rPr>
+          <w:rFonts w:ascii="FangSong_GB2312" w:eastAsia="FangSong_GB2312" w:hAnsi="FangSong_GB2312"/>
+          <w:sz w:val="28"/>
+          <w:szCs w:val="28"/>
+          <w:lang w:eastAsia="zh-CN"/>
+        </w:rPr>
+        <w:t xml:space="preserve">S. B. Media </w:t>
+      </w:r>
+      <w:r>
+        <w:rPr>
+          <w:rFonts w:ascii="FangSong_GB2312" w:eastAsia="FangSong_GB2312" w:hAnsi="FangSong_GB2312" w:hint="eastAsia"/>
+          <w:sz w:val="28"/>
+          <w:szCs w:val="28"/>
+          <w:lang w:eastAsia="zh-CN"/>
+        </w:rPr>
+        <w:t>公司</w:t>
+      </w:r>
+      <w:r>
+        <w:rPr>
+          <w:rFonts w:ascii="FangSong_GB2312" w:eastAsia="FangSong_GB2312" w:hAnsi="FangSong_GB2312"/>
+          <w:sz w:val="28"/>
+          <w:szCs w:val="28"/>
+          <w:lang w:eastAsia="zh-CN"/>
+        </w:rPr>
+        <w:t>, 201</w:t>
+      </w:r>
+      <w:r>
+        <w:rPr>
+          <w:rFonts w:ascii="FangSong_GB2312" w:eastAsia="FangSong_GB2312" w:hAnsi="FangSong_GB2312" w:hint="eastAsia"/>
+          <w:sz w:val="28"/>
+          <w:szCs w:val="28"/>
+          <w:lang w:eastAsia="zh-CN"/>
+        </w:rPr>
+        <w:t>0年 5月</w:t>
+      </w:r>
+    </w:p>
+    <w:p>
+      <w:pPr>
+        <w:pStyle w:val="ListParagraph"/>
+        <w:numPr>
+          <w:ilvl w:val="0"/>
+          <w:numId w:val="17"/>
+        </w:numPr>
+        <w:jc w:val="both"/>
+        <w:rPr>
+          <w:rFonts w:ascii="FangSong_GB2312" w:eastAsia="FangSong_GB2312" w:hAnsi="FangSong_GB2312"/>
+          <w:color w:val="000000" w:themeColor="text1"/>
+          <w:sz w:val="28"/>
+          <w:szCs w:val="28"/>
+          <w:lang w:eastAsia="zh-CN"/>
+        </w:rPr>
+      </w:pPr>
+      <w:r>
+        <w:rPr>
+          <w:rFonts w:ascii="FangSong_GB2312" w:eastAsia="FangSong_GB2312" w:hAnsi="FangSong_GB2312" w:hint="eastAsia"/>
+          <w:color w:val="000000" w:themeColor="text1"/>
+          <w:sz w:val="28"/>
+          <w:szCs w:val="28"/>
+          <w:lang w:eastAsia="zh-CN"/>
+        </w:rPr>
+        <w:t>大数据和教学评估，</w:t>
+      </w:r>
+      <w:r>
+        <w:rPr>
+          <w:rFonts w:ascii="FangSong_GB2312" w:eastAsia="FangSong_GB2312" w:hAnsi="FangSong_GB2312" w:hint="eastAsia"/>
+          <w:color w:val="000000" w:themeColor="text1"/>
+          <w:sz w:val="28"/>
+          <w:szCs w:val="28"/>
+          <w:lang w:eastAsia="zh-CN"/>
+        </w:rPr>
+        <w:t>华中师范大学， 2018年</w:t>
+      </w:r>
+    </w:p>
+    <w:p>
+      <w:pPr>
+        <w:pStyle w:val="ListParagraph"/>
+        <w:numPr>
+          <w:ilvl w:val="0"/>
+          <w:numId w:val="17"/>
+        </w:numPr>
+        <w:jc w:val="both"/>
+        <w:rPr>
+          <w:rFonts w:ascii="FangSong_GB2312" w:eastAsia="FangSong_GB2312" w:hAnsi="FangSong_GB2312"/>
+          <w:color w:val="000000" w:themeColor="text1"/>
+          <w:sz w:val="28"/>
+          <w:szCs w:val="28"/>
+          <w:lang w:eastAsia="zh-CN"/>
+        </w:rPr>
+      </w:pPr>
+      <w:r>
+        <w:rPr>
+          <w:rFonts w:ascii="FangSong_GB2312" w:eastAsia="FangSong_GB2312" w:hAnsi="FangSong_GB2312" w:hint="eastAsia"/>
+          <w:color w:val="000000" w:themeColor="text1"/>
+          <w:sz w:val="28"/>
+          <w:szCs w:val="28"/>
+          <w:lang w:eastAsia="zh-CN"/>
+        </w:rPr>
+        <w:t>大数据和教学评估，武汉大学， 2018年</w:t>
+      </w:r>
+    </w:p>
+    <w:p>
+      <w:pPr>
+        <w:pStyle w:val="ListParagraph"/>
+        <w:numPr>
+          <w:ilvl w:val="0"/>
+          <w:numId w:val="17"/>
+        </w:numPr>
+        <w:jc w:val="both"/>
+        <w:rPr>
+          <w:rFonts w:ascii="FangSong_GB2312" w:eastAsia="FangSong_GB2312" w:hAnsi="FangSong_GB2312"/>
+          <w:color w:val="000000" w:themeColor="text1"/>
+          <w:sz w:val="28"/>
+          <w:szCs w:val="28"/>
+          <w:lang w:eastAsia="zh-CN"/>
+        </w:rPr>
+      </w:pPr>
+      <w:r>
+        <w:rPr>
+          <w:rFonts w:ascii="FangSong_GB2312" w:eastAsia="FangSong_GB2312" w:hAnsi="FangSong_GB2312" w:hint="eastAsia"/>
+          <w:color w:val="000000" w:themeColor="text1"/>
+          <w:sz w:val="28"/>
+          <w:szCs w:val="28"/>
+          <w:lang w:eastAsia="zh-CN"/>
+        </w:rPr>
+        <w:t>大数据和教学评估，中南民族大学， 2018年</w:t>
+      </w:r>
+    </w:p>
+    <w:p>
+      <w:pPr>
+        <w:pStyle w:val="ListParagraph"/>
+        <w:numPr>
+          <w:ilvl w:val="0"/>
+          <w:numId w:val="17"/>
+        </w:numPr>
+        <w:jc w:val="both"/>
+        <w:rPr>
+          <w:rStyle w:val="Strong"/>
+          <w:rFonts w:ascii="FangSong_GB2312" w:eastAsia="FangSong_GB2312" w:hAnsi="FangSong_GB2312"/>
+          <w:b w:val="0"/>
+          <w:bCs w:val="0"/>
+          <w:color w:val="000000" w:themeColor="text1"/>
+          <w:sz w:val="28"/>
+          <w:szCs w:val="28"/>
+          <w:lang w:eastAsia="zh-CN"/>
+        </w:rPr>
+      </w:pPr>
+      <w:bookmarkStart w:id="0" w:name="OLE_LINK1"/>
+      <w:r>
+        <w:rPr>
+          <w:rStyle w:val="Strong"/>
+          <w:rFonts w:ascii="FangSong_GB2312" w:eastAsia="FangSong_GB2312" w:hAnsi="FangSong_GB2312" w:hint="eastAsia"/>
+          <w:b w:val="0"/>
+          <w:bCs w:val="0"/>
+          <w:color w:val="000000" w:themeColor="text1"/>
+          <w:sz w:val="28"/>
+          <w:szCs w:val="28"/>
+          <w:lang w:eastAsia="zh-CN"/>
+        </w:rPr>
+        <w:lastRenderedPageBreak/>
+        <w:t>大数据技术在数学教学过程管理中的应用</w:t>
+      </w:r>
+      <w:bookmarkEnd w:id="0"/>
+      <w:r>
+        <w:rPr>
+          <w:rStyle w:val="Strong"/>
+          <w:rFonts w:ascii="FangSong_GB2312" w:eastAsia="FangSong_GB2312" w:hAnsi="FangSong_GB2312" w:hint="eastAsia"/>
+          <w:b w:val="0"/>
+          <w:bCs w:val="0"/>
+          <w:color w:val="000000" w:themeColor="text1"/>
+          <w:sz w:val="28"/>
+          <w:szCs w:val="28"/>
+          <w:lang w:eastAsia="zh-CN"/>
+        </w:rPr>
+        <w:t>，重庆师范大学， 2019年</w:t>
+      </w:r>
+    </w:p>
+    <w:p>
+      <w:pPr>
+        <w:pStyle w:val="ListParagraph"/>
+        <w:numPr>
+          <w:ilvl w:val="0"/>
+          <w:numId w:val="17"/>
+        </w:numPr>
+        <w:jc w:val="both"/>
+        <w:rPr>
+          <w:rStyle w:val="Strong"/>
+          <w:rFonts w:ascii="FangSong_GB2312" w:eastAsia="FangSong_GB2312" w:hAnsi="FangSong_GB2312"/>
+          <w:b w:val="0"/>
+          <w:bCs w:val="0"/>
+          <w:color w:val="000000" w:themeColor="text1"/>
+          <w:sz w:val="28"/>
+          <w:szCs w:val="28"/>
+          <w:lang w:eastAsia="zh-CN"/>
+        </w:rPr>
+      </w:pPr>
+      <w:r>
+        <w:rPr>
+          <w:rStyle w:val="Strong"/>
+          <w:rFonts w:ascii="FangSong_GB2312" w:eastAsia="FangSong_GB2312" w:hAnsi="FangSong_GB2312" w:hint="eastAsia"/>
+          <w:b w:val="0"/>
+          <w:bCs w:val="0"/>
+          <w:color w:val="000000" w:themeColor="text1"/>
+          <w:sz w:val="28"/>
+          <w:szCs w:val="28"/>
+          <w:lang w:eastAsia="zh-CN"/>
+        </w:rPr>
+        <w:t>大数据技术在数学教学过程管理中的应用，</w:t>
+      </w:r>
+      <w:r>
+        <w:rPr>
+          <w:rStyle w:val="Strong"/>
+          <w:rFonts w:asciiTheme="minorHAnsi" w:eastAsiaTheme="minorEastAsia" w:hAnsiTheme="minorHAnsi" w:hint="eastAsia"/>
+          <w:b w:val="0"/>
+          <w:bCs w:val="0"/>
+          <w:color w:val="000000" w:themeColor="text1"/>
+          <w:sz w:val="28"/>
+          <w:szCs w:val="28"/>
+          <w:lang w:eastAsia="zh-CN"/>
+        </w:rPr>
+        <w:t>宁波工程学院</w:t>
+      </w:r>
+      <w:r>
+        <w:rPr>
+          <w:rStyle w:val="Strong"/>
+          <w:rFonts w:ascii="FangSong_GB2312" w:eastAsia="FangSong_GB2312" w:hAnsi="FangSong_GB2312" w:hint="eastAsia"/>
+          <w:b w:val="0"/>
+          <w:bCs w:val="0"/>
+          <w:color w:val="000000" w:themeColor="text1"/>
+          <w:sz w:val="28"/>
+          <w:szCs w:val="28"/>
+          <w:lang w:eastAsia="zh-CN"/>
+        </w:rPr>
+        <w:t>， 20</w:t>
+      </w:r>
+      <w:r>
+        <w:rPr>
+          <w:rStyle w:val="Strong"/>
+          <w:rFonts w:ascii="FangSong_GB2312" w:eastAsiaTheme="minorEastAsia" w:hAnsi="FangSong_GB2312" w:hint="eastAsia"/>
+          <w:b w:val="0"/>
+          <w:bCs w:val="0"/>
+          <w:color w:val="000000" w:themeColor="text1"/>
+          <w:sz w:val="28"/>
+          <w:szCs w:val="28"/>
+          <w:lang w:eastAsia="zh-CN"/>
+        </w:rPr>
+        <w:t>22</w:t>
+      </w:r>
+      <w:r>
+        <w:rPr>
+          <w:rStyle w:val="Strong"/>
+          <w:rFonts w:ascii="FangSong_GB2312" w:eastAsia="FangSong_GB2312" w:hAnsi="FangSong_GB2312" w:hint="eastAsia"/>
+          <w:b w:val="0"/>
+          <w:bCs w:val="0"/>
+          <w:color w:val="000000" w:themeColor="text1"/>
+          <w:sz w:val="28"/>
+          <w:szCs w:val="28"/>
+          <w:lang w:eastAsia="zh-CN"/>
+        </w:rPr>
+        <w:t>年</w:t>
+      </w:r>
+    </w:p>
+    <w:p>
+      <w:pPr>
+        <w:ind w:left="360"/>
+        <w:jc w:val="both"/>
+        <w:rPr>
+          <w:rStyle w:val="Strong"/>
+          <w:rFonts w:ascii="FangSong_GB2312" w:eastAsiaTheme="minorEastAsia" w:hAnsi="FangSong_GB2312"/>
+          <w:b w:val="0"/>
+          <w:bCs w:val="0"/>
+          <w:color w:val="000000" w:themeColor="text1"/>
+          <w:sz w:val="28"/>
+          <w:szCs w:val="28"/>
+          <w:lang w:eastAsia="zh-CN"/>
+        </w:rPr>
+      </w:pPr>
+    </w:p>
+    <w:p>
+      <w:pPr>
+        <w:jc w:val="both"/>
+        <w:rPr>
+          <w:rStyle w:val="Strong"/>
+          <w:rFonts w:ascii="FangSong_GB2312" w:eastAsiaTheme="minorEastAsia" w:hAnsi="FangSong_GB2312"/>
+          <w:b w:val="0"/>
+          <w:bCs w:val="0"/>
+          <w:color w:val="000000" w:themeColor="text1"/>
+          <w:sz w:val="28"/>
+          <w:szCs w:val="28"/>
+          <w:lang w:eastAsia="zh-CN"/>
+        </w:rPr>
+      </w:pPr>
+    </w:p>
+    <w:p>
+      <w:pPr>
+        <w:jc w:val="both"/>
+        <w:rPr>
+          <w:rStyle w:val="Strong"/>
+          <w:rFonts w:asciiTheme="minorHAnsi" w:eastAsiaTheme="minorEastAsia" w:hAnsiTheme="minorHAnsi"/>
+          <w:b w:val="0"/>
+          <w:bCs w:val="0"/>
+          <w:color w:val="000000" w:themeColor="text1"/>
+          <w:sz w:val="28"/>
+          <w:szCs w:val="28"/>
+          <w:lang w:eastAsia="zh-CN"/>
+        </w:rPr>
+      </w:pPr>
+      <w:r>
+        <w:rPr>
+          <w:rStyle w:val="Strong"/>
+          <w:rFonts w:ascii="FangSong_GB2312" w:eastAsiaTheme="minorEastAsia" w:hAnsi="FangSong_GB2312" w:hint="eastAsia"/>
+          <w:b w:val="0"/>
+          <w:bCs w:val="0"/>
+          <w:color w:val="000000" w:themeColor="text1"/>
+          <w:sz w:val="28"/>
+          <w:szCs w:val="28"/>
+          <w:lang w:eastAsia="zh-CN"/>
+        </w:rPr>
+        <w:t xml:space="preserve">CITATION </w:t>
+      </w:r>
+      <w:r>
+        <w:rPr>
+          <w:rStyle w:val="Strong"/>
+          <w:rFonts w:asciiTheme="minorHAnsi" w:eastAsiaTheme="minorEastAsia" w:hAnsiTheme="minorHAnsi"/>
+          <w:b w:val="0"/>
+          <w:bCs w:val="0"/>
+          <w:color w:val="000000" w:themeColor="text1"/>
+          <w:sz w:val="28"/>
+          <w:szCs w:val="28"/>
+          <w:lang w:eastAsia="zh-CN"/>
+        </w:rPr>
+        <w:t>OF PUBLICATION</w:t>
+      </w:r>
+    </w:p>
+    <w:p>
+      <w:pPr>
+        <w:jc w:val="both"/>
+        <w:rPr>
+          <w:rStyle w:val="Strong"/>
+          <w:rFonts w:asciiTheme="minorHAnsi" w:eastAsiaTheme="minorEastAsia" w:hAnsiTheme="minorHAnsi"/>
+          <w:b w:val="0"/>
+          <w:bCs w:val="0"/>
+          <w:color w:val="000000" w:themeColor="text1"/>
+          <w:sz w:val="28"/>
+          <w:szCs w:val="28"/>
+          <w:lang w:eastAsia="zh-CN"/>
+        </w:rPr>
+      </w:pPr>
+      <w:r>
+        <w:rPr>
+          <w:rFonts w:asciiTheme="minorHAnsi" w:eastAsiaTheme="minorEastAsia" w:hAnsiTheme="minorHAnsi"/>
+          <w:noProof/>
+          <w:color w:val="000000" w:themeColor="text1"/>
+          <w:sz w:val="28"/>
+          <w:szCs w:val="28"/>
+          <w:lang w:eastAsia="zh-CN"/>
+        </w:rPr>
+        <w:drawing>
+          <wp:inline distT="0" distB="0" distL="0" distR="0" wp14:anchorId="34E30210" wp14:editId="60E1DE2B">
+            <wp:extent cx="3276600" cy="6283625"/>
+            <wp:effectExtent l="0" t="0" r="0" b="3175"/>
+            <wp:docPr id="1497930202" name="Picture 2"/>
+            <wp:cNvGraphicFramePr>
+              <a:graphicFrameLocks xmlns:a="http://schemas.openxmlformats.org/drawingml/2006/main" noChangeAspect="1"/>
+            </wp:cNvGraphicFramePr>
+            <a:graphic xmlns:a="http://schemas.openxmlformats.org/drawingml/2006/main">
+              <a:graphicData uri="http://schemas.openxmlformats.org/drawingml/2006/picture">
+                <pic:pic xmlns:pic="http://schemas.openxmlformats.org/drawingml/2006/picture">
+                  <pic:nvPicPr>
+                    <pic:cNvPr id="1497930202" name="Picture 1497930202"/>
+                    <pic:cNvPicPr/>
+                  </pic:nvPicPr>
+                  <pic:blipFill>
+                    <a:blip r:embed="rId9" cstate="print">
+                      <a:extLst>
+                        <a:ext uri="{28A0092B-C50C-407E-A947-70E740481C1C}">
+                          <a14:useLocalDpi xmlns:a14="http://schemas.microsoft.com/office/drawing/2010/main" val="0"/>
+                        </a:ext>
+                      </a:extLst>
+                    </a:blip>
+                    <a:stretch>
+                      <a:fillRect/>
+                    </a:stretch>
+                  </pic:blipFill>
+                  <pic:spPr>
+                    <a:xfrm>
+                      <a:off x="0" y="0"/>
+                      <a:ext cx="3298920" cy="6326428"/>
+                    </a:xfrm>
+                    <a:prstGeom prst="rect">
+                      <a:avLst/>
+                    </a:prstGeom>
+                  </pic:spPr>
+                </pic:pic>
+              </a:graphicData>
+            </a:graphic>
+          </wp:inline>
+        </w:drawing>
+      </w:r>
+    </w:p>
+    <w:p>
+      <w:pPr>
+        <w:pStyle w:val="ListParagraph"/>
+        <w:ind w:left="360"/>
+        <w:jc w:val="both"/>
+        <w:rPr>
+          <w:rStyle w:val="Strong"/>
+          <w:rFonts w:ascii="FangSong_GB2312" w:eastAsia="FangSong_GB2312"/>
+          <w:color w:val="303030"/>
+          <w:sz w:val="29"/>
+          <w:szCs w:val="29"/>
+          <w:lang w:eastAsia="zh-CN"/>
+        </w:rPr>
+      </w:pPr>
+    </w:p>
+    <w:p>
+      <w:pPr>
+        <w:jc w:val="both"/>
+        <w:rPr>
+          <w:sz w:val="28"/>
+          <w:szCs w:val="28"/>
+          <w:lang w:eastAsia="zh-CN"/>
+        </w:rPr>
+      </w:pPr>
+      <w:r>
+        <w:rPr>
+          <w:sz w:val="28"/>
+          <w:szCs w:val="28"/>
+          <w:lang w:eastAsia="zh-CN"/>
+        </w:rPr>
+        <w:lastRenderedPageBreak/>
+        <w:t>CERTIFICATE</w:t>
+      </w:r>
+    </w:p>
+    <w:p>
+      <w:pPr>
+        <w:widowControl w:val="0"/>
+        <w:autoSpaceDE w:val="0"/>
+        <w:autoSpaceDN w:val="0"/>
+        <w:adjustRightInd w:val="0"/>
+        <w:jc w:val="both"/>
+        <w:rPr>
+          <w:sz w:val="28"/>
+          <w:szCs w:val="28"/>
+        </w:rPr>
+      </w:pPr>
+      <w:r>
+        <w:rPr>
+          <w:sz w:val="28"/>
+          <w:szCs w:val="28"/>
+        </w:rPr>
+        <w:t xml:space="preserve">Association of College and University Educators (ACUE) And the American Council on </w:t>
       </w:r>
       <w:proofErr w:type="gramStart"/>
       <w:r>
@@ -5900,15 +7241,7 @@
           <w:sz w:val="28"/>
           <w:szCs w:val="28"/>
         </w:rPr>
-        <w:t xml:space="preserve">presentation,  </w:t>
-      </w:r>
-      <w:proofErr w:type="spellStart"/>
-      <w:r>
-        <w:rPr>
-          <w:sz w:val="28"/>
-          <w:szCs w:val="28"/>
-        </w:rPr>
-        <w:t>U</w:t>
+        <w:t>Education(</w:t>
       </w:r>
       <w:proofErr w:type="gramEnd"/>
       <w:r>
@@ -5916,236 +7249,101 @@
           <w:sz w:val="28"/>
           <w:szCs w:val="28"/>
         </w:rPr>
-        <w:t>.S.Naval</w:t>
-      </w:r>
-      <w:proofErr w:type="spellEnd"/>
-      <w:r>
-        <w:rPr>
-          <w:sz w:val="28"/>
-          <w:szCs w:val="28"/>
-        </w:rPr>
-        <w:t xml:space="preserve"> Academy, 2/1997</w:t>
-      </w:r>
-    </w:p>
-    <w:p>
-      <w:pPr>
-        <w:pStyle w:val="PlainText"/>
-        <w:ind w:left="720"/>
-        <w:jc w:val="both"/>
-        <w:rPr>
-          <w:rFonts w:ascii="Times New Roman" w:hAnsi="Times New Roman"/>
-          <w:sz w:val="28"/>
-          <w:szCs w:val="28"/>
-        </w:rPr>
-      </w:pPr>
-      <w:r>
-        <w:rPr>
-          <w:rFonts w:ascii="Times New Roman" w:hAnsi="Times New Roman"/>
-          <w:sz w:val="28"/>
-          <w:szCs w:val="28"/>
-        </w:rPr>
-        <w:t xml:space="preserve">Inverse problems for radially dependent media, The International Society for Analysis, its    </w:t>
-      </w:r>
-    </w:p>
-    <w:p>
-      <w:pPr>
-        <w:numPr>
-          <w:ilvl w:val="0"/>
-          <w:numId w:val="13"/>
-        </w:numPr>
-        <w:jc w:val="both"/>
-        <w:rPr>
-          <w:sz w:val="28"/>
-          <w:szCs w:val="28"/>
-        </w:rPr>
-      </w:pPr>
-      <w:r>
-        <w:rPr>
-          <w:sz w:val="28"/>
-          <w:szCs w:val="28"/>
-        </w:rPr>
-        <w:lastRenderedPageBreak/>
-        <w:t>Applications and Computation (ISAAC</w:t>
-      </w:r>
-      <w:proofErr w:type="gramStart"/>
-      <w:r>
-        <w:rPr>
-          <w:sz w:val="28"/>
-          <w:szCs w:val="28"/>
-        </w:rPr>
-        <w:t>),  Newark</w:t>
-      </w:r>
-      <w:proofErr w:type="gramEnd"/>
-      <w:r>
-        <w:rPr>
-          <w:sz w:val="28"/>
-          <w:szCs w:val="28"/>
-        </w:rPr>
-        <w:t xml:space="preserve">, Delaware, June, 1997 </w:t>
-      </w:r>
-    </w:p>
-    <w:p>
-      <w:pPr>
-        <w:numPr>
-          <w:ilvl w:val="0"/>
-          <w:numId w:val="13"/>
-        </w:numPr>
-        <w:jc w:val="both"/>
-        <w:rPr>
-          <w:sz w:val="28"/>
-          <w:szCs w:val="28"/>
-        </w:rPr>
-      </w:pPr>
-      <w:r>
-        <w:rPr>
-          <w:sz w:val="28"/>
-          <w:szCs w:val="28"/>
-        </w:rPr>
-        <w:t xml:space="preserve">Acoustic scattering in shallow </w:t>
-      </w:r>
-      <w:proofErr w:type="gramStart"/>
-      <w:r>
-        <w:rPr>
-          <w:sz w:val="28"/>
-          <w:szCs w:val="28"/>
-        </w:rPr>
-        <w:t>ocean,  The</w:t>
-      </w:r>
-      <w:proofErr w:type="gramEnd"/>
-      <w:r>
-        <w:rPr>
-          <w:sz w:val="28"/>
-          <w:szCs w:val="28"/>
-        </w:rPr>
-        <w:t xml:space="preserve"> Third International Theoretical </w:t>
-      </w:r>
-    </w:p>
-    <w:p>
-      <w:pPr>
-        <w:ind w:left="720"/>
-        <w:jc w:val="both"/>
-        <w:rPr>
-          <w:sz w:val="28"/>
-          <w:szCs w:val="28"/>
-        </w:rPr>
-      </w:pPr>
-      <w:r>
-        <w:rPr>
-          <w:sz w:val="28"/>
-          <w:szCs w:val="28"/>
-        </w:rPr>
-        <w:t xml:space="preserve">and Computational </w:t>
-      </w:r>
-      <w:proofErr w:type="gramStart"/>
-      <w:r>
-        <w:rPr>
-          <w:sz w:val="28"/>
-          <w:szCs w:val="28"/>
-        </w:rPr>
-        <w:t>Acoustics,  Newark</w:t>
-      </w:r>
-      <w:proofErr w:type="gramEnd"/>
-      <w:r>
-        <w:rPr>
-          <w:sz w:val="28"/>
-          <w:szCs w:val="28"/>
-        </w:rPr>
-        <w:t>, New Jersey,  June 1997</w:t>
-      </w:r>
-    </w:p>
-    <w:p>
-      <w:pPr>
-        <w:numPr>
-          <w:ilvl w:val="0"/>
-          <w:numId w:val="13"/>
-        </w:numPr>
-        <w:jc w:val="both"/>
-        <w:rPr>
-          <w:sz w:val="28"/>
-          <w:szCs w:val="28"/>
-        </w:rPr>
-      </w:pPr>
-      <w:r>
-        <w:rPr>
-          <w:sz w:val="28"/>
-          <w:szCs w:val="28"/>
-        </w:rPr>
-        <w:t xml:space="preserve">Acoustic near-field approximation in shallow </w:t>
-      </w:r>
-      <w:proofErr w:type="gramStart"/>
-      <w:r>
-        <w:rPr>
-          <w:sz w:val="28"/>
-          <w:szCs w:val="28"/>
-        </w:rPr>
-        <w:t>ocean,  915</w:t>
-      </w:r>
-      <w:proofErr w:type="gramEnd"/>
-      <w:r>
-        <w:rPr>
-          <w:sz w:val="28"/>
-          <w:szCs w:val="28"/>
-        </w:rPr>
-        <w:t xml:space="preserve">th American  Mathematical   </w:t>
-      </w:r>
-    </w:p>
-    <w:p>
-      <w:pPr>
-        <w:ind w:left="720"/>
-        <w:jc w:val="both"/>
-        <w:rPr>
-          <w:sz w:val="28"/>
-          <w:szCs w:val="28"/>
-        </w:rPr>
-      </w:pPr>
-      <w:proofErr w:type="gramStart"/>
-      <w:r>
-        <w:rPr>
-          <w:sz w:val="28"/>
-          <w:szCs w:val="28"/>
-        </w:rPr>
-        <w:t>Society  Conference</w:t>
-      </w:r>
-      <w:proofErr w:type="gramEnd"/>
-      <w:r>
-        <w:rPr>
-          <w:sz w:val="28"/>
-          <w:szCs w:val="28"/>
-        </w:rPr>
-        <w:t xml:space="preserve">, Chattanooga, 10/1996, Abstract published in Notice of AMS, Vol. </w:t>
-      </w:r>
-    </w:p>
-    <w:p>
-      <w:pPr>
-        <w:ind w:left="720"/>
-        <w:jc w:val="both"/>
-        <w:rPr>
-          <w:sz w:val="28"/>
-          <w:szCs w:val="28"/>
-        </w:rPr>
-      </w:pPr>
-      <w:r>
-        <w:rPr>
-          <w:sz w:val="28"/>
-          <w:szCs w:val="28"/>
-        </w:rPr>
-        <w:t>43, No.</w:t>
-      </w:r>
-      <w:proofErr w:type="gramStart"/>
-      <w:r>
-        <w:rPr>
-          <w:sz w:val="28"/>
-          <w:szCs w:val="28"/>
-        </w:rPr>
-        <w:t>10,  Oct.</w:t>
-      </w:r>
-      <w:proofErr w:type="gramEnd"/>
-      <w:r>
-        <w:rPr>
-          <w:sz w:val="28"/>
-          <w:szCs w:val="28"/>
-        </w:rPr>
-        <w:t>1996, p128</w:t>
+        <w:t>ACE)</w:t>
+      </w:r>
+    </w:p>
+    <w:p>
+      <w:pPr>
+        <w:widowControl w:val="0"/>
+        <w:autoSpaceDE w:val="0"/>
+        <w:autoSpaceDN w:val="0"/>
+        <w:adjustRightInd w:val="0"/>
+        <w:jc w:val="both"/>
+        <w:rPr>
+          <w:sz w:val="28"/>
+          <w:szCs w:val="28"/>
+          <w:lang w:eastAsia="zh-CN"/>
+        </w:rPr>
+      </w:pPr>
+    </w:p>
+    <w:p>
+      <w:pPr>
+        <w:widowControl w:val="0"/>
+        <w:autoSpaceDE w:val="0"/>
+        <w:autoSpaceDN w:val="0"/>
+        <w:adjustRightInd w:val="0"/>
+        <w:jc w:val="both"/>
+        <w:rPr>
+          <w:sz w:val="28"/>
+          <w:szCs w:val="28"/>
+          <w:lang w:eastAsia="zh-CN"/>
+        </w:rPr>
+      </w:pPr>
+    </w:p>
+    <w:p>
+      <w:pPr>
+        <w:jc w:val="both"/>
+        <w:rPr>
+          <w:sz w:val="28"/>
+          <w:szCs w:val="28"/>
+          <w:lang w:eastAsia="zh-CN"/>
+        </w:rPr>
+      </w:pPr>
+      <w:r>
+        <w:rPr>
+          <w:noProof/>
+          <w:sz w:val="28"/>
+          <w:szCs w:val="28"/>
+          <w:lang w:eastAsia="zh-CN"/>
+        </w:rPr>
+        <w:drawing>
+          <wp:inline distT="0" distB="0" distL="0" distR="0" wp14:anchorId="76D07496" wp14:editId="36159448">
+            <wp:extent cx="10039350" cy="6477000"/>
+            <wp:effectExtent l="0" t="0" r="0" b="0"/>
+            <wp:docPr id="1" name="Picture 1"/>
+            <wp:cNvGraphicFramePr>
+              <a:graphicFrameLocks xmlns:a="http://schemas.openxmlformats.org/drawingml/2006/main" noChangeAspect="1"/>
+            </wp:cNvGraphicFramePr>
+            <a:graphic xmlns:a="http://schemas.openxmlformats.org/drawingml/2006/main">
+              <a:graphicData uri="http://schemas.openxmlformats.org/drawingml/2006/picture">
+                <pic:pic xmlns:pic="http://schemas.openxmlformats.org/drawingml/2006/picture">
+                  <pic:nvPicPr>
+                    <pic:cNvPr id="0" name="Picture 1"/>
+                    <pic:cNvPicPr>
+                      <a:picLocks noChangeAspect="1" noChangeArrowheads="1"/>
+                    </pic:cNvPicPr>
+                  </pic:nvPicPr>
+                  <pic:blipFill>
+                    <a:blip r:embed="rId10">
+                      <a:extLst>
+                        <a:ext uri="{28A0092B-C50C-407E-A947-70E740481C1C}">
+                          <a14:useLocalDpi xmlns:a14="http://schemas.microsoft.com/office/drawing/2010/main" val="0"/>
+                        </a:ext>
+                      </a:extLst>
+                    </a:blip>
+                    <a:srcRect/>
+                    <a:stretch>
+                      <a:fillRect/>
+                    </a:stretch>
+                  </pic:blipFill>
+                  <pic:spPr bwMode="auto">
+                    <a:xfrm>
+                      <a:off x="0" y="0"/>
+                      <a:ext cx="10039350" cy="6477000"/>
+                    </a:xfrm>
+                    <a:prstGeom prst="rect">
+                      <a:avLst/>
+                    </a:prstGeom>
+                    <a:noFill/>
+                    <a:ln>
+                      <a:noFill/>
+                    </a:ln>
+                  </pic:spPr>
+                </pic:pic>
+              </a:graphicData>
+            </a:graphic>
+          </wp:inline>
+        </w:drawing>
       </w:r>
     </w:p>
     <w:sectPr>
@@ -6159,7 +7357,7 @@
 </file>
 
 <file path=word/endnotes.xml><?xml version="1.0" encoding="utf-8"?>
-<w:endnotes xmlns:wpc="http://schemas.microsoft.com/office/word/2010/wordprocessingCanvas" xmlns:cx="http://schemas.microsoft.com/office/drawing/2014/chartex" xmlns:cx1="http://schemas.microsoft.com/office/drawing/2015/9/8/chartex" xmlns:cx2="http://schemas.microsoft.com/office/drawing/2015/10/21/chartex" xmlns:cx3="http://schemas.microsoft.com/office/drawing/2016/5/9/chartex" xmlns:cx4="http://schemas.microsoft.com/office/drawing/2016/5/10/chartex" xmlns:cx5="http://schemas.microsoft.com/office/drawing/2016/5/11/chartex" xmlns:cx6="http://schemas.microsoft.com/office/drawing/2016/5/12/chartex" xmlns:cx7="http://schemas.microsoft.com/office/drawing/2016/5/13/chartex" xmlns:cx8="http://schemas.microsoft.com/office/drawing/2016/5/14/chartex" xmlns:mc="http://schemas.openxmlformats.org/markup-compatibility/2006" xmlns:aink="http://schemas.microsoft.com/office/drawing/2016/ink" xmlns:am3d="http://schemas.microsoft.com/office/drawing/2017/model3d" xmlns:o="urn:schemas-microsoft-com:office:office" xmlns:r="http://schemas.openxmlformats.org/officeDocument/2006/relationships" xmlns:m="http://schemas.openxmlformats.org/officeDocument/2006/math" xmlns:v="urn:schemas-microsoft-com:vml" xmlns:wp14="http://schemas.microsoft.com/office/word/2010/wordprocessingDrawing" xmlns:wp="http://schemas.openxmlformats.org/drawingml/2006/wordprocessingDrawing" xmlns:w10="urn:schemas-microsoft-com:office:word" xmlns:w="http://schemas.openxmlformats.org/wordprocessingml/2006/main" xmlns:w14="http://schemas.microsoft.com/office/word/2010/wordml" xmlns:w15="http://schemas.microsoft.com/office/word/2012/wordml" xmlns:w16cex="http://schemas.microsoft.com/office/word/2018/wordml/cex" xmlns:w16cid="http://schemas.microsoft.com/office/word/2016/wordml/cid" xmlns:w16="http://schemas.microsoft.com/office/word/2018/wordml" xmlns:w16sdtdh="http://schemas.microsoft.com/office/word/2020/wordml/sdtdatahash" xmlns:w16se="http://schemas.microsoft.com/office/word/2015/wordml/symex" xmlns:wpg="http://schemas.microsoft.com/office/word/2010/wordprocessingGroup" xmlns:wpi="http://schemas.microsoft.com/office/word/2010/wordprocessingInk" xmlns:wne="http://schemas.microsoft.com/office/word/2006/wordml" xmlns:wps="http://schemas.microsoft.com/office/word/2010/wordprocessingShape" mc:Ignorable="w14 w15 w16se w16cid w16 w16cex w16sdtdh wp14">
+<w:endnotes xmlns:wpc="http://schemas.microsoft.com/office/word/2010/wordprocessingCanvas" xmlns:cx="http://schemas.microsoft.com/office/drawing/2014/chartex" xmlns:cx1="http://schemas.microsoft.com/office/drawing/2015/9/8/chartex" xmlns:cx2="http://schemas.microsoft.com/office/drawing/2015/10/21/chartex" xmlns:cx3="http://schemas.microsoft.com/office/drawing/2016/5/9/chartex" xmlns:cx4="http://schemas.microsoft.com/office/drawing/2016/5/10/chartex" xmlns:cx5="http://schemas.microsoft.com/office/drawing/2016/5/11/chartex" xmlns:cx6="http://schemas.microsoft.com/office/drawing/2016/5/12/chartex" xmlns:cx7="http://schemas.microsoft.com/office/drawing/2016/5/13/chartex" xmlns:cx8="http://schemas.microsoft.com/office/drawing/2016/5/14/chartex" xmlns:mc="http://schemas.openxmlformats.org/markup-compatibility/2006" xmlns:aink="http://schemas.microsoft.com/office/drawing/2016/ink" xmlns:am3d="http://schemas.microsoft.com/office/drawing/2017/model3d" xmlns:o="urn:schemas-microsoft-com:office:office" xmlns:oel="http://schemas.microsoft.com/office/2019/extlst" xmlns:r="http://schemas.openxmlformats.org/officeDocument/2006/relationships" xmlns:m="http://schemas.openxmlformats.org/officeDocument/2006/math" xmlns:v="urn:schemas-microsoft-com:vml" xmlns:wp14="http://schemas.microsoft.com/office/word/2010/wordprocessingDrawing" xmlns:wp="http://schemas.openxmlformats.org/drawingml/2006/wordprocessingDrawing" xmlns:w10="urn:schemas-microsoft-com:office:word" xmlns:w="http://schemas.openxmlformats.org/wordprocessingml/2006/main" xmlns:w14="http://schemas.microsoft.com/office/word/2010/wordml" xmlns:w15="http://schemas.microsoft.com/office/word/2012/wordml" xmlns:w16cex="http://schemas.microsoft.com/office/word/2018/wordml/cex" xmlns:w16cid="http://schemas.microsoft.com/office/word/2016/wordml/cid" xmlns:w16="http://schemas.microsoft.com/office/word/2018/wordml" xmlns:w16du="http://schemas.microsoft.com/office/word/2023/wordml/word16du" xmlns:w16sdtdh="http://schemas.microsoft.com/office/word/2020/wordml/sdtdatahash" xmlns:w16sdtfl="http://schemas.microsoft.com/office/word/2024/wordml/sdtformatlock" xmlns:w16se="http://schemas.microsoft.com/office/word/2015/wordml/symex" xmlns:wpg="http://schemas.microsoft.com/office/word/2010/wordprocessingGroup" xmlns:wpi="http://schemas.microsoft.com/office/word/2010/wordprocessingInk" xmlns:wne="http://schemas.microsoft.com/office/word/2006/wordml" xmlns:wps="http://schemas.microsoft.com/office/word/2010/wordprocessingShape" mc:Ignorable="w14 w15 w16se w16cid w16 w16cex w16sdtdh w16sdtfl w16du wp14">
   <w:endnote w:type="separator" w:id="-1">
     <w:p>
       <w:r>
@@ -6178,7 +7376,7 @@
 </file>
 
 <file path=word/footnotes.xml><?xml version="1.0" encoding="utf-8"?>
-<w:footnotes xmlns:wpc="http://schemas.microsoft.com/office/word/2010/wordprocessingCanvas" xmlns:cx="http://schemas.microsoft.com/office/drawing/2014/chartex" xmlns:cx1="http://schemas.microsoft.com/office/drawing/2015/9/8/chartex" xmlns:cx2="http://schemas.microsoft.com/office/drawing/2015/10/21/chartex" xmlns:cx3="http://schemas.microsoft.com/office/drawing/2016/5/9/chartex" xmlns:cx4="http://schemas.microsoft.com/office/drawing/2016/5/10/chartex" xmlns:cx5="http://schemas.microsoft.com/office/drawing/2016/5/11/chartex" xmlns:cx6="http://schemas.microsoft.com/office/drawing/2016/5/12/chartex" xmlns:cx7="http://schemas.microsoft.com/office/drawing/2016/5/13/chartex" xmlns:cx8="http://schemas.microsoft.com/office/drawing/2016/5/14/chartex" xmlns:mc="http://schemas.openxmlformats.org/markup-compatibility/2006" xmlns:aink="http://schemas.microsoft.com/office/drawing/2016/ink" xmlns:am3d="http://schemas.microsoft.com/office/drawing/2017/model3d" xmlns:o="urn:schemas-microsoft-com:office:office" xmlns:r="http://schemas.openxmlformats.org/officeDocument/2006/relationships" xmlns:m="http://schemas.openxmlformats.org/officeDocument/2006/math" xmlns:v="urn:schemas-microsoft-com:vml" xmlns:wp14="http://schemas.microsoft.com/office/word/2010/wordprocessingDrawing" xmlns:wp="http://schemas.openxmlformats.org/drawingml/2006/wordprocessingDrawing" xmlns:w10="urn:schemas-microsoft-com:office:word" xmlns:w="http://schemas.openxmlformats.org/wordprocessingml/2006/main" xmlns:w14="http://schemas.microsoft.com/office/word/2010/wordml" xmlns:w15="http://schemas.microsoft.com/office/word/2012/wordml" xmlns:w16cex="http://schemas.microsoft.com/office/word/2018/wordml/cex" xmlns:w16cid="http://schemas.microsoft.com/office/word/2016/wordml/cid" xmlns:w16="http://schemas.microsoft.com/office/word/2018/wordml" xmlns:w16sdtdh="http://schemas.microsoft.com/office/word/2020/wordml/sdtdatahash" xmlns:w16se="http://schemas.microsoft.com/office/word/2015/wordml/symex" xmlns:wpg="http://schemas.microsoft.com/office/word/2010/wordprocessingGroup" xmlns:wpi="http://schemas.microsoft.com/office/word/2010/wordprocessingInk" xmlns:wne="http://schemas.microsoft.com/office/word/2006/wordml" xmlns:wps="http://schemas.microsoft.com/office/word/2010/wordprocessingShape" mc:Ignorable="w14 w15 w16se w16cid w16 w16cex w16sdtdh wp14">
+<w:footnotes xmlns:wpc="http://schemas.microsoft.com/office/word/2010/wordprocessingCanvas" xmlns:cx="http://schemas.microsoft.com/office/drawing/2014/chartex" xmlns:cx1="http://schemas.microsoft.com/office/drawing/2015/9/8/chartex" xmlns:cx2="http://schemas.microsoft.com/office/drawing/2015/10/21/chartex" xmlns:cx3="http://schemas.microsoft.com/office/drawing/2016/5/9/chartex" xmlns:cx4="http://schemas.microsoft.com/office/drawing/2016/5/10/chartex" xmlns:cx5="http://schemas.microsoft.com/office/drawing/2016/5/11/chartex" xmlns:cx6="http://schemas.microsoft.com/office/drawing/2016/5/12/chartex" xmlns:cx7="http://schemas.microsoft.com/office/drawing/2016/5/13/chartex" xmlns:cx8="http://schemas.microsoft.com/office/drawing/2016/5/14/chartex" xmlns:mc="http://schemas.openxmlformats.org/markup-compatibility/2006" xmlns:aink="http://schemas.microsoft.com/office/drawing/2016/ink" xmlns:am3d="http://schemas.microsoft.com/office/drawing/2017/model3d" xmlns:o="urn:schemas-microsoft-com:office:office" xmlns:oel="http://schemas.microsoft.com/office/2019/extlst" xmlns:r="http://schemas.openxmlformats.org/officeDocument/2006/relationships" xmlns:m="http://schemas.openxmlformats.org/officeDocument/2006/math" xmlns:v="urn:schemas-microsoft-com:vml" xmlns:wp14="http://schemas.microsoft.com/office/word/2010/wordprocessingDrawing" xmlns:wp="http://schemas.openxmlformats.org/drawingml/2006/wordprocessingDrawing" xmlns:w10="urn:schemas-microsoft-com:office:word" xmlns:w="http://schemas.openxmlformats.org/wordprocessingml/2006/main" xmlns:w14="http://schemas.microsoft.com/office/word/2010/wordml" xmlns:w15="http://schemas.microsoft.com/office/word/2012/wordml" xmlns:w16cex="http://schemas.microsoft.com/office/word/2018/wordml/cex" xmlns:w16cid="http://schemas.microsoft.com/office/word/2016/wordml/cid" xmlns:w16="http://schemas.microsoft.com/office/word/2018/wordml" xmlns:w16du="http://schemas.microsoft.com/office/word/2023/wordml/word16du" xmlns:w16sdtdh="http://schemas.microsoft.com/office/word/2020/wordml/sdtdatahash" xmlns:w16sdtfl="http://schemas.microsoft.com/office/word/2024/wordml/sdtformatlock" xmlns:w16se="http://schemas.microsoft.com/office/word/2015/wordml/symex" xmlns:wpg="http://schemas.microsoft.com/office/word/2010/wordprocessingGroup" xmlns:wpi="http://schemas.microsoft.com/office/word/2010/wordprocessingInk" xmlns:wne="http://schemas.microsoft.com/office/word/2006/wordml" xmlns:wps="http://schemas.microsoft.com/office/word/2010/wordprocessingShape" mc:Ignorable="w14 w15 w16se w16cid w16 w16cex w16sdtdh w16sdtfl w16du wp14">
   <w:footnote w:type="separator" w:id="-1">
     <w:p>
       <w:r>
@@ -6197,7 +7395,7 @@
 </file>
 
 <file path=word/numbering.xml><?xml version="1.0" encoding="utf-8"?>
-<w:numbering xmlns:wpc="http://schemas.microsoft.com/office/word/2010/wordprocessingCanvas" xmlns:cx="http://schemas.microsoft.com/office/drawing/2014/chartex" xmlns:cx1="http://schemas.microsoft.com/office/drawing/2015/9/8/chartex" xmlns:cx2="http://schemas.microsoft.com/office/drawing/2015/10/21/chartex" xmlns:cx3="http://schemas.microsoft.com/office/drawing/2016/5/9/chartex" xmlns:cx4="http://schemas.microsoft.com/office/drawing/2016/5/10/chartex" xmlns:cx5="http://schemas.microsoft.com/office/drawing/2016/5/11/chartex" xmlns:cx6="http://schemas.microsoft.com/office/drawing/2016/5/12/chartex" xmlns:cx7="http://schemas.microsoft.com/office/drawing/2016/5/13/chartex" xmlns:cx8="http://schemas.microsoft.com/office/drawing/2016/5/14/chartex" xmlns:mc="http://schemas.openxmlformats.org/markup-compatibility/2006" xmlns:aink="http://schemas.microsoft.com/office/drawing/2016/ink" xmlns:am3d="http://schemas.microsoft.com/office/drawing/2017/model3d" xmlns:o="urn:schemas-microsoft-com:office:office" xmlns:r="http://schemas.openxmlformats.org/officeDocument/2006/relationships" xmlns:m="http://schemas.openxmlformats.org/officeDocument/2006/math" xmlns:v="urn:schemas-microsoft-com:vml" xmlns:wp14="http://schemas.microsoft.com/office/word/2010/wordprocessingDrawing" xmlns:wp="http://schemas.openxmlformats.org/drawingml/2006/wordprocessingDrawing" xmlns:w10="urn:schemas-microsoft-com:office:word" xmlns:w="http://schemas.openxmlformats.org/wordprocessingml/2006/main" xmlns:w14="http://schemas.microsoft.com/office/word/2010/wordml" xmlns:w15="http://schemas.microsoft.com/office/word/2012/wordml" xmlns:w16cex="http://schemas.microsoft.com/office/word/2018/wordml/cex" xmlns:w16cid="http://schemas.microsoft.com/office/word/2016/wordml/cid" xmlns:w16="http://schemas.microsoft.com/office/word/2018/wordml" xmlns:w16sdtdh="http://schemas.microsoft.com/office/word/2020/wordml/sdtdatahash" xmlns:w16se="http://schemas.microsoft.com/office/word/2015/wordml/symex" xmlns:wpg="http://schemas.microsoft.com/office/word/2010/wordprocessingGroup" xmlns:wpi="http://schemas.microsoft.com/office/word/2010/wordprocessingInk" xmlns:wne="http://schemas.microsoft.com/office/word/2006/wordml" xmlns:wps="http://schemas.microsoft.com/office/word/2010/wordprocessingShape" mc:Ignorable="w14 w15 w16se w16cid w16 w16cex w16sdtdh wp14">
+<w:numbering xmlns:wpc="http://schemas.microsoft.com/office/word/2010/wordprocessingCanvas" xmlns:cx="http://schemas.microsoft.com/office/drawing/2014/chartex" xmlns:cx1="http://schemas.microsoft.com/office/drawing/2015/9/8/chartex" xmlns:cx2="http://schemas.microsoft.com/office/drawing/2015/10/21/chartex" xmlns:cx3="http://schemas.microsoft.com/office/drawing/2016/5/9/chartex" xmlns:cx4="http://schemas.microsoft.com/office/drawing/2016/5/10/chartex" xmlns:cx5="http://schemas.microsoft.com/office/drawing/2016/5/11/chartex" xmlns:cx6="http://schemas.microsoft.com/office/drawing/2016/5/12/chartex" xmlns:cx7="http://schemas.microsoft.com/office/drawing/2016/5/13/chartex" xmlns:cx8="http://schemas.microsoft.com/office/drawing/2016/5/14/chartex" xmlns:mc="http://schemas.openxmlformats.org/markup-compatibility/2006" xmlns:aink="http://schemas.microsoft.com/office/drawing/2016/ink" xmlns:am3d="http://schemas.microsoft.com/office/drawing/2017/model3d" xmlns:o="urn:schemas-microsoft-com:office:office" xmlns:oel="http://schemas.microsoft.com/office/2019/extlst" xmlns:r="http://schemas.openxmlformats.org/officeDocument/2006/relationships" xmlns:m="http://schemas.openxmlformats.org/officeDocument/2006/math" xmlns:v="urn:schemas-microsoft-com:vml" xmlns:wp14="http://schemas.microsoft.com/office/word/2010/wordprocessingDrawing" xmlns:wp="http://schemas.openxmlformats.org/drawingml/2006/wordprocessingDrawing" xmlns:w10="urn:schemas-microsoft-com:office:word" xmlns:w="http://schemas.openxmlformats.org/wordprocessingml/2006/main" xmlns:w14="http://schemas.microsoft.com/office/word/2010/wordml" xmlns:w15="http://schemas.microsoft.com/office/word/2012/wordml" xmlns:w16cex="http://schemas.microsoft.com/office/word/2018/wordml/cex" xmlns:w16cid="http://schemas.microsoft.com/office/word/2016/wordml/cid" xmlns:w16="http://schemas.microsoft.com/office/word/2018/wordml" xmlns:w16du="http://schemas.microsoft.com/office/word/2023/wordml/word16du" xmlns:w16sdtdh="http://schemas.microsoft.com/office/word/2020/wordml/sdtdatahash" xmlns:w16sdtfl="http://schemas.microsoft.com/office/word/2024/wordml/sdtformatlock" xmlns:w16se="http://schemas.microsoft.com/office/word/2015/wordml/symex" xmlns:wpg="http://schemas.microsoft.com/office/word/2010/wordprocessingGroup" xmlns:wpi="http://schemas.microsoft.com/office/word/2010/wordprocessingInk" xmlns:wne="http://schemas.microsoft.com/office/word/2006/wordml" xmlns:wps="http://schemas.microsoft.com/office/word/2010/wordprocessingShape" mc:Ignorable="w14 w15 w16se w16cid w16 w16cex w16sdtdh w16sdtfl w16du wp14">
   <w:abstractNum w:abstractNumId="0" w15:restartNumberingAfterBreak="0">
     <w:nsid w:val="00A14587"/>
     <w:multiLevelType w:val="hybridMultilevel"/>
@@ -6208,7 +7406,7 @@
       <w:lvlText w:val="%1."/>
       <w:lvlJc w:val="left"/>
       <w:pPr>
-        <w:ind w:left="720" w:hanging="360"/>
+        <w:ind w:left="360" w:hanging="360"/>
       </w:pPr>
     </w:lvl>
     <w:lvl w:ilvl="1" w:tplc="04090019" w:tentative="1">
@@ -6791,6 +7989,92 @@
     </w:lvl>
   </w:abstractNum>
   <w:abstractNum w:abstractNumId="5" w15:restartNumberingAfterBreak="0">
+    <w:nsid w:val="21782AE5"/>
+    <w:multiLevelType w:val="hybridMultilevel"/>
+    <w:tmpl w:val="C7826CCA"/>
+    <w:lvl w:ilvl="0" w:tplc="0409000F">
+      <w:start w:val="1"/>
+      <w:numFmt w:val="decimal"/>
+      <w:lvlText w:val="%1."/>
+      <w:lvlJc w:val="left"/>
+      <w:pPr>
+        <w:ind w:left="720" w:hanging="360"/>
+      </w:pPr>
+    </w:lvl>
+    <w:lvl w:ilvl="1" w:tplc="04090019">
+      <w:start w:val="1"/>
+      <w:numFmt w:val="lowerLetter"/>
+      <w:lvlText w:val="%2."/>
+      <w:lvlJc w:val="left"/>
+      <w:pPr>
+        <w:ind w:left="1440" w:hanging="360"/>
+      </w:pPr>
+    </w:lvl>
+    <w:lvl w:ilvl="2" w:tplc="0409001B" w:tentative="1">
+      <w:start w:val="1"/>
+      <w:numFmt w:val="lowerRoman"/>
+      <w:lvlText w:val="%3."/>
+      <w:lvlJc w:val="right"/>
+      <w:pPr>
+        <w:ind w:left="2160" w:hanging="180"/>
+      </w:pPr>
+    </w:lvl>
+    <w:lvl w:ilvl="3" w:tplc="0409000F" w:tentative="1">
+      <w:start w:val="1"/>
+      <w:numFmt w:val="decimal"/>
+      <w:lvlText w:val="%4."/>
+      <w:lvlJc w:val="left"/>
+      <w:pPr>
+        <w:ind w:left="2880" w:hanging="360"/>
+      </w:pPr>
+    </w:lvl>
+    <w:lvl w:ilvl="4" w:tplc="04090019" w:tentative="1">
+      <w:start w:val="1"/>
+      <w:numFmt w:val="lowerLetter"/>
+      <w:lvlText w:val="%5."/>
+      <w:lvlJc w:val="left"/>
+      <w:pPr>
+        <w:ind w:left="3600" w:hanging="360"/>
+      </w:pPr>
+    </w:lvl>
+    <w:lvl w:ilvl="5" w:tplc="0409001B" w:tentative="1">
+      <w:start w:val="1"/>
+      <w:numFmt w:val="lowerRoman"/>
+      <w:lvlText w:val="%6."/>
+      <w:lvlJc w:val="right"/>
+      <w:pPr>
+        <w:ind w:left="4320" w:hanging="180"/>
+      </w:pPr>
+    </w:lvl>
+    <w:lvl w:ilvl="6" w:tplc="0409000F" w:tentative="1">
+      <w:start w:val="1"/>
+      <w:numFmt w:val="decimal"/>
+      <w:lvlText w:val="%7."/>
+      <w:lvlJc w:val="left"/>
+      <w:pPr>
+        <w:ind w:left="5040" w:hanging="360"/>
+      </w:pPr>
+    </w:lvl>
+    <w:lvl w:ilvl="7" w:tplc="04090019" w:tentative="1">
+      <w:start w:val="1"/>
+      <w:numFmt w:val="lowerLetter"/>
+      <w:lvlText w:val="%8."/>
+      <w:lvlJc w:val="left"/>
+      <w:pPr>
+        <w:ind w:left="5760" w:hanging="360"/>
+      </w:pPr>
+    </w:lvl>
+    <w:lvl w:ilvl="8" w:tplc="0409001B" w:tentative="1">
+      <w:start w:val="1"/>
+      <w:numFmt w:val="lowerRoman"/>
+      <w:lvlText w:val="%9."/>
+      <w:lvlJc w:val="right"/>
+      <w:pPr>
+        <w:ind w:left="6480" w:hanging="180"/>
+      </w:pPr>
+    </w:lvl>
+  </w:abstractNum>
+  <w:abstractNum w:abstractNumId="6" w15:restartNumberingAfterBreak="0">
     <w:nsid w:val="21D47111"/>
     <w:multiLevelType w:val="hybridMultilevel"/>
     <w:tmpl w:val="EDDC94F2"/>
@@ -6930,7 +8214,7 @@
       </w:rPr>
     </w:lvl>
   </w:abstractNum>
-  <w:abstractNum w:abstractNumId="6" w15:restartNumberingAfterBreak="0">
+  <w:abstractNum w:abstractNumId="7" w15:restartNumberingAfterBreak="0">
     <w:nsid w:val="48CE53E1"/>
     <w:multiLevelType w:val="hybridMultilevel"/>
     <w:tmpl w:val="3904DBD4"/>
@@ -7070,7 +8354,7 @@
       </w:rPr>
     </w:lvl>
   </w:abstractNum>
-  <w:abstractNum w:abstractNumId="7" w15:restartNumberingAfterBreak="0">
+  <w:abstractNum w:abstractNumId="8" w15:restartNumberingAfterBreak="0">
     <w:nsid w:val="51612FE2"/>
     <w:multiLevelType w:val="hybridMultilevel"/>
     <w:tmpl w:val="4D5C2C3A"/>
@@ -7156,7 +8440,7 @@
       </w:pPr>
     </w:lvl>
   </w:abstractNum>
-  <w:abstractNum w:abstractNumId="8" w15:restartNumberingAfterBreak="0">
+  <w:abstractNum w:abstractNumId="9" w15:restartNumberingAfterBreak="0">
     <w:nsid w:val="519B66C8"/>
     <w:multiLevelType w:val="hybridMultilevel"/>
     <w:tmpl w:val="8A2640DA"/>
@@ -7296,7 +8580,7 @@
       </w:rPr>
     </w:lvl>
   </w:abstractNum>
-  <w:abstractNum w:abstractNumId="9" w15:restartNumberingAfterBreak="0">
+  <w:abstractNum w:abstractNumId="10" w15:restartNumberingAfterBreak="0">
     <w:nsid w:val="56220B3E"/>
     <w:multiLevelType w:val="multilevel"/>
     <w:tmpl w:val="D6109C24"/>
@@ -7409,7 +8693,7 @@
       </w:rPr>
     </w:lvl>
   </w:abstractNum>
-  <w:abstractNum w:abstractNumId="10" w15:restartNumberingAfterBreak="0">
+  <w:abstractNum w:abstractNumId="11" w15:restartNumberingAfterBreak="0">
     <w:nsid w:val="5C8C26CF"/>
     <w:multiLevelType w:val="hybridMultilevel"/>
     <w:tmpl w:val="1E2E14A6"/>
@@ -7495,7 +8779,7 @@
       </w:pPr>
     </w:lvl>
   </w:abstractNum>
-  <w:abstractNum w:abstractNumId="11" w15:restartNumberingAfterBreak="0">
+  <w:abstractNum w:abstractNumId="12" w15:restartNumberingAfterBreak="0">
     <w:nsid w:val="5F672EAD"/>
     <w:multiLevelType w:val="hybridMultilevel"/>
     <w:tmpl w:val="C0946754"/>
@@ -7608,7 +8892,7 @@
       </w:rPr>
     </w:lvl>
   </w:abstractNum>
-  <w:abstractNum w:abstractNumId="12" w15:restartNumberingAfterBreak="0">
+  <w:abstractNum w:abstractNumId="13" w15:restartNumberingAfterBreak="0">
     <w:nsid w:val="61B63D3F"/>
     <w:multiLevelType w:val="hybridMultilevel"/>
     <w:tmpl w:val="BA7E0C1C"/>
@@ -7721,7 +9005,7 @@
       </w:rPr>
     </w:lvl>
   </w:abstractNum>
-  <w:abstractNum w:abstractNumId="13" w15:restartNumberingAfterBreak="0">
+  <w:abstractNum w:abstractNumId="14" w15:restartNumberingAfterBreak="0">
     <w:nsid w:val="623714DF"/>
     <w:multiLevelType w:val="hybridMultilevel"/>
     <w:tmpl w:val="DA56A092"/>
@@ -7834,7 +9118,7 @@
       </w:rPr>
     </w:lvl>
   </w:abstractNum>
-  <w:abstractNum w:abstractNumId="14" w15:restartNumberingAfterBreak="0">
+  <w:abstractNum w:abstractNumId="15" w15:restartNumberingAfterBreak="0">
     <w:nsid w:val="67086FE3"/>
     <w:multiLevelType w:val="multilevel"/>
     <w:tmpl w:val="D310BFC8"/>
@@ -7947,7 +9231,7 @@
       </w:rPr>
     </w:lvl>
   </w:abstractNum>
-  <w:abstractNum w:abstractNumId="15" w15:restartNumberingAfterBreak="0">
+  <w:abstractNum w:abstractNumId="16" w15:restartNumberingAfterBreak="0">
     <w:nsid w:val="7EB775CF"/>
     <w:multiLevelType w:val="hybridMultilevel"/>
     <w:tmpl w:val="AAD66BE8"/>
@@ -8087,32 +9371,118 @@
       </w:rPr>
     </w:lvl>
   </w:abstractNum>
-  <w:num w:numId="1">
+  <w:abstractNum w:abstractNumId="17" w15:restartNumberingAfterBreak="0">
+    <w:nsid w:val="7F2D26FA"/>
+    <w:multiLevelType w:val="hybridMultilevel"/>
+    <w:tmpl w:val="B8B2F750"/>
+    <w:lvl w:ilvl="0" w:tplc="FFFFFFFF">
+      <w:start w:val="1"/>
+      <w:numFmt w:val="decimal"/>
+      <w:lvlText w:val="%1."/>
+      <w:lvlJc w:val="left"/>
+      <w:pPr>
+        <w:ind w:left="720" w:hanging="360"/>
+      </w:pPr>
+    </w:lvl>
+    <w:lvl w:ilvl="1" w:tplc="FFFFFFFF">
+      <w:start w:val="1"/>
+      <w:numFmt w:val="lowerLetter"/>
+      <w:lvlText w:val="%2."/>
+      <w:lvlJc w:val="left"/>
+      <w:pPr>
+        <w:ind w:left="1440" w:hanging="360"/>
+      </w:pPr>
+    </w:lvl>
+    <w:lvl w:ilvl="2" w:tplc="FFFFFFFF" w:tentative="1">
+      <w:start w:val="1"/>
+      <w:numFmt w:val="lowerRoman"/>
+      <w:lvlText w:val="%3."/>
+      <w:lvlJc w:val="right"/>
+      <w:pPr>
+        <w:ind w:left="2160" w:hanging="180"/>
+      </w:pPr>
+    </w:lvl>
+    <w:lvl w:ilvl="3" w:tplc="FFFFFFFF" w:tentative="1">
+      <w:start w:val="1"/>
+      <w:numFmt w:val="decimal"/>
+      <w:lvlText w:val="%4."/>
+      <w:lvlJc w:val="left"/>
+      <w:pPr>
+        <w:ind w:left="2880" w:hanging="360"/>
+      </w:pPr>
+    </w:lvl>
+    <w:lvl w:ilvl="4" w:tplc="FFFFFFFF" w:tentative="1">
+      <w:start w:val="1"/>
+      <w:numFmt w:val="lowerLetter"/>
+      <w:lvlText w:val="%5."/>
+      <w:lvlJc w:val="left"/>
+      <w:pPr>
+        <w:ind w:left="3600" w:hanging="360"/>
+      </w:pPr>
+    </w:lvl>
+    <w:lvl w:ilvl="5" w:tplc="FFFFFFFF" w:tentative="1">
+      <w:start w:val="1"/>
+      <w:numFmt w:val="lowerRoman"/>
+      <w:lvlText w:val="%6."/>
+      <w:lvlJc w:val="right"/>
+      <w:pPr>
+        <w:ind w:left="4320" w:hanging="180"/>
+      </w:pPr>
+    </w:lvl>
+    <w:lvl w:ilvl="6" w:tplc="FFFFFFFF" w:tentative="1">
+      <w:start w:val="1"/>
+      <w:numFmt w:val="decimal"/>
+      <w:lvlText w:val="%7."/>
+      <w:lvlJc w:val="left"/>
+      <w:pPr>
+        <w:ind w:left="5040" w:hanging="360"/>
+      </w:pPr>
+    </w:lvl>
+    <w:lvl w:ilvl="7" w:tplc="FFFFFFFF" w:tentative="1">
+      <w:start w:val="1"/>
+      <w:numFmt w:val="lowerLetter"/>
+      <w:lvlText w:val="%8."/>
+      <w:lvlJc w:val="left"/>
+      <w:pPr>
+        <w:ind w:left="5760" w:hanging="360"/>
+      </w:pPr>
+    </w:lvl>
+    <w:lvl w:ilvl="8" w:tplc="FFFFFFFF" w:tentative="1">
+      <w:start w:val="1"/>
+      <w:numFmt w:val="lowerRoman"/>
+      <w:lvlText w:val="%9."/>
+      <w:lvlJc w:val="right"/>
+      <w:pPr>
+        <w:ind w:left="6480" w:hanging="180"/>
+      </w:pPr>
+    </w:lvl>
+  </w:abstractNum>
+  <w:num w:numId="1" w16cid:durableId="719086524">
+    <w:abstractNumId w:val="7"/>
+  </w:num>
+  <w:num w:numId="2" w16cid:durableId="120001947">
+    <w:abstractNumId w:val="16"/>
+  </w:num>
+  <w:num w:numId="3" w16cid:durableId="201017337">
+    <w:abstractNumId w:val="1"/>
+  </w:num>
+  <w:num w:numId="4" w16cid:durableId="2072581864">
     <w:abstractNumId w:val="6"/>
   </w:num>
-  <w:num w:numId="2">
-    <w:abstractNumId w:val="15"/>
-  </w:num>
-  <w:num w:numId="3">
-    <w:abstractNumId w:val="1"/>
-  </w:num>
-  <w:num w:numId="4">
-    <w:abstractNumId w:val="5"/>
-  </w:num>
-  <w:num w:numId="5">
+  <w:num w:numId="5" w16cid:durableId="2006783792">
     <w:abstractNumId w:val="2"/>
   </w:num>
-  <w:num w:numId="6">
+  <w:num w:numId="6" w16cid:durableId="180440062">
     <w:abstractNumId w:val="4"/>
   </w:num>
-  <w:num w:numId="7">
+  <w:num w:numId="7" w16cid:durableId="1303729365">
+    <w:abstractNumId w:val="13"/>
+  </w:num>
+  <w:num w:numId="8" w16cid:durableId="598220320">
     <w:abstractNumId w:val="12"/>
   </w:num>
-  <w:num w:numId="8">
-    <w:abstractNumId w:val="11"/>
-  </w:num>
-  <w:num w:numId="9">
-    <w:abstractNumId w:val="14"/>
+  <w:num w:numId="9" w16cid:durableId="1352487588">
+    <w:abstractNumId w:val="15"/>
     <w:lvlOverride w:ilvl="0">
       <w:startOverride w:val="1"/>
     </w:lvlOverride>
@@ -8125,8 +9495,8 @@
     <w:lvlOverride w:ilvl="7"/>
     <w:lvlOverride w:ilvl="8"/>
   </w:num>
-  <w:num w:numId="10">
-    <w:abstractNumId w:val="9"/>
+  <w:num w:numId="10" w16cid:durableId="1782645246">
+    <w:abstractNumId w:val="10"/>
     <w:lvlOverride w:ilvl="0">
       <w:startOverride w:val="1"/>
     </w:lvlOverride>
@@ -8139,29 +9509,35 @@
     <w:lvlOverride w:ilvl="7"/>
     <w:lvlOverride w:ilvl="8"/>
   </w:num>
-  <w:num w:numId="11">
-    <w:abstractNumId w:val="10"/>
+  <w:num w:numId="11" w16cid:durableId="114493404">
+    <w:abstractNumId w:val="11"/>
   </w:num>
-  <w:num w:numId="12">
+  <w:num w:numId="12" w16cid:durableId="1452750715">
     <w:abstractNumId w:val="3"/>
   </w:num>
-  <w:num w:numId="13">
+  <w:num w:numId="13" w16cid:durableId="936525180">
     <w:abstractNumId w:val="0"/>
   </w:num>
-  <w:num w:numId="14">
+  <w:num w:numId="14" w16cid:durableId="1255015440">
+    <w:abstractNumId w:val="9"/>
+  </w:num>
+  <w:num w:numId="15" w16cid:durableId="1722288756">
     <w:abstractNumId w:val="8"/>
   </w:num>
-  <w:num w:numId="15">
-    <w:abstractNumId w:val="7"/>
+  <w:num w:numId="16" w16cid:durableId="1620332648">
+    <w:abstractNumId w:val="14"/>
   </w:num>
-  <w:num w:numId="16">
-    <w:abstractNumId w:val="13"/>
+  <w:num w:numId="17" w16cid:durableId="1904095595">
+    <w:abstractNumId w:val="5"/>
+  </w:num>
+  <w:num w:numId="18" w16cid:durableId="2068918714">
+    <w:abstractNumId w:val="17"/>
   </w:num>
 </w:numbering>
 </file>
 
 <file path=word/styles.xml><?xml version="1.0" encoding="utf-8"?>
-<w:styles xmlns:mc="http://schemas.openxmlformats.org/markup-compatibility/2006" xmlns:r="http://schemas.openxmlformats.org/officeDocument/2006/relationships" xmlns:w="http://schemas.openxmlformats.org/wordprocessingml/2006/main" xmlns:w14="http://schemas.microsoft.com/office/word/2010/wordml" xmlns:w15="http://schemas.microsoft.com/office/word/2012/wordml" xmlns:w16cex="http://schemas.microsoft.com/office/word/2018/wordml/cex" xmlns:w16cid="http://schemas.microsoft.com/office/word/2016/wordml/cid" xmlns:w16="http://schemas.microsoft.com/office/word/2018/wordml" xmlns:w16sdtdh="http://schemas.microsoft.com/office/word/2020/wordml/sdtdatahash" xmlns:w16se="http://schemas.microsoft.com/office/word/2015/wordml/symex" mc:Ignorable="w14 w15 w16se w16cid w16 w16cex w16sdtdh">
+<w:styles xmlns:mc="http://schemas.openxmlformats.org/markup-compatibility/2006" xmlns:r="http://schemas.openxmlformats.org/officeDocument/2006/relationships" xmlns:w="http://schemas.openxmlformats.org/wordprocessingml/2006/main" xmlns:w14="http://schemas.microsoft.com/office/word/2010/wordml" xmlns:w15="http://schemas.microsoft.com/office/word/2012/wordml" xmlns:w16cex="http://schemas.microsoft.com/office/word/2018/wordml/cex" xmlns:w16cid="http://schemas.microsoft.com/office/word/2016/wordml/cid" xmlns:w16="http://schemas.microsoft.com/office/word/2018/wordml" xmlns:w16du="http://schemas.microsoft.com/office/word/2023/wordml/word16du" xmlns:w16sdtdh="http://schemas.microsoft.com/office/word/2020/wordml/sdtdatahash" xmlns:w16sdtfl="http://schemas.microsoft.com/office/word/2024/wordml/sdtformatlock" xmlns:w16se="http://schemas.microsoft.com/office/word/2015/wordml/symex" mc:Ignorable="w14 w15 w16se w16cid w16 w16cex w16sdtdh w16sdtfl w16du">
   <w:docDefaults>
     <w:rPrDefault>
       <w:rPr>
@@ -8742,6 +10118,34 @@
       <w:bCs/>
     </w:rPr>
   </w:style>
+  <w:style w:type="paragraph" w:styleId="BalloonText">
+    <w:name w:val="Balloon Text"/>
+    <w:basedOn w:val="Normal"/>
+    <w:link w:val="BalloonTextChar"/>
+    <w:uiPriority w:val="99"/>
+    <w:semiHidden/>
+    <w:unhideWhenUsed/>
+    <w:rsid w:val="008E0769"/>
+    <w:rPr>
+      <w:rFonts w:ascii="宋体"/>
+      <w:sz w:val="16"/>
+      <w:szCs w:val="16"/>
+    </w:rPr>
+  </w:style>
+  <w:style w:type="character" w:customStyle="1" w:styleId="BalloonTextChar">
+    <w:name w:val="Balloon Text Char"/>
+    <w:basedOn w:val="DefaultParagraphFont"/>
+    <w:link w:val="BalloonText"/>
+    <w:uiPriority w:val="99"/>
+    <w:semiHidden/>
+    <w:rsid w:val="008E0769"/>
+    <w:rPr>
+      <w:rFonts w:ascii="宋体"/>
+      <w:sz w:val="16"/>
+      <w:szCs w:val="16"/>
+      <w:lang w:eastAsia="en-US"/>
+    </w:rPr>
+  </w:style>
 </w:styles>
 </file>
 

--- a/vitae/linVitae.docx
+++ b/vitae/linVitae.docx
@@ -1237,7 +1237,21 @@
           <w:sz w:val="28"/>
           <w:szCs w:val="28"/>
         </w:rPr>
-        <w:t>Principle of Programming Languages</w:t>
+        <w:t>Principle</w:t>
+      </w:r>
+      <w:r>
+        <w:rPr>
+          <w:sz w:val="28"/>
+          <w:szCs w:val="28"/>
+        </w:rPr>
+        <w:t>s</w:t>
+      </w:r>
+      <w:r>
+        <w:rPr>
+          <w:sz w:val="28"/>
+          <w:szCs w:val="28"/>
+        </w:rPr>
+        <w:t xml:space="preserve"> of Programming Languages</w:t>
       </w:r>
     </w:p>
     <w:p>
@@ -4474,7 +4488,23 @@
           <w:sz w:val="28"/>
           <w:szCs w:val="28"/>
         </w:rPr>
-        <w:t xml:space="preserve"> Linand </w:t>
+        <w:t xml:space="preserve"> </w:t>
+      </w:r>
+      <w:proofErr w:type="spellStart"/>
+      <w:r>
+        <w:rPr>
+          <w:sz w:val="28"/>
+          <w:szCs w:val="28"/>
+        </w:rPr>
+        <w:t>Linand</w:t>
+      </w:r>
+      <w:proofErr w:type="spellEnd"/>
+      <w:r>
+        <w:rPr>
+          <w:sz w:val="28"/>
+          <w:szCs w:val="28"/>
+        </w:rPr>
+        <w:t xml:space="preserve"> </w:t>
       </w:r>
       <w:proofErr w:type="spellStart"/>
       <w:r>
@@ -4807,15 +4837,7 @@
         </w:rPr>
       </w:pPr>
       <w:r>
-        <w:t xml:space="preserve">Zhou, Zhan; Lin, </w:t>
-      </w:r>
-      <w:proofErr w:type="spellStart"/>
-      <w:r>
-        <w:t>Zhongyan</w:t>
-      </w:r>
-      <w:proofErr w:type="spellEnd"/>
-      <w:r>
-        <w:t>, Some Results on the Linearized Oscillation of the Odd-order Neutral Difference Equation</w:t>
+        <w:t>Zhou, Zhan; Lin, Zhongyan, Some Results on the Linearized Oscillation of the Odd-order Neutral Difference Equation</w:t>
       </w:r>
       <w:proofErr w:type="gramStart"/>
       <w:r>
@@ -5143,25 +5165,7 @@
           <w:szCs w:val="28"/>
           <w:lang w:eastAsia="zh-CN"/>
         </w:rPr>
-        <w:t xml:space="preserve"> Desktop Java application of translating the Android Studio UI design, including layout files and menu files, to </w:t>
-      </w:r>
-      <w:proofErr w:type="spellStart"/>
-      <w:r>
-        <w:rPr>
-          <w:sz w:val="28"/>
-          <w:szCs w:val="28"/>
-          <w:lang w:eastAsia="zh-CN"/>
-        </w:rPr>
-        <w:t>SwiftUI</w:t>
-      </w:r>
-      <w:proofErr w:type="spellEnd"/>
-      <w:r>
-        <w:rPr>
-          <w:sz w:val="28"/>
-          <w:szCs w:val="28"/>
-          <w:lang w:eastAsia="zh-CN"/>
-        </w:rPr>
-        <w:t xml:space="preserve"> codes</w:t>
+        <w:t xml:space="preserve"> Desktop Java application of translating the Android Studio UI design, including layout files and menu files, to SwiftUI codes</w:t>
       </w:r>
     </w:p>
     <w:p>
@@ -5996,9 +6000,10 @@
     </w:p>
     <w:p>
       <w:pPr>
+        <w:pStyle w:val="ListParagraph"/>
         <w:numPr>
           <w:ilvl w:val="0"/>
-          <w:numId w:val="17"/>
+          <w:numId w:val="19"/>
         </w:numPr>
         <w:jc w:val="both"/>
         <w:rPr>
@@ -6016,9 +6021,10 @@
     </w:p>
     <w:p>
       <w:pPr>
+        <w:pStyle w:val="ListParagraph"/>
         <w:numPr>
           <w:ilvl w:val="0"/>
-          <w:numId w:val="17"/>
+          <w:numId w:val="19"/>
         </w:numPr>
         <w:jc w:val="both"/>
         <w:rPr>
@@ -6051,9 +6057,10 @@
     </w:p>
     <w:p>
       <w:pPr>
+        <w:pStyle w:val="ListParagraph"/>
         <w:numPr>
           <w:ilvl w:val="0"/>
-          <w:numId w:val="17"/>
+          <w:numId w:val="19"/>
         </w:numPr>
         <w:jc w:val="both"/>
         <w:rPr>
@@ -6071,9 +6078,10 @@
     </w:p>
     <w:p>
       <w:pPr>
+        <w:pStyle w:val="ListParagraph"/>
         <w:numPr>
           <w:ilvl w:val="0"/>
-          <w:numId w:val="17"/>
+          <w:numId w:val="19"/>
         </w:numPr>
         <w:jc w:val="both"/>
         <w:rPr>
@@ -6091,9 +6099,10 @@
     </w:p>
     <w:p>
       <w:pPr>
+        <w:pStyle w:val="ListParagraph"/>
         <w:numPr>
           <w:ilvl w:val="0"/>
-          <w:numId w:val="17"/>
+          <w:numId w:val="19"/>
         </w:numPr>
         <w:jc w:val="both"/>
         <w:rPr>
@@ -6111,9 +6120,10 @@
     </w:p>
     <w:p>
       <w:pPr>
+        <w:pStyle w:val="ListParagraph"/>
         <w:numPr>
           <w:ilvl w:val="0"/>
-          <w:numId w:val="17"/>
+          <w:numId w:val="19"/>
         </w:numPr>
         <w:jc w:val="both"/>
         <w:rPr>
@@ -6170,9 +6180,10 @@
     </w:p>
     <w:p>
       <w:pPr>
+        <w:pStyle w:val="ListParagraph"/>
         <w:numPr>
           <w:ilvl w:val="0"/>
-          <w:numId w:val="17"/>
+          <w:numId w:val="19"/>
         </w:numPr>
         <w:jc w:val="both"/>
         <w:rPr>
@@ -6190,9 +6201,10 @@
     </w:p>
     <w:p>
       <w:pPr>
+        <w:pStyle w:val="ListParagraph"/>
         <w:numPr>
           <w:ilvl w:val="0"/>
-          <w:numId w:val="17"/>
+          <w:numId w:val="19"/>
         </w:numPr>
         <w:jc w:val="both"/>
         <w:rPr>
@@ -6224,9 +6236,10 @@
     </w:p>
     <w:p>
       <w:pPr>
+        <w:pStyle w:val="ListParagraph"/>
         <w:numPr>
           <w:ilvl w:val="0"/>
-          <w:numId w:val="17"/>
+          <w:numId w:val="19"/>
         </w:numPr>
         <w:jc w:val="both"/>
         <w:rPr>
@@ -6299,9 +6312,10 @@
     </w:p>
     <w:p>
       <w:pPr>
+        <w:pStyle w:val="ListParagraph"/>
         <w:numPr>
           <w:ilvl w:val="0"/>
-          <w:numId w:val="17"/>
+          <w:numId w:val="19"/>
         </w:numPr>
         <w:jc w:val="both"/>
         <w:rPr>
@@ -6314,35 +6328,23 @@
       </w:pPr>
       <w:r>
         <w:rPr>
-          <w:rFonts w:ascii="FangSong_GB2312" w:eastAsia="FangSong_GB2312" w:hAnsi="FangSong_GB2312" w:hint="eastAsia"/>
-          <w:color w:val="000000" w:themeColor="text1"/>
-          <w:sz w:val="28"/>
-          <w:szCs w:val="28"/>
-          <w:lang w:eastAsia="zh-CN"/>
-        </w:rPr>
-        <w:t>一个网上教与学管理系统</w:t>
-      </w:r>
-      <w:r>
-        <w:rPr>
           <w:rFonts w:ascii="FangSong_GB2312" w:eastAsia="FangSong_GB2312" w:hAnsi="FangSong_GB2312"/>
           <w:color w:val="000000" w:themeColor="text1"/>
           <w:sz w:val="28"/>
           <w:szCs w:val="28"/>
           <w:lang w:eastAsia="zh-CN"/>
         </w:rPr>
-        <w:t xml:space="preserve">, </w:t>
-      </w:r>
-      <w:r>
-        <w:rPr>
-          <w:rFonts w:ascii="FangSong_GB2312" w:eastAsia="FangSong_GB2312" w:hAnsi="FangSong_GB2312" w:hint="eastAsia"/>
-          <w:color w:val="000000" w:themeColor="text1"/>
-          <w:sz w:val="28"/>
-          <w:szCs w:val="28"/>
-          <w:lang w:eastAsia="zh-CN"/>
-        </w:rPr>
-        <w:t>清华大学</w:t>
-      </w:r>
-      <w:r>
+        <w:t>An Online Teaching and Learning Management System, Tsinghua University, October 2007</w:t>
+      </w:r>
+    </w:p>
+    <w:p>
+      <w:pPr>
+        <w:pStyle w:val="ListParagraph"/>
+        <w:numPr>
+          <w:ilvl w:val="0"/>
+          <w:numId w:val="19"/>
+        </w:numPr>
+        <w:jc w:val="both"/>
         <w:rPr>
           <w:rFonts w:ascii="FangSong_GB2312" w:eastAsia="FangSong_GB2312" w:hAnsi="FangSong_GB2312"/>
           <w:color w:val="000000" w:themeColor="text1"/>
@@ -6350,483 +6352,8 @@
           <w:szCs w:val="28"/>
           <w:lang w:eastAsia="zh-CN"/>
         </w:rPr>
-        <w:t>, 20</w:t>
-      </w:r>
-      <w:r>
-        <w:rPr>
-          <w:rFonts w:ascii="FangSong_GB2312" w:eastAsia="FangSong_GB2312" w:hAnsi="FangSong_GB2312" w:hint="eastAsia"/>
-          <w:color w:val="000000" w:themeColor="text1"/>
-          <w:sz w:val="28"/>
-          <w:szCs w:val="28"/>
-          <w:lang w:eastAsia="zh-CN"/>
-        </w:rPr>
-        <w:t>07年 10月</w:t>
-      </w:r>
-    </w:p>
-    <w:p>
-      <w:pPr>
-        <w:numPr>
-          <w:ilvl w:val="0"/>
-          <w:numId w:val="17"/>
-        </w:numPr>
-        <w:jc w:val="both"/>
-        <w:rPr>
-          <w:rFonts w:ascii="FangSong_GB2312" w:eastAsia="FangSong_GB2312" w:hAnsi="FangSong_GB2312"/>
-          <w:sz w:val="28"/>
-          <w:szCs w:val="28"/>
-          <w:lang w:eastAsia="zh-CN"/>
-        </w:rPr>
-      </w:pPr>
-      <w:r>
-        <w:rPr>
-          <w:rFonts w:ascii="FangSong_GB2312" w:eastAsia="FangSong_GB2312" w:hAnsi="FangSong_GB2312" w:hint="eastAsia"/>
-          <w:sz w:val="28"/>
-          <w:szCs w:val="28"/>
-          <w:lang w:eastAsia="zh-CN"/>
-        </w:rPr>
-        <w:t>一个网上学习管理系统</w:t>
-      </w:r>
-      <w:r>
-        <w:rPr>
-          <w:rFonts w:ascii="FangSong_GB2312" w:eastAsia="FangSong_GB2312" w:hAnsi="FangSong_GB2312"/>
-          <w:sz w:val="28"/>
-          <w:szCs w:val="28"/>
-          <w:lang w:eastAsia="zh-CN"/>
-        </w:rPr>
-        <w:t xml:space="preserve">, </w:t>
-      </w:r>
-      <w:r>
-        <w:rPr>
-          <w:rFonts w:ascii="FangSong_GB2312" w:eastAsia="FangSong_GB2312" w:hAnsi="FangSong_GB2312" w:hint="eastAsia"/>
-          <w:sz w:val="28"/>
-          <w:szCs w:val="28"/>
-          <w:lang w:eastAsia="zh-CN"/>
-        </w:rPr>
-        <w:t>西南财经大学</w:t>
-      </w:r>
-      <w:r>
-        <w:rPr>
-          <w:rFonts w:ascii="FangSong_GB2312" w:eastAsia="FangSong_GB2312" w:hAnsi="FangSong_GB2312"/>
-          <w:sz w:val="28"/>
-          <w:szCs w:val="28"/>
-          <w:lang w:eastAsia="zh-CN"/>
-        </w:rPr>
-        <w:t>, 20</w:t>
-      </w:r>
-      <w:r>
-        <w:rPr>
-          <w:rFonts w:ascii="FangSong_GB2312" w:eastAsia="FangSong_GB2312" w:hAnsi="FangSong_GB2312" w:hint="eastAsia"/>
-          <w:sz w:val="28"/>
-          <w:szCs w:val="28"/>
-          <w:lang w:eastAsia="zh-CN"/>
-        </w:rPr>
-        <w:t>09年 12月</w:t>
-      </w:r>
-    </w:p>
-    <w:p>
-      <w:pPr>
-        <w:numPr>
-          <w:ilvl w:val="0"/>
-          <w:numId w:val="17"/>
-        </w:numPr>
-        <w:jc w:val="both"/>
-        <w:rPr>
-          <w:rFonts w:ascii="FangSong_GB2312" w:eastAsia="FangSong_GB2312" w:hAnsi="FangSong_GB2312"/>
-          <w:sz w:val="28"/>
-          <w:szCs w:val="28"/>
-          <w:lang w:eastAsia="zh-CN"/>
-        </w:rPr>
-      </w:pPr>
-      <w:r>
-        <w:rPr>
-          <w:rFonts w:ascii="FangSong_GB2312" w:eastAsia="FangSong_GB2312" w:hAnsi="FangSong_GB2312" w:hint="eastAsia"/>
-          <w:sz w:val="28"/>
-          <w:szCs w:val="28"/>
-          <w:lang w:eastAsia="zh-CN"/>
-        </w:rPr>
-        <w:t>一个网上学习管理系统</w:t>
-      </w:r>
-      <w:r>
-        <w:rPr>
-          <w:rFonts w:ascii="FangSong_GB2312" w:eastAsia="FangSong_GB2312" w:hAnsi="FangSong_GB2312"/>
-          <w:sz w:val="28"/>
-          <w:szCs w:val="28"/>
-          <w:lang w:eastAsia="zh-CN"/>
-        </w:rPr>
-        <w:t xml:space="preserve">, </w:t>
-      </w:r>
-      <w:r>
-        <w:rPr>
-          <w:rFonts w:ascii="FangSong_GB2312" w:eastAsia="FangSong_GB2312" w:hAnsi="FangSong_GB2312" w:hint="eastAsia"/>
-          <w:sz w:val="28"/>
-          <w:szCs w:val="28"/>
-          <w:lang w:eastAsia="zh-CN"/>
-        </w:rPr>
-        <w:t>四川大学</w:t>
-      </w:r>
-      <w:r>
-        <w:rPr>
-          <w:rFonts w:ascii="FangSong_GB2312" w:eastAsia="FangSong_GB2312" w:hAnsi="FangSong_GB2312"/>
-          <w:sz w:val="28"/>
-          <w:szCs w:val="28"/>
-          <w:lang w:eastAsia="zh-CN"/>
-        </w:rPr>
-        <w:t>, 20</w:t>
-      </w:r>
-      <w:r>
-        <w:rPr>
-          <w:rFonts w:ascii="FangSong_GB2312" w:eastAsia="FangSong_GB2312" w:hAnsi="FangSong_GB2312" w:hint="eastAsia"/>
-          <w:sz w:val="28"/>
-          <w:szCs w:val="28"/>
-          <w:lang w:eastAsia="zh-CN"/>
-        </w:rPr>
-        <w:t>09年 12月</w:t>
-      </w:r>
-    </w:p>
-    <w:p>
-      <w:pPr>
-        <w:numPr>
-          <w:ilvl w:val="0"/>
-          <w:numId w:val="17"/>
-        </w:numPr>
-        <w:jc w:val="both"/>
-        <w:rPr>
-          <w:rFonts w:ascii="FangSong_GB2312" w:eastAsia="FangSong_GB2312" w:hAnsi="FangSong_GB2312"/>
-          <w:sz w:val="28"/>
-          <w:szCs w:val="28"/>
-          <w:lang w:eastAsia="zh-CN"/>
-        </w:rPr>
-      </w:pPr>
-      <w:r>
-        <w:rPr>
-          <w:rFonts w:ascii="FangSong_GB2312" w:eastAsia="FangSong_GB2312" w:hAnsi="FangSong_GB2312" w:hint="eastAsia"/>
-          <w:sz w:val="28"/>
-          <w:szCs w:val="28"/>
-          <w:lang w:eastAsia="zh-CN"/>
-        </w:rPr>
-        <w:t>一个网上学习管理系统</w:t>
-      </w:r>
-      <w:r>
-        <w:rPr>
-          <w:rFonts w:ascii="FangSong_GB2312" w:eastAsia="FangSong_GB2312" w:hAnsi="FangSong_GB2312"/>
-          <w:sz w:val="28"/>
-          <w:szCs w:val="28"/>
-          <w:lang w:eastAsia="zh-CN"/>
-        </w:rPr>
-        <w:t xml:space="preserve">, </w:t>
-      </w:r>
-      <w:r>
-        <w:rPr>
-          <w:rFonts w:ascii="FangSong_GB2312" w:eastAsia="FangSong_GB2312" w:hAnsi="FangSong_GB2312" w:hint="eastAsia"/>
-          <w:sz w:val="28"/>
-          <w:szCs w:val="28"/>
-          <w:lang w:eastAsia="zh-CN"/>
-        </w:rPr>
-        <w:t>景德镇陶瓷</w:t>
-      </w:r>
-      <w:r>
-        <w:rPr>
-          <w:rFonts w:ascii="FangSong_GB2312" w:eastAsia="FangSong_GB2312" w:hAnsi="FangSong_GB2312" w:hint="eastAsia"/>
-          <w:sz w:val="28"/>
-          <w:szCs w:val="28"/>
-          <w:lang w:eastAsia="zh-CN"/>
-        </w:rPr>
-        <w:t>大学</w:t>
-      </w:r>
-      <w:r>
-        <w:rPr>
-          <w:rFonts w:ascii="FangSong_GB2312" w:eastAsia="FangSong_GB2312" w:hAnsi="FangSong_GB2312"/>
-          <w:sz w:val="28"/>
-          <w:szCs w:val="28"/>
-          <w:lang w:eastAsia="zh-CN"/>
-        </w:rPr>
-        <w:t>, 20</w:t>
-      </w:r>
-      <w:r>
-        <w:rPr>
-          <w:rFonts w:ascii="FangSong_GB2312" w:eastAsia="FangSong_GB2312" w:hAnsi="FangSong_GB2312" w:hint="eastAsia"/>
-          <w:sz w:val="28"/>
-          <w:szCs w:val="28"/>
-          <w:lang w:eastAsia="zh-CN"/>
-        </w:rPr>
-        <w:t>10</w:t>
-      </w:r>
-      <w:r>
-        <w:rPr>
-          <w:rFonts w:ascii="FangSong_GB2312" w:eastAsia="FangSong_GB2312" w:hAnsi="FangSong_GB2312" w:hint="eastAsia"/>
-          <w:sz w:val="28"/>
-          <w:szCs w:val="28"/>
-          <w:lang w:eastAsia="zh-CN"/>
-        </w:rPr>
-        <w:t>年 1月</w:t>
-      </w:r>
-    </w:p>
-    <w:p>
-      <w:pPr>
-        <w:numPr>
-          <w:ilvl w:val="0"/>
-          <w:numId w:val="17"/>
-        </w:numPr>
-        <w:jc w:val="both"/>
-        <w:rPr>
-          <w:rFonts w:ascii="FangSong_GB2312" w:eastAsia="FangSong_GB2312" w:hAnsi="FangSong_GB2312"/>
-          <w:sz w:val="28"/>
-          <w:szCs w:val="28"/>
-          <w:lang w:eastAsia="zh-CN"/>
-        </w:rPr>
-      </w:pPr>
-      <w:r>
-        <w:rPr>
-          <w:rFonts w:ascii="FangSong_GB2312" w:eastAsia="FangSong_GB2312" w:hAnsi="FangSong_GB2312" w:hint="eastAsia"/>
-          <w:sz w:val="28"/>
-          <w:szCs w:val="28"/>
-          <w:lang w:eastAsia="zh-CN"/>
-        </w:rPr>
-        <w:t>一个网上学习管理系统</w:t>
-      </w:r>
-      <w:r>
-        <w:rPr>
-          <w:rFonts w:ascii="FangSong_GB2312" w:eastAsia="FangSong_GB2312" w:hAnsi="FangSong_GB2312"/>
-          <w:sz w:val="28"/>
-          <w:szCs w:val="28"/>
-          <w:lang w:eastAsia="zh-CN"/>
-        </w:rPr>
-        <w:t xml:space="preserve">, </w:t>
-      </w:r>
-      <w:r>
-        <w:rPr>
-          <w:rFonts w:ascii="FangSong_GB2312" w:eastAsia="FangSong_GB2312" w:hAnsi="FangSong_GB2312" w:hint="eastAsia"/>
-          <w:sz w:val="28"/>
-          <w:szCs w:val="28"/>
-          <w:lang w:eastAsia="zh-CN"/>
-        </w:rPr>
-        <w:t>韩国亚洲大学，</w:t>
-      </w:r>
-      <w:r>
-        <w:rPr>
-          <w:rFonts w:ascii="FangSong_GB2312" w:eastAsia="FangSong_GB2312" w:hAnsi="FangSong_GB2312"/>
-          <w:sz w:val="28"/>
-          <w:szCs w:val="28"/>
-          <w:lang w:eastAsia="zh-CN"/>
-        </w:rPr>
-        <w:t>201</w:t>
-      </w:r>
-      <w:r>
-        <w:rPr>
-          <w:rFonts w:ascii="FangSong_GB2312" w:eastAsia="FangSong_GB2312" w:hAnsi="FangSong_GB2312" w:hint="eastAsia"/>
-          <w:sz w:val="28"/>
-          <w:szCs w:val="28"/>
-          <w:lang w:eastAsia="zh-CN"/>
-        </w:rPr>
-        <w:t>0年 5月</w:t>
-      </w:r>
-    </w:p>
-    <w:p>
-      <w:pPr>
-        <w:numPr>
-          <w:ilvl w:val="0"/>
-          <w:numId w:val="17"/>
-        </w:numPr>
-        <w:jc w:val="both"/>
-        <w:rPr>
-          <w:rFonts w:ascii="FangSong_GB2312" w:eastAsia="FangSong_GB2312" w:hAnsi="FangSong_GB2312"/>
-          <w:sz w:val="28"/>
-          <w:szCs w:val="28"/>
-          <w:lang w:eastAsia="zh-CN"/>
-        </w:rPr>
-      </w:pPr>
-      <w:r>
-        <w:rPr>
-          <w:rFonts w:ascii="FangSong_GB2312" w:eastAsia="FangSong_GB2312" w:hAnsi="FangSong_GB2312" w:hint="eastAsia"/>
-          <w:sz w:val="28"/>
-          <w:szCs w:val="28"/>
-          <w:lang w:eastAsia="zh-CN"/>
-        </w:rPr>
-        <w:t>一个教学辅助暨教学质量评估支持系统</w:t>
-      </w:r>
-      <w:r>
-        <w:rPr>
-          <w:rFonts w:ascii="FangSong_GB2312" w:eastAsia="FangSong_GB2312" w:hAnsi="FangSong_GB2312"/>
-          <w:sz w:val="28"/>
-          <w:szCs w:val="28"/>
-          <w:lang w:eastAsia="zh-CN"/>
-        </w:rPr>
-        <w:t xml:space="preserve">, </w:t>
-      </w:r>
-      <w:r>
-        <w:rPr>
-          <w:rFonts w:ascii="FangSong_GB2312" w:eastAsia="FangSong_GB2312" w:hAnsi="FangSong_GB2312" w:hint="eastAsia"/>
-          <w:sz w:val="28"/>
-          <w:szCs w:val="28"/>
-          <w:lang w:eastAsia="zh-CN"/>
-        </w:rPr>
-        <w:t>深圳海亚科技公司</w:t>
-      </w:r>
-      <w:r>
-        <w:rPr>
-          <w:rFonts w:ascii="FangSong_GB2312" w:eastAsia="FangSong_GB2312" w:hAnsi="FangSong_GB2312"/>
-          <w:sz w:val="28"/>
-          <w:szCs w:val="28"/>
-          <w:lang w:eastAsia="zh-CN"/>
-        </w:rPr>
-        <w:t>, 201</w:t>
-      </w:r>
-      <w:r>
-        <w:rPr>
-          <w:rFonts w:ascii="FangSong_GB2312" w:eastAsia="FangSong_GB2312" w:hAnsi="FangSong_GB2312" w:hint="eastAsia"/>
-          <w:sz w:val="28"/>
-          <w:szCs w:val="28"/>
-          <w:lang w:eastAsia="zh-CN"/>
-        </w:rPr>
-        <w:t>4年 8月</w:t>
-      </w:r>
-    </w:p>
-    <w:p>
-      <w:pPr>
-        <w:numPr>
-          <w:ilvl w:val="0"/>
-          <w:numId w:val="17"/>
-        </w:numPr>
-        <w:jc w:val="both"/>
-        <w:rPr>
-          <w:rFonts w:ascii="FangSong_GB2312" w:eastAsia="FangSong_GB2312" w:hAnsi="FangSong_GB2312"/>
-          <w:sz w:val="28"/>
-          <w:szCs w:val="28"/>
-          <w:lang w:eastAsia="zh-CN"/>
-        </w:rPr>
-      </w:pPr>
-      <w:r>
-        <w:rPr>
-          <w:rFonts w:ascii="FangSong_GB2312" w:eastAsia="FangSong_GB2312" w:hAnsi="FangSong_GB2312" w:hint="eastAsia"/>
-          <w:sz w:val="28"/>
-          <w:szCs w:val="28"/>
-          <w:lang w:eastAsia="zh-CN"/>
-        </w:rPr>
-        <w:t>一个教学辅助暨教学质量评估支持系统</w:t>
-      </w:r>
-      <w:r>
-        <w:rPr>
-          <w:rFonts w:ascii="FangSong_GB2312" w:eastAsia="FangSong_GB2312" w:hAnsi="FangSong_GB2312"/>
-          <w:sz w:val="28"/>
-          <w:szCs w:val="28"/>
-          <w:lang w:eastAsia="zh-CN"/>
-        </w:rPr>
-        <w:t xml:space="preserve">, </w:t>
-      </w:r>
-      <w:r>
-        <w:rPr>
-          <w:rFonts w:ascii="FangSong_GB2312" w:eastAsia="FangSong_GB2312" w:hAnsi="FangSong_GB2312" w:hint="eastAsia"/>
-          <w:sz w:val="28"/>
-          <w:szCs w:val="28"/>
-          <w:lang w:eastAsia="zh-CN"/>
-        </w:rPr>
-        <w:t>江西外语外贸学院</w:t>
-      </w:r>
-      <w:r>
-        <w:rPr>
-          <w:rFonts w:ascii="FangSong_GB2312" w:eastAsia="FangSong_GB2312" w:hAnsi="FangSong_GB2312"/>
-          <w:sz w:val="28"/>
-          <w:szCs w:val="28"/>
-          <w:lang w:eastAsia="zh-CN"/>
-        </w:rPr>
-        <w:t xml:space="preserve">, 2015 </w:t>
-      </w:r>
-      <w:r>
-        <w:rPr>
-          <w:rFonts w:ascii="FangSong_GB2312" w:eastAsia="FangSong_GB2312" w:hAnsi="FangSong_GB2312" w:hint="eastAsia"/>
-          <w:sz w:val="28"/>
-          <w:szCs w:val="28"/>
-          <w:lang w:eastAsia="zh-CN"/>
-        </w:rPr>
-        <w:t>年 4月</w:t>
-      </w:r>
-    </w:p>
-    <w:p>
-      <w:pPr>
-        <w:numPr>
-          <w:ilvl w:val="0"/>
-          <w:numId w:val="17"/>
-        </w:numPr>
-        <w:jc w:val="both"/>
-        <w:rPr>
-          <w:rFonts w:ascii="FangSong_GB2312" w:eastAsia="FangSong_GB2312" w:hAnsi="FangSong_GB2312"/>
-          <w:sz w:val="28"/>
-          <w:szCs w:val="28"/>
-          <w:lang w:eastAsia="zh-CN"/>
-        </w:rPr>
-      </w:pPr>
-      <w:r>
-        <w:rPr>
-          <w:rFonts w:ascii="FangSong_GB2312" w:eastAsia="FangSong_GB2312" w:hAnsi="FangSong_GB2312" w:hint="eastAsia"/>
-          <w:sz w:val="28"/>
-          <w:szCs w:val="28"/>
-          <w:lang w:eastAsia="zh-CN"/>
-        </w:rPr>
-        <w:t>一个网上学习管理系统</w:t>
-      </w:r>
-      <w:r>
-        <w:rPr>
-          <w:rFonts w:ascii="FangSong_GB2312" w:eastAsia="FangSong_GB2312" w:hAnsi="FangSong_GB2312"/>
-          <w:sz w:val="28"/>
-          <w:szCs w:val="28"/>
-          <w:lang w:eastAsia="zh-CN"/>
-        </w:rPr>
-        <w:t xml:space="preserve">, </w:t>
-      </w:r>
-      <w:r>
-        <w:rPr>
-          <w:rFonts w:ascii="FangSong_GB2312" w:eastAsia="FangSong_GB2312" w:hAnsi="FangSong_GB2312" w:hint="eastAsia"/>
-          <w:sz w:val="28"/>
-          <w:szCs w:val="28"/>
-          <w:lang w:eastAsia="zh-CN"/>
-        </w:rPr>
-        <w:t xml:space="preserve">韩国 </w:t>
-      </w:r>
-      <w:r>
-        <w:rPr>
-          <w:rFonts w:ascii="FangSong_GB2312" w:eastAsia="FangSong_GB2312" w:hAnsi="FangSong_GB2312"/>
-          <w:sz w:val="28"/>
-          <w:szCs w:val="28"/>
-          <w:lang w:eastAsia="zh-CN"/>
-        </w:rPr>
-        <w:t xml:space="preserve">S. B. Media </w:t>
-      </w:r>
-      <w:r>
-        <w:rPr>
-          <w:rFonts w:ascii="FangSong_GB2312" w:eastAsia="FangSong_GB2312" w:hAnsi="FangSong_GB2312" w:hint="eastAsia"/>
-          <w:sz w:val="28"/>
-          <w:szCs w:val="28"/>
-          <w:lang w:eastAsia="zh-CN"/>
-        </w:rPr>
-        <w:t>公司</w:t>
-      </w:r>
-      <w:r>
-        <w:rPr>
-          <w:rFonts w:ascii="FangSong_GB2312" w:eastAsia="FangSong_GB2312" w:hAnsi="FangSong_GB2312"/>
-          <w:sz w:val="28"/>
-          <w:szCs w:val="28"/>
-          <w:lang w:eastAsia="zh-CN"/>
-        </w:rPr>
-        <w:t>, 201</w:t>
-      </w:r>
-      <w:r>
-        <w:rPr>
-          <w:rFonts w:ascii="FangSong_GB2312" w:eastAsia="FangSong_GB2312" w:hAnsi="FangSong_GB2312" w:hint="eastAsia"/>
-          <w:sz w:val="28"/>
-          <w:szCs w:val="28"/>
-          <w:lang w:eastAsia="zh-CN"/>
-        </w:rPr>
-        <w:t>0年 5月</w:t>
-      </w:r>
-    </w:p>
-    <w:p>
-      <w:pPr>
-        <w:pStyle w:val="ListParagraph"/>
-        <w:numPr>
-          <w:ilvl w:val="0"/>
-          <w:numId w:val="17"/>
-        </w:numPr>
-        <w:jc w:val="both"/>
+      </w:pPr>
+      <w:r>
         <w:rPr>
           <w:rFonts w:ascii="FangSong_GB2312" w:eastAsia="FangSong_GB2312" w:hAnsi="FangSong_GB2312"/>
           <w:color w:val="000000" w:themeColor="text1"/>
@@ -6834,26 +6361,7 @@
           <w:szCs w:val="28"/>
           <w:lang w:eastAsia="zh-CN"/>
         </w:rPr>
-      </w:pPr>
-      <w:r>
-        <w:rPr>
-          <w:rFonts w:ascii="FangSong_GB2312" w:eastAsia="FangSong_GB2312" w:hAnsi="FangSong_GB2312" w:hint="eastAsia"/>
-          <w:color w:val="000000" w:themeColor="text1"/>
-          <w:sz w:val="28"/>
-          <w:szCs w:val="28"/>
-          <w:lang w:eastAsia="zh-CN"/>
-        </w:rPr>
-        <w:t>大数据和教学评估，</w:t>
-      </w:r>
-      <w:r>
-        <w:rPr>
-          <w:rFonts w:ascii="FangSong_GB2312" w:eastAsia="FangSong_GB2312" w:hAnsi="FangSong_GB2312" w:hint="eastAsia"/>
-          <w:color w:val="000000" w:themeColor="text1"/>
-          <w:sz w:val="28"/>
-          <w:szCs w:val="28"/>
-          <w:lang w:eastAsia="zh-CN"/>
-        </w:rPr>
-        <w:t>华中师范大学， 2018年</w:t>
+        <w:t>An Online Learning Management System, Southwestern University of Finance and Economics, December 2009</w:t>
       </w:r>
     </w:p>
     <w:p>
@@ -6861,7 +6369,7 @@
         <w:pStyle w:val="ListParagraph"/>
         <w:numPr>
           <w:ilvl w:val="0"/>
-          <w:numId w:val="17"/>
+          <w:numId w:val="19"/>
         </w:numPr>
         <w:jc w:val="both"/>
         <w:rPr>
@@ -6874,40 +6382,40 @@
       </w:pPr>
       <w:r>
         <w:rPr>
-          <w:rFonts w:ascii="FangSong_GB2312" w:eastAsia="FangSong_GB2312" w:hAnsi="FangSong_GB2312" w:hint="eastAsia"/>
-          <w:color w:val="000000" w:themeColor="text1"/>
-          <w:sz w:val="28"/>
-          <w:szCs w:val="28"/>
-          <w:lang w:eastAsia="zh-CN"/>
-        </w:rPr>
-        <w:t>大数据和教学评估，武汉大学， 2018年</w:t>
-      </w:r>
-    </w:p>
-    <w:p>
-      <w:pPr>
-        <w:pStyle w:val="ListParagraph"/>
-        <w:numPr>
-          <w:ilvl w:val="0"/>
-          <w:numId w:val="17"/>
-        </w:numPr>
-        <w:jc w:val="both"/>
-        <w:rPr>
           <w:rFonts w:ascii="FangSong_GB2312" w:eastAsia="FangSong_GB2312" w:hAnsi="FangSong_GB2312"/>
           <w:color w:val="000000" w:themeColor="text1"/>
           <w:sz w:val="28"/>
           <w:szCs w:val="28"/>
           <w:lang w:eastAsia="zh-CN"/>
         </w:rPr>
-      </w:pPr>
-      <w:r>
-        <w:rPr>
-          <w:rFonts w:ascii="FangSong_GB2312" w:eastAsia="FangSong_GB2312" w:hAnsi="FangSong_GB2312" w:hint="eastAsia"/>
+        <w:t>An Online Learning Management System, Sichuan University, December 2009</w:t>
+      </w:r>
+    </w:p>
+    <w:p>
+      <w:pPr>
+        <w:pStyle w:val="ListParagraph"/>
+        <w:numPr>
+          <w:ilvl w:val="0"/>
+          <w:numId w:val="19"/>
+        </w:numPr>
+        <w:jc w:val="both"/>
+        <w:rPr>
+          <w:rFonts w:ascii="FangSong_GB2312" w:eastAsia="FangSong_GB2312" w:hAnsi="FangSong_GB2312"/>
           <w:color w:val="000000" w:themeColor="text1"/>
           <w:sz w:val="28"/>
           <w:szCs w:val="28"/>
           <w:lang w:eastAsia="zh-CN"/>
         </w:rPr>
-        <w:t>大数据和教学评估，中南民族大学， 2018年</w:t>
+      </w:pPr>
+      <w:r>
+        <w:rPr>
+          <w:rFonts w:ascii="FangSong_GB2312" w:eastAsia="FangSong_GB2312" w:hAnsi="FangSong_GB2312"/>
+          <w:color w:val="000000" w:themeColor="text1"/>
+          <w:sz w:val="28"/>
+          <w:szCs w:val="28"/>
+          <w:lang w:eastAsia="zh-CN"/>
+        </w:rPr>
+        <w:t>An Online Learning Management System, Jingdezhen Ceramics University, January 2010</w:t>
       </w:r>
     </w:p>
     <w:p>
@@ -6915,7 +6423,224 @@
         <w:pStyle w:val="ListParagraph"/>
         <w:numPr>
           <w:ilvl w:val="0"/>
-          <w:numId w:val="17"/>
+          <w:numId w:val="19"/>
+        </w:numPr>
+        <w:jc w:val="both"/>
+        <w:rPr>
+          <w:rFonts w:ascii="FangSong_GB2312" w:eastAsia="FangSong_GB2312" w:hAnsi="FangSong_GB2312"/>
+          <w:color w:val="000000" w:themeColor="text1"/>
+          <w:sz w:val="28"/>
+          <w:szCs w:val="28"/>
+          <w:lang w:eastAsia="zh-CN"/>
+        </w:rPr>
+      </w:pPr>
+      <w:r>
+        <w:rPr>
+          <w:rFonts w:ascii="FangSong_GB2312" w:eastAsia="FangSong_GB2312" w:hAnsi="FangSong_GB2312"/>
+          <w:color w:val="000000" w:themeColor="text1"/>
+          <w:sz w:val="28"/>
+          <w:szCs w:val="28"/>
+          <w:lang w:eastAsia="zh-CN"/>
+        </w:rPr>
+        <w:t>An Online Learning Management System, Asia University, South Korea, May 2010</w:t>
+      </w:r>
+    </w:p>
+    <w:p>
+      <w:pPr>
+        <w:pStyle w:val="ListParagraph"/>
+        <w:numPr>
+          <w:ilvl w:val="0"/>
+          <w:numId w:val="19"/>
+        </w:numPr>
+        <w:jc w:val="both"/>
+        <w:rPr>
+          <w:rFonts w:ascii="FangSong_GB2312" w:eastAsia="FangSong_GB2312" w:hAnsi="FangSong_GB2312"/>
+          <w:color w:val="000000" w:themeColor="text1"/>
+          <w:sz w:val="28"/>
+          <w:szCs w:val="28"/>
+          <w:lang w:eastAsia="zh-CN"/>
+        </w:rPr>
+      </w:pPr>
+      <w:r>
+        <w:rPr>
+          <w:rFonts w:ascii="FangSong_GB2312" w:eastAsia="FangSong_GB2312" w:hAnsi="FangSong_GB2312"/>
+          <w:color w:val="000000" w:themeColor="text1"/>
+          <w:sz w:val="28"/>
+          <w:szCs w:val="28"/>
+          <w:lang w:eastAsia="zh-CN"/>
+        </w:rPr>
+        <w:t>A Teaching Assistance and Teaching Quality Assessment Support System, Shenzhen Haiya Technology Co., Ltd., August 2014</w:t>
+      </w:r>
+    </w:p>
+    <w:p>
+      <w:pPr>
+        <w:pStyle w:val="ListParagraph"/>
+        <w:numPr>
+          <w:ilvl w:val="0"/>
+          <w:numId w:val="19"/>
+        </w:numPr>
+        <w:jc w:val="both"/>
+        <w:rPr>
+          <w:rFonts w:ascii="FangSong_GB2312" w:eastAsia="FangSong_GB2312" w:hAnsi="FangSong_GB2312"/>
+          <w:color w:val="000000" w:themeColor="text1"/>
+          <w:sz w:val="28"/>
+          <w:szCs w:val="28"/>
+          <w:lang w:eastAsia="zh-CN"/>
+        </w:rPr>
+      </w:pPr>
+      <w:r>
+        <w:rPr>
+          <w:rFonts w:ascii="FangSong_GB2312" w:eastAsia="FangSong_GB2312" w:hAnsi="FangSong_GB2312"/>
+          <w:color w:val="000000" w:themeColor="text1"/>
+          <w:sz w:val="28"/>
+          <w:szCs w:val="28"/>
+          <w:lang w:eastAsia="zh-CN"/>
+        </w:rPr>
+        <w:lastRenderedPageBreak/>
+        <w:t>A Teaching Assistance and Teaching Quality Assessment Support System, Jiangxi University of Foreign Studies, April 2015</w:t>
+      </w:r>
+    </w:p>
+    <w:p>
+      <w:pPr>
+        <w:pStyle w:val="ListParagraph"/>
+        <w:numPr>
+          <w:ilvl w:val="0"/>
+          <w:numId w:val="19"/>
+        </w:numPr>
+        <w:jc w:val="both"/>
+        <w:rPr>
+          <w:rFonts w:ascii="FangSong_GB2312" w:eastAsia="FangSong_GB2312" w:hAnsi="FangSong_GB2312"/>
+          <w:color w:val="000000" w:themeColor="text1"/>
+          <w:sz w:val="28"/>
+          <w:szCs w:val="28"/>
+          <w:lang w:eastAsia="zh-CN"/>
+        </w:rPr>
+      </w:pPr>
+      <w:r>
+        <w:rPr>
+          <w:rFonts w:ascii="FangSong_GB2312" w:eastAsia="FangSong_GB2312" w:hAnsi="FangSong_GB2312"/>
+          <w:color w:val="000000" w:themeColor="text1"/>
+          <w:sz w:val="28"/>
+          <w:szCs w:val="28"/>
+          <w:lang w:eastAsia="zh-CN"/>
+        </w:rPr>
+        <w:t>An Online Learning Management System, S. B. Media, South Korea, May 2010</w:t>
+      </w:r>
+    </w:p>
+    <w:p>
+      <w:pPr>
+        <w:pStyle w:val="ListParagraph"/>
+        <w:numPr>
+          <w:ilvl w:val="0"/>
+          <w:numId w:val="19"/>
+        </w:numPr>
+        <w:jc w:val="both"/>
+        <w:rPr>
+          <w:rFonts w:ascii="FangSong_GB2312" w:eastAsia="FangSong_GB2312" w:hAnsi="FangSong_GB2312"/>
+          <w:color w:val="000000" w:themeColor="text1"/>
+          <w:sz w:val="28"/>
+          <w:szCs w:val="28"/>
+          <w:lang w:eastAsia="zh-CN"/>
+        </w:rPr>
+      </w:pPr>
+      <w:r>
+        <w:rPr>
+          <w:rFonts w:ascii="FangSong_GB2312" w:eastAsia="FangSong_GB2312" w:hAnsi="FangSong_GB2312"/>
+          <w:color w:val="000000" w:themeColor="text1"/>
+          <w:sz w:val="28"/>
+          <w:szCs w:val="28"/>
+          <w:lang w:eastAsia="zh-CN"/>
+        </w:rPr>
+        <w:t>Big Data and Teaching Evaluation, Central China Normal University, 2018</w:t>
+      </w:r>
+    </w:p>
+    <w:p>
+      <w:pPr>
+        <w:pStyle w:val="ListParagraph"/>
+        <w:numPr>
+          <w:ilvl w:val="0"/>
+          <w:numId w:val="19"/>
+        </w:numPr>
+        <w:jc w:val="both"/>
+        <w:rPr>
+          <w:rFonts w:ascii="FangSong_GB2312" w:eastAsia="FangSong_GB2312" w:hAnsi="FangSong_GB2312"/>
+          <w:color w:val="000000" w:themeColor="text1"/>
+          <w:sz w:val="28"/>
+          <w:szCs w:val="28"/>
+          <w:lang w:eastAsia="zh-CN"/>
+        </w:rPr>
+      </w:pPr>
+      <w:r>
+        <w:rPr>
+          <w:rFonts w:ascii="FangSong_GB2312" w:eastAsia="FangSong_GB2312" w:hAnsi="FangSong_GB2312"/>
+          <w:color w:val="000000" w:themeColor="text1"/>
+          <w:sz w:val="28"/>
+          <w:szCs w:val="28"/>
+          <w:lang w:eastAsia="zh-CN"/>
+        </w:rPr>
+        <w:t>Big Data and Teaching Evaluation, Wuhan University, 2018</w:t>
+      </w:r>
+    </w:p>
+    <w:p>
+      <w:pPr>
+        <w:pStyle w:val="ListParagraph"/>
+        <w:numPr>
+          <w:ilvl w:val="0"/>
+          <w:numId w:val="19"/>
+        </w:numPr>
+        <w:jc w:val="both"/>
+        <w:rPr>
+          <w:rFonts w:ascii="FangSong_GB2312" w:eastAsia="FangSong_GB2312" w:hAnsi="FangSong_GB2312"/>
+          <w:color w:val="000000" w:themeColor="text1"/>
+          <w:sz w:val="28"/>
+          <w:szCs w:val="28"/>
+          <w:lang w:eastAsia="zh-CN"/>
+        </w:rPr>
+      </w:pPr>
+      <w:r>
+        <w:rPr>
+          <w:rFonts w:ascii="FangSong_GB2312" w:eastAsia="FangSong_GB2312" w:hAnsi="FangSong_GB2312"/>
+          <w:color w:val="000000" w:themeColor="text1"/>
+          <w:sz w:val="28"/>
+          <w:szCs w:val="28"/>
+          <w:lang w:eastAsia="zh-CN"/>
+        </w:rPr>
+        <w:t>Big Data and Teaching Evaluation, South-Central University for Nationalities, 2018</w:t>
+      </w:r>
+    </w:p>
+    <w:p>
+      <w:pPr>
+        <w:pStyle w:val="ListParagraph"/>
+        <w:numPr>
+          <w:ilvl w:val="0"/>
+          <w:numId w:val="19"/>
+        </w:numPr>
+        <w:jc w:val="both"/>
+        <w:rPr>
+          <w:rFonts w:ascii="FangSong_GB2312" w:eastAsia="FangSong_GB2312" w:hAnsi="FangSong_GB2312"/>
+          <w:color w:val="000000" w:themeColor="text1"/>
+          <w:sz w:val="28"/>
+          <w:szCs w:val="28"/>
+          <w:lang w:eastAsia="zh-CN"/>
+        </w:rPr>
+      </w:pPr>
+      <w:r>
+        <w:rPr>
+          <w:rFonts w:ascii="FangSong_GB2312" w:eastAsia="FangSong_GB2312" w:hAnsi="FangSong_GB2312"/>
+          <w:color w:val="000000" w:themeColor="text1"/>
+          <w:sz w:val="28"/>
+          <w:szCs w:val="28"/>
+          <w:lang w:eastAsia="zh-CN"/>
+        </w:rPr>
+        <w:t>Application of Big Data Technology in Mathematics Teaching Process Management, Chongqing Normal University, 2019</w:t>
+      </w:r>
+    </w:p>
+    <w:p>
+      <w:pPr>
+        <w:pStyle w:val="ListParagraph"/>
+        <w:numPr>
+          <w:ilvl w:val="0"/>
+          <w:numId w:val="19"/>
         </w:numPr>
         <w:jc w:val="both"/>
         <w:rPr>
@@ -6929,7 +6654,16 @@
           <w:lang w:eastAsia="zh-CN"/>
         </w:rPr>
       </w:pPr>
-      <w:bookmarkStart w:id="0" w:name="OLE_LINK1"/>
+      <w:r>
+        <w:rPr>
+          <w:rFonts w:ascii="FangSong_GB2312" w:eastAsia="FangSong_GB2312" w:hAnsi="FangSong_GB2312"/>
+          <w:color w:val="000000" w:themeColor="text1"/>
+          <w:sz w:val="28"/>
+          <w:szCs w:val="28"/>
+          <w:lang w:eastAsia="zh-CN"/>
+        </w:rPr>
+        <w:t>Application of Big Data Technology in Mathematics Teaching Process Management, Ningbo Institute of Technology,</w:t>
+      </w:r>
       <w:r>
         <w:rPr>
           <w:rStyle w:val="Strong"/>
@@ -6941,81 +6675,7 @@
           <w:szCs w:val="28"/>
           <w:lang w:eastAsia="zh-CN"/>
         </w:rPr>
-        <w:lastRenderedPageBreak/>
-        <w:t>大数据技术在数学教学过程管理中的应用</w:t>
-      </w:r>
-      <w:bookmarkEnd w:id="0"/>
-      <w:r>
-        <w:rPr>
-          <w:rStyle w:val="Strong"/>
-          <w:rFonts w:ascii="FangSong_GB2312" w:eastAsia="FangSong_GB2312" w:hAnsi="FangSong_GB2312" w:hint="eastAsia"/>
-          <w:b w:val="0"/>
-          <w:bCs w:val="0"/>
-          <w:color w:val="000000" w:themeColor="text1"/>
-          <w:sz w:val="28"/>
-          <w:szCs w:val="28"/>
-          <w:lang w:eastAsia="zh-CN"/>
-        </w:rPr>
-        <w:t>，重庆师范大学， 2019年</w:t>
-      </w:r>
-    </w:p>
-    <w:p>
-      <w:pPr>
-        <w:pStyle w:val="ListParagraph"/>
-        <w:numPr>
-          <w:ilvl w:val="0"/>
-          <w:numId w:val="17"/>
-        </w:numPr>
-        <w:jc w:val="both"/>
-        <w:rPr>
-          <w:rStyle w:val="Strong"/>
-          <w:rFonts w:ascii="FangSong_GB2312" w:eastAsia="FangSong_GB2312" w:hAnsi="FangSong_GB2312"/>
-          <w:b w:val="0"/>
-          <w:bCs w:val="0"/>
-          <w:color w:val="000000" w:themeColor="text1"/>
-          <w:sz w:val="28"/>
-          <w:szCs w:val="28"/>
-          <w:lang w:eastAsia="zh-CN"/>
-        </w:rPr>
-      </w:pPr>
-      <w:r>
-        <w:rPr>
-          <w:rStyle w:val="Strong"/>
-          <w:rFonts w:ascii="FangSong_GB2312" w:eastAsia="FangSong_GB2312" w:hAnsi="FangSong_GB2312" w:hint="eastAsia"/>
-          <w:b w:val="0"/>
-          <w:bCs w:val="0"/>
-          <w:color w:val="000000" w:themeColor="text1"/>
-          <w:sz w:val="28"/>
-          <w:szCs w:val="28"/>
-          <w:lang w:eastAsia="zh-CN"/>
-        </w:rPr>
-        <w:t>大数据技术在数学教学过程管理中的应用，</w:t>
-      </w:r>
-      <w:r>
-        <w:rPr>
-          <w:rStyle w:val="Strong"/>
-          <w:rFonts w:asciiTheme="minorHAnsi" w:eastAsiaTheme="minorEastAsia" w:hAnsiTheme="minorHAnsi" w:hint="eastAsia"/>
-          <w:b w:val="0"/>
-          <w:bCs w:val="0"/>
-          <w:color w:val="000000" w:themeColor="text1"/>
-          <w:sz w:val="28"/>
-          <w:szCs w:val="28"/>
-          <w:lang w:eastAsia="zh-CN"/>
-        </w:rPr>
-        <w:t>宁波工程学院</w:t>
-      </w:r>
-      <w:r>
-        <w:rPr>
-          <w:rStyle w:val="Strong"/>
-          <w:rFonts w:ascii="FangSong_GB2312" w:eastAsia="FangSong_GB2312" w:hAnsi="FangSong_GB2312" w:hint="eastAsia"/>
-          <w:b w:val="0"/>
-          <w:bCs w:val="0"/>
-          <w:color w:val="000000" w:themeColor="text1"/>
-          <w:sz w:val="28"/>
-          <w:szCs w:val="28"/>
-          <w:lang w:eastAsia="zh-CN"/>
-        </w:rPr>
-        <w:t>， 20</w:t>
+        <w:t xml:space="preserve"> 20</w:t>
       </w:r>
       <w:r>
         <w:rPr>
@@ -7030,19 +6690,6 @@
         </w:rPr>
         <w:t>22</w:t>
       </w:r>
-      <w:r>
-        <w:rPr>
-          <w:rStyle w:val="Strong"/>
-          <w:rFonts w:ascii="FangSong_GB2312" w:eastAsia="FangSong_GB2312" w:hAnsi="FangSong_GB2312" w:hint="eastAsia"/>
-          <w:b w:val="0"/>
-          <w:bCs w:val="0"/>
-          <w:color w:val="000000" w:themeColor="text1"/>
-          <w:sz w:val="28"/>
-          <w:szCs w:val="28"/>
-          <w:lang w:eastAsia="zh-CN"/>
-        </w:rPr>
-        <w:t>年</w:t>
-      </w:r>
     </w:p>
     <w:p>
       <w:pPr>
@@ -7140,9 +6787,9 @@
           <w:lang w:eastAsia="zh-CN"/>
         </w:rPr>
         <w:drawing>
-          <wp:inline distT="0" distB="0" distL="0" distR="0" wp14:anchorId="34E30210" wp14:editId="60E1DE2B">
-            <wp:extent cx="3276600" cy="6283625"/>
-            <wp:effectExtent l="0" t="0" r="0" b="3175"/>
+          <wp:inline distT="0" distB="0" distL="0" distR="0" wp14:anchorId="34E30210" wp14:editId="27DF6AB9">
+            <wp:extent cx="1962150" cy="3762868"/>
+            <wp:effectExtent l="0" t="0" r="0" b="9525"/>
             <wp:docPr id="1497930202" name="Picture 2"/>
             <wp:cNvGraphicFramePr>
               <a:graphicFrameLocks xmlns:a="http://schemas.openxmlformats.org/drawingml/2006/main" noChangeAspect="1"/>
@@ -7169,7 +6816,7 @@
                   <pic:spPr>
                     <a:xfrm>
                       <a:off x="0" y="0"/>
-                      <a:ext cx="3298920" cy="6326428"/>
+                      <a:ext cx="1986241" cy="3809068"/>
                     </a:xfrm>
                     <a:prstGeom prst="rect">
                       <a:avLst/>
@@ -7212,7 +6859,6 @@
           <w:szCs w:val="28"/>
           <w:lang w:eastAsia="zh-CN"/>
         </w:rPr>
-        <w:lastRenderedPageBreak/>
         <w:t>CERTIFICATE</w:t>
       </w:r>
     </w:p>
@@ -8581,6 +8227,92 @@
     </w:lvl>
   </w:abstractNum>
   <w:abstractNum w:abstractNumId="10" w15:restartNumberingAfterBreak="0">
+    <w:nsid w:val="5389086A"/>
+    <w:multiLevelType w:val="hybridMultilevel"/>
+    <w:tmpl w:val="F1AE4B06"/>
+    <w:lvl w:ilvl="0" w:tplc="0409000F">
+      <w:start w:val="1"/>
+      <w:numFmt w:val="decimal"/>
+      <w:lvlText w:val="%1."/>
+      <w:lvlJc w:val="left"/>
+      <w:pPr>
+        <w:ind w:left="800" w:hanging="440"/>
+      </w:pPr>
+    </w:lvl>
+    <w:lvl w:ilvl="1" w:tplc="04090019" w:tentative="1">
+      <w:start w:val="1"/>
+      <w:numFmt w:val="lowerLetter"/>
+      <w:lvlText w:val="%2)"/>
+      <w:lvlJc w:val="left"/>
+      <w:pPr>
+        <w:ind w:left="1240" w:hanging="440"/>
+      </w:pPr>
+    </w:lvl>
+    <w:lvl w:ilvl="2" w:tplc="0409001B" w:tentative="1">
+      <w:start w:val="1"/>
+      <w:numFmt w:val="lowerRoman"/>
+      <w:lvlText w:val="%3."/>
+      <w:lvlJc w:val="right"/>
+      <w:pPr>
+        <w:ind w:left="1680" w:hanging="440"/>
+      </w:pPr>
+    </w:lvl>
+    <w:lvl w:ilvl="3" w:tplc="0409000F" w:tentative="1">
+      <w:start w:val="1"/>
+      <w:numFmt w:val="decimal"/>
+      <w:lvlText w:val="%4."/>
+      <w:lvlJc w:val="left"/>
+      <w:pPr>
+        <w:ind w:left="2120" w:hanging="440"/>
+      </w:pPr>
+    </w:lvl>
+    <w:lvl w:ilvl="4" w:tplc="04090019" w:tentative="1">
+      <w:start w:val="1"/>
+      <w:numFmt w:val="lowerLetter"/>
+      <w:lvlText w:val="%5)"/>
+      <w:lvlJc w:val="left"/>
+      <w:pPr>
+        <w:ind w:left="2560" w:hanging="440"/>
+      </w:pPr>
+    </w:lvl>
+    <w:lvl w:ilvl="5" w:tplc="0409001B" w:tentative="1">
+      <w:start w:val="1"/>
+      <w:numFmt w:val="lowerRoman"/>
+      <w:lvlText w:val="%6."/>
+      <w:lvlJc w:val="right"/>
+      <w:pPr>
+        <w:ind w:left="3000" w:hanging="440"/>
+      </w:pPr>
+    </w:lvl>
+    <w:lvl w:ilvl="6" w:tplc="0409000F" w:tentative="1">
+      <w:start w:val="1"/>
+      <w:numFmt w:val="decimal"/>
+      <w:lvlText w:val="%7."/>
+      <w:lvlJc w:val="left"/>
+      <w:pPr>
+        <w:ind w:left="3440" w:hanging="440"/>
+      </w:pPr>
+    </w:lvl>
+    <w:lvl w:ilvl="7" w:tplc="04090019" w:tentative="1">
+      <w:start w:val="1"/>
+      <w:numFmt w:val="lowerLetter"/>
+      <w:lvlText w:val="%8)"/>
+      <w:lvlJc w:val="left"/>
+      <w:pPr>
+        <w:ind w:left="3880" w:hanging="440"/>
+      </w:pPr>
+    </w:lvl>
+    <w:lvl w:ilvl="8" w:tplc="0409001B" w:tentative="1">
+      <w:start w:val="1"/>
+      <w:numFmt w:val="lowerRoman"/>
+      <w:lvlText w:val="%9."/>
+      <w:lvlJc w:val="right"/>
+      <w:pPr>
+        <w:ind w:left="4320" w:hanging="440"/>
+      </w:pPr>
+    </w:lvl>
+  </w:abstractNum>
+  <w:abstractNum w:abstractNumId="11" w15:restartNumberingAfterBreak="0">
     <w:nsid w:val="56220B3E"/>
     <w:multiLevelType w:val="multilevel"/>
     <w:tmpl w:val="D6109C24"/>
@@ -8693,7 +8425,7 @@
       </w:rPr>
     </w:lvl>
   </w:abstractNum>
-  <w:abstractNum w:abstractNumId="11" w15:restartNumberingAfterBreak="0">
+  <w:abstractNum w:abstractNumId="12" w15:restartNumberingAfterBreak="0">
     <w:nsid w:val="5C8C26CF"/>
     <w:multiLevelType w:val="hybridMultilevel"/>
     <w:tmpl w:val="1E2E14A6"/>
@@ -8779,7 +8511,7 @@
       </w:pPr>
     </w:lvl>
   </w:abstractNum>
-  <w:abstractNum w:abstractNumId="12" w15:restartNumberingAfterBreak="0">
+  <w:abstractNum w:abstractNumId="13" w15:restartNumberingAfterBreak="0">
     <w:nsid w:val="5F672EAD"/>
     <w:multiLevelType w:val="hybridMultilevel"/>
     <w:tmpl w:val="C0946754"/>
@@ -8892,7 +8624,7 @@
       </w:rPr>
     </w:lvl>
   </w:abstractNum>
-  <w:abstractNum w:abstractNumId="13" w15:restartNumberingAfterBreak="0">
+  <w:abstractNum w:abstractNumId="14" w15:restartNumberingAfterBreak="0">
     <w:nsid w:val="61B63D3F"/>
     <w:multiLevelType w:val="hybridMultilevel"/>
     <w:tmpl w:val="BA7E0C1C"/>
@@ -9005,7 +8737,7 @@
       </w:rPr>
     </w:lvl>
   </w:abstractNum>
-  <w:abstractNum w:abstractNumId="14" w15:restartNumberingAfterBreak="0">
+  <w:abstractNum w:abstractNumId="15" w15:restartNumberingAfterBreak="0">
     <w:nsid w:val="623714DF"/>
     <w:multiLevelType w:val="hybridMultilevel"/>
     <w:tmpl w:val="DA56A092"/>
@@ -9118,7 +8850,7 @@
       </w:rPr>
     </w:lvl>
   </w:abstractNum>
-  <w:abstractNum w:abstractNumId="15" w15:restartNumberingAfterBreak="0">
+  <w:abstractNum w:abstractNumId="16" w15:restartNumberingAfterBreak="0">
     <w:nsid w:val="67086FE3"/>
     <w:multiLevelType w:val="multilevel"/>
     <w:tmpl w:val="D310BFC8"/>
@@ -9231,7 +8963,7 @@
       </w:rPr>
     </w:lvl>
   </w:abstractNum>
-  <w:abstractNum w:abstractNumId="16" w15:restartNumberingAfterBreak="0">
+  <w:abstractNum w:abstractNumId="17" w15:restartNumberingAfterBreak="0">
     <w:nsid w:val="7EB775CF"/>
     <w:multiLevelType w:val="hybridMultilevel"/>
     <w:tmpl w:val="AAD66BE8"/>
@@ -9371,7 +9103,7 @@
       </w:rPr>
     </w:lvl>
   </w:abstractNum>
-  <w:abstractNum w:abstractNumId="17" w15:restartNumberingAfterBreak="0">
+  <w:abstractNum w:abstractNumId="18" w15:restartNumberingAfterBreak="0">
     <w:nsid w:val="7F2D26FA"/>
     <w:multiLevelType w:val="hybridMultilevel"/>
     <w:tmpl w:val="B8B2F750"/>
@@ -9461,7 +9193,7 @@
     <w:abstractNumId w:val="7"/>
   </w:num>
   <w:num w:numId="2" w16cid:durableId="120001947">
-    <w:abstractNumId w:val="16"/>
+    <w:abstractNumId w:val="17"/>
   </w:num>
   <w:num w:numId="3" w16cid:durableId="201017337">
     <w:abstractNumId w:val="1"/>
@@ -9476,13 +9208,13 @@
     <w:abstractNumId w:val="4"/>
   </w:num>
   <w:num w:numId="7" w16cid:durableId="1303729365">
+    <w:abstractNumId w:val="14"/>
+  </w:num>
+  <w:num w:numId="8" w16cid:durableId="598220320">
     <w:abstractNumId w:val="13"/>
   </w:num>
-  <w:num w:numId="8" w16cid:durableId="598220320">
-    <w:abstractNumId w:val="12"/>
-  </w:num>
   <w:num w:numId="9" w16cid:durableId="1352487588">
-    <w:abstractNumId w:val="15"/>
+    <w:abstractNumId w:val="16"/>
     <w:lvlOverride w:ilvl="0">
       <w:startOverride w:val="1"/>
     </w:lvlOverride>
@@ -9496,7 +9228,7 @@
     <w:lvlOverride w:ilvl="8"/>
   </w:num>
   <w:num w:numId="10" w16cid:durableId="1782645246">
-    <w:abstractNumId w:val="10"/>
+    <w:abstractNumId w:val="11"/>
     <w:lvlOverride w:ilvl="0">
       <w:startOverride w:val="1"/>
     </w:lvlOverride>
@@ -9510,7 +9242,7 @@
     <w:lvlOverride w:ilvl="8"/>
   </w:num>
   <w:num w:numId="11" w16cid:durableId="114493404">
-    <w:abstractNumId w:val="11"/>
+    <w:abstractNumId w:val="12"/>
   </w:num>
   <w:num w:numId="12" w16cid:durableId="1452750715">
     <w:abstractNumId w:val="3"/>
@@ -9525,13 +9257,16 @@
     <w:abstractNumId w:val="8"/>
   </w:num>
   <w:num w:numId="16" w16cid:durableId="1620332648">
-    <w:abstractNumId w:val="14"/>
+    <w:abstractNumId w:val="15"/>
   </w:num>
   <w:num w:numId="17" w16cid:durableId="1904095595">
     <w:abstractNumId w:val="5"/>
   </w:num>
   <w:num w:numId="18" w16cid:durableId="2068918714">
-    <w:abstractNumId w:val="17"/>
+    <w:abstractNumId w:val="18"/>
+  </w:num>
+  <w:num w:numId="19" w16cid:durableId="1954631169">
+    <w:abstractNumId w:val="10"/>
   </w:num>
 </w:numbering>
 </file>

--- a/vitae/linVitae.docx
+++ b/vitae/linVitae.docx
@@ -24,21 +24,12 @@
         </w:rPr>
         <w:t xml:space="preserve">Curriculum Vitae of </w:t>
       </w:r>
-      <w:proofErr w:type="spellStart"/>
-      <w:r>
-        <w:rPr>
-          <w:sz w:val="28"/>
-          <w:szCs w:val="28"/>
-        </w:rPr>
-        <w:t>Zhongyan</w:t>
-      </w:r>
-      <w:proofErr w:type="spellEnd"/>
-      <w:r>
-        <w:rPr>
-          <w:sz w:val="28"/>
-          <w:szCs w:val="28"/>
-        </w:rPr>
-        <w:t xml:space="preserve"> Lin</w:t>
+      <w:r>
+        <w:rPr>
+          <w:sz w:val="28"/>
+          <w:szCs w:val="28"/>
+        </w:rPr>
+        <w:t>Zhongyan Lin</w:t>
       </w:r>
       <w:r>
         <w:rPr>
@@ -46,24 +37,6 @@
           <w:szCs w:val="28"/>
         </w:rPr>
         <w:t>, Ph.D.</w:t>
-      </w:r>
-      <w:r>
-        <w:rPr>
-          <w:rFonts w:ascii="宋体" w:hAnsi="宋体" w:cs="宋体" w:hint="eastAsia"/>
-          <w:sz w:val="28"/>
-          <w:szCs w:val="28"/>
-          <w:lang w:eastAsia="ii-CN"/>
-        </w:rPr>
-        <w:t>（</w:t>
-      </w:r>
-      <w:r>
-        <w:rPr>
-          <w:rFonts w:ascii="宋体" w:hAnsi="宋体" w:cs="宋体" w:hint="eastAsia"/>
-          <w:sz w:val="28"/>
-          <w:szCs w:val="28"/>
-          <w:lang w:eastAsia="zh-CN"/>
-        </w:rPr>
-        <w:t>林中焰）</w:t>
       </w:r>
     </w:p>
     <w:p>
@@ -271,13 +244,6 @@
           <w:szCs w:val="28"/>
         </w:rPr>
         <w:t>302-857-6557</w:t>
-      </w:r>
-      <w:r>
-        <w:rPr>
-          <w:sz w:val="28"/>
-          <w:szCs w:val="28"/>
-        </w:rPr>
-        <w:t>, cell phone: 302-772-8304</w:t>
       </w:r>
     </w:p>
     <w:p>
@@ -381,1518 +347,1373 @@
           <w:sz w:val="28"/>
           <w:szCs w:val="28"/>
         </w:rPr>
-        <w:t xml:space="preserve">Associate </w:t>
-      </w:r>
-      <w:proofErr w:type="gramStart"/>
-      <w:r>
+        <w:t>Associate Professor</w:t>
+      </w:r>
+      <w:r>
+        <w:rPr>
+          <w:sz w:val="28"/>
+          <w:szCs w:val="28"/>
+        </w:rPr>
+        <w:t xml:space="preserve">, </w:t>
+      </w:r>
+      <w:r>
+        <w:rPr>
+          <w:sz w:val="28"/>
+          <w:szCs w:val="28"/>
+        </w:rPr>
+        <w:t xml:space="preserve"> Department of Computer and Information Science, </w:t>
+      </w:r>
+      <w:r>
+        <w:rPr>
+          <w:b/>
+          <w:sz w:val="28"/>
+          <w:szCs w:val="28"/>
+        </w:rPr>
+        <w:t>Delaware State University</w:t>
+      </w:r>
+      <w:r>
+        <w:rPr>
+          <w:sz w:val="28"/>
+          <w:szCs w:val="28"/>
+        </w:rPr>
+        <w:t xml:space="preserve">, 8/1999 </w:t>
+      </w:r>
+      <w:r>
+        <w:rPr>
+          <w:sz w:val="28"/>
+          <w:szCs w:val="28"/>
+        </w:rPr>
+        <w:t>–</w:t>
+      </w:r>
+      <w:r>
+        <w:rPr>
+          <w:sz w:val="28"/>
+          <w:szCs w:val="28"/>
+        </w:rPr>
+        <w:t xml:space="preserve"> Present</w:t>
+      </w:r>
+      <w:r>
+        <w:rPr>
+          <w:sz w:val="28"/>
+          <w:szCs w:val="28"/>
+        </w:rPr>
+        <w:t xml:space="preserve"> (Regular semester)</w:t>
+      </w:r>
+    </w:p>
+    <w:p>
+      <w:pPr>
+        <w:widowControl w:val="0"/>
+        <w:numPr>
+          <w:ilvl w:val="0"/>
+          <w:numId w:val="3"/>
+        </w:numPr>
+        <w:autoSpaceDE w:val="0"/>
+        <w:autoSpaceDN w:val="0"/>
+        <w:adjustRightInd w:val="0"/>
+        <w:jc w:val="both"/>
+        <w:rPr>
+          <w:sz w:val="28"/>
+          <w:szCs w:val="28"/>
+        </w:rPr>
+      </w:pPr>
+      <w:r>
+        <w:rPr>
+          <w:sz w:val="28"/>
+          <w:szCs w:val="28"/>
+        </w:rPr>
+        <w:t xml:space="preserve">Courses taught: </w:t>
+      </w:r>
+    </w:p>
+    <w:p>
+      <w:pPr>
+        <w:widowControl w:val="0"/>
+        <w:numPr>
+          <w:ilvl w:val="1"/>
+          <w:numId w:val="14"/>
+        </w:numPr>
+        <w:autoSpaceDE w:val="0"/>
+        <w:autoSpaceDN w:val="0"/>
+        <w:adjustRightInd w:val="0"/>
+        <w:jc w:val="both"/>
+        <w:rPr>
+          <w:sz w:val="28"/>
+          <w:szCs w:val="28"/>
+        </w:rPr>
+      </w:pPr>
+      <w:r>
+        <w:rPr>
+          <w:sz w:val="28"/>
+          <w:szCs w:val="28"/>
+        </w:rPr>
+        <w:t>Computer Science I &amp;II  (</w:t>
+      </w:r>
+      <w:r>
+        <w:rPr>
+          <w:sz w:val="28"/>
+          <w:szCs w:val="28"/>
+        </w:rPr>
+        <w:t xml:space="preserve"> with </w:t>
+      </w:r>
+      <w:r>
+        <w:rPr>
+          <w:sz w:val="28"/>
+          <w:szCs w:val="28"/>
+          <w:lang w:eastAsia="zh-CN"/>
+        </w:rPr>
+        <w:t>C++)</w:t>
+      </w:r>
+    </w:p>
+    <w:p>
+      <w:pPr>
+        <w:widowControl w:val="0"/>
+        <w:numPr>
+          <w:ilvl w:val="1"/>
+          <w:numId w:val="14"/>
+        </w:numPr>
+        <w:autoSpaceDE w:val="0"/>
+        <w:autoSpaceDN w:val="0"/>
+        <w:adjustRightInd w:val="0"/>
+        <w:jc w:val="both"/>
+        <w:rPr>
+          <w:sz w:val="28"/>
+          <w:szCs w:val="28"/>
+        </w:rPr>
+      </w:pPr>
+      <w:r>
+        <w:rPr>
+          <w:sz w:val="28"/>
+          <w:szCs w:val="28"/>
+        </w:rPr>
+        <w:t xml:space="preserve">Data Structure and Algorithm </w:t>
+      </w:r>
+      <w:r>
+        <w:rPr>
+          <w:sz w:val="28"/>
+          <w:szCs w:val="28"/>
+        </w:rPr>
+        <w:t xml:space="preserve"> (</w:t>
+      </w:r>
+      <w:r>
+        <w:rPr>
+          <w:sz w:val="28"/>
+          <w:szCs w:val="28"/>
+        </w:rPr>
+        <w:t xml:space="preserve">with </w:t>
+      </w:r>
+      <w:r>
+        <w:rPr>
+          <w:sz w:val="28"/>
+          <w:szCs w:val="28"/>
+        </w:rPr>
+        <w:t>Java)</w:t>
+      </w:r>
+    </w:p>
+    <w:p>
+      <w:pPr>
+        <w:widowControl w:val="0"/>
+        <w:numPr>
+          <w:ilvl w:val="1"/>
+          <w:numId w:val="14"/>
+        </w:numPr>
+        <w:autoSpaceDE w:val="0"/>
+        <w:autoSpaceDN w:val="0"/>
+        <w:adjustRightInd w:val="0"/>
+        <w:jc w:val="both"/>
+        <w:rPr>
+          <w:sz w:val="28"/>
+          <w:szCs w:val="28"/>
+        </w:rPr>
+      </w:pPr>
+      <w:r>
+        <w:rPr>
+          <w:sz w:val="28"/>
+          <w:szCs w:val="28"/>
+        </w:rPr>
+        <w:t xml:space="preserve">Introduction to </w:t>
+      </w:r>
+      <w:r>
+        <w:rPr>
+          <w:sz w:val="28"/>
+          <w:szCs w:val="28"/>
+        </w:rPr>
+        <w:t xml:space="preserve">Web </w:t>
+      </w:r>
+      <w:r>
+        <w:rPr>
+          <w:sz w:val="28"/>
+          <w:szCs w:val="28"/>
+        </w:rPr>
+        <w:t>Development (HTML</w:t>
+      </w:r>
+      <w:r>
+        <w:rPr>
+          <w:sz w:val="28"/>
+          <w:szCs w:val="28"/>
+        </w:rPr>
+        <w:t>,</w:t>
+      </w:r>
+      <w:r>
+        <w:rPr>
+          <w:sz w:val="28"/>
+          <w:szCs w:val="28"/>
+        </w:rPr>
+        <w:t xml:space="preserve"> CSS &amp; JS)</w:t>
+      </w:r>
+    </w:p>
+    <w:p>
+      <w:pPr>
+        <w:widowControl w:val="0"/>
+        <w:numPr>
+          <w:ilvl w:val="1"/>
+          <w:numId w:val="14"/>
+        </w:numPr>
+        <w:autoSpaceDE w:val="0"/>
+        <w:autoSpaceDN w:val="0"/>
+        <w:adjustRightInd w:val="0"/>
+        <w:jc w:val="both"/>
+        <w:rPr>
+          <w:sz w:val="28"/>
+          <w:szCs w:val="28"/>
+        </w:rPr>
+      </w:pPr>
+      <w:r>
+        <w:rPr>
+          <w:sz w:val="28"/>
+          <w:szCs w:val="28"/>
+        </w:rPr>
+        <w:t>Technologies for Web Application (An</w:t>
+      </w:r>
+      <w:r>
+        <w:rPr>
+          <w:sz w:val="28"/>
+          <w:szCs w:val="28"/>
+        </w:rPr>
+        <w:t xml:space="preserve">gular JS, </w:t>
+      </w:r>
+      <w:r>
+        <w:rPr>
+          <w:sz w:val="28"/>
+          <w:szCs w:val="28"/>
+        </w:rPr>
+        <w:t>Node</w:t>
+      </w:r>
+      <w:r>
+        <w:rPr>
+          <w:sz w:val="28"/>
+          <w:szCs w:val="28"/>
+        </w:rPr>
+        <w:t>.</w:t>
+      </w:r>
+      <w:r>
+        <w:rPr>
+          <w:sz w:val="28"/>
+          <w:szCs w:val="28"/>
+        </w:rPr>
+        <w:t>js</w:t>
+      </w:r>
+      <w:r>
+        <w:rPr>
+          <w:sz w:val="28"/>
+          <w:szCs w:val="28"/>
+        </w:rPr>
+        <w:t>, Mongo DB</w:t>
+      </w:r>
+      <w:r>
+        <w:rPr>
+          <w:sz w:val="28"/>
+          <w:szCs w:val="28"/>
+        </w:rPr>
+        <w:t>)</w:t>
+      </w:r>
+    </w:p>
+    <w:p>
+      <w:pPr>
+        <w:widowControl w:val="0"/>
+        <w:numPr>
+          <w:ilvl w:val="1"/>
+          <w:numId w:val="14"/>
+        </w:numPr>
+        <w:autoSpaceDE w:val="0"/>
+        <w:autoSpaceDN w:val="0"/>
+        <w:adjustRightInd w:val="0"/>
+        <w:jc w:val="both"/>
+        <w:rPr>
+          <w:sz w:val="28"/>
+          <w:szCs w:val="28"/>
+        </w:rPr>
+      </w:pPr>
+      <w:r>
+        <w:rPr>
+          <w:sz w:val="28"/>
+          <w:szCs w:val="28"/>
+        </w:rPr>
+        <w:t>Web Application Development</w:t>
+      </w:r>
+      <w:r>
+        <w:rPr>
+          <w:sz w:val="28"/>
+          <w:szCs w:val="28"/>
+        </w:rPr>
+        <w:t xml:space="preserve"> (JSP &amp; Database)</w:t>
+      </w:r>
+    </w:p>
+    <w:p>
+      <w:pPr>
+        <w:widowControl w:val="0"/>
+        <w:numPr>
+          <w:ilvl w:val="1"/>
+          <w:numId w:val="14"/>
+        </w:numPr>
+        <w:autoSpaceDE w:val="0"/>
+        <w:autoSpaceDN w:val="0"/>
+        <w:adjustRightInd w:val="0"/>
+        <w:jc w:val="both"/>
+        <w:rPr>
+          <w:sz w:val="28"/>
+          <w:szCs w:val="28"/>
+        </w:rPr>
+      </w:pPr>
+      <w:r>
+        <w:rPr>
+          <w:sz w:val="28"/>
+          <w:szCs w:val="28"/>
+        </w:rPr>
+        <w:t>Computer Organization</w:t>
+      </w:r>
+    </w:p>
+    <w:p>
+      <w:pPr>
+        <w:widowControl w:val="0"/>
+        <w:numPr>
+          <w:ilvl w:val="1"/>
+          <w:numId w:val="14"/>
+        </w:numPr>
+        <w:autoSpaceDE w:val="0"/>
+        <w:autoSpaceDN w:val="0"/>
+        <w:adjustRightInd w:val="0"/>
+        <w:jc w:val="both"/>
+        <w:rPr>
+          <w:sz w:val="28"/>
+          <w:szCs w:val="28"/>
+        </w:rPr>
+      </w:pPr>
+      <w:r>
+        <w:rPr>
+          <w:sz w:val="28"/>
+          <w:szCs w:val="28"/>
+        </w:rPr>
+        <w:t>System Architecture</w:t>
+      </w:r>
+    </w:p>
+    <w:p>
+      <w:pPr>
+        <w:widowControl w:val="0"/>
+        <w:numPr>
+          <w:ilvl w:val="1"/>
+          <w:numId w:val="14"/>
+        </w:numPr>
+        <w:autoSpaceDE w:val="0"/>
+        <w:autoSpaceDN w:val="0"/>
+        <w:adjustRightInd w:val="0"/>
+        <w:jc w:val="both"/>
+        <w:rPr>
+          <w:sz w:val="28"/>
+          <w:szCs w:val="28"/>
+        </w:rPr>
+      </w:pPr>
+      <w:r>
+        <w:rPr>
+          <w:sz w:val="28"/>
+          <w:szCs w:val="28"/>
+        </w:rPr>
+        <w:t>System Programming (Assembly and C)</w:t>
+      </w:r>
+    </w:p>
+    <w:p>
+      <w:pPr>
+        <w:widowControl w:val="0"/>
+        <w:numPr>
+          <w:ilvl w:val="1"/>
+          <w:numId w:val="14"/>
+        </w:numPr>
+        <w:autoSpaceDE w:val="0"/>
+        <w:autoSpaceDN w:val="0"/>
+        <w:adjustRightInd w:val="0"/>
+        <w:jc w:val="both"/>
+        <w:rPr>
+          <w:sz w:val="28"/>
+          <w:szCs w:val="28"/>
+        </w:rPr>
+      </w:pPr>
+      <w:r>
+        <w:rPr>
+          <w:sz w:val="28"/>
+          <w:szCs w:val="28"/>
+        </w:rPr>
+        <w:t>Concurre</w:t>
+      </w:r>
+      <w:r>
+        <w:rPr>
+          <w:sz w:val="28"/>
+          <w:szCs w:val="28"/>
+        </w:rPr>
+        <w:t>nt Processing (graduate level)</w:t>
+      </w:r>
+    </w:p>
+    <w:p>
+      <w:pPr>
+        <w:widowControl w:val="0"/>
+        <w:numPr>
+          <w:ilvl w:val="1"/>
+          <w:numId w:val="14"/>
+        </w:numPr>
+        <w:autoSpaceDE w:val="0"/>
+        <w:autoSpaceDN w:val="0"/>
+        <w:adjustRightInd w:val="0"/>
+        <w:jc w:val="both"/>
+        <w:rPr>
+          <w:sz w:val="28"/>
+          <w:szCs w:val="28"/>
+        </w:rPr>
+      </w:pPr>
+      <w:r>
+        <w:rPr>
+          <w:sz w:val="28"/>
+          <w:szCs w:val="28"/>
+        </w:rPr>
+        <w:t>System Development Techniques</w:t>
+      </w:r>
+    </w:p>
+    <w:p>
+      <w:pPr>
+        <w:widowControl w:val="0"/>
+        <w:numPr>
+          <w:ilvl w:val="1"/>
+          <w:numId w:val="14"/>
+        </w:numPr>
+        <w:autoSpaceDE w:val="0"/>
+        <w:autoSpaceDN w:val="0"/>
+        <w:adjustRightInd w:val="0"/>
+        <w:jc w:val="both"/>
+        <w:rPr>
+          <w:sz w:val="28"/>
+          <w:szCs w:val="28"/>
+        </w:rPr>
+      </w:pPr>
+      <w:r>
+        <w:rPr>
+          <w:sz w:val="28"/>
+          <w:szCs w:val="28"/>
+        </w:rPr>
+        <w:t>Computer Network</w:t>
+      </w:r>
+    </w:p>
+    <w:p>
+      <w:pPr>
+        <w:widowControl w:val="0"/>
+        <w:numPr>
+          <w:ilvl w:val="1"/>
+          <w:numId w:val="14"/>
+        </w:numPr>
+        <w:autoSpaceDE w:val="0"/>
+        <w:autoSpaceDN w:val="0"/>
+        <w:adjustRightInd w:val="0"/>
+        <w:jc w:val="both"/>
+        <w:rPr>
+          <w:sz w:val="28"/>
+          <w:szCs w:val="28"/>
+        </w:rPr>
+      </w:pPr>
+      <w:r>
+        <w:rPr>
+          <w:sz w:val="28"/>
+          <w:szCs w:val="28"/>
+        </w:rPr>
+        <w:t>Network Security</w:t>
+      </w:r>
+    </w:p>
+    <w:p>
+      <w:pPr>
+        <w:widowControl w:val="0"/>
+        <w:numPr>
+          <w:ilvl w:val="1"/>
+          <w:numId w:val="14"/>
+        </w:numPr>
+        <w:autoSpaceDE w:val="0"/>
+        <w:autoSpaceDN w:val="0"/>
+        <w:adjustRightInd w:val="0"/>
+        <w:jc w:val="both"/>
+        <w:rPr>
+          <w:sz w:val="28"/>
+          <w:szCs w:val="28"/>
+        </w:rPr>
+      </w:pPr>
+      <w:r>
+        <w:rPr>
+          <w:sz w:val="28"/>
+          <w:szCs w:val="28"/>
+        </w:rPr>
+        <w:t>Performance Analysis</w:t>
+      </w:r>
+    </w:p>
+    <w:p>
+      <w:pPr>
+        <w:widowControl w:val="0"/>
+        <w:numPr>
+          <w:ilvl w:val="1"/>
+          <w:numId w:val="14"/>
+        </w:numPr>
+        <w:autoSpaceDE w:val="0"/>
+        <w:autoSpaceDN w:val="0"/>
+        <w:adjustRightInd w:val="0"/>
+        <w:jc w:val="both"/>
+        <w:rPr>
+          <w:sz w:val="28"/>
+          <w:szCs w:val="28"/>
+        </w:rPr>
+      </w:pPr>
+      <w:r>
+        <w:rPr>
+          <w:sz w:val="28"/>
+          <w:szCs w:val="28"/>
+        </w:rPr>
+        <w:t>Software Enginee</w:t>
+      </w:r>
+      <w:r>
+        <w:rPr>
+          <w:sz w:val="28"/>
+          <w:szCs w:val="28"/>
+        </w:rPr>
+        <w:t>ring</w:t>
+      </w:r>
+    </w:p>
+    <w:p>
+      <w:pPr>
+        <w:widowControl w:val="0"/>
+        <w:numPr>
+          <w:ilvl w:val="1"/>
+          <w:numId w:val="14"/>
+        </w:numPr>
+        <w:autoSpaceDE w:val="0"/>
+        <w:autoSpaceDN w:val="0"/>
+        <w:adjustRightInd w:val="0"/>
+        <w:jc w:val="both"/>
+        <w:rPr>
+          <w:sz w:val="28"/>
+          <w:szCs w:val="28"/>
+        </w:rPr>
+      </w:pPr>
+      <w:r>
+        <w:rPr>
+          <w:sz w:val="28"/>
+          <w:szCs w:val="28"/>
+        </w:rPr>
+        <w:t>Computer Science Projects</w:t>
+      </w:r>
+    </w:p>
+    <w:p>
+      <w:pPr>
+        <w:widowControl w:val="0"/>
+        <w:numPr>
+          <w:ilvl w:val="1"/>
+          <w:numId w:val="14"/>
+        </w:numPr>
+        <w:autoSpaceDE w:val="0"/>
+        <w:autoSpaceDN w:val="0"/>
+        <w:adjustRightInd w:val="0"/>
+        <w:jc w:val="both"/>
+        <w:rPr>
+          <w:sz w:val="28"/>
+          <w:szCs w:val="28"/>
+        </w:rPr>
+      </w:pPr>
+      <w:r>
+        <w:rPr>
+          <w:sz w:val="28"/>
+          <w:szCs w:val="28"/>
+        </w:rPr>
+        <w:t>Project management</w:t>
+      </w:r>
+    </w:p>
+    <w:p>
+      <w:pPr>
+        <w:widowControl w:val="0"/>
+        <w:numPr>
+          <w:ilvl w:val="1"/>
+          <w:numId w:val="14"/>
+        </w:numPr>
+        <w:autoSpaceDE w:val="0"/>
+        <w:autoSpaceDN w:val="0"/>
+        <w:adjustRightInd w:val="0"/>
+        <w:jc w:val="both"/>
+        <w:rPr>
+          <w:sz w:val="28"/>
+          <w:szCs w:val="28"/>
+        </w:rPr>
+      </w:pPr>
+      <w:r>
+        <w:rPr>
+          <w:sz w:val="28"/>
+          <w:szCs w:val="28"/>
+        </w:rPr>
+        <w:t>Management Information Systems</w:t>
+      </w:r>
+    </w:p>
+    <w:p>
+      <w:pPr>
+        <w:widowControl w:val="0"/>
+        <w:numPr>
+          <w:ilvl w:val="1"/>
+          <w:numId w:val="14"/>
+        </w:numPr>
+        <w:autoSpaceDE w:val="0"/>
+        <w:autoSpaceDN w:val="0"/>
+        <w:adjustRightInd w:val="0"/>
+        <w:jc w:val="both"/>
+        <w:rPr>
+          <w:sz w:val="28"/>
+          <w:szCs w:val="28"/>
+        </w:rPr>
+      </w:pPr>
+      <w:r>
+        <w:rPr>
+          <w:sz w:val="28"/>
+          <w:szCs w:val="28"/>
+        </w:rPr>
+        <w:t>Mobile Computing</w:t>
+      </w:r>
+      <w:r>
+        <w:rPr>
+          <w:rFonts w:hint="eastAsia"/>
+          <w:sz w:val="28"/>
+          <w:szCs w:val="28"/>
+          <w:lang w:eastAsia="zh-CN"/>
+        </w:rPr>
+        <w:t>（</w:t>
+      </w:r>
+      <w:r>
+        <w:rPr>
+          <w:rFonts w:hint="eastAsia"/>
+          <w:sz w:val="28"/>
+          <w:szCs w:val="28"/>
+          <w:lang w:eastAsia="zh-CN"/>
+        </w:rPr>
+        <w:t>An</w:t>
+      </w:r>
+      <w:r>
+        <w:rPr>
+          <w:sz w:val="28"/>
+          <w:szCs w:val="28"/>
+          <w:lang w:eastAsia="zh-CN"/>
+        </w:rPr>
+        <w:t>droid and Swift</w:t>
+      </w:r>
+      <w:r>
+        <w:rPr>
+          <w:rFonts w:hint="eastAsia"/>
+          <w:sz w:val="28"/>
+          <w:szCs w:val="28"/>
+          <w:lang w:eastAsia="zh-CN"/>
+        </w:rPr>
+        <w:t>）</w:t>
+      </w:r>
+    </w:p>
+    <w:p>
+      <w:pPr>
+        <w:widowControl w:val="0"/>
+        <w:numPr>
+          <w:ilvl w:val="1"/>
+          <w:numId w:val="14"/>
+        </w:numPr>
+        <w:autoSpaceDE w:val="0"/>
+        <w:autoSpaceDN w:val="0"/>
+        <w:adjustRightInd w:val="0"/>
+        <w:jc w:val="both"/>
+        <w:rPr>
+          <w:sz w:val="28"/>
+          <w:szCs w:val="28"/>
+        </w:rPr>
+      </w:pPr>
+      <w:r>
+        <w:rPr>
+          <w:sz w:val="28"/>
+          <w:szCs w:val="28"/>
+        </w:rPr>
+        <w:t>Computational Thinking (with python)</w:t>
+      </w:r>
+    </w:p>
+    <w:p>
+      <w:pPr>
+        <w:numPr>
+          <w:ilvl w:val="1"/>
+          <w:numId w:val="14"/>
+        </w:numPr>
+        <w:jc w:val="both"/>
+        <w:rPr>
+          <w:sz w:val="28"/>
+          <w:szCs w:val="28"/>
+        </w:rPr>
+      </w:pPr>
+      <w:r>
+        <w:rPr>
+          <w:sz w:val="28"/>
+          <w:szCs w:val="28"/>
+        </w:rPr>
+        <w:t>Script Programming (with python)</w:t>
+      </w:r>
+    </w:p>
+    <w:p>
+      <w:pPr>
+        <w:numPr>
+          <w:ilvl w:val="1"/>
+          <w:numId w:val="14"/>
+        </w:numPr>
+        <w:jc w:val="both"/>
+        <w:rPr>
+          <w:sz w:val="28"/>
+          <w:szCs w:val="28"/>
+        </w:rPr>
+      </w:pPr>
+      <w:r>
+        <w:rPr>
+          <w:sz w:val="28"/>
+          <w:szCs w:val="28"/>
+        </w:rPr>
+        <w:t xml:space="preserve">Data Mining </w:t>
+      </w:r>
+      <w:r>
+        <w:rPr>
+          <w:sz w:val="28"/>
+          <w:szCs w:val="28"/>
+        </w:rPr>
+        <w:t>(with python)</w:t>
+      </w:r>
+    </w:p>
+    <w:p>
+      <w:pPr>
+        <w:numPr>
+          <w:ilvl w:val="1"/>
+          <w:numId w:val="14"/>
+        </w:numPr>
+        <w:jc w:val="both"/>
+        <w:rPr>
+          <w:sz w:val="28"/>
+          <w:szCs w:val="28"/>
+        </w:rPr>
+      </w:pPr>
+      <w:r>
+        <w:rPr>
+          <w:sz w:val="28"/>
+          <w:szCs w:val="28"/>
+        </w:rPr>
+        <w:t>Calculus</w:t>
+      </w:r>
+    </w:p>
+    <w:p>
+      <w:pPr>
+        <w:numPr>
+          <w:ilvl w:val="1"/>
+          <w:numId w:val="14"/>
+        </w:numPr>
+        <w:jc w:val="both"/>
+        <w:rPr>
+          <w:sz w:val="28"/>
+          <w:szCs w:val="28"/>
+        </w:rPr>
+      </w:pPr>
+      <w:r>
+        <w:rPr>
+          <w:sz w:val="28"/>
+          <w:szCs w:val="28"/>
+        </w:rPr>
+        <w:t>Discrete Mathematics</w:t>
+      </w:r>
+    </w:p>
+    <w:p>
+      <w:pPr>
+        <w:numPr>
+          <w:ilvl w:val="1"/>
+          <w:numId w:val="14"/>
+        </w:numPr>
+        <w:jc w:val="both"/>
+        <w:rPr>
+          <w:sz w:val="28"/>
+          <w:szCs w:val="28"/>
+        </w:rPr>
+      </w:pPr>
+      <w:r>
+        <w:rPr>
+          <w:sz w:val="28"/>
+          <w:szCs w:val="28"/>
+        </w:rPr>
+        <w:lastRenderedPageBreak/>
+        <w:t>Algorithm Analysis</w:t>
+      </w:r>
+    </w:p>
+    <w:p>
+      <w:pPr>
+        <w:numPr>
+          <w:ilvl w:val="1"/>
+          <w:numId w:val="14"/>
+        </w:numPr>
+        <w:jc w:val="both"/>
+        <w:rPr>
+          <w:sz w:val="28"/>
+          <w:szCs w:val="28"/>
+        </w:rPr>
+      </w:pPr>
+      <w:r>
+        <w:rPr>
+          <w:sz w:val="28"/>
+          <w:szCs w:val="28"/>
+        </w:rPr>
+        <w:t>Principle</w:t>
+      </w:r>
+      <w:r>
+        <w:rPr>
+          <w:sz w:val="28"/>
+          <w:szCs w:val="28"/>
+        </w:rPr>
+        <w:t>s</w:t>
+      </w:r>
+      <w:r>
+        <w:rPr>
+          <w:sz w:val="28"/>
+          <w:szCs w:val="28"/>
+        </w:rPr>
+        <w:t xml:space="preserve"> of Programming Languages</w:t>
+      </w:r>
+    </w:p>
+    <w:p>
+      <w:pPr>
+        <w:ind w:left="1080"/>
+        <w:jc w:val="both"/>
+        <w:rPr>
+          <w:sz w:val="28"/>
+          <w:szCs w:val="28"/>
+        </w:rPr>
+      </w:pPr>
+    </w:p>
+    <w:p>
+      <w:pPr>
+        <w:ind w:left="1080"/>
+        <w:jc w:val="both"/>
+        <w:rPr>
+          <w:sz w:val="28"/>
+          <w:szCs w:val="28"/>
+        </w:rPr>
+      </w:pPr>
+    </w:p>
+    <w:p>
+      <w:pPr>
+        <w:widowControl w:val="0"/>
+        <w:autoSpaceDE w:val="0"/>
+        <w:autoSpaceDN w:val="0"/>
+        <w:adjustRightInd w:val="0"/>
+        <w:jc w:val="both"/>
+        <w:rPr>
+          <w:sz w:val="28"/>
+          <w:szCs w:val="28"/>
+        </w:rPr>
+      </w:pPr>
+    </w:p>
+    <w:p>
+      <w:pPr>
+        <w:widowControl w:val="0"/>
+        <w:numPr>
+          <w:ilvl w:val="0"/>
+          <w:numId w:val="3"/>
+        </w:numPr>
+        <w:autoSpaceDE w:val="0"/>
+        <w:autoSpaceDN w:val="0"/>
+        <w:adjustRightInd w:val="0"/>
+        <w:jc w:val="both"/>
+        <w:rPr>
+          <w:sz w:val="28"/>
+          <w:szCs w:val="28"/>
+        </w:rPr>
+      </w:pPr>
+      <w:r>
+        <w:rPr>
+          <w:sz w:val="28"/>
+          <w:szCs w:val="28"/>
+        </w:rPr>
+        <w:t xml:space="preserve">Earned the </w:t>
+      </w:r>
+      <w:r>
+        <w:rPr>
+          <w:sz w:val="28"/>
+          <w:szCs w:val="28"/>
+        </w:rPr>
+        <w:t>Certificate of  Effective Teaching Practice Framework issued by the Association of College and University Educators (ACUE) And the American Council on Education(ACE)</w:t>
+      </w:r>
+    </w:p>
+    <w:p>
+      <w:pPr>
+        <w:widowControl w:val="0"/>
+        <w:autoSpaceDE w:val="0"/>
+        <w:autoSpaceDN w:val="0"/>
+        <w:adjustRightInd w:val="0"/>
+        <w:ind w:left="720"/>
+        <w:jc w:val="both"/>
+        <w:rPr>
+          <w:sz w:val="28"/>
+          <w:szCs w:val="28"/>
+        </w:rPr>
+      </w:pPr>
+    </w:p>
+    <w:p>
+      <w:pPr>
+        <w:widowControl w:val="0"/>
+        <w:numPr>
+          <w:ilvl w:val="0"/>
+          <w:numId w:val="3"/>
+        </w:numPr>
+        <w:autoSpaceDE w:val="0"/>
+        <w:autoSpaceDN w:val="0"/>
+        <w:adjustRightInd w:val="0"/>
+        <w:jc w:val="both"/>
+        <w:rPr>
+          <w:sz w:val="28"/>
+          <w:szCs w:val="28"/>
+        </w:rPr>
+      </w:pPr>
+      <w:r>
+        <w:rPr>
+          <w:sz w:val="28"/>
+          <w:szCs w:val="28"/>
+        </w:rPr>
+        <w:t xml:space="preserve">Developed a </w:t>
+      </w:r>
+      <w:r>
+        <w:rPr>
+          <w:sz w:val="28"/>
+          <w:szCs w:val="28"/>
+        </w:rPr>
+        <w:t xml:space="preserve">large scalar </w:t>
+      </w:r>
+      <w:r>
+        <w:rPr>
+          <w:sz w:val="28"/>
+          <w:szCs w:val="28"/>
+        </w:rPr>
+        <w:t xml:space="preserve">TeaLeaMan(Teaching and Learning Management System) single-handedly. It covers </w:t>
+      </w:r>
+      <w:r>
+        <w:rPr>
+          <w:sz w:val="28"/>
+          <w:szCs w:val="28"/>
+        </w:rPr>
+        <w:t>major</w:t>
+      </w:r>
+      <w:r>
+        <w:rPr>
+          <w:sz w:val="28"/>
+          <w:szCs w:val="28"/>
+        </w:rPr>
+        <w:t xml:space="preserve"> </w:t>
+      </w:r>
+      <w:r>
+        <w:rPr>
+          <w:sz w:val="28"/>
+          <w:szCs w:val="28"/>
+        </w:rPr>
+        <w:t>operations</w:t>
+      </w:r>
+      <w:r>
+        <w:rPr>
+          <w:sz w:val="28"/>
+          <w:szCs w:val="28"/>
+        </w:rPr>
+        <w:t xml:space="preserve"> related to teaching</w:t>
+      </w:r>
+      <w:r>
+        <w:rPr>
+          <w:sz w:val="28"/>
+          <w:szCs w:val="28"/>
+        </w:rPr>
+        <w:t xml:space="preserve">, </w:t>
+      </w:r>
+      <w:r>
+        <w:rPr>
+          <w:sz w:val="28"/>
+          <w:szCs w:val="28"/>
+        </w:rPr>
+        <w:t xml:space="preserve">learning  </w:t>
+      </w:r>
+      <w:r>
+        <w:rPr>
+          <w:sz w:val="28"/>
+          <w:szCs w:val="28"/>
+        </w:rPr>
+        <w:t xml:space="preserve">and assessment </w:t>
+      </w:r>
+      <w:r>
+        <w:rPr>
+          <w:sz w:val="28"/>
+          <w:szCs w:val="28"/>
+        </w:rPr>
+        <w:t xml:space="preserve">in a university: academic programs, staff and students, registration management, </w:t>
+      </w:r>
+      <w:r>
+        <w:rPr>
+          <w:sz w:val="28"/>
+          <w:szCs w:val="28"/>
+        </w:rPr>
+        <w:t xml:space="preserve">course </w:t>
+      </w:r>
+      <w:r>
+        <w:rPr>
+          <w:sz w:val="28"/>
+          <w:szCs w:val="28"/>
+        </w:rPr>
+        <w:t>scheduling, assignments, tests, submission, grading, aggregations, evaluation and assessments, communication</w:t>
+      </w:r>
+      <w:r>
+        <w:rPr>
+          <w:sz w:val="28"/>
+          <w:szCs w:val="28"/>
+        </w:rPr>
+        <w:t xml:space="preserve">, </w:t>
+      </w:r>
+      <w:r>
+        <w:rPr>
+          <w:sz w:val="28"/>
+          <w:szCs w:val="28"/>
+        </w:rPr>
+        <w:t xml:space="preserve">remote file management, </w:t>
+      </w:r>
+      <w:r>
+        <w:rPr>
+          <w:sz w:val="28"/>
+          <w:szCs w:val="28"/>
+        </w:rPr>
+        <w:t>application integration</w:t>
+      </w:r>
+      <w:r>
+        <w:rPr>
+          <w:sz w:val="28"/>
+          <w:szCs w:val="28"/>
+        </w:rPr>
+        <w:t>s, etc</w:t>
+      </w:r>
+      <w:r>
+        <w:rPr>
+          <w:sz w:val="28"/>
+          <w:szCs w:val="28"/>
+        </w:rPr>
+        <w:t>.</w:t>
+      </w:r>
+      <w:r>
+        <w:rPr>
+          <w:sz w:val="28"/>
+          <w:szCs w:val="28"/>
+        </w:rPr>
+        <w:t xml:space="preserve"> It has </w:t>
+      </w:r>
+      <w:r>
+        <w:rPr>
+          <w:sz w:val="28"/>
+          <w:szCs w:val="28"/>
+        </w:rPr>
+        <w:t xml:space="preserve">about </w:t>
+      </w:r>
+      <w:r>
+        <w:rPr>
+          <w:sz w:val="28"/>
+          <w:szCs w:val="28"/>
+        </w:rPr>
+        <w:t xml:space="preserve">1000 stored procedures and </w:t>
+      </w:r>
+      <w:r>
+        <w:rPr>
+          <w:sz w:val="28"/>
+          <w:szCs w:val="28"/>
+        </w:rPr>
+        <w:t>20</w:t>
+      </w:r>
+      <w:r>
+        <w:rPr>
+          <w:sz w:val="28"/>
+          <w:szCs w:val="28"/>
+        </w:rPr>
+        <w:t xml:space="preserve"> web application components, and the system is self-expendable. </w:t>
+      </w:r>
+      <w:r>
+        <w:rPr>
+          <w:sz w:val="28"/>
+          <w:szCs w:val="28"/>
+        </w:rPr>
+        <w:t xml:space="preserve">It is also a </w:t>
+      </w:r>
+      <w:r>
+        <w:rPr>
+          <w:sz w:val="28"/>
+          <w:szCs w:val="28"/>
+        </w:rPr>
+        <w:t xml:space="preserve">cross-platform, </w:t>
+      </w:r>
+      <w:r>
+        <w:rPr>
+          <w:sz w:val="28"/>
+          <w:szCs w:val="28"/>
+        </w:rPr>
+        <w:t xml:space="preserve">rapid </w:t>
+      </w:r>
+      <w:r>
+        <w:rPr>
+          <w:sz w:val="28"/>
+          <w:szCs w:val="28"/>
+        </w:rPr>
+        <w:t xml:space="preserve">development </w:t>
+      </w:r>
+      <w:r>
+        <w:rPr>
+          <w:sz w:val="28"/>
+          <w:szCs w:val="28"/>
+        </w:rPr>
+        <w:t xml:space="preserve">tool for developing </w:t>
+      </w:r>
+      <w:r>
+        <w:rPr>
+          <w:sz w:val="28"/>
+          <w:szCs w:val="28"/>
+        </w:rPr>
+        <w:t xml:space="preserve">and deploying </w:t>
+      </w:r>
+      <w:r>
+        <w:rPr>
+          <w:sz w:val="28"/>
+          <w:szCs w:val="28"/>
+        </w:rPr>
+        <w:t xml:space="preserve">any kind of </w:t>
+      </w:r>
+      <w:r>
+        <w:rPr>
+          <w:sz w:val="28"/>
+          <w:szCs w:val="28"/>
+        </w:rPr>
+        <w:t xml:space="preserve">enterprise </w:t>
+      </w:r>
+      <w:r>
+        <w:rPr>
+          <w:sz w:val="28"/>
+          <w:szCs w:val="28"/>
+        </w:rPr>
+        <w:t>web application systems</w:t>
+      </w:r>
+      <w:r>
+        <w:rPr>
+          <w:sz w:val="28"/>
+          <w:szCs w:val="28"/>
+        </w:rPr>
+        <w:t>.</w:t>
+      </w:r>
+      <w:r>
+        <w:rPr>
+          <w:sz w:val="28"/>
+          <w:szCs w:val="28"/>
+        </w:rPr>
+        <w:t xml:space="preserve"> </w:t>
+      </w:r>
+      <w:r>
+        <w:rPr>
+          <w:sz w:val="28"/>
+          <w:szCs w:val="28"/>
+        </w:rPr>
+        <w:t>This system can work with Oracle, MySql,</w:t>
+      </w:r>
+      <w:r>
+        <w:rPr>
+          <w:sz w:val="28"/>
+          <w:szCs w:val="28"/>
+        </w:rPr>
+        <w:t xml:space="preserve">SQL Server, </w:t>
+      </w:r>
+      <w:r>
+        <w:rPr>
+          <w:sz w:val="28"/>
+          <w:szCs w:val="28"/>
+        </w:rPr>
+        <w:t>postgress, and Access</w:t>
+      </w:r>
+      <w:r>
+        <w:rPr>
+          <w:sz w:val="28"/>
+          <w:szCs w:val="28"/>
+        </w:rPr>
+        <w:t xml:space="preserve">. C++, Java, Javascript, SQL, XML are the main languages used in the project. </w:t>
+      </w:r>
+      <w:r>
+        <w:rPr>
+          <w:sz w:val="28"/>
+          <w:szCs w:val="28"/>
+        </w:rPr>
+        <w:t>A d</w:t>
+      </w:r>
+      <w:r>
+        <w:rPr>
+          <w:sz w:val="28"/>
+          <w:szCs w:val="28"/>
+        </w:rPr>
+        <w:t>emonstration is available.</w:t>
+      </w:r>
+      <w:r>
+        <w:rPr>
+          <w:sz w:val="28"/>
+          <w:szCs w:val="28"/>
+        </w:rPr>
+        <w:t xml:space="preserve"> See the demo deployment  at </w:t>
+      </w:r>
+      <w:r>
+        <w:rPr>
+          <w:color w:val="244061" w:themeColor="accent1" w:themeShade="80"/>
+          <w:sz w:val="28"/>
+          <w:szCs w:val="28"/>
+        </w:rPr>
+        <w:t>https://edqaa.com</w:t>
+      </w:r>
+    </w:p>
+    <w:p>
+      <w:pPr>
+        <w:widowControl w:val="0"/>
+        <w:autoSpaceDE w:val="0"/>
+        <w:autoSpaceDN w:val="0"/>
+        <w:adjustRightInd w:val="0"/>
+        <w:ind w:left="720"/>
+        <w:jc w:val="both"/>
+        <w:rPr>
+          <w:sz w:val="28"/>
+          <w:szCs w:val="28"/>
+          <w:lang w:eastAsia="zh-CN"/>
+        </w:rPr>
+      </w:pPr>
+    </w:p>
+    <w:p>
+      <w:pPr>
+        <w:widowControl w:val="0"/>
+        <w:autoSpaceDE w:val="0"/>
+        <w:autoSpaceDN w:val="0"/>
+        <w:adjustRightInd w:val="0"/>
+        <w:jc w:val="both"/>
+        <w:rPr>
+          <w:sz w:val="28"/>
+          <w:szCs w:val="28"/>
+        </w:rPr>
+      </w:pPr>
+    </w:p>
+    <w:p>
+      <w:pPr>
+        <w:widowControl w:val="0"/>
+        <w:numPr>
+          <w:ilvl w:val="0"/>
+          <w:numId w:val="3"/>
+        </w:numPr>
+        <w:autoSpaceDE w:val="0"/>
+        <w:autoSpaceDN w:val="0"/>
+        <w:adjustRightInd w:val="0"/>
+        <w:jc w:val="both"/>
+        <w:rPr>
+          <w:sz w:val="28"/>
+          <w:szCs w:val="28"/>
+        </w:rPr>
+      </w:pPr>
+      <w:r>
+        <w:rPr>
+          <w:sz w:val="28"/>
+          <w:szCs w:val="28"/>
+        </w:rPr>
+        <w:t>Buil</w:t>
+      </w:r>
+      <w:r>
+        <w:rPr>
+          <w:sz w:val="28"/>
+          <w:szCs w:val="28"/>
+        </w:rPr>
+        <w:t>t</w:t>
+      </w:r>
+      <w:r>
+        <w:rPr>
+          <w:sz w:val="28"/>
+          <w:szCs w:val="28"/>
+        </w:rPr>
+        <w:t xml:space="preserve"> a </w:t>
+      </w:r>
+      <w:r>
+        <w:rPr>
+          <w:sz w:val="28"/>
+          <w:szCs w:val="28"/>
+        </w:rPr>
+        <w:t xml:space="preserve">SUN </w:t>
+      </w:r>
+      <w:r>
+        <w:rPr>
+          <w:sz w:val="28"/>
+          <w:szCs w:val="28"/>
+        </w:rPr>
+        <w:t>UNIX lab single-</w:t>
+      </w:r>
+      <w:r>
+        <w:rPr>
+          <w:sz w:val="28"/>
+          <w:szCs w:val="28"/>
+        </w:rPr>
+        <w:t>handedly</w:t>
+      </w:r>
+      <w:r>
+        <w:rPr>
+          <w:sz w:val="28"/>
+          <w:szCs w:val="28"/>
+        </w:rPr>
+        <w:t xml:space="preserve">: Wrote the plan and proposal to get funding, designed the network, purchased the hardware and software, configure the system and administrate the system </w:t>
+      </w:r>
+    </w:p>
+    <w:p>
+      <w:pPr>
+        <w:widowControl w:val="0"/>
+        <w:autoSpaceDE w:val="0"/>
+        <w:autoSpaceDN w:val="0"/>
+        <w:adjustRightInd w:val="0"/>
+        <w:jc w:val="both"/>
+        <w:rPr>
+          <w:sz w:val="28"/>
+          <w:szCs w:val="28"/>
+        </w:rPr>
+      </w:pPr>
+    </w:p>
+    <w:p>
+      <w:pPr>
+        <w:widowControl w:val="0"/>
+        <w:autoSpaceDE w:val="0"/>
+        <w:autoSpaceDN w:val="0"/>
+        <w:adjustRightInd w:val="0"/>
+        <w:jc w:val="both"/>
         <w:rPr>
           <w:b/>
           <w:bCs/>
           <w:sz w:val="28"/>
           <w:szCs w:val="28"/>
         </w:rPr>
-        <w:t>Professor</w:t>
-      </w:r>
-      <w:r>
-        <w:rPr>
-          <w:sz w:val="28"/>
-          <w:szCs w:val="28"/>
-        </w:rPr>
-        <w:t xml:space="preserve">, </w:t>
-      </w:r>
-      <w:r>
-        <w:rPr>
-          <w:sz w:val="28"/>
-          <w:szCs w:val="28"/>
-        </w:rPr>
-        <w:t xml:space="preserve"> Department</w:t>
-      </w:r>
-      <w:proofErr w:type="gramEnd"/>
-      <w:r>
-        <w:rPr>
-          <w:sz w:val="28"/>
-          <w:szCs w:val="28"/>
-        </w:rPr>
-        <w:t xml:space="preserve"> of Computer and Information Science, </w:t>
-      </w:r>
-      <w:r>
-        <w:rPr>
-          <w:b/>
-          <w:sz w:val="28"/>
-          <w:szCs w:val="28"/>
-        </w:rPr>
-        <w:t>Delaware State University</w:t>
-      </w:r>
-      <w:r>
-        <w:rPr>
-          <w:sz w:val="28"/>
-          <w:szCs w:val="28"/>
-        </w:rPr>
-        <w:t xml:space="preserve">, 8/1999 </w:t>
-      </w:r>
-      <w:r>
-        <w:rPr>
-          <w:sz w:val="28"/>
-          <w:szCs w:val="28"/>
-        </w:rPr>
-        <w:t>–</w:t>
-      </w:r>
-      <w:r>
-        <w:rPr>
-          <w:sz w:val="28"/>
-          <w:szCs w:val="28"/>
-        </w:rPr>
-        <w:t xml:space="preserve"> Present</w:t>
-      </w:r>
-      <w:r>
-        <w:rPr>
-          <w:sz w:val="28"/>
-          <w:szCs w:val="28"/>
-        </w:rPr>
-        <w:t xml:space="preserve"> (Regular semester)</w:t>
-      </w:r>
-    </w:p>
-    <w:p>
-      <w:pPr>
-        <w:widowControl w:val="0"/>
-        <w:numPr>
-          <w:ilvl w:val="0"/>
-          <w:numId w:val="3"/>
-        </w:numPr>
-        <w:autoSpaceDE w:val="0"/>
-        <w:autoSpaceDN w:val="0"/>
-        <w:adjustRightInd w:val="0"/>
-        <w:jc w:val="both"/>
-        <w:rPr>
-          <w:sz w:val="28"/>
-          <w:szCs w:val="28"/>
-        </w:rPr>
-      </w:pPr>
-      <w:r>
-        <w:rPr>
-          <w:sz w:val="28"/>
-          <w:szCs w:val="28"/>
-        </w:rPr>
-        <w:t xml:space="preserve">Courses taught: </w:t>
-      </w:r>
-    </w:p>
-    <w:p>
-      <w:pPr>
-        <w:widowControl w:val="0"/>
-        <w:numPr>
-          <w:ilvl w:val="1"/>
-          <w:numId w:val="14"/>
-        </w:numPr>
-        <w:autoSpaceDE w:val="0"/>
-        <w:autoSpaceDN w:val="0"/>
-        <w:adjustRightInd w:val="0"/>
-        <w:jc w:val="both"/>
-        <w:rPr>
-          <w:sz w:val="28"/>
-          <w:szCs w:val="28"/>
-        </w:rPr>
-      </w:pPr>
-      <w:r>
-        <w:rPr>
-          <w:sz w:val="28"/>
-          <w:szCs w:val="28"/>
-        </w:rPr>
-        <w:t>Computer Science I &amp;</w:t>
-      </w:r>
-      <w:proofErr w:type="gramStart"/>
-      <w:r>
-        <w:rPr>
-          <w:sz w:val="28"/>
-          <w:szCs w:val="28"/>
-        </w:rPr>
-        <w:t>II  (</w:t>
-      </w:r>
-      <w:proofErr w:type="gramEnd"/>
-      <w:r>
-        <w:rPr>
-          <w:sz w:val="28"/>
-          <w:szCs w:val="28"/>
-        </w:rPr>
-        <w:t xml:space="preserve"> with </w:t>
-      </w:r>
-      <w:r>
-        <w:rPr>
-          <w:sz w:val="28"/>
-          <w:szCs w:val="28"/>
-          <w:lang w:eastAsia="zh-CN"/>
-        </w:rPr>
-        <w:t>C++)</w:t>
-      </w:r>
-    </w:p>
-    <w:p>
-      <w:pPr>
-        <w:widowControl w:val="0"/>
-        <w:numPr>
-          <w:ilvl w:val="1"/>
-          <w:numId w:val="14"/>
-        </w:numPr>
-        <w:autoSpaceDE w:val="0"/>
-        <w:autoSpaceDN w:val="0"/>
-        <w:adjustRightInd w:val="0"/>
-        <w:jc w:val="both"/>
-        <w:rPr>
-          <w:sz w:val="28"/>
-          <w:szCs w:val="28"/>
-        </w:rPr>
-      </w:pPr>
-      <w:r>
-        <w:rPr>
-          <w:sz w:val="28"/>
-          <w:szCs w:val="28"/>
-        </w:rPr>
-        <w:t xml:space="preserve">Data Structure and </w:t>
-      </w:r>
-      <w:proofErr w:type="gramStart"/>
-      <w:r>
-        <w:rPr>
-          <w:sz w:val="28"/>
-          <w:szCs w:val="28"/>
-        </w:rPr>
-        <w:t xml:space="preserve">Algorithm </w:t>
-      </w:r>
-      <w:r>
-        <w:rPr>
-          <w:sz w:val="28"/>
-          <w:szCs w:val="28"/>
-        </w:rPr>
-        <w:t xml:space="preserve"> (</w:t>
-      </w:r>
-      <w:proofErr w:type="gramEnd"/>
-      <w:r>
-        <w:rPr>
-          <w:sz w:val="28"/>
-          <w:szCs w:val="28"/>
-        </w:rPr>
-        <w:t xml:space="preserve">with </w:t>
-      </w:r>
-      <w:r>
-        <w:rPr>
-          <w:sz w:val="28"/>
-          <w:szCs w:val="28"/>
-        </w:rPr>
-        <w:t>Java)</w:t>
-      </w:r>
-    </w:p>
-    <w:p>
-      <w:pPr>
-        <w:widowControl w:val="0"/>
-        <w:numPr>
-          <w:ilvl w:val="1"/>
-          <w:numId w:val="14"/>
-        </w:numPr>
-        <w:autoSpaceDE w:val="0"/>
-        <w:autoSpaceDN w:val="0"/>
-        <w:adjustRightInd w:val="0"/>
-        <w:jc w:val="both"/>
-        <w:rPr>
-          <w:sz w:val="28"/>
-          <w:szCs w:val="28"/>
-        </w:rPr>
-      </w:pPr>
-      <w:r>
-        <w:rPr>
-          <w:sz w:val="28"/>
-          <w:szCs w:val="28"/>
-        </w:rPr>
-        <w:t xml:space="preserve">Introduction to </w:t>
-      </w:r>
-      <w:r>
-        <w:rPr>
-          <w:sz w:val="28"/>
-          <w:szCs w:val="28"/>
-        </w:rPr>
-        <w:t xml:space="preserve">Web </w:t>
-      </w:r>
-      <w:r>
-        <w:rPr>
-          <w:sz w:val="28"/>
-          <w:szCs w:val="28"/>
-        </w:rPr>
-        <w:t>Development (HTML</w:t>
-      </w:r>
-      <w:r>
-        <w:rPr>
-          <w:sz w:val="28"/>
-          <w:szCs w:val="28"/>
-        </w:rPr>
-        <w:t>,</w:t>
-      </w:r>
-      <w:r>
-        <w:rPr>
-          <w:sz w:val="28"/>
-          <w:szCs w:val="28"/>
-        </w:rPr>
-        <w:t xml:space="preserve"> CSS &amp; JS)</w:t>
-      </w:r>
-    </w:p>
-    <w:p>
-      <w:pPr>
-        <w:widowControl w:val="0"/>
-        <w:numPr>
-          <w:ilvl w:val="1"/>
-          <w:numId w:val="14"/>
-        </w:numPr>
-        <w:autoSpaceDE w:val="0"/>
-        <w:autoSpaceDN w:val="0"/>
-        <w:adjustRightInd w:val="0"/>
-        <w:jc w:val="both"/>
-        <w:rPr>
-          <w:sz w:val="28"/>
-          <w:szCs w:val="28"/>
-        </w:rPr>
-      </w:pPr>
-      <w:r>
-        <w:rPr>
-          <w:sz w:val="28"/>
-          <w:szCs w:val="28"/>
-        </w:rPr>
-        <w:t>Technologies for Web Application (An</w:t>
-      </w:r>
-      <w:r>
-        <w:rPr>
-          <w:sz w:val="28"/>
-          <w:szCs w:val="28"/>
-        </w:rPr>
-        <w:t xml:space="preserve">gular JS, </w:t>
-      </w:r>
-      <w:r>
-        <w:rPr>
-          <w:sz w:val="28"/>
-          <w:szCs w:val="28"/>
-        </w:rPr>
-        <w:t>Node</w:t>
-      </w:r>
-      <w:r>
-        <w:rPr>
-          <w:sz w:val="28"/>
-          <w:szCs w:val="28"/>
-        </w:rPr>
-        <w:t>.</w:t>
-      </w:r>
-      <w:r>
-        <w:rPr>
-          <w:sz w:val="28"/>
-          <w:szCs w:val="28"/>
-        </w:rPr>
-        <w:t>js</w:t>
-      </w:r>
-      <w:r>
-        <w:rPr>
-          <w:sz w:val="28"/>
-          <w:szCs w:val="28"/>
-        </w:rPr>
-        <w:t>, Mongo DB</w:t>
-      </w:r>
-      <w:r>
-        <w:rPr>
-          <w:sz w:val="28"/>
-          <w:szCs w:val="28"/>
-        </w:rPr>
-        <w:t>)</w:t>
-      </w:r>
-    </w:p>
-    <w:p>
-      <w:pPr>
-        <w:widowControl w:val="0"/>
-        <w:numPr>
-          <w:ilvl w:val="1"/>
-          <w:numId w:val="14"/>
-        </w:numPr>
-        <w:autoSpaceDE w:val="0"/>
-        <w:autoSpaceDN w:val="0"/>
-        <w:adjustRightInd w:val="0"/>
-        <w:jc w:val="both"/>
-        <w:rPr>
-          <w:sz w:val="28"/>
-          <w:szCs w:val="28"/>
-        </w:rPr>
-      </w:pPr>
-      <w:r>
-        <w:rPr>
-          <w:sz w:val="28"/>
-          <w:szCs w:val="28"/>
-        </w:rPr>
-        <w:t>Web Application Development</w:t>
-      </w:r>
-      <w:r>
-        <w:rPr>
-          <w:sz w:val="28"/>
-          <w:szCs w:val="28"/>
-        </w:rPr>
-        <w:t xml:space="preserve"> (JSP &amp; Database)</w:t>
-      </w:r>
-    </w:p>
-    <w:p>
-      <w:pPr>
-        <w:widowControl w:val="0"/>
-        <w:numPr>
-          <w:ilvl w:val="1"/>
-          <w:numId w:val="14"/>
-        </w:numPr>
-        <w:autoSpaceDE w:val="0"/>
-        <w:autoSpaceDN w:val="0"/>
-        <w:adjustRightInd w:val="0"/>
-        <w:jc w:val="both"/>
-        <w:rPr>
-          <w:sz w:val="28"/>
-          <w:szCs w:val="28"/>
-        </w:rPr>
-      </w:pPr>
-      <w:r>
-        <w:rPr>
-          <w:sz w:val="28"/>
-          <w:szCs w:val="28"/>
-        </w:rPr>
-        <w:t>Computer Organization</w:t>
-      </w:r>
-    </w:p>
-    <w:p>
-      <w:pPr>
-        <w:widowControl w:val="0"/>
-        <w:numPr>
-          <w:ilvl w:val="1"/>
-          <w:numId w:val="14"/>
-        </w:numPr>
-        <w:autoSpaceDE w:val="0"/>
-        <w:autoSpaceDN w:val="0"/>
-        <w:adjustRightInd w:val="0"/>
-        <w:jc w:val="both"/>
-        <w:rPr>
-          <w:sz w:val="28"/>
-          <w:szCs w:val="28"/>
-        </w:rPr>
-      </w:pPr>
-      <w:r>
-        <w:rPr>
-          <w:sz w:val="28"/>
-          <w:szCs w:val="28"/>
-        </w:rPr>
-        <w:t>System Architecture</w:t>
-      </w:r>
-    </w:p>
-    <w:p>
-      <w:pPr>
-        <w:widowControl w:val="0"/>
-        <w:numPr>
-          <w:ilvl w:val="1"/>
-          <w:numId w:val="14"/>
-        </w:numPr>
-        <w:autoSpaceDE w:val="0"/>
-        <w:autoSpaceDN w:val="0"/>
-        <w:adjustRightInd w:val="0"/>
-        <w:jc w:val="both"/>
-        <w:rPr>
-          <w:sz w:val="28"/>
-          <w:szCs w:val="28"/>
-        </w:rPr>
-      </w:pPr>
-      <w:r>
-        <w:rPr>
-          <w:sz w:val="28"/>
-          <w:szCs w:val="28"/>
-        </w:rPr>
-        <w:t>System Programming (Assembly and C)</w:t>
-      </w:r>
-    </w:p>
-    <w:p>
-      <w:pPr>
-        <w:widowControl w:val="0"/>
-        <w:numPr>
-          <w:ilvl w:val="1"/>
-          <w:numId w:val="14"/>
-        </w:numPr>
-        <w:autoSpaceDE w:val="0"/>
-        <w:autoSpaceDN w:val="0"/>
-        <w:adjustRightInd w:val="0"/>
-        <w:jc w:val="both"/>
-        <w:rPr>
-          <w:sz w:val="28"/>
-          <w:szCs w:val="28"/>
-        </w:rPr>
-      </w:pPr>
-      <w:r>
-        <w:rPr>
-          <w:sz w:val="28"/>
-          <w:szCs w:val="28"/>
-        </w:rPr>
-        <w:t>Concurre</w:t>
-      </w:r>
-      <w:r>
-        <w:rPr>
-          <w:sz w:val="28"/>
-          <w:szCs w:val="28"/>
-        </w:rPr>
-        <w:t>nt Processing (graduate level)</w:t>
-      </w:r>
-    </w:p>
-    <w:p>
-      <w:pPr>
-        <w:widowControl w:val="0"/>
-        <w:numPr>
-          <w:ilvl w:val="1"/>
-          <w:numId w:val="14"/>
-        </w:numPr>
-        <w:autoSpaceDE w:val="0"/>
-        <w:autoSpaceDN w:val="0"/>
-        <w:adjustRightInd w:val="0"/>
-        <w:jc w:val="both"/>
-        <w:rPr>
-          <w:sz w:val="28"/>
-          <w:szCs w:val="28"/>
-        </w:rPr>
-      </w:pPr>
-      <w:r>
-        <w:rPr>
-          <w:sz w:val="28"/>
-          <w:szCs w:val="28"/>
-        </w:rPr>
-        <w:t>System Development Techniques</w:t>
-      </w:r>
-    </w:p>
-    <w:p>
-      <w:pPr>
-        <w:widowControl w:val="0"/>
-        <w:numPr>
-          <w:ilvl w:val="1"/>
-          <w:numId w:val="14"/>
-        </w:numPr>
-        <w:autoSpaceDE w:val="0"/>
-        <w:autoSpaceDN w:val="0"/>
-        <w:adjustRightInd w:val="0"/>
-        <w:jc w:val="both"/>
-        <w:rPr>
-          <w:sz w:val="28"/>
-          <w:szCs w:val="28"/>
-        </w:rPr>
-      </w:pPr>
-      <w:r>
-        <w:rPr>
-          <w:sz w:val="28"/>
-          <w:szCs w:val="28"/>
-        </w:rPr>
-        <w:t>Computer Network</w:t>
-      </w:r>
-    </w:p>
-    <w:p>
-      <w:pPr>
-        <w:widowControl w:val="0"/>
-        <w:numPr>
-          <w:ilvl w:val="1"/>
-          <w:numId w:val="14"/>
-        </w:numPr>
-        <w:autoSpaceDE w:val="0"/>
-        <w:autoSpaceDN w:val="0"/>
-        <w:adjustRightInd w:val="0"/>
-        <w:jc w:val="both"/>
-        <w:rPr>
-          <w:sz w:val="28"/>
-          <w:szCs w:val="28"/>
-        </w:rPr>
-      </w:pPr>
-      <w:r>
-        <w:rPr>
-          <w:sz w:val="28"/>
-          <w:szCs w:val="28"/>
-        </w:rPr>
-        <w:t>Network Security</w:t>
-      </w:r>
-    </w:p>
-    <w:p>
-      <w:pPr>
-        <w:widowControl w:val="0"/>
-        <w:numPr>
-          <w:ilvl w:val="1"/>
-          <w:numId w:val="14"/>
-        </w:numPr>
-        <w:autoSpaceDE w:val="0"/>
-        <w:autoSpaceDN w:val="0"/>
-        <w:adjustRightInd w:val="0"/>
-        <w:jc w:val="both"/>
-        <w:rPr>
-          <w:sz w:val="28"/>
-          <w:szCs w:val="28"/>
-        </w:rPr>
-      </w:pPr>
-      <w:r>
-        <w:rPr>
-          <w:sz w:val="28"/>
-          <w:szCs w:val="28"/>
-        </w:rPr>
-        <w:t>Performance Analysis</w:t>
-      </w:r>
-    </w:p>
-    <w:p>
-      <w:pPr>
-        <w:widowControl w:val="0"/>
-        <w:numPr>
-          <w:ilvl w:val="1"/>
-          <w:numId w:val="14"/>
-        </w:numPr>
-        <w:autoSpaceDE w:val="0"/>
-        <w:autoSpaceDN w:val="0"/>
-        <w:adjustRightInd w:val="0"/>
-        <w:jc w:val="both"/>
-        <w:rPr>
-          <w:sz w:val="28"/>
-          <w:szCs w:val="28"/>
-        </w:rPr>
-      </w:pPr>
-      <w:r>
-        <w:rPr>
-          <w:sz w:val="28"/>
-          <w:szCs w:val="28"/>
-        </w:rPr>
-        <w:t>Software Enginee</w:t>
-      </w:r>
-      <w:r>
-        <w:rPr>
-          <w:sz w:val="28"/>
-          <w:szCs w:val="28"/>
-        </w:rPr>
-        <w:t>ring</w:t>
-      </w:r>
-    </w:p>
-    <w:p>
-      <w:pPr>
-        <w:widowControl w:val="0"/>
-        <w:numPr>
-          <w:ilvl w:val="1"/>
-          <w:numId w:val="14"/>
-        </w:numPr>
-        <w:autoSpaceDE w:val="0"/>
-        <w:autoSpaceDN w:val="0"/>
-        <w:adjustRightInd w:val="0"/>
-        <w:jc w:val="both"/>
-        <w:rPr>
-          <w:sz w:val="28"/>
-          <w:szCs w:val="28"/>
-        </w:rPr>
-      </w:pPr>
-      <w:r>
-        <w:rPr>
-          <w:sz w:val="28"/>
-          <w:szCs w:val="28"/>
-        </w:rPr>
-        <w:t>Computer Science Projects</w:t>
-      </w:r>
-    </w:p>
-    <w:p>
-      <w:pPr>
-        <w:widowControl w:val="0"/>
-        <w:numPr>
-          <w:ilvl w:val="1"/>
-          <w:numId w:val="14"/>
-        </w:numPr>
-        <w:autoSpaceDE w:val="0"/>
-        <w:autoSpaceDN w:val="0"/>
-        <w:adjustRightInd w:val="0"/>
-        <w:jc w:val="both"/>
-        <w:rPr>
-          <w:sz w:val="28"/>
-          <w:szCs w:val="28"/>
-        </w:rPr>
-      </w:pPr>
-      <w:r>
-        <w:rPr>
-          <w:sz w:val="28"/>
-          <w:szCs w:val="28"/>
-        </w:rPr>
-        <w:t>Project management</w:t>
-      </w:r>
-    </w:p>
-    <w:p>
-      <w:pPr>
-        <w:widowControl w:val="0"/>
-        <w:numPr>
-          <w:ilvl w:val="1"/>
-          <w:numId w:val="14"/>
-        </w:numPr>
-        <w:autoSpaceDE w:val="0"/>
-        <w:autoSpaceDN w:val="0"/>
-        <w:adjustRightInd w:val="0"/>
-        <w:jc w:val="both"/>
-        <w:rPr>
-          <w:sz w:val="28"/>
-          <w:szCs w:val="28"/>
-        </w:rPr>
-      </w:pPr>
-      <w:r>
-        <w:rPr>
-          <w:sz w:val="28"/>
-          <w:szCs w:val="28"/>
-        </w:rPr>
-        <w:t>Management Information Systems</w:t>
-      </w:r>
-    </w:p>
-    <w:p>
-      <w:pPr>
-        <w:widowControl w:val="0"/>
-        <w:numPr>
-          <w:ilvl w:val="1"/>
-          <w:numId w:val="14"/>
-        </w:numPr>
-        <w:autoSpaceDE w:val="0"/>
-        <w:autoSpaceDN w:val="0"/>
-        <w:adjustRightInd w:val="0"/>
-        <w:jc w:val="both"/>
-        <w:rPr>
-          <w:sz w:val="28"/>
-          <w:szCs w:val="28"/>
-        </w:rPr>
-      </w:pPr>
-      <w:r>
-        <w:rPr>
-          <w:sz w:val="28"/>
-          <w:szCs w:val="28"/>
-        </w:rPr>
-        <w:t>Mobile Computing</w:t>
-      </w:r>
-      <w:r>
-        <w:rPr>
-          <w:rFonts w:hint="eastAsia"/>
-          <w:sz w:val="28"/>
-          <w:szCs w:val="28"/>
-          <w:lang w:eastAsia="zh-CN"/>
-        </w:rPr>
-        <w:t>（</w:t>
-      </w:r>
-      <w:r>
-        <w:rPr>
-          <w:rFonts w:hint="eastAsia"/>
-          <w:sz w:val="28"/>
-          <w:szCs w:val="28"/>
-          <w:lang w:eastAsia="zh-CN"/>
-        </w:rPr>
-        <w:t>An</w:t>
-      </w:r>
-      <w:r>
-        <w:rPr>
-          <w:sz w:val="28"/>
-          <w:szCs w:val="28"/>
-          <w:lang w:eastAsia="zh-CN"/>
-        </w:rPr>
-        <w:t>droid and Swift</w:t>
-      </w:r>
-      <w:r>
-        <w:rPr>
-          <w:rFonts w:hint="eastAsia"/>
-          <w:sz w:val="28"/>
-          <w:szCs w:val="28"/>
-          <w:lang w:eastAsia="zh-CN"/>
-        </w:rPr>
-        <w:t>）</w:t>
-      </w:r>
-    </w:p>
-    <w:p>
-      <w:pPr>
-        <w:widowControl w:val="0"/>
-        <w:numPr>
-          <w:ilvl w:val="1"/>
-          <w:numId w:val="14"/>
-        </w:numPr>
-        <w:autoSpaceDE w:val="0"/>
-        <w:autoSpaceDN w:val="0"/>
-        <w:adjustRightInd w:val="0"/>
-        <w:jc w:val="both"/>
-        <w:rPr>
-          <w:sz w:val="28"/>
-          <w:szCs w:val="28"/>
-        </w:rPr>
-      </w:pPr>
-      <w:r>
-        <w:rPr>
-          <w:sz w:val="28"/>
-          <w:szCs w:val="28"/>
-        </w:rPr>
-        <w:t>Computational Thinking (with python)</w:t>
-      </w:r>
-    </w:p>
-    <w:p>
-      <w:pPr>
-        <w:numPr>
-          <w:ilvl w:val="1"/>
-          <w:numId w:val="14"/>
-        </w:numPr>
-        <w:jc w:val="both"/>
-        <w:rPr>
-          <w:sz w:val="28"/>
-          <w:szCs w:val="28"/>
-        </w:rPr>
-      </w:pPr>
-      <w:r>
-        <w:rPr>
-          <w:sz w:val="28"/>
-          <w:szCs w:val="28"/>
-        </w:rPr>
-        <w:t>Script Programming (with python)</w:t>
-      </w:r>
-    </w:p>
-    <w:p>
-      <w:pPr>
-        <w:numPr>
-          <w:ilvl w:val="1"/>
-          <w:numId w:val="14"/>
-        </w:numPr>
-        <w:jc w:val="both"/>
-        <w:rPr>
-          <w:sz w:val="28"/>
-          <w:szCs w:val="28"/>
-        </w:rPr>
-      </w:pPr>
-      <w:r>
-        <w:rPr>
-          <w:sz w:val="28"/>
-          <w:szCs w:val="28"/>
-        </w:rPr>
-        <w:t xml:space="preserve">Data Mining </w:t>
-      </w:r>
-      <w:r>
-        <w:rPr>
-          <w:sz w:val="28"/>
-          <w:szCs w:val="28"/>
-        </w:rPr>
-        <w:t>(with python)</w:t>
-      </w:r>
-    </w:p>
-    <w:p>
-      <w:pPr>
-        <w:numPr>
-          <w:ilvl w:val="1"/>
-          <w:numId w:val="14"/>
-        </w:numPr>
-        <w:jc w:val="both"/>
-        <w:rPr>
-          <w:sz w:val="28"/>
-          <w:szCs w:val="28"/>
-        </w:rPr>
-      </w:pPr>
-      <w:r>
-        <w:rPr>
-          <w:sz w:val="28"/>
-          <w:szCs w:val="28"/>
-        </w:rPr>
-        <w:t>Calculus</w:t>
-      </w:r>
-    </w:p>
-    <w:p>
-      <w:pPr>
-        <w:numPr>
-          <w:ilvl w:val="1"/>
-          <w:numId w:val="14"/>
-        </w:numPr>
-        <w:jc w:val="both"/>
-        <w:rPr>
-          <w:sz w:val="28"/>
-          <w:szCs w:val="28"/>
-        </w:rPr>
-      </w:pPr>
-      <w:r>
-        <w:rPr>
-          <w:sz w:val="28"/>
-          <w:szCs w:val="28"/>
-        </w:rPr>
-        <w:lastRenderedPageBreak/>
-        <w:t>Discrete Mathematics</w:t>
-      </w:r>
-    </w:p>
-    <w:p>
-      <w:pPr>
-        <w:numPr>
-          <w:ilvl w:val="1"/>
-          <w:numId w:val="14"/>
-        </w:numPr>
-        <w:jc w:val="both"/>
-        <w:rPr>
-          <w:sz w:val="28"/>
-          <w:szCs w:val="28"/>
-        </w:rPr>
-      </w:pPr>
-      <w:r>
-        <w:rPr>
-          <w:sz w:val="28"/>
-          <w:szCs w:val="28"/>
-        </w:rPr>
-        <w:t>Algorithm Analysis</w:t>
-      </w:r>
-    </w:p>
-    <w:p>
-      <w:pPr>
-        <w:numPr>
-          <w:ilvl w:val="1"/>
-          <w:numId w:val="14"/>
-        </w:numPr>
-        <w:jc w:val="both"/>
-        <w:rPr>
-          <w:sz w:val="28"/>
-          <w:szCs w:val="28"/>
-        </w:rPr>
-      </w:pPr>
-      <w:r>
-        <w:rPr>
-          <w:sz w:val="28"/>
-          <w:szCs w:val="28"/>
-        </w:rPr>
-        <w:t>Principle</w:t>
-      </w:r>
-      <w:r>
-        <w:rPr>
-          <w:sz w:val="28"/>
-          <w:szCs w:val="28"/>
-        </w:rPr>
-        <w:t>s</w:t>
-      </w:r>
-      <w:r>
-        <w:rPr>
-          <w:sz w:val="28"/>
-          <w:szCs w:val="28"/>
-        </w:rPr>
-        <w:t xml:space="preserve"> of Programming Languages</w:t>
-      </w:r>
-    </w:p>
-    <w:p>
-      <w:pPr>
-        <w:ind w:left="1080"/>
-        <w:jc w:val="both"/>
-        <w:rPr>
-          <w:sz w:val="28"/>
-          <w:szCs w:val="28"/>
-        </w:rPr>
-      </w:pPr>
-    </w:p>
-    <w:p>
-      <w:pPr>
-        <w:ind w:left="1080"/>
-        <w:jc w:val="both"/>
-        <w:rPr>
-          <w:sz w:val="28"/>
-          <w:szCs w:val="28"/>
-        </w:rPr>
-      </w:pPr>
-    </w:p>
-    <w:p>
-      <w:pPr>
-        <w:widowControl w:val="0"/>
-        <w:autoSpaceDE w:val="0"/>
-        <w:autoSpaceDN w:val="0"/>
-        <w:adjustRightInd w:val="0"/>
-        <w:jc w:val="both"/>
-        <w:rPr>
-          <w:sz w:val="28"/>
-          <w:szCs w:val="28"/>
-        </w:rPr>
-      </w:pPr>
-    </w:p>
-    <w:p>
-      <w:pPr>
-        <w:widowControl w:val="0"/>
-        <w:numPr>
-          <w:ilvl w:val="0"/>
-          <w:numId w:val="3"/>
-        </w:numPr>
-        <w:autoSpaceDE w:val="0"/>
-        <w:autoSpaceDN w:val="0"/>
-        <w:adjustRightInd w:val="0"/>
-        <w:jc w:val="both"/>
-        <w:rPr>
-          <w:sz w:val="28"/>
-          <w:szCs w:val="28"/>
-        </w:rPr>
-      </w:pPr>
-      <w:r>
-        <w:rPr>
-          <w:sz w:val="28"/>
-          <w:szCs w:val="28"/>
-        </w:rPr>
-        <w:t xml:space="preserve">Earned the </w:t>
-      </w:r>
-      <w:r>
-        <w:rPr>
-          <w:sz w:val="28"/>
-          <w:szCs w:val="28"/>
-        </w:rPr>
-        <w:t xml:space="preserve">Certificate </w:t>
-      </w:r>
-      <w:proofErr w:type="gramStart"/>
-      <w:r>
-        <w:rPr>
-          <w:sz w:val="28"/>
-          <w:szCs w:val="28"/>
-        </w:rPr>
-        <w:t>of  Effective</w:t>
-      </w:r>
-      <w:proofErr w:type="gramEnd"/>
-      <w:r>
-        <w:rPr>
-          <w:sz w:val="28"/>
-          <w:szCs w:val="28"/>
-        </w:rPr>
-        <w:t xml:space="preserve"> Teaching Practice Framework issued by the Association of College and University Educators (ACUE) And the American Council on </w:t>
-      </w:r>
-      <w:proofErr w:type="gramStart"/>
-      <w:r>
-        <w:rPr>
-          <w:sz w:val="28"/>
-          <w:szCs w:val="28"/>
-        </w:rPr>
-        <w:t>Education(</w:t>
-      </w:r>
-      <w:proofErr w:type="gramEnd"/>
-      <w:r>
-        <w:rPr>
-          <w:sz w:val="28"/>
-          <w:szCs w:val="28"/>
-        </w:rPr>
-        <w:t>ACE)</w:t>
-      </w:r>
-    </w:p>
-    <w:p>
-      <w:pPr>
-        <w:widowControl w:val="0"/>
-        <w:autoSpaceDE w:val="0"/>
-        <w:autoSpaceDN w:val="0"/>
-        <w:adjustRightInd w:val="0"/>
-        <w:ind w:left="720"/>
-        <w:jc w:val="both"/>
-        <w:rPr>
-          <w:sz w:val="28"/>
-          <w:szCs w:val="28"/>
-        </w:rPr>
-      </w:pPr>
-    </w:p>
-    <w:p>
-      <w:pPr>
-        <w:widowControl w:val="0"/>
-        <w:numPr>
-          <w:ilvl w:val="0"/>
-          <w:numId w:val="3"/>
-        </w:numPr>
-        <w:autoSpaceDE w:val="0"/>
-        <w:autoSpaceDN w:val="0"/>
-        <w:adjustRightInd w:val="0"/>
-        <w:jc w:val="both"/>
-        <w:rPr>
-          <w:sz w:val="28"/>
-          <w:szCs w:val="28"/>
-        </w:rPr>
-      </w:pPr>
-      <w:r>
-        <w:rPr>
-          <w:sz w:val="28"/>
-          <w:szCs w:val="28"/>
-        </w:rPr>
-        <w:t xml:space="preserve">Developed a </w:t>
-      </w:r>
-      <w:r>
-        <w:rPr>
-          <w:sz w:val="28"/>
-          <w:szCs w:val="28"/>
-        </w:rPr>
-        <w:t xml:space="preserve">large scalar </w:t>
-      </w:r>
-      <w:proofErr w:type="spellStart"/>
-      <w:proofErr w:type="gramStart"/>
-      <w:r>
-        <w:rPr>
-          <w:sz w:val="28"/>
-          <w:szCs w:val="28"/>
-        </w:rPr>
-        <w:t>TeaLeaMan</w:t>
-      </w:r>
-      <w:proofErr w:type="spellEnd"/>
-      <w:r>
-        <w:rPr>
-          <w:sz w:val="28"/>
-          <w:szCs w:val="28"/>
-        </w:rPr>
-        <w:t>(</w:t>
-      </w:r>
-      <w:proofErr w:type="gramEnd"/>
-      <w:r>
-        <w:rPr>
-          <w:sz w:val="28"/>
-          <w:szCs w:val="28"/>
-        </w:rPr>
-        <w:t xml:space="preserve">Teaching and Learning Management System) single-handedly. It covers </w:t>
-      </w:r>
-      <w:r>
-        <w:rPr>
-          <w:sz w:val="28"/>
-          <w:szCs w:val="28"/>
-        </w:rPr>
-        <w:t>major</w:t>
-      </w:r>
-      <w:r>
-        <w:rPr>
-          <w:sz w:val="28"/>
-          <w:szCs w:val="28"/>
-        </w:rPr>
-        <w:t xml:space="preserve"> </w:t>
-      </w:r>
-      <w:r>
-        <w:rPr>
-          <w:sz w:val="28"/>
-          <w:szCs w:val="28"/>
-        </w:rPr>
-        <w:t>operations</w:t>
-      </w:r>
-      <w:r>
-        <w:rPr>
-          <w:sz w:val="28"/>
-          <w:szCs w:val="28"/>
-        </w:rPr>
-        <w:t xml:space="preserve"> related to teaching</w:t>
-      </w:r>
-      <w:r>
-        <w:rPr>
-          <w:sz w:val="28"/>
-          <w:szCs w:val="28"/>
-        </w:rPr>
-        <w:t xml:space="preserve">, </w:t>
-      </w:r>
-      <w:proofErr w:type="gramStart"/>
-      <w:r>
-        <w:rPr>
-          <w:sz w:val="28"/>
-          <w:szCs w:val="28"/>
-        </w:rPr>
-        <w:t xml:space="preserve">learning  </w:t>
-      </w:r>
-      <w:r>
-        <w:rPr>
-          <w:sz w:val="28"/>
-          <w:szCs w:val="28"/>
-        </w:rPr>
-        <w:t>and</w:t>
-      </w:r>
-      <w:proofErr w:type="gramEnd"/>
-      <w:r>
-        <w:rPr>
-          <w:sz w:val="28"/>
-          <w:szCs w:val="28"/>
-        </w:rPr>
-        <w:t xml:space="preserve"> assessment </w:t>
-      </w:r>
-      <w:r>
-        <w:rPr>
-          <w:sz w:val="28"/>
-          <w:szCs w:val="28"/>
-        </w:rPr>
-        <w:t xml:space="preserve">in a university: academic programs, staff and students, registration management, </w:t>
-      </w:r>
-      <w:r>
-        <w:rPr>
-          <w:sz w:val="28"/>
-          <w:szCs w:val="28"/>
-        </w:rPr>
-        <w:t xml:space="preserve">course </w:t>
-      </w:r>
-      <w:r>
-        <w:rPr>
-          <w:sz w:val="28"/>
-          <w:szCs w:val="28"/>
-        </w:rPr>
-        <w:t>scheduling, assignments, tests, submission, grading, aggregations, evaluation and assessments, communication</w:t>
-      </w:r>
-      <w:r>
-        <w:rPr>
-          <w:sz w:val="28"/>
-          <w:szCs w:val="28"/>
-        </w:rPr>
-        <w:t xml:space="preserve">, </w:t>
-      </w:r>
-      <w:r>
-        <w:rPr>
-          <w:sz w:val="28"/>
-          <w:szCs w:val="28"/>
-        </w:rPr>
-        <w:t xml:space="preserve">remote file management, </w:t>
-      </w:r>
-      <w:r>
-        <w:rPr>
-          <w:sz w:val="28"/>
-          <w:szCs w:val="28"/>
-        </w:rPr>
-        <w:t>application integration</w:t>
-      </w:r>
-      <w:r>
-        <w:rPr>
-          <w:sz w:val="28"/>
-          <w:szCs w:val="28"/>
-        </w:rPr>
-        <w:t>s, etc</w:t>
-      </w:r>
-      <w:r>
-        <w:rPr>
-          <w:sz w:val="28"/>
-          <w:szCs w:val="28"/>
-        </w:rPr>
-        <w:t>.</w:t>
-      </w:r>
-      <w:r>
-        <w:rPr>
-          <w:sz w:val="28"/>
-          <w:szCs w:val="28"/>
-        </w:rPr>
-        <w:t xml:space="preserve"> It has </w:t>
-      </w:r>
-      <w:r>
-        <w:rPr>
-          <w:sz w:val="28"/>
-          <w:szCs w:val="28"/>
-        </w:rPr>
-        <w:t xml:space="preserve">about </w:t>
-      </w:r>
-      <w:r>
-        <w:rPr>
-          <w:sz w:val="28"/>
-          <w:szCs w:val="28"/>
-        </w:rPr>
-        <w:t xml:space="preserve">1000 stored procedures and </w:t>
-      </w:r>
-      <w:r>
-        <w:rPr>
-          <w:sz w:val="28"/>
-          <w:szCs w:val="28"/>
-        </w:rPr>
-        <w:t>20</w:t>
-      </w:r>
-      <w:r>
-        <w:rPr>
-          <w:sz w:val="28"/>
-          <w:szCs w:val="28"/>
-        </w:rPr>
-        <w:t xml:space="preserve"> web application components, and the system is self-expendable. </w:t>
-      </w:r>
-      <w:r>
-        <w:rPr>
-          <w:sz w:val="28"/>
-          <w:szCs w:val="28"/>
-        </w:rPr>
-        <w:t xml:space="preserve">It is also a </w:t>
-      </w:r>
-      <w:r>
-        <w:rPr>
-          <w:sz w:val="28"/>
-          <w:szCs w:val="28"/>
-        </w:rPr>
-        <w:t xml:space="preserve">cross-platform, </w:t>
-      </w:r>
-      <w:r>
-        <w:rPr>
-          <w:sz w:val="28"/>
-          <w:szCs w:val="28"/>
-        </w:rPr>
-        <w:t xml:space="preserve">rapid </w:t>
-      </w:r>
-      <w:r>
-        <w:rPr>
-          <w:sz w:val="28"/>
-          <w:szCs w:val="28"/>
-        </w:rPr>
-        <w:t xml:space="preserve">development </w:t>
-      </w:r>
-      <w:r>
-        <w:rPr>
-          <w:sz w:val="28"/>
-          <w:szCs w:val="28"/>
-        </w:rPr>
-        <w:t xml:space="preserve">tool for developing </w:t>
-      </w:r>
-      <w:r>
-        <w:rPr>
-          <w:sz w:val="28"/>
-          <w:szCs w:val="28"/>
-        </w:rPr>
-        <w:t xml:space="preserve">and deploying </w:t>
-      </w:r>
-      <w:r>
-        <w:rPr>
-          <w:sz w:val="28"/>
-          <w:szCs w:val="28"/>
-        </w:rPr>
-        <w:t xml:space="preserve">any kind of </w:t>
-      </w:r>
-      <w:r>
-        <w:rPr>
-          <w:sz w:val="28"/>
-          <w:szCs w:val="28"/>
-        </w:rPr>
-        <w:t xml:space="preserve">enterprise </w:t>
-      </w:r>
-      <w:r>
-        <w:rPr>
-          <w:sz w:val="28"/>
-          <w:szCs w:val="28"/>
-        </w:rPr>
-        <w:t>web application systems</w:t>
-      </w:r>
-      <w:r>
-        <w:rPr>
-          <w:sz w:val="28"/>
-          <w:szCs w:val="28"/>
-        </w:rPr>
-        <w:t>.</w:t>
-      </w:r>
-      <w:r>
-        <w:rPr>
-          <w:sz w:val="28"/>
-          <w:szCs w:val="28"/>
-        </w:rPr>
-        <w:t xml:space="preserve"> </w:t>
-      </w:r>
-      <w:r>
-        <w:rPr>
-          <w:sz w:val="28"/>
-          <w:szCs w:val="28"/>
-        </w:rPr>
-        <w:t xml:space="preserve">This system can work with Oracle, </w:t>
-      </w:r>
-      <w:proofErr w:type="spellStart"/>
-      <w:proofErr w:type="gramStart"/>
-      <w:r>
-        <w:rPr>
-          <w:sz w:val="28"/>
-          <w:szCs w:val="28"/>
-        </w:rPr>
-        <w:t>MySql,</w:t>
-      </w:r>
-      <w:r>
-        <w:rPr>
-          <w:sz w:val="28"/>
-          <w:szCs w:val="28"/>
-        </w:rPr>
-        <w:t>SQL</w:t>
-      </w:r>
-      <w:proofErr w:type="spellEnd"/>
-      <w:proofErr w:type="gramEnd"/>
-      <w:r>
-        <w:rPr>
-          <w:sz w:val="28"/>
-          <w:szCs w:val="28"/>
-        </w:rPr>
-        <w:t xml:space="preserve"> Server, </w:t>
-      </w:r>
-      <w:proofErr w:type="spellStart"/>
-      <w:r>
-        <w:rPr>
-          <w:sz w:val="28"/>
-          <w:szCs w:val="28"/>
-        </w:rPr>
-        <w:t>postgress</w:t>
-      </w:r>
-      <w:proofErr w:type="spellEnd"/>
-      <w:r>
-        <w:rPr>
-          <w:sz w:val="28"/>
-          <w:szCs w:val="28"/>
-        </w:rPr>
-        <w:t>, and Access</w:t>
-      </w:r>
-      <w:r>
-        <w:rPr>
-          <w:sz w:val="28"/>
-          <w:szCs w:val="28"/>
-        </w:rPr>
-        <w:t xml:space="preserve">. C++, Java, </w:t>
-      </w:r>
-      <w:proofErr w:type="spellStart"/>
-      <w:r>
-        <w:rPr>
-          <w:sz w:val="28"/>
-          <w:szCs w:val="28"/>
-        </w:rPr>
-        <w:t>Javascript</w:t>
-      </w:r>
-      <w:proofErr w:type="spellEnd"/>
-      <w:r>
-        <w:rPr>
-          <w:sz w:val="28"/>
-          <w:szCs w:val="28"/>
-        </w:rPr>
-        <w:t xml:space="preserve">, SQL, XML are the main languages used in the project. </w:t>
-      </w:r>
-      <w:r>
-        <w:rPr>
-          <w:sz w:val="28"/>
-          <w:szCs w:val="28"/>
-        </w:rPr>
-        <w:t>A d</w:t>
-      </w:r>
-      <w:r>
-        <w:rPr>
-          <w:sz w:val="28"/>
-          <w:szCs w:val="28"/>
-        </w:rPr>
-        <w:t>emonstration is available.</w:t>
-      </w:r>
-      <w:r>
-        <w:rPr>
-          <w:sz w:val="28"/>
-          <w:szCs w:val="28"/>
-        </w:rPr>
-        <w:t xml:space="preserve"> See the demo </w:t>
-      </w:r>
-      <w:proofErr w:type="gramStart"/>
-      <w:r>
-        <w:rPr>
-          <w:sz w:val="28"/>
-          <w:szCs w:val="28"/>
-        </w:rPr>
-        <w:t>deployment  at</w:t>
-      </w:r>
-      <w:proofErr w:type="gramEnd"/>
-      <w:r>
-        <w:rPr>
-          <w:sz w:val="28"/>
-          <w:szCs w:val="28"/>
-        </w:rPr>
-        <w:t xml:space="preserve"> </w:t>
-      </w:r>
-      <w:r>
-        <w:rPr>
-          <w:color w:val="244061" w:themeColor="accent1" w:themeShade="80"/>
-          <w:sz w:val="28"/>
-          <w:szCs w:val="28"/>
-        </w:rPr>
-        <w:t>https://edqaa.com</w:t>
-      </w:r>
-    </w:p>
-    <w:p>
-      <w:pPr>
-        <w:widowControl w:val="0"/>
-        <w:autoSpaceDE w:val="0"/>
-        <w:autoSpaceDN w:val="0"/>
-        <w:adjustRightInd w:val="0"/>
-        <w:ind w:left="720"/>
-        <w:jc w:val="both"/>
-        <w:rPr>
-          <w:sz w:val="28"/>
-          <w:szCs w:val="28"/>
-          <w:lang w:eastAsia="zh-CN"/>
-        </w:rPr>
-      </w:pPr>
-    </w:p>
-    <w:p>
-      <w:pPr>
-        <w:widowControl w:val="0"/>
-        <w:autoSpaceDE w:val="0"/>
-        <w:autoSpaceDN w:val="0"/>
-        <w:adjustRightInd w:val="0"/>
-        <w:jc w:val="both"/>
-        <w:rPr>
-          <w:sz w:val="28"/>
-          <w:szCs w:val="28"/>
-        </w:rPr>
-      </w:pPr>
-    </w:p>
-    <w:p>
-      <w:pPr>
-        <w:widowControl w:val="0"/>
-        <w:numPr>
-          <w:ilvl w:val="0"/>
-          <w:numId w:val="3"/>
-        </w:numPr>
-        <w:autoSpaceDE w:val="0"/>
-        <w:autoSpaceDN w:val="0"/>
-        <w:adjustRightInd w:val="0"/>
-        <w:jc w:val="both"/>
-        <w:rPr>
-          <w:sz w:val="28"/>
-          <w:szCs w:val="28"/>
-        </w:rPr>
-      </w:pPr>
-      <w:r>
-        <w:rPr>
-          <w:sz w:val="28"/>
-          <w:szCs w:val="28"/>
-        </w:rPr>
-        <w:t>Buil</w:t>
-      </w:r>
-      <w:r>
-        <w:rPr>
-          <w:sz w:val="28"/>
-          <w:szCs w:val="28"/>
-        </w:rPr>
-        <w:t>t</w:t>
-      </w:r>
-      <w:r>
-        <w:rPr>
-          <w:sz w:val="28"/>
-          <w:szCs w:val="28"/>
-        </w:rPr>
-        <w:t xml:space="preserve"> a </w:t>
-      </w:r>
-      <w:r>
-        <w:rPr>
-          <w:sz w:val="28"/>
-          <w:szCs w:val="28"/>
-        </w:rPr>
-        <w:t xml:space="preserve">SUN </w:t>
-      </w:r>
-      <w:r>
-        <w:rPr>
-          <w:sz w:val="28"/>
-          <w:szCs w:val="28"/>
-        </w:rPr>
-        <w:t>UNIX lab single-</w:t>
-      </w:r>
-      <w:r>
-        <w:rPr>
-          <w:sz w:val="28"/>
-          <w:szCs w:val="28"/>
-        </w:rPr>
-        <w:t>handedly</w:t>
-      </w:r>
-      <w:r>
-        <w:rPr>
-          <w:sz w:val="28"/>
-          <w:szCs w:val="28"/>
-        </w:rPr>
-        <w:t xml:space="preserve">: Wrote the plan and proposal to get funding, designed the network, purchased the hardware and software, configure the system and administrate the system </w:t>
-      </w:r>
-    </w:p>
-    <w:p>
-      <w:pPr>
-        <w:widowControl w:val="0"/>
-        <w:autoSpaceDE w:val="0"/>
-        <w:autoSpaceDN w:val="0"/>
-        <w:adjustRightInd w:val="0"/>
-        <w:jc w:val="both"/>
-        <w:rPr>
-          <w:sz w:val="28"/>
-          <w:szCs w:val="28"/>
-        </w:rPr>
-      </w:pPr>
-    </w:p>
-    <w:p>
-      <w:pPr>
-        <w:widowControl w:val="0"/>
-        <w:autoSpaceDE w:val="0"/>
-        <w:autoSpaceDN w:val="0"/>
-        <w:adjustRightInd w:val="0"/>
-        <w:jc w:val="both"/>
+      </w:pPr>
+      <w:r>
         <w:rPr>
           <w:b/>
           <w:bCs/>
           <w:sz w:val="28"/>
           <w:szCs w:val="28"/>
         </w:rPr>
-      </w:pPr>
+        <w:t>Contract Consultant</w:t>
+      </w:r>
       <w:r>
         <w:rPr>
           <w:b/>
           <w:bCs/>
           <w:sz w:val="28"/>
           <w:szCs w:val="28"/>
-        </w:rPr>
-        <w:t xml:space="preserve">Contract </w:t>
-      </w:r>
-      <w:proofErr w:type="gramStart"/>
+          <w:lang w:eastAsia="zh-CN"/>
+        </w:rPr>
+        <w:t xml:space="preserve">, </w:t>
+      </w:r>
       <w:r>
         <w:rPr>
           <w:b/>
@@ -1900,28 +1721,260 @@
           <w:sz w:val="28"/>
           <w:szCs w:val="28"/>
         </w:rPr>
-        <w:t>Consultant</w:t>
-      </w:r>
-      <w:r>
+        <w:t xml:space="preserve"> University of Pennsylvania Medical School, Summer 2012</w:t>
+      </w:r>
+    </w:p>
+    <w:p>
+      <w:pPr>
+        <w:widowControl w:val="0"/>
+        <w:numPr>
+          <w:ilvl w:val="0"/>
+          <w:numId w:val="6"/>
+        </w:numPr>
+        <w:autoSpaceDE w:val="0"/>
+        <w:autoSpaceDN w:val="0"/>
+        <w:adjustRightInd w:val="0"/>
+        <w:jc w:val="both"/>
+        <w:rPr>
+          <w:bCs/>
+          <w:sz w:val="28"/>
+          <w:szCs w:val="28"/>
+        </w:rPr>
+      </w:pPr>
+      <w:r>
+        <w:rPr>
+          <w:bCs/>
+          <w:sz w:val="28"/>
+          <w:szCs w:val="28"/>
+        </w:rPr>
+        <w:t xml:space="preserve">Data </w:t>
+      </w:r>
+      <w:r>
+        <w:rPr>
+          <w:bCs/>
+          <w:sz w:val="28"/>
+          <w:szCs w:val="28"/>
+        </w:rPr>
+        <w:t>a</w:t>
+      </w:r>
+      <w:r>
+        <w:rPr>
+          <w:bCs/>
+          <w:sz w:val="28"/>
+          <w:szCs w:val="28"/>
+        </w:rPr>
+        <w:t xml:space="preserve">nalytics </w:t>
+      </w:r>
+      <w:r>
+        <w:rPr>
+          <w:bCs/>
+          <w:sz w:val="28"/>
+          <w:szCs w:val="28"/>
+        </w:rPr>
+        <w:t>p</w:t>
+      </w:r>
+      <w:r>
+        <w:rPr>
+          <w:bCs/>
+          <w:sz w:val="28"/>
+          <w:szCs w:val="28"/>
+        </w:rPr>
+        <w:t>roject for cancer research</w:t>
+      </w:r>
+    </w:p>
+    <w:p>
+      <w:pPr>
+        <w:widowControl w:val="0"/>
+        <w:numPr>
+          <w:ilvl w:val="0"/>
+          <w:numId w:val="6"/>
+        </w:numPr>
+        <w:autoSpaceDE w:val="0"/>
+        <w:autoSpaceDN w:val="0"/>
+        <w:adjustRightInd w:val="0"/>
+        <w:jc w:val="both"/>
+        <w:rPr>
+          <w:bCs/>
+          <w:sz w:val="28"/>
+          <w:szCs w:val="28"/>
+        </w:rPr>
+      </w:pPr>
+      <w:r>
+        <w:rPr>
+          <w:bCs/>
+          <w:sz w:val="28"/>
+          <w:szCs w:val="28"/>
+        </w:rPr>
+        <w:t>Parse</w:t>
+      </w:r>
+      <w:r>
+        <w:rPr>
+          <w:bCs/>
+          <w:sz w:val="28"/>
+          <w:szCs w:val="28"/>
+        </w:rPr>
+        <w:t>d</w:t>
+      </w:r>
+      <w:r>
+        <w:rPr>
+          <w:bCs/>
+          <w:sz w:val="28"/>
+          <w:szCs w:val="28"/>
+        </w:rPr>
+        <w:t xml:space="preserve"> 1.5 </w:t>
+      </w:r>
+      <w:r>
+        <w:rPr>
+          <w:bCs/>
+          <w:sz w:val="28"/>
+          <w:szCs w:val="28"/>
+        </w:rPr>
+        <w:t>t</w:t>
+      </w:r>
+      <w:r>
+        <w:rPr>
+          <w:bCs/>
+          <w:sz w:val="28"/>
+          <w:szCs w:val="28"/>
+        </w:rPr>
+        <w:t xml:space="preserve">erabytes of </w:t>
+      </w:r>
+      <w:r>
+        <w:rPr>
+          <w:bCs/>
+          <w:sz w:val="28"/>
+          <w:szCs w:val="28"/>
+        </w:rPr>
+        <w:t>c</w:t>
+      </w:r>
+      <w:r>
+        <w:rPr>
+          <w:bCs/>
+          <w:sz w:val="28"/>
+          <w:szCs w:val="28"/>
+        </w:rPr>
+        <w:t xml:space="preserve">linic </w:t>
+      </w:r>
+      <w:r>
+        <w:rPr>
+          <w:bCs/>
+          <w:sz w:val="28"/>
+          <w:szCs w:val="28"/>
+        </w:rPr>
+        <w:t>d</w:t>
+      </w:r>
+      <w:r>
+        <w:rPr>
+          <w:bCs/>
+          <w:sz w:val="28"/>
+          <w:szCs w:val="28"/>
+        </w:rPr>
+        <w:t>ata</w:t>
+      </w:r>
+      <w:r>
+        <w:rPr>
+          <w:bCs/>
+          <w:sz w:val="28"/>
+          <w:szCs w:val="28"/>
+        </w:rPr>
+        <w:t xml:space="preserve"> and medical images</w:t>
+      </w:r>
+      <w:r>
+        <w:rPr>
+          <w:bCs/>
+          <w:sz w:val="28"/>
+          <w:szCs w:val="28"/>
+        </w:rPr>
+        <w:t xml:space="preserve"> </w:t>
+      </w:r>
+      <w:r>
+        <w:rPr>
+          <w:bCs/>
+          <w:sz w:val="28"/>
+          <w:szCs w:val="28"/>
+        </w:rPr>
+        <w:t>to</w:t>
+      </w:r>
+      <w:r>
+        <w:rPr>
+          <w:bCs/>
+          <w:sz w:val="28"/>
+          <w:szCs w:val="28"/>
+        </w:rPr>
+        <w:t xml:space="preserve"> build an online </w:t>
+      </w:r>
+      <w:r>
+        <w:rPr>
+          <w:bCs/>
+          <w:sz w:val="28"/>
+          <w:szCs w:val="28"/>
+        </w:rPr>
+        <w:t>d</w:t>
+      </w:r>
+      <w:r>
+        <w:rPr>
+          <w:bCs/>
+          <w:sz w:val="28"/>
+          <w:szCs w:val="28"/>
+        </w:rPr>
+        <w:t>atabase for medical scientists to perform data mining tasks</w:t>
+      </w:r>
+    </w:p>
+    <w:p>
+      <w:pPr>
+        <w:widowControl w:val="0"/>
+        <w:numPr>
+          <w:ilvl w:val="0"/>
+          <w:numId w:val="6"/>
+        </w:numPr>
+        <w:autoSpaceDE w:val="0"/>
+        <w:autoSpaceDN w:val="0"/>
+        <w:adjustRightInd w:val="0"/>
+        <w:jc w:val="both"/>
+        <w:rPr>
+          <w:bCs/>
+          <w:sz w:val="28"/>
+          <w:szCs w:val="28"/>
+        </w:rPr>
+      </w:pPr>
+      <w:r>
+        <w:rPr>
+          <w:bCs/>
+          <w:sz w:val="28"/>
+          <w:szCs w:val="28"/>
+        </w:rPr>
+        <w:t xml:space="preserve">Apply various statistical routines to search for correlations </w:t>
+      </w:r>
+    </w:p>
+    <w:p>
+      <w:pPr>
+        <w:widowControl w:val="0"/>
+        <w:autoSpaceDE w:val="0"/>
+        <w:autoSpaceDN w:val="0"/>
+        <w:adjustRightInd w:val="0"/>
+        <w:jc w:val="both"/>
         <w:rPr>
           <w:b/>
           <w:bCs/>
           <w:sz w:val="28"/>
           <w:szCs w:val="28"/>
-          <w:lang w:eastAsia="zh-CN"/>
-        </w:rPr>
-        <w:t xml:space="preserve">, </w:t>
-      </w:r>
-      <w:r>
+        </w:rPr>
+      </w:pPr>
+    </w:p>
+    <w:p>
+      <w:pPr>
+        <w:widowControl w:val="0"/>
+        <w:autoSpaceDE w:val="0"/>
+        <w:autoSpaceDN w:val="0"/>
+        <w:adjustRightInd w:val="0"/>
+        <w:jc w:val="both"/>
         <w:rPr>
           <w:b/>
           <w:bCs/>
           <w:sz w:val="28"/>
           <w:szCs w:val="28"/>
         </w:rPr>
-        <w:t xml:space="preserve"> University</w:t>
-      </w:r>
-      <w:proofErr w:type="gramEnd"/>
+      </w:pPr>
       <w:r>
         <w:rPr>
           <w:b/>
@@ -1929,261 +1982,308 @@
           <w:sz w:val="28"/>
           <w:szCs w:val="28"/>
         </w:rPr>
-        <w:t xml:space="preserve"> of Pennsylvania Medical School, Summer 2012</w:t>
-      </w:r>
-    </w:p>
-    <w:p>
-      <w:pPr>
-        <w:widowControl w:val="0"/>
-        <w:numPr>
-          <w:ilvl w:val="0"/>
-          <w:numId w:val="6"/>
-        </w:numPr>
-        <w:autoSpaceDE w:val="0"/>
-        <w:autoSpaceDN w:val="0"/>
-        <w:adjustRightInd w:val="0"/>
-        <w:jc w:val="both"/>
-        <w:rPr>
-          <w:bCs/>
-          <w:sz w:val="28"/>
-          <w:szCs w:val="28"/>
-        </w:rPr>
-      </w:pPr>
-      <w:r>
-        <w:rPr>
-          <w:bCs/>
-          <w:sz w:val="28"/>
-          <w:szCs w:val="28"/>
-        </w:rPr>
-        <w:t xml:space="preserve">Data </w:t>
-      </w:r>
-      <w:r>
-        <w:rPr>
-          <w:bCs/>
-          <w:sz w:val="28"/>
-          <w:szCs w:val="28"/>
-        </w:rPr>
-        <w:t>a</w:t>
-      </w:r>
-      <w:r>
-        <w:rPr>
-          <w:bCs/>
-          <w:sz w:val="28"/>
-          <w:szCs w:val="28"/>
-        </w:rPr>
-        <w:t xml:space="preserve">nalytics </w:t>
-      </w:r>
-      <w:r>
-        <w:rPr>
-          <w:bCs/>
-          <w:sz w:val="28"/>
-          <w:szCs w:val="28"/>
-        </w:rPr>
-        <w:t>p</w:t>
-      </w:r>
-      <w:r>
-        <w:rPr>
-          <w:bCs/>
-          <w:sz w:val="28"/>
-          <w:szCs w:val="28"/>
-        </w:rPr>
-        <w:t>roject for cancer research</w:t>
-      </w:r>
-    </w:p>
-    <w:p>
-      <w:pPr>
-        <w:widowControl w:val="0"/>
-        <w:numPr>
-          <w:ilvl w:val="0"/>
-          <w:numId w:val="6"/>
-        </w:numPr>
-        <w:autoSpaceDE w:val="0"/>
-        <w:autoSpaceDN w:val="0"/>
-        <w:adjustRightInd w:val="0"/>
-        <w:jc w:val="both"/>
-        <w:rPr>
-          <w:bCs/>
-          <w:sz w:val="28"/>
-          <w:szCs w:val="28"/>
-        </w:rPr>
-      </w:pPr>
-      <w:r>
-        <w:rPr>
-          <w:bCs/>
-          <w:sz w:val="28"/>
-          <w:szCs w:val="28"/>
-        </w:rPr>
-        <w:t>Parse</w:t>
-      </w:r>
-      <w:r>
-        <w:rPr>
-          <w:bCs/>
-          <w:sz w:val="28"/>
-          <w:szCs w:val="28"/>
-        </w:rPr>
-        <w:t>d</w:t>
-      </w:r>
-      <w:r>
-        <w:rPr>
-          <w:bCs/>
-          <w:sz w:val="28"/>
-          <w:szCs w:val="28"/>
-        </w:rPr>
-        <w:t xml:space="preserve"> 1.5 </w:t>
-      </w:r>
-      <w:r>
-        <w:rPr>
-          <w:bCs/>
-          <w:sz w:val="28"/>
-          <w:szCs w:val="28"/>
-        </w:rPr>
-        <w:t>t</w:t>
-      </w:r>
-      <w:r>
-        <w:rPr>
-          <w:bCs/>
-          <w:sz w:val="28"/>
-          <w:szCs w:val="28"/>
-        </w:rPr>
-        <w:t xml:space="preserve">erabytes of </w:t>
-      </w:r>
-      <w:r>
-        <w:rPr>
-          <w:bCs/>
-          <w:sz w:val="28"/>
-          <w:szCs w:val="28"/>
-        </w:rPr>
-        <w:t>c</w:t>
-      </w:r>
-      <w:r>
-        <w:rPr>
-          <w:bCs/>
-          <w:sz w:val="28"/>
-          <w:szCs w:val="28"/>
-        </w:rPr>
-        <w:t xml:space="preserve">linic </w:t>
-      </w:r>
-      <w:r>
-        <w:rPr>
-          <w:bCs/>
-          <w:sz w:val="28"/>
-          <w:szCs w:val="28"/>
-        </w:rPr>
-        <w:t>d</w:t>
-      </w:r>
-      <w:r>
-        <w:rPr>
-          <w:bCs/>
-          <w:sz w:val="28"/>
-          <w:szCs w:val="28"/>
-        </w:rPr>
-        <w:t>ata</w:t>
-      </w:r>
-      <w:r>
-        <w:rPr>
-          <w:bCs/>
-          <w:sz w:val="28"/>
-          <w:szCs w:val="28"/>
-        </w:rPr>
-        <w:t xml:space="preserve"> and medical images</w:t>
-      </w:r>
-      <w:r>
-        <w:rPr>
-          <w:bCs/>
-          <w:sz w:val="28"/>
-          <w:szCs w:val="28"/>
-        </w:rPr>
-        <w:t xml:space="preserve"> </w:t>
-      </w:r>
-      <w:r>
-        <w:rPr>
-          <w:bCs/>
-          <w:sz w:val="28"/>
-          <w:szCs w:val="28"/>
-        </w:rPr>
-        <w:t>to</w:t>
-      </w:r>
-      <w:r>
-        <w:rPr>
-          <w:bCs/>
-          <w:sz w:val="28"/>
-          <w:szCs w:val="28"/>
-        </w:rPr>
-        <w:t xml:space="preserve"> build an online </w:t>
-      </w:r>
-      <w:r>
-        <w:rPr>
-          <w:bCs/>
-          <w:sz w:val="28"/>
-          <w:szCs w:val="28"/>
-        </w:rPr>
-        <w:t>d</w:t>
-      </w:r>
-      <w:r>
-        <w:rPr>
-          <w:bCs/>
-          <w:sz w:val="28"/>
-          <w:szCs w:val="28"/>
-        </w:rPr>
-        <w:t>atabase for medical scientists to perform data mining tasks</w:t>
-      </w:r>
-    </w:p>
-    <w:p>
-      <w:pPr>
-        <w:widowControl w:val="0"/>
-        <w:numPr>
-          <w:ilvl w:val="0"/>
-          <w:numId w:val="6"/>
-        </w:numPr>
-        <w:autoSpaceDE w:val="0"/>
-        <w:autoSpaceDN w:val="0"/>
-        <w:adjustRightInd w:val="0"/>
-        <w:jc w:val="both"/>
-        <w:rPr>
-          <w:bCs/>
-          <w:sz w:val="28"/>
-          <w:szCs w:val="28"/>
-        </w:rPr>
-      </w:pPr>
-      <w:r>
-        <w:rPr>
-          <w:bCs/>
-          <w:sz w:val="28"/>
-          <w:szCs w:val="28"/>
-        </w:rPr>
-        <w:t xml:space="preserve">Apply various statistical routines to search for correlations </w:t>
-      </w:r>
-    </w:p>
-    <w:p>
-      <w:pPr>
-        <w:widowControl w:val="0"/>
-        <w:autoSpaceDE w:val="0"/>
-        <w:autoSpaceDN w:val="0"/>
-        <w:adjustRightInd w:val="0"/>
-        <w:jc w:val="both"/>
+        <w:t>Contract  Consultant</w:t>
+      </w:r>
+      <w:r>
         <w:rPr>
           <w:b/>
           <w:bCs/>
           <w:sz w:val="28"/>
           <w:szCs w:val="28"/>
         </w:rPr>
-      </w:pPr>
-    </w:p>
-    <w:p>
-      <w:pPr>
-        <w:widowControl w:val="0"/>
-        <w:autoSpaceDE w:val="0"/>
-        <w:autoSpaceDN w:val="0"/>
-        <w:adjustRightInd w:val="0"/>
-        <w:jc w:val="both"/>
+        <w:t xml:space="preserve">, </w:t>
+      </w:r>
+      <w:r>
         <w:rPr>
           <w:b/>
           <w:bCs/>
           <w:sz w:val="28"/>
           <w:szCs w:val="28"/>
         </w:rPr>
-      </w:pPr>
-      <w:proofErr w:type="gramStart"/>
+        <w:t xml:space="preserve"> S B Media, South Korea, Summer 2011</w:t>
+      </w:r>
+    </w:p>
+    <w:p>
+      <w:pPr>
+        <w:widowControl w:val="0"/>
+        <w:numPr>
+          <w:ilvl w:val="0"/>
+          <w:numId w:val="7"/>
+        </w:numPr>
+        <w:autoSpaceDE w:val="0"/>
+        <w:autoSpaceDN w:val="0"/>
+        <w:adjustRightInd w:val="0"/>
+        <w:jc w:val="both"/>
+        <w:rPr>
+          <w:bCs/>
+          <w:sz w:val="28"/>
+          <w:szCs w:val="28"/>
+        </w:rPr>
+      </w:pPr>
+      <w:r>
+        <w:rPr>
+          <w:bCs/>
+          <w:sz w:val="28"/>
+          <w:szCs w:val="28"/>
+        </w:rPr>
+        <w:t>Built a web interface for database routines</w:t>
+      </w:r>
+    </w:p>
+    <w:p>
+      <w:pPr>
+        <w:widowControl w:val="0"/>
+        <w:numPr>
+          <w:ilvl w:val="0"/>
+          <w:numId w:val="7"/>
+        </w:numPr>
+        <w:autoSpaceDE w:val="0"/>
+        <w:autoSpaceDN w:val="0"/>
+        <w:adjustRightInd w:val="0"/>
+        <w:jc w:val="both"/>
+        <w:rPr>
+          <w:bCs/>
+          <w:sz w:val="28"/>
+          <w:szCs w:val="28"/>
+        </w:rPr>
+      </w:pPr>
+      <w:r>
+        <w:rPr>
+          <w:bCs/>
+          <w:sz w:val="28"/>
+          <w:szCs w:val="28"/>
+        </w:rPr>
+        <w:t>Developed web service integration</w:t>
+      </w:r>
+    </w:p>
+    <w:p>
+      <w:pPr>
+        <w:widowControl w:val="0"/>
+        <w:autoSpaceDE w:val="0"/>
+        <w:autoSpaceDN w:val="0"/>
+        <w:adjustRightInd w:val="0"/>
+        <w:jc w:val="both"/>
+        <w:rPr>
+          <w:sz w:val="28"/>
+          <w:szCs w:val="28"/>
+        </w:rPr>
+      </w:pPr>
+    </w:p>
+    <w:p>
+      <w:pPr>
+        <w:widowControl w:val="0"/>
+        <w:autoSpaceDE w:val="0"/>
+        <w:autoSpaceDN w:val="0"/>
+        <w:adjustRightInd w:val="0"/>
+        <w:jc w:val="both"/>
+        <w:rPr>
+          <w:sz w:val="28"/>
+          <w:szCs w:val="28"/>
+        </w:rPr>
+      </w:pPr>
+      <w:r>
+        <w:rPr>
+          <w:b/>
+          <w:sz w:val="28"/>
+          <w:szCs w:val="28"/>
+        </w:rPr>
+        <w:t>Contractor</w:t>
+      </w:r>
+      <w:r>
+        <w:rPr>
+          <w:sz w:val="28"/>
+          <w:szCs w:val="28"/>
+        </w:rPr>
+        <w:t xml:space="preserve">: </w:t>
+      </w:r>
+      <w:r>
+        <w:rPr>
+          <w:rFonts w:eastAsiaTheme="minorEastAsia" w:hint="eastAsia"/>
+          <w:b/>
+          <w:sz w:val="28"/>
+          <w:szCs w:val="28"/>
+          <w:lang w:eastAsia="zh-CN"/>
+        </w:rPr>
+        <w:t>A</w:t>
+      </w:r>
+      <w:r>
+        <w:rPr>
+          <w:rFonts w:eastAsiaTheme="minorEastAsia"/>
+          <w:b/>
+          <w:sz w:val="28"/>
+          <w:szCs w:val="28"/>
+          <w:lang w:eastAsia="zh-CN"/>
+        </w:rPr>
+        <w:t>rmy</w:t>
+      </w:r>
+      <w:r>
+        <w:rPr>
+          <w:b/>
+          <w:sz w:val="28"/>
+          <w:szCs w:val="28"/>
+        </w:rPr>
+        <w:t xml:space="preserve"> Research Lab</w:t>
+      </w:r>
+      <w:r>
+        <w:rPr>
+          <w:sz w:val="28"/>
+          <w:szCs w:val="28"/>
+        </w:rPr>
+        <w:t>, Summer of 2004, 2005, 2006</w:t>
+      </w:r>
+      <w:r>
+        <w:rPr>
+          <w:sz w:val="28"/>
+          <w:szCs w:val="28"/>
+        </w:rPr>
+        <w:t>, 2007</w:t>
+      </w:r>
+      <w:r>
+        <w:rPr>
+          <w:sz w:val="28"/>
+          <w:szCs w:val="28"/>
+        </w:rPr>
+        <w:t>,2008</w:t>
+      </w:r>
+    </w:p>
+    <w:p>
+      <w:pPr>
+        <w:widowControl w:val="0"/>
+        <w:numPr>
+          <w:ilvl w:val="0"/>
+          <w:numId w:val="5"/>
+        </w:numPr>
+        <w:autoSpaceDE w:val="0"/>
+        <w:autoSpaceDN w:val="0"/>
+        <w:adjustRightInd w:val="0"/>
+        <w:jc w:val="both"/>
+        <w:rPr>
+          <w:sz w:val="28"/>
+          <w:szCs w:val="28"/>
+        </w:rPr>
+      </w:pPr>
+      <w:r>
+        <w:rPr>
+          <w:sz w:val="28"/>
+          <w:szCs w:val="28"/>
+        </w:rPr>
+        <w:t>Developed a</w:t>
+      </w:r>
+      <w:r>
+        <w:rPr>
+          <w:sz w:val="28"/>
+          <w:szCs w:val="28"/>
+        </w:rPr>
+        <w:t xml:space="preserve"> </w:t>
+      </w:r>
+      <w:r>
+        <w:rPr>
+          <w:sz w:val="28"/>
+          <w:szCs w:val="28"/>
+        </w:rPr>
+        <w:t>C++</w:t>
+      </w:r>
+      <w:r>
+        <w:rPr>
+          <w:sz w:val="28"/>
+          <w:szCs w:val="28"/>
+        </w:rPr>
+        <w:t>image</w:t>
+      </w:r>
+      <w:r>
+        <w:rPr>
+          <w:sz w:val="28"/>
+          <w:szCs w:val="28"/>
+        </w:rPr>
+        <w:t xml:space="preserve"> processing library for Image Registration.</w:t>
+      </w:r>
+    </w:p>
+    <w:p>
+      <w:pPr>
+        <w:widowControl w:val="0"/>
+        <w:numPr>
+          <w:ilvl w:val="0"/>
+          <w:numId w:val="5"/>
+        </w:numPr>
+        <w:autoSpaceDE w:val="0"/>
+        <w:autoSpaceDN w:val="0"/>
+        <w:adjustRightInd w:val="0"/>
+        <w:jc w:val="both"/>
+        <w:rPr>
+          <w:sz w:val="28"/>
+          <w:szCs w:val="28"/>
+        </w:rPr>
+      </w:pPr>
+      <w:r>
+        <w:rPr>
+          <w:sz w:val="28"/>
+          <w:szCs w:val="28"/>
+        </w:rPr>
+        <w:t>Completed a project: Airborne Image Compression and Transmission using TI DSP Technology suite (C/C++version).</w:t>
+      </w:r>
+    </w:p>
+    <w:p>
+      <w:pPr>
+        <w:widowControl w:val="0"/>
+        <w:numPr>
+          <w:ilvl w:val="0"/>
+          <w:numId w:val="5"/>
+        </w:numPr>
+        <w:autoSpaceDE w:val="0"/>
+        <w:autoSpaceDN w:val="0"/>
+        <w:adjustRightInd w:val="0"/>
+        <w:jc w:val="both"/>
+        <w:rPr>
+          <w:sz w:val="28"/>
+          <w:szCs w:val="28"/>
+        </w:rPr>
+      </w:pPr>
+      <w:r>
+        <w:rPr>
+          <w:sz w:val="28"/>
+          <w:szCs w:val="28"/>
+        </w:rPr>
+        <w:t xml:space="preserve">Developed a program to statistically model </w:t>
+      </w:r>
+      <w:r>
+        <w:rPr>
+          <w:sz w:val="28"/>
+          <w:szCs w:val="28"/>
+        </w:rPr>
+        <w:t xml:space="preserve">armor </w:t>
+      </w:r>
+      <w:r>
+        <w:rPr>
+          <w:sz w:val="28"/>
+          <w:szCs w:val="28"/>
+        </w:rPr>
+        <w:t>penetration experiments.</w:t>
+      </w:r>
+    </w:p>
+    <w:p>
+      <w:pPr>
+        <w:widowControl w:val="0"/>
+        <w:autoSpaceDE w:val="0"/>
+        <w:autoSpaceDN w:val="0"/>
+        <w:adjustRightInd w:val="0"/>
+        <w:jc w:val="both"/>
+        <w:rPr>
+          <w:sz w:val="28"/>
+          <w:szCs w:val="28"/>
+        </w:rPr>
+      </w:pPr>
+    </w:p>
+    <w:p>
+      <w:pPr>
+        <w:widowControl w:val="0"/>
+        <w:autoSpaceDE w:val="0"/>
+        <w:autoSpaceDN w:val="0"/>
+        <w:adjustRightInd w:val="0"/>
+        <w:jc w:val="both"/>
+        <w:rPr>
+          <w:sz w:val="28"/>
+          <w:szCs w:val="28"/>
+        </w:rPr>
+      </w:pPr>
       <w:r>
         <w:rPr>
           <w:b/>
@@ -2191,7 +2291,7 @@
           <w:sz w:val="28"/>
           <w:szCs w:val="28"/>
         </w:rPr>
-        <w:t>Contract  Consultant</w:t>
+        <w:t>Contract Consultant,</w:t>
       </w:r>
       <w:r>
         <w:rPr>
@@ -2200,8 +2300,149 @@
           <w:sz w:val="28"/>
           <w:szCs w:val="28"/>
         </w:rPr>
-        <w:t xml:space="preserve">, </w:t>
-      </w:r>
+        <w:t xml:space="preserve"> </w:t>
+      </w:r>
+      <w:r>
+        <w:rPr>
+          <w:b/>
+          <w:sz w:val="28"/>
+          <w:szCs w:val="28"/>
+        </w:rPr>
+        <w:t>MBNA America Bank</w:t>
+      </w:r>
+      <w:r>
+        <w:rPr>
+          <w:b/>
+          <w:sz w:val="28"/>
+          <w:szCs w:val="28"/>
+        </w:rPr>
+        <w:t>(</w:t>
+      </w:r>
+      <w:r>
+        <w:rPr>
+          <w:sz w:val="28"/>
+          <w:szCs w:val="28"/>
+        </w:rPr>
+        <w:t>now</w:t>
+      </w:r>
+      <w:r>
+        <w:rPr>
+          <w:b/>
+          <w:sz w:val="28"/>
+          <w:szCs w:val="28"/>
+        </w:rPr>
+        <w:t xml:space="preserve"> Bank of America </w:t>
+      </w:r>
+      <w:r>
+        <w:rPr>
+          <w:sz w:val="28"/>
+          <w:szCs w:val="28"/>
+        </w:rPr>
+        <w:t>creditcard</w:t>
+      </w:r>
+      <w:r>
+        <w:rPr>
+          <w:b/>
+          <w:sz w:val="28"/>
+          <w:szCs w:val="28"/>
+        </w:rPr>
+        <w:t>)</w:t>
+      </w:r>
+      <w:r>
+        <w:rPr>
+          <w:sz w:val="28"/>
+          <w:szCs w:val="28"/>
+        </w:rPr>
+        <w:t xml:space="preserve">, Newark, DE, </w:t>
+      </w:r>
+      <w:r>
+        <w:rPr>
+          <w:sz w:val="28"/>
+          <w:szCs w:val="28"/>
+        </w:rPr>
+        <w:t>5</w:t>
+      </w:r>
+      <w:r>
+        <w:rPr>
+          <w:sz w:val="28"/>
+          <w:szCs w:val="28"/>
+        </w:rPr>
+        <w:t xml:space="preserve">/2000-9/2000: </w:t>
+      </w:r>
+    </w:p>
+    <w:p>
+      <w:pPr>
+        <w:pStyle w:val="BodyTextIndent"/>
+        <w:numPr>
+          <w:ilvl w:val="0"/>
+          <w:numId w:val="2"/>
+        </w:numPr>
+        <w:rPr>
+          <w:sz w:val="28"/>
+          <w:szCs w:val="28"/>
+        </w:rPr>
+      </w:pPr>
+      <w:r>
+        <w:rPr>
+          <w:sz w:val="28"/>
+          <w:szCs w:val="28"/>
+        </w:rPr>
+        <w:t>Developed a Common Service component called BEA TUXEDO event adaptor/PATROL in C++ and UNIX</w:t>
+      </w:r>
+    </w:p>
+    <w:p>
+      <w:pPr>
+        <w:widowControl w:val="0"/>
+        <w:numPr>
+          <w:ilvl w:val="0"/>
+          <w:numId w:val="2"/>
+        </w:numPr>
+        <w:autoSpaceDE w:val="0"/>
+        <w:autoSpaceDN w:val="0"/>
+        <w:adjustRightInd w:val="0"/>
+        <w:jc w:val="both"/>
+        <w:rPr>
+          <w:sz w:val="28"/>
+          <w:szCs w:val="28"/>
+        </w:rPr>
+      </w:pPr>
+      <w:r>
+        <w:rPr>
+          <w:sz w:val="28"/>
+          <w:szCs w:val="28"/>
+        </w:rPr>
+        <w:t>Tested and enhanced a Common Service component called Generic Access in C++ using ROGUE WAVE libraries, Sybase, Informix and Oracle.</w:t>
+      </w:r>
+    </w:p>
+    <w:p>
+      <w:pPr>
+        <w:widowControl w:val="0"/>
+        <w:numPr>
+          <w:ilvl w:val="0"/>
+          <w:numId w:val="2"/>
+        </w:numPr>
+        <w:autoSpaceDE w:val="0"/>
+        <w:autoSpaceDN w:val="0"/>
+        <w:adjustRightInd w:val="0"/>
+        <w:jc w:val="both"/>
+        <w:rPr>
+          <w:sz w:val="28"/>
+          <w:szCs w:val="28"/>
+        </w:rPr>
+      </w:pPr>
+    </w:p>
+    <w:p>
+      <w:pPr>
+        <w:widowControl w:val="0"/>
+        <w:autoSpaceDE w:val="0"/>
+        <w:autoSpaceDN w:val="0"/>
+        <w:adjustRightInd w:val="0"/>
+        <w:jc w:val="both"/>
+        <w:rPr>
+          <w:sz w:val="28"/>
+          <w:szCs w:val="28"/>
+        </w:rPr>
+      </w:pPr>
       <w:r>
         <w:rPr>
           <w:b/>
@@ -2209,479 +2450,6 @@
           <w:sz w:val="28"/>
           <w:szCs w:val="28"/>
         </w:rPr>
-        <w:t xml:space="preserve"> S</w:t>
-      </w:r>
-      <w:proofErr w:type="gramEnd"/>
-      <w:r>
-        <w:rPr>
-          <w:b/>
-          <w:bCs/>
-          <w:sz w:val="28"/>
-          <w:szCs w:val="28"/>
-        </w:rPr>
-        <w:t xml:space="preserve"> B Media, South Korea, Summer 2011</w:t>
-      </w:r>
-    </w:p>
-    <w:p>
-      <w:pPr>
-        <w:widowControl w:val="0"/>
-        <w:numPr>
-          <w:ilvl w:val="0"/>
-          <w:numId w:val="7"/>
-        </w:numPr>
-        <w:autoSpaceDE w:val="0"/>
-        <w:autoSpaceDN w:val="0"/>
-        <w:adjustRightInd w:val="0"/>
-        <w:jc w:val="both"/>
-        <w:rPr>
-          <w:bCs/>
-          <w:sz w:val="28"/>
-          <w:szCs w:val="28"/>
-        </w:rPr>
-      </w:pPr>
-      <w:r>
-        <w:rPr>
-          <w:bCs/>
-          <w:sz w:val="28"/>
-          <w:szCs w:val="28"/>
-        </w:rPr>
-        <w:t>Built a web interface for database routines</w:t>
-      </w:r>
-    </w:p>
-    <w:p>
-      <w:pPr>
-        <w:widowControl w:val="0"/>
-        <w:numPr>
-          <w:ilvl w:val="0"/>
-          <w:numId w:val="7"/>
-        </w:numPr>
-        <w:autoSpaceDE w:val="0"/>
-        <w:autoSpaceDN w:val="0"/>
-        <w:adjustRightInd w:val="0"/>
-        <w:jc w:val="both"/>
-        <w:rPr>
-          <w:bCs/>
-          <w:sz w:val="28"/>
-          <w:szCs w:val="28"/>
-        </w:rPr>
-      </w:pPr>
-      <w:r>
-        <w:rPr>
-          <w:bCs/>
-          <w:sz w:val="28"/>
-          <w:szCs w:val="28"/>
-        </w:rPr>
-        <w:lastRenderedPageBreak/>
-        <w:t>Developed web service integration</w:t>
-      </w:r>
-    </w:p>
-    <w:p>
-      <w:pPr>
-        <w:widowControl w:val="0"/>
-        <w:autoSpaceDE w:val="0"/>
-        <w:autoSpaceDN w:val="0"/>
-        <w:adjustRightInd w:val="0"/>
-        <w:jc w:val="both"/>
-        <w:rPr>
-          <w:sz w:val="28"/>
-          <w:szCs w:val="28"/>
-        </w:rPr>
-      </w:pPr>
-    </w:p>
-    <w:p>
-      <w:pPr>
-        <w:widowControl w:val="0"/>
-        <w:autoSpaceDE w:val="0"/>
-        <w:autoSpaceDN w:val="0"/>
-        <w:adjustRightInd w:val="0"/>
-        <w:jc w:val="both"/>
-        <w:rPr>
-          <w:sz w:val="28"/>
-          <w:szCs w:val="28"/>
-        </w:rPr>
-      </w:pPr>
-      <w:r>
-        <w:rPr>
-          <w:b/>
-          <w:sz w:val="28"/>
-          <w:szCs w:val="28"/>
-        </w:rPr>
-        <w:t>Contractor</w:t>
-      </w:r>
-      <w:r>
-        <w:rPr>
-          <w:sz w:val="28"/>
-          <w:szCs w:val="28"/>
-        </w:rPr>
-        <w:t xml:space="preserve">: </w:t>
-      </w:r>
-      <w:r>
-        <w:rPr>
-          <w:rFonts w:eastAsiaTheme="minorEastAsia" w:hint="eastAsia"/>
-          <w:b/>
-          <w:sz w:val="28"/>
-          <w:szCs w:val="28"/>
-          <w:lang w:eastAsia="zh-CN"/>
-        </w:rPr>
-        <w:t>A</w:t>
-      </w:r>
-      <w:r>
-        <w:rPr>
-          <w:rFonts w:eastAsiaTheme="minorEastAsia"/>
-          <w:b/>
-          <w:sz w:val="28"/>
-          <w:szCs w:val="28"/>
-          <w:lang w:eastAsia="zh-CN"/>
-        </w:rPr>
-        <w:t>rmy</w:t>
-      </w:r>
-      <w:r>
-        <w:rPr>
-          <w:b/>
-          <w:sz w:val="28"/>
-          <w:szCs w:val="28"/>
-        </w:rPr>
-        <w:t xml:space="preserve"> Research Lab</w:t>
-      </w:r>
-      <w:r>
-        <w:rPr>
-          <w:sz w:val="28"/>
-          <w:szCs w:val="28"/>
-        </w:rPr>
-        <w:t>, Summer of 2004, 2005, 2006</w:t>
-      </w:r>
-      <w:r>
-        <w:rPr>
-          <w:sz w:val="28"/>
-          <w:szCs w:val="28"/>
-        </w:rPr>
-        <w:t>, 2007</w:t>
-      </w:r>
-      <w:r>
-        <w:rPr>
-          <w:sz w:val="28"/>
-          <w:szCs w:val="28"/>
-        </w:rPr>
-        <w:t>,2008</w:t>
-      </w:r>
-    </w:p>
-    <w:p>
-      <w:pPr>
-        <w:widowControl w:val="0"/>
-        <w:numPr>
-          <w:ilvl w:val="0"/>
-          <w:numId w:val="5"/>
-        </w:numPr>
-        <w:autoSpaceDE w:val="0"/>
-        <w:autoSpaceDN w:val="0"/>
-        <w:adjustRightInd w:val="0"/>
-        <w:jc w:val="both"/>
-        <w:rPr>
-          <w:sz w:val="28"/>
-          <w:szCs w:val="28"/>
-        </w:rPr>
-      </w:pPr>
-      <w:r>
-        <w:rPr>
-          <w:sz w:val="28"/>
-          <w:szCs w:val="28"/>
-        </w:rPr>
-        <w:t>Developed a</w:t>
-      </w:r>
-      <w:r>
-        <w:rPr>
-          <w:sz w:val="28"/>
-          <w:szCs w:val="28"/>
-        </w:rPr>
-        <w:t xml:space="preserve"> </w:t>
-      </w:r>
-      <w:r>
-        <w:rPr>
-          <w:sz w:val="28"/>
-          <w:szCs w:val="28"/>
-        </w:rPr>
-        <w:t>C++</w:t>
-      </w:r>
-      <w:r>
-        <w:rPr>
-          <w:sz w:val="28"/>
-          <w:szCs w:val="28"/>
-        </w:rPr>
-        <w:t>image</w:t>
-      </w:r>
-      <w:r>
-        <w:rPr>
-          <w:sz w:val="28"/>
-          <w:szCs w:val="28"/>
-        </w:rPr>
-        <w:t xml:space="preserve"> processing library for Image Registration.</w:t>
-      </w:r>
-    </w:p>
-    <w:p>
-      <w:pPr>
-        <w:widowControl w:val="0"/>
-        <w:numPr>
-          <w:ilvl w:val="0"/>
-          <w:numId w:val="5"/>
-        </w:numPr>
-        <w:autoSpaceDE w:val="0"/>
-        <w:autoSpaceDN w:val="0"/>
-        <w:adjustRightInd w:val="0"/>
-        <w:jc w:val="both"/>
-        <w:rPr>
-          <w:sz w:val="28"/>
-          <w:szCs w:val="28"/>
-        </w:rPr>
-      </w:pPr>
-      <w:r>
-        <w:rPr>
-          <w:sz w:val="28"/>
-          <w:szCs w:val="28"/>
-        </w:rPr>
-        <w:t>Completed a project: Airborne Image Compression and Transmission using TI DSP Technology suite (C/C++version).</w:t>
-      </w:r>
-    </w:p>
-    <w:p>
-      <w:pPr>
-        <w:widowControl w:val="0"/>
-        <w:numPr>
-          <w:ilvl w:val="0"/>
-          <w:numId w:val="5"/>
-        </w:numPr>
-        <w:autoSpaceDE w:val="0"/>
-        <w:autoSpaceDN w:val="0"/>
-        <w:adjustRightInd w:val="0"/>
-        <w:jc w:val="both"/>
-        <w:rPr>
-          <w:sz w:val="28"/>
-          <w:szCs w:val="28"/>
-        </w:rPr>
-      </w:pPr>
-      <w:r>
-        <w:rPr>
-          <w:sz w:val="28"/>
-          <w:szCs w:val="28"/>
-        </w:rPr>
-        <w:t xml:space="preserve">Developed a program to statistically model </w:t>
-      </w:r>
-      <w:r>
-        <w:rPr>
-          <w:sz w:val="28"/>
-          <w:szCs w:val="28"/>
-        </w:rPr>
-        <w:t xml:space="preserve">armor </w:t>
-      </w:r>
-      <w:r>
-        <w:rPr>
-          <w:sz w:val="28"/>
-          <w:szCs w:val="28"/>
-        </w:rPr>
-        <w:t>penetration experiments.</w:t>
-      </w:r>
-    </w:p>
-    <w:p>
-      <w:pPr>
-        <w:widowControl w:val="0"/>
-        <w:autoSpaceDE w:val="0"/>
-        <w:autoSpaceDN w:val="0"/>
-        <w:adjustRightInd w:val="0"/>
-        <w:jc w:val="both"/>
-        <w:rPr>
-          <w:sz w:val="28"/>
-          <w:szCs w:val="28"/>
-        </w:rPr>
-      </w:pPr>
-    </w:p>
-    <w:p>
-      <w:pPr>
-        <w:widowControl w:val="0"/>
-        <w:autoSpaceDE w:val="0"/>
-        <w:autoSpaceDN w:val="0"/>
-        <w:adjustRightInd w:val="0"/>
-        <w:jc w:val="both"/>
-        <w:rPr>
-          <w:sz w:val="28"/>
-          <w:szCs w:val="28"/>
-        </w:rPr>
-      </w:pPr>
-      <w:r>
-        <w:rPr>
-          <w:b/>
-          <w:bCs/>
-          <w:sz w:val="28"/>
-          <w:szCs w:val="28"/>
-        </w:rPr>
-        <w:t>Contract Consultant,</w:t>
-      </w:r>
-      <w:r>
-        <w:rPr>
-          <w:b/>
-          <w:bCs/>
-          <w:sz w:val="28"/>
-          <w:szCs w:val="28"/>
-        </w:rPr>
-        <w:t xml:space="preserve"> </w:t>
-      </w:r>
-      <w:r>
-        <w:rPr>
-          <w:b/>
-          <w:sz w:val="28"/>
-          <w:szCs w:val="28"/>
-        </w:rPr>
-        <w:t xml:space="preserve">MBNA America </w:t>
-      </w:r>
-      <w:proofErr w:type="gramStart"/>
-      <w:r>
-        <w:rPr>
-          <w:b/>
-          <w:sz w:val="28"/>
-          <w:szCs w:val="28"/>
-        </w:rPr>
-        <w:t>Bank</w:t>
-      </w:r>
-      <w:r>
-        <w:rPr>
-          <w:b/>
-          <w:sz w:val="28"/>
-          <w:szCs w:val="28"/>
-        </w:rPr>
-        <w:t>(</w:t>
-      </w:r>
-      <w:proofErr w:type="gramEnd"/>
-      <w:r>
-        <w:rPr>
-          <w:sz w:val="28"/>
-          <w:szCs w:val="28"/>
-        </w:rPr>
-        <w:t>now</w:t>
-      </w:r>
-      <w:r>
-        <w:rPr>
-          <w:b/>
-          <w:sz w:val="28"/>
-          <w:szCs w:val="28"/>
-        </w:rPr>
-        <w:t xml:space="preserve"> Bank of America </w:t>
-      </w:r>
-      <w:proofErr w:type="spellStart"/>
-      <w:r>
-        <w:rPr>
-          <w:sz w:val="28"/>
-          <w:szCs w:val="28"/>
-        </w:rPr>
-        <w:t>creditcard</w:t>
-      </w:r>
-      <w:proofErr w:type="spellEnd"/>
-      <w:r>
-        <w:rPr>
-          <w:b/>
-          <w:sz w:val="28"/>
-          <w:szCs w:val="28"/>
-        </w:rPr>
-        <w:t>)</w:t>
-      </w:r>
-      <w:r>
-        <w:rPr>
-          <w:sz w:val="28"/>
-          <w:szCs w:val="28"/>
-        </w:rPr>
-        <w:t xml:space="preserve">, Newark, DE, </w:t>
-      </w:r>
-      <w:r>
-        <w:rPr>
-          <w:sz w:val="28"/>
-          <w:szCs w:val="28"/>
-        </w:rPr>
-        <w:t>5</w:t>
-      </w:r>
-      <w:r>
-        <w:rPr>
-          <w:sz w:val="28"/>
-          <w:szCs w:val="28"/>
-        </w:rPr>
-        <w:t xml:space="preserve">/2000-9/2000: </w:t>
-      </w:r>
-    </w:p>
-    <w:p>
-      <w:pPr>
-        <w:pStyle w:val="BodyTextIndent"/>
-        <w:numPr>
-          <w:ilvl w:val="0"/>
-          <w:numId w:val="2"/>
-        </w:numPr>
-        <w:rPr>
-          <w:sz w:val="28"/>
-          <w:szCs w:val="28"/>
-        </w:rPr>
-      </w:pPr>
-      <w:r>
-        <w:rPr>
-          <w:sz w:val="28"/>
-          <w:szCs w:val="28"/>
-        </w:rPr>
-        <w:t>Developed a Common Service component called BEA TUXEDO event adaptor/PATROL in C++ and UNIX</w:t>
-      </w:r>
-    </w:p>
-    <w:p>
-      <w:pPr>
-        <w:widowControl w:val="0"/>
-        <w:numPr>
-          <w:ilvl w:val="0"/>
-          <w:numId w:val="2"/>
-        </w:numPr>
-        <w:autoSpaceDE w:val="0"/>
-        <w:autoSpaceDN w:val="0"/>
-        <w:adjustRightInd w:val="0"/>
-        <w:jc w:val="both"/>
-        <w:rPr>
-          <w:sz w:val="28"/>
-          <w:szCs w:val="28"/>
-        </w:rPr>
-      </w:pPr>
-      <w:r>
-        <w:rPr>
-          <w:sz w:val="28"/>
-          <w:szCs w:val="28"/>
-        </w:rPr>
-        <w:t>Tested and enhanced a Common Service component called Generic Access in C++ using ROGUE WAVE libraries, Sybase, Informix and Oracle.</w:t>
-      </w:r>
-    </w:p>
-    <w:p>
-      <w:pPr>
-        <w:widowControl w:val="0"/>
-        <w:numPr>
-          <w:ilvl w:val="0"/>
-          <w:numId w:val="2"/>
-        </w:numPr>
-        <w:autoSpaceDE w:val="0"/>
-        <w:autoSpaceDN w:val="0"/>
-        <w:adjustRightInd w:val="0"/>
-        <w:jc w:val="both"/>
-        <w:rPr>
-          <w:sz w:val="28"/>
-          <w:szCs w:val="28"/>
-        </w:rPr>
-      </w:pPr>
-    </w:p>
-    <w:p>
-      <w:pPr>
-        <w:widowControl w:val="0"/>
-        <w:autoSpaceDE w:val="0"/>
-        <w:autoSpaceDN w:val="0"/>
-        <w:adjustRightInd w:val="0"/>
-        <w:jc w:val="both"/>
-        <w:rPr>
-          <w:sz w:val="28"/>
-          <w:szCs w:val="28"/>
-        </w:rPr>
-      </w:pPr>
-      <w:r>
-        <w:rPr>
-          <w:b/>
-          <w:bCs/>
-          <w:sz w:val="28"/>
-          <w:szCs w:val="28"/>
-        </w:rPr>
         <w:t>Software Engineer</w:t>
       </w:r>
       <w:r>
@@ -2910,23 +2678,7 @@
           <w:sz w:val="28"/>
           <w:szCs w:val="28"/>
         </w:rPr>
-        <w:t xml:space="preserve">Worked in the core group to port the software to DEOS </w:t>
-      </w:r>
-      <w:proofErr w:type="gramStart"/>
-      <w:r>
-        <w:rPr>
-          <w:sz w:val="28"/>
-          <w:szCs w:val="28"/>
-        </w:rPr>
-        <w:t>( Honeywell</w:t>
-      </w:r>
-      <w:proofErr w:type="gramEnd"/>
-      <w:r>
-        <w:rPr>
-          <w:sz w:val="28"/>
-          <w:szCs w:val="28"/>
-        </w:rPr>
-        <w:t xml:space="preserve"> OS for aviation systems), using DEOS, Visual C++ studio and Visual Source Safe</w:t>
+        <w:t>Worked in the core group to port the software to DEOS ( Honeywell OS for aviation systems), using DEOS, Visual C++ studio and Visual Source Safe</w:t>
       </w:r>
     </w:p>
     <w:p>
@@ -2985,6 +2737,7 @@
           <w:sz w:val="28"/>
           <w:szCs w:val="28"/>
         </w:rPr>
+        <w:lastRenderedPageBreak/>
         <w:t xml:space="preserve">Programmer </w:t>
       </w:r>
       <w:r>
@@ -3393,23 +3146,7 @@
           <w:sz w:val="28"/>
           <w:szCs w:val="28"/>
         </w:rPr>
-        <w:t xml:space="preserve">Concentration areas: computer </w:t>
-      </w:r>
-      <w:proofErr w:type="gramStart"/>
-      <w:r>
-        <w:rPr>
-          <w:sz w:val="28"/>
-          <w:szCs w:val="28"/>
-        </w:rPr>
-        <w:t>and  information</w:t>
-      </w:r>
-      <w:proofErr w:type="gramEnd"/>
-      <w:r>
-        <w:rPr>
-          <w:sz w:val="28"/>
-          <w:szCs w:val="28"/>
-        </w:rPr>
-        <w:t xml:space="preserve"> system</w:t>
+        <w:t>Concentration areas: computer and  information system</w:t>
       </w:r>
     </w:p>
     <w:p>
@@ -3633,49 +3370,21 @@
           <w:szCs w:val="28"/>
         </w:rPr>
       </w:pPr>
-      <w:proofErr w:type="spellStart"/>
       <w:r>
         <w:rPr>
           <w:rFonts w:ascii="STKaiti" w:eastAsia="STKaiti" w:hAnsi="STKaiti"/>
           <w:sz w:val="28"/>
           <w:szCs w:val="28"/>
         </w:rPr>
-        <w:t>Zhongyan</w:t>
-      </w:r>
-      <w:proofErr w:type="spellEnd"/>
+        <w:t xml:space="preserve">Zhongyan Lin &amp; R. Gilbert, </w:t>
+      </w:r>
       <w:r>
         <w:rPr>
           <w:rFonts w:ascii="STKaiti" w:eastAsia="STKaiti" w:hAnsi="STKaiti"/>
           <w:sz w:val="28"/>
           <w:szCs w:val="28"/>
         </w:rPr>
-        <w:t xml:space="preserve"> Lin &amp; R. Gilbert, </w:t>
-      </w:r>
-      <w:r>
-        <w:rPr>
-          <w:rFonts w:ascii="STKaiti" w:eastAsia="STKaiti" w:hAnsi="STKaiti"/>
-          <w:sz w:val="28"/>
-          <w:szCs w:val="28"/>
-        </w:rPr>
-        <w:t xml:space="preserve">Numerical algorithm based on transmutation for solving inverse wave </w:t>
-      </w:r>
-      <w:proofErr w:type="gramStart"/>
-      <w:r>
-        <w:rPr>
-          <w:rFonts w:ascii="STKaiti" w:eastAsia="STKaiti" w:hAnsi="STKaiti"/>
-          <w:sz w:val="28"/>
-          <w:szCs w:val="28"/>
-        </w:rPr>
-        <w:t>equation,  Mathematical</w:t>
-      </w:r>
-      <w:proofErr w:type="gramEnd"/>
-      <w:r>
-        <w:rPr>
-          <w:rFonts w:ascii="STKaiti" w:eastAsia="STKaiti" w:hAnsi="STKaiti"/>
-          <w:sz w:val="28"/>
-          <w:szCs w:val="28"/>
-        </w:rPr>
-        <w:t xml:space="preserve"> and Computer Modelling, Volume 39, Issue 13, June 2004, Pages 1467-1476</w:t>
+        <w:t>Numerical algorithm based on transmutation for solving inverse wave equation,  Mathematical and Computer Modelling, Volume 39, Issue 13, June 2004, Pages 1467-1476</w:t>
       </w:r>
     </w:p>
     <w:p>
@@ -3707,62 +3416,14 @@
           <w:szCs w:val="28"/>
         </w:rPr>
         <w:lastRenderedPageBreak/>
-        <w:t>R. Gilbert &amp;</w:t>
-      </w:r>
-      <w:proofErr w:type="spellStart"/>
-      <w:r>
-        <w:rPr>
-          <w:sz w:val="28"/>
-          <w:szCs w:val="28"/>
-        </w:rPr>
-        <w:t>Zhongyan</w:t>
-      </w:r>
-      <w:proofErr w:type="spellEnd"/>
-      <w:r>
-        <w:rPr>
-          <w:sz w:val="28"/>
-          <w:szCs w:val="28"/>
-        </w:rPr>
-        <w:t xml:space="preserve"> Lin, </w:t>
-      </w:r>
-      <w:r>
-        <w:rPr>
-          <w:sz w:val="28"/>
-          <w:szCs w:val="28"/>
-        </w:rPr>
-        <w:t xml:space="preserve">Scattering in a shallow ocean with an elastic </w:t>
-      </w:r>
-      <w:proofErr w:type="gramStart"/>
-      <w:r>
-        <w:rPr>
-          <w:sz w:val="28"/>
-          <w:szCs w:val="28"/>
-        </w:rPr>
-        <w:t>seabed,  Journal</w:t>
-      </w:r>
-      <w:proofErr w:type="gramEnd"/>
-      <w:r>
-        <w:rPr>
-          <w:sz w:val="28"/>
-          <w:szCs w:val="28"/>
-        </w:rPr>
-        <w:t xml:space="preserve"> of Computational </w:t>
-      </w:r>
-      <w:proofErr w:type="gramStart"/>
-      <w:r>
-        <w:rPr>
-          <w:sz w:val="28"/>
-          <w:szCs w:val="28"/>
-        </w:rPr>
-        <w:t>Acoustics ,</w:t>
-      </w:r>
-      <w:proofErr w:type="gramEnd"/>
-      <w:r>
-        <w:rPr>
-          <w:sz w:val="28"/>
-          <w:szCs w:val="28"/>
-        </w:rPr>
-        <w:t xml:space="preserve"> Journal of Computational Acoustics, Vol.5, No.4 (1997)           403-431. </w:t>
+        <w:t xml:space="preserve">R. Gilbert &amp;Zhongyan Lin, </w:t>
+      </w:r>
+      <w:r>
+        <w:rPr>
+          <w:sz w:val="28"/>
+          <w:szCs w:val="28"/>
+        </w:rPr>
+        <w:t xml:space="preserve">Scattering in a shallow ocean with an elastic seabed,  Journal of Computational Acoustics , Journal of Computational Acoustics, Vol.5, No.4 (1997)           403-431. </w:t>
       </w:r>
     </w:p>
     <w:p>
@@ -3787,44 +3448,19 @@
           <w:szCs w:val="28"/>
         </w:rPr>
       </w:pPr>
-      <w:proofErr w:type="spellStart"/>
-      <w:r>
-        <w:rPr>
-          <w:sz w:val="28"/>
-          <w:szCs w:val="28"/>
-        </w:rPr>
-        <w:t>Zhongyan</w:t>
-      </w:r>
-      <w:proofErr w:type="spellEnd"/>
-      <w:r>
-        <w:rPr>
-          <w:sz w:val="28"/>
-          <w:szCs w:val="28"/>
-        </w:rPr>
-        <w:t xml:space="preserve"> Lin, </w:t>
-      </w:r>
-      <w:r>
-        <w:rPr>
-          <w:sz w:val="28"/>
-          <w:szCs w:val="28"/>
-        </w:rPr>
-        <w:t xml:space="preserve">On the determination of radially dependent Lame </w:t>
-      </w:r>
-      <w:proofErr w:type="gramStart"/>
-      <w:r>
-        <w:rPr>
-          <w:sz w:val="28"/>
-          <w:szCs w:val="28"/>
-        </w:rPr>
-        <w:t xml:space="preserve">coefficients,   </w:t>
-      </w:r>
-      <w:proofErr w:type="gramEnd"/>
-      <w:r>
-        <w:rPr>
-          <w:sz w:val="28"/>
-          <w:szCs w:val="28"/>
-        </w:rPr>
-        <w:t xml:space="preserve">SIAM J. Appl.     </w:t>
+      <w:r>
+        <w:rPr>
+          <w:sz w:val="28"/>
+          <w:szCs w:val="28"/>
+        </w:rPr>
+        <w:t xml:space="preserve">Zhongyan Lin, </w:t>
+      </w:r>
+      <w:r>
+        <w:rPr>
+          <w:sz w:val="28"/>
+          <w:szCs w:val="28"/>
+        </w:rPr>
+        <w:t xml:space="preserve">On the determination of radially dependent Lame coefficients,   SIAM J. Appl.     </w:t>
       </w:r>
       <w:r>
         <w:rPr>
@@ -3862,46 +3498,14 @@
           <w:sz w:val="28"/>
           <w:szCs w:val="28"/>
         </w:rPr>
-        <w:t>R. Gilbert &amp;</w:t>
-      </w:r>
-      <w:proofErr w:type="spellStart"/>
-      <w:r>
-        <w:rPr>
-          <w:sz w:val="28"/>
-          <w:szCs w:val="28"/>
-        </w:rPr>
-        <w:t>Zhongyan</w:t>
-      </w:r>
-      <w:proofErr w:type="spellEnd"/>
-      <w:r>
-        <w:rPr>
-          <w:sz w:val="28"/>
-          <w:szCs w:val="28"/>
-        </w:rPr>
-        <w:t xml:space="preserve"> Lin, </w:t>
-      </w:r>
-      <w:r>
-        <w:rPr>
-          <w:sz w:val="28"/>
-          <w:szCs w:val="28"/>
-        </w:rPr>
-        <w:t xml:space="preserve">Fundamental singularity in a shallow </w:t>
-      </w:r>
-      <w:proofErr w:type="gramStart"/>
-      <w:r>
-        <w:rPr>
-          <w:sz w:val="28"/>
-          <w:szCs w:val="28"/>
-        </w:rPr>
-        <w:t xml:space="preserve">ocean,   </w:t>
-      </w:r>
-      <w:proofErr w:type="gramEnd"/>
-      <w:r>
-        <w:rPr>
-          <w:sz w:val="28"/>
-          <w:szCs w:val="28"/>
-        </w:rPr>
-        <w:t>Applicable Analysis, 68(1998), No. 1-2p87-107</w:t>
+        <w:t xml:space="preserve">R. Gilbert &amp;Zhongyan Lin, </w:t>
+      </w:r>
+      <w:r>
+        <w:rPr>
+          <w:sz w:val="28"/>
+          <w:szCs w:val="28"/>
+        </w:rPr>
+        <w:t>Fundamental singularity in a shallow ocean,   Applicable Analysis, 68(1998), No. 1-2p87-107</w:t>
       </w:r>
     </w:p>
     <w:p>
@@ -3932,94 +3536,14 @@
           <w:sz w:val="28"/>
           <w:szCs w:val="28"/>
         </w:rPr>
-        <w:t>R. Gilbert &amp;</w:t>
-      </w:r>
-      <w:proofErr w:type="spellStart"/>
-      <w:r>
-        <w:rPr>
-          <w:sz w:val="28"/>
-          <w:szCs w:val="28"/>
-        </w:rPr>
-        <w:t>Zhongyan</w:t>
-      </w:r>
-      <w:proofErr w:type="spellEnd"/>
-      <w:r>
-        <w:rPr>
-          <w:sz w:val="28"/>
-          <w:szCs w:val="28"/>
-        </w:rPr>
-        <w:t xml:space="preserve"> Lin, </w:t>
-      </w:r>
-      <w:r>
-        <w:rPr>
-          <w:sz w:val="28"/>
-          <w:szCs w:val="28"/>
-        </w:rPr>
-        <w:t xml:space="preserve">Acoustic field in a </w:t>
-      </w:r>
-      <w:proofErr w:type="gramStart"/>
-      <w:r>
-        <w:rPr>
-          <w:sz w:val="28"/>
-          <w:szCs w:val="28"/>
-        </w:rPr>
-        <w:t>shallow  stratified</w:t>
-      </w:r>
-      <w:proofErr w:type="gramEnd"/>
-      <w:r>
-        <w:rPr>
-          <w:sz w:val="28"/>
-          <w:szCs w:val="28"/>
-        </w:rPr>
-        <w:t xml:space="preserve"> ocean with a </w:t>
-      </w:r>
-      <w:proofErr w:type="spellStart"/>
-      <w:r>
-        <w:rPr>
-          <w:sz w:val="28"/>
-          <w:szCs w:val="28"/>
-        </w:rPr>
-        <w:t>poro</w:t>
-      </w:r>
-      <w:proofErr w:type="spellEnd"/>
-      <w:r>
-        <w:rPr>
-          <w:sz w:val="28"/>
-          <w:szCs w:val="28"/>
-        </w:rPr>
-        <w:t>-</w:t>
-      </w:r>
-      <w:proofErr w:type="gramStart"/>
-      <w:r>
-        <w:rPr>
-          <w:sz w:val="28"/>
-          <w:szCs w:val="28"/>
-        </w:rPr>
-        <w:t>elastic  seabed</w:t>
-      </w:r>
-      <w:proofErr w:type="gramEnd"/>
-      <w:r>
-        <w:rPr>
-          <w:sz w:val="28"/>
-          <w:szCs w:val="28"/>
-        </w:rPr>
-        <w:t xml:space="preserve">, ZAMM.  Z. </w:t>
-      </w:r>
-      <w:proofErr w:type="spellStart"/>
-      <w:r>
-        <w:rPr>
-          <w:sz w:val="28"/>
-          <w:szCs w:val="28"/>
-        </w:rPr>
-        <w:t>angew</w:t>
-      </w:r>
-      <w:proofErr w:type="spellEnd"/>
-      <w:r>
-        <w:rPr>
-          <w:sz w:val="28"/>
-          <w:szCs w:val="28"/>
-        </w:rPr>
-        <w:t xml:space="preserve">.            Math. Mech.  77(1997) 9, p677-688  </w:t>
+        <w:t xml:space="preserve">R. Gilbert &amp;Zhongyan Lin, </w:t>
+      </w:r>
+      <w:r>
+        <w:rPr>
+          <w:sz w:val="28"/>
+          <w:szCs w:val="28"/>
+        </w:rPr>
+        <w:t xml:space="preserve">Acoustic field in a shallow  stratified ocean with a poro-elastic  seabed, ZAMM.  Z. angew.            Math. Mech.  77(1997) 9, p677-688  </w:t>
       </w:r>
     </w:p>
     <w:p>
@@ -4049,55 +3573,14 @@
           <w:sz w:val="28"/>
           <w:szCs w:val="28"/>
         </w:rPr>
-        <w:t>R. Gilbert &amp;</w:t>
-      </w:r>
-      <w:proofErr w:type="spellStart"/>
-      <w:proofErr w:type="gramStart"/>
-      <w:r>
-        <w:rPr>
-          <w:sz w:val="28"/>
-          <w:szCs w:val="28"/>
-        </w:rPr>
-        <w:t>ZhongyanLin</w:t>
-      </w:r>
-      <w:proofErr w:type="spellEnd"/>
-      <w:r>
-        <w:rPr>
-          <w:sz w:val="28"/>
-          <w:szCs w:val="28"/>
-        </w:rPr>
-        <w:t xml:space="preserve">, </w:t>
-      </w:r>
-      <w:r>
-        <w:rPr>
-          <w:sz w:val="28"/>
-          <w:szCs w:val="28"/>
-        </w:rPr>
-        <w:t xml:space="preserve"> Underwater</w:t>
-      </w:r>
-      <w:proofErr w:type="gramEnd"/>
-      <w:r>
-        <w:rPr>
-          <w:sz w:val="28"/>
-          <w:szCs w:val="28"/>
-        </w:rPr>
-        <w:t xml:space="preserve"> </w:t>
-      </w:r>
-      <w:proofErr w:type="gramStart"/>
-      <w:r>
-        <w:rPr>
-          <w:sz w:val="28"/>
-          <w:szCs w:val="28"/>
-        </w:rPr>
-        <w:t>Acoustics,  Generalized</w:t>
-      </w:r>
-      <w:proofErr w:type="gramEnd"/>
-      <w:r>
-        <w:rPr>
-          <w:sz w:val="28"/>
-          <w:szCs w:val="28"/>
-        </w:rPr>
-        <w:t xml:space="preserve"> Analytic Functions, Kluwer Academic Publishers, </w:t>
+        <w:t xml:space="preserve">R. Gilbert &amp;ZhongyanLin, </w:t>
+      </w:r>
+      <w:r>
+        <w:rPr>
+          <w:sz w:val="28"/>
+          <w:szCs w:val="28"/>
+        </w:rPr>
+        <w:t xml:space="preserve"> Underwater Acoustics,  Generalized Analytic Functions, Kluwer Academic Publishers, </w:t>
       </w:r>
     </w:p>
     <w:p>
@@ -4139,46 +3622,14 @@
           <w:sz w:val="28"/>
           <w:szCs w:val="28"/>
         </w:rPr>
-        <w:t>R. Gilbert &amp;</w:t>
-      </w:r>
-      <w:proofErr w:type="spellStart"/>
-      <w:r>
-        <w:rPr>
-          <w:sz w:val="28"/>
-          <w:szCs w:val="28"/>
-        </w:rPr>
-        <w:t>Zhongyan</w:t>
-      </w:r>
-      <w:proofErr w:type="spellEnd"/>
-      <w:r>
-        <w:rPr>
-          <w:sz w:val="28"/>
-          <w:szCs w:val="28"/>
-        </w:rPr>
-        <w:t xml:space="preserve"> Lin, </w:t>
-      </w:r>
-      <w:r>
-        <w:rPr>
-          <w:sz w:val="28"/>
-          <w:szCs w:val="28"/>
-        </w:rPr>
-        <w:t xml:space="preserve">Direct and inverse problems in ocean acoustics, </w:t>
-      </w:r>
-      <w:proofErr w:type="gramStart"/>
-      <w:r>
-        <w:rPr>
-          <w:sz w:val="28"/>
-          <w:szCs w:val="28"/>
-        </w:rPr>
-        <w:t>Proceeding  of</w:t>
-      </w:r>
-      <w:proofErr w:type="gramEnd"/>
-      <w:r>
-        <w:rPr>
-          <w:sz w:val="28"/>
-          <w:szCs w:val="28"/>
-        </w:rPr>
-        <w:t xml:space="preserve"> the Second World Congress</w:t>
+        <w:t xml:space="preserve">R. Gilbert &amp;Zhongyan Lin, </w:t>
+      </w:r>
+      <w:r>
+        <w:rPr>
+          <w:sz w:val="28"/>
+          <w:szCs w:val="28"/>
+        </w:rPr>
+        <w:t>Direct and inverse problems in ocean acoustics, Proceeding  of the Second World Congress</w:t>
       </w:r>
       <w:r>
         <w:rPr>
@@ -4187,21 +3638,12 @@
         </w:rPr>
         <w:t xml:space="preserve"> </w:t>
       </w:r>
-      <w:proofErr w:type="gramStart"/>
-      <w:r>
-        <w:rPr>
-          <w:sz w:val="28"/>
-          <w:szCs w:val="28"/>
-        </w:rPr>
-        <w:t>of  Nonlinear</w:t>
-      </w:r>
-      <w:proofErr w:type="gramEnd"/>
-      <w:r>
-        <w:rPr>
-          <w:sz w:val="28"/>
-          <w:szCs w:val="28"/>
-        </w:rPr>
-        <w:t xml:space="preserve"> Analysts, Part 3(Athens, 1996), Nonlinear Analysis, 30(1997), No. 3, p1535-1546             </w:t>
+      <w:r>
+        <w:rPr>
+          <w:sz w:val="28"/>
+          <w:szCs w:val="28"/>
+        </w:rPr>
+        <w:t xml:space="preserve">of  Nonlinear Analysts, Part 3(Athens, 1996), Nonlinear Analysis, 30(1997), No. 3, p1535-1546             </w:t>
       </w:r>
     </w:p>
     <w:p>
@@ -4232,62 +3674,14 @@
           <w:sz w:val="28"/>
           <w:szCs w:val="28"/>
         </w:rPr>
-        <w:t>R. Gilbert &amp;</w:t>
-      </w:r>
-      <w:proofErr w:type="spellStart"/>
-      <w:r>
-        <w:rPr>
-          <w:sz w:val="28"/>
-          <w:szCs w:val="28"/>
-        </w:rPr>
-        <w:t>Zhongyan</w:t>
-      </w:r>
-      <w:proofErr w:type="spellEnd"/>
-      <w:r>
-        <w:rPr>
-          <w:sz w:val="28"/>
-          <w:szCs w:val="28"/>
-        </w:rPr>
-        <w:t xml:space="preserve"> Lin, </w:t>
-      </w:r>
-      <w:r>
-        <w:rPr>
-          <w:sz w:val="28"/>
-          <w:szCs w:val="28"/>
-        </w:rPr>
-        <w:t xml:space="preserve">An acoustic inverse problem: numerical experiment, Journal </w:t>
-      </w:r>
-      <w:proofErr w:type="gramStart"/>
-      <w:r>
-        <w:rPr>
-          <w:sz w:val="28"/>
-          <w:szCs w:val="28"/>
-        </w:rPr>
-        <w:t>of  Computational</w:t>
-      </w:r>
-      <w:proofErr w:type="gramEnd"/>
-      <w:r>
-        <w:rPr>
-          <w:sz w:val="28"/>
-          <w:szCs w:val="28"/>
-        </w:rPr>
-        <w:t xml:space="preserve"> Acoustics, Vol.3, No.3(1995) p229-</w:t>
-      </w:r>
-      <w:proofErr w:type="gramStart"/>
-      <w:r>
-        <w:rPr>
-          <w:sz w:val="28"/>
-          <w:szCs w:val="28"/>
-        </w:rPr>
-        <w:t>240  (</w:t>
-      </w:r>
-      <w:proofErr w:type="gramEnd"/>
-      <w:r>
-        <w:rPr>
-          <w:sz w:val="28"/>
-          <w:szCs w:val="28"/>
-        </w:rPr>
-        <w:t xml:space="preserve">joint with Gilbert)                      </w:t>
+        <w:t xml:space="preserve">R. Gilbert &amp;Zhongyan Lin, </w:t>
+      </w:r>
+      <w:r>
+        <w:rPr>
+          <w:sz w:val="28"/>
+          <w:szCs w:val="28"/>
+        </w:rPr>
+        <w:t xml:space="preserve">An acoustic inverse problem: numerical experiment, Journal of  Computational Acoustics, Vol.3, No.3(1995) p229-240  (joint with Gilbert)                      </w:t>
       </w:r>
     </w:p>
     <w:p>
@@ -4318,23 +3712,7 @@
           <w:sz w:val="28"/>
           <w:szCs w:val="28"/>
         </w:rPr>
-        <w:t>R. Gilbert &amp;</w:t>
-      </w:r>
-      <w:proofErr w:type="spellStart"/>
-      <w:r>
-        <w:rPr>
-          <w:sz w:val="28"/>
-          <w:szCs w:val="28"/>
-        </w:rPr>
-        <w:t>Zhongyan</w:t>
-      </w:r>
-      <w:proofErr w:type="spellEnd"/>
-      <w:r>
-        <w:rPr>
-          <w:sz w:val="28"/>
-          <w:szCs w:val="28"/>
-        </w:rPr>
-        <w:t xml:space="preserve"> Lin, </w:t>
+        <w:t xml:space="preserve">R. Gilbert &amp;Zhongyan Lin, </w:t>
       </w:r>
       <w:r>
         <w:rPr>
@@ -4371,23 +3749,7 @@
           <w:sz w:val="28"/>
           <w:szCs w:val="28"/>
         </w:rPr>
-        <w:t>R. Gilbert &amp;</w:t>
-      </w:r>
-      <w:proofErr w:type="spellStart"/>
-      <w:r>
-        <w:rPr>
-          <w:sz w:val="28"/>
-          <w:szCs w:val="28"/>
-        </w:rPr>
-        <w:t>Zhongyan</w:t>
-      </w:r>
-      <w:proofErr w:type="spellEnd"/>
-      <w:r>
-        <w:rPr>
-          <w:sz w:val="28"/>
-          <w:szCs w:val="28"/>
-        </w:rPr>
-        <w:t xml:space="preserve"> Lin and James Buchanan, </w:t>
+        <w:t xml:space="preserve">R. Gilbert &amp;Zhongyan Lin and James Buchanan, </w:t>
       </w:r>
       <w:r>
         <w:rPr>
@@ -4403,53 +3765,12 @@
         </w:rPr>
         <w:t xml:space="preserve"> </w:t>
       </w:r>
-      <w:proofErr w:type="gramStart"/>
-      <w:r>
-        <w:rPr>
-          <w:sz w:val="28"/>
-          <w:szCs w:val="28"/>
-        </w:rPr>
-        <w:t>the  Conference</w:t>
-      </w:r>
-      <w:proofErr w:type="gramEnd"/>
-      <w:r>
-        <w:rPr>
-          <w:sz w:val="28"/>
-          <w:szCs w:val="28"/>
-        </w:rPr>
-        <w:t xml:space="preserve"> on Mathematical Modeling </w:t>
-      </w:r>
-      <w:proofErr w:type="gramStart"/>
-      <w:r>
-        <w:rPr>
-          <w:sz w:val="28"/>
-          <w:szCs w:val="28"/>
-        </w:rPr>
-        <w:t>of  Flow</w:t>
-      </w:r>
-      <w:proofErr w:type="gramEnd"/>
-      <w:r>
-        <w:rPr>
-          <w:sz w:val="28"/>
-          <w:szCs w:val="28"/>
-        </w:rPr>
-        <w:t xml:space="preserve"> Through Porous </w:t>
-      </w:r>
-      <w:proofErr w:type="gramStart"/>
-      <w:r>
-        <w:rPr>
-          <w:sz w:val="28"/>
-          <w:szCs w:val="28"/>
-        </w:rPr>
-        <w:t>Media,France</w:t>
-      </w:r>
-      <w:proofErr w:type="gramEnd"/>
-      <w:r>
-        <w:rPr>
-          <w:sz w:val="28"/>
-          <w:szCs w:val="28"/>
-        </w:rPr>
-        <w:t xml:space="preserve">,May1995 </w:t>
+      <w:r>
+        <w:rPr>
+          <w:sz w:val="28"/>
+          <w:szCs w:val="28"/>
+        </w:rPr>
+        <w:t xml:space="preserve">the  Conference on Mathematical Modeling of  Flow Through Porous Media,France,May1995 </w:t>
       </w:r>
     </w:p>
     <w:p>
@@ -4474,76 +3795,19 @@
           <w:szCs w:val="28"/>
         </w:rPr>
       </w:pPr>
-      <w:proofErr w:type="spellStart"/>
-      <w:r>
-        <w:rPr>
-          <w:sz w:val="28"/>
-          <w:szCs w:val="28"/>
-        </w:rPr>
-        <w:t>Zhongyan</w:t>
-      </w:r>
-      <w:proofErr w:type="spellEnd"/>
-      <w:r>
-        <w:rPr>
-          <w:sz w:val="28"/>
-          <w:szCs w:val="28"/>
-        </w:rPr>
-        <w:t xml:space="preserve"> </w:t>
-      </w:r>
-      <w:proofErr w:type="spellStart"/>
-      <w:r>
-        <w:rPr>
-          <w:sz w:val="28"/>
-          <w:szCs w:val="28"/>
-        </w:rPr>
-        <w:t>Linand</w:t>
-      </w:r>
-      <w:proofErr w:type="spellEnd"/>
-      <w:r>
-        <w:rPr>
-          <w:sz w:val="28"/>
-          <w:szCs w:val="28"/>
-        </w:rPr>
-        <w:t xml:space="preserve"> </w:t>
-      </w:r>
-      <w:proofErr w:type="spellStart"/>
-      <w:r>
-        <w:rPr>
-          <w:sz w:val="28"/>
-          <w:szCs w:val="28"/>
-        </w:rPr>
-        <w:t>Ainong</w:t>
-      </w:r>
-      <w:proofErr w:type="spellEnd"/>
-      <w:r>
-        <w:rPr>
-          <w:sz w:val="28"/>
-          <w:szCs w:val="28"/>
-        </w:rPr>
-        <w:t xml:space="preserve"> Fang, </w:t>
-      </w:r>
-      <w:r>
-        <w:rPr>
-          <w:sz w:val="28"/>
-          <w:szCs w:val="28"/>
-        </w:rPr>
-        <w:t xml:space="preserve">The determination of radially dependent conductivity coefficient, Applicable </w:t>
-      </w:r>
-      <w:proofErr w:type="gramStart"/>
-      <w:r>
-        <w:rPr>
-          <w:sz w:val="28"/>
-          <w:szCs w:val="28"/>
-        </w:rPr>
-        <w:t xml:space="preserve">Analysis,   </w:t>
-      </w:r>
-      <w:proofErr w:type="gramEnd"/>
-      <w:r>
-        <w:rPr>
-          <w:sz w:val="28"/>
-          <w:szCs w:val="28"/>
-        </w:rPr>
-        <w:t>Vol. 50, pp 243-252</w:t>
+      <w:r>
+        <w:rPr>
+          <w:sz w:val="28"/>
+          <w:szCs w:val="28"/>
+        </w:rPr>
+        <w:t xml:space="preserve">Zhongyan Linand Ainong Fang, </w:t>
+      </w:r>
+      <w:r>
+        <w:rPr>
+          <w:sz w:val="28"/>
+          <w:szCs w:val="28"/>
+        </w:rPr>
+        <w:t>The determination of radially dependent conductivity coefficient, Applicable Analysis,   Vol. 50, pp 243-252</w:t>
       </w:r>
     </w:p>
     <w:p>
@@ -4569,45 +3833,20 @@
           <w:szCs w:val="28"/>
         </w:rPr>
       </w:pPr>
-      <w:proofErr w:type="spellStart"/>
       <w:r>
         <w:rPr>
           <w:sz w:val="28"/>
           <w:szCs w:val="28"/>
         </w:rPr>
         <w:lastRenderedPageBreak/>
-        <w:t>Zhongyan</w:t>
-      </w:r>
-      <w:proofErr w:type="spellEnd"/>
-      <w:r>
-        <w:rPr>
-          <w:sz w:val="28"/>
-          <w:szCs w:val="28"/>
-        </w:rPr>
-        <w:t xml:space="preserve"> Lin, </w:t>
-      </w:r>
-      <w:r>
-        <w:rPr>
-          <w:sz w:val="28"/>
-          <w:szCs w:val="28"/>
-        </w:rPr>
-        <w:t>On the conditions for uniqueness and existence of the solution to an acoustic inverse problem, Journal of Computational Acoustics, Vol.</w:t>
-      </w:r>
-      <w:proofErr w:type="gramStart"/>
-      <w:r>
-        <w:rPr>
-          <w:sz w:val="28"/>
-          <w:szCs w:val="28"/>
-        </w:rPr>
-        <w:t>1,No.</w:t>
-      </w:r>
-      <w:proofErr w:type="gramEnd"/>
-      <w:r>
-        <w:rPr>
-          <w:sz w:val="28"/>
-          <w:szCs w:val="28"/>
-        </w:rPr>
-        <w:t xml:space="preserve">10, 1993 (joint with Gilbert) </w:t>
+        <w:t xml:space="preserve">Zhongyan Lin, </w:t>
+      </w:r>
+      <w:r>
+        <w:rPr>
+          <w:sz w:val="28"/>
+          <w:szCs w:val="28"/>
+        </w:rPr>
+        <w:t xml:space="preserve">On the conditions for uniqueness and existence of the solution to an acoustic inverse problem, Journal of Computational Acoustics, Vol.1,No.10, 1993 (joint with Gilbert) </w:t>
       </w:r>
     </w:p>
     <w:p>
@@ -4633,44 +3872,19 @@
           <w:szCs w:val="28"/>
         </w:rPr>
       </w:pPr>
-      <w:proofErr w:type="spellStart"/>
-      <w:r>
-        <w:rPr>
-          <w:sz w:val="28"/>
-          <w:szCs w:val="28"/>
-        </w:rPr>
-        <w:t>Zhongyan</w:t>
-      </w:r>
-      <w:proofErr w:type="spellEnd"/>
-      <w:r>
-        <w:rPr>
-          <w:sz w:val="28"/>
-          <w:szCs w:val="28"/>
-        </w:rPr>
-        <w:t xml:space="preserve"> Lin, </w:t>
-      </w:r>
-      <w:r>
-        <w:rPr>
-          <w:sz w:val="28"/>
-          <w:szCs w:val="28"/>
-        </w:rPr>
-        <w:t xml:space="preserve">Three identities about Sturm-Liouville Problem and their </w:t>
-      </w:r>
-      <w:proofErr w:type="gramStart"/>
-      <w:r>
-        <w:rPr>
-          <w:sz w:val="28"/>
-          <w:szCs w:val="28"/>
-        </w:rPr>
-        <w:t>application,  Journal</w:t>
-      </w:r>
-      <w:proofErr w:type="gramEnd"/>
-      <w:r>
-        <w:rPr>
-          <w:sz w:val="28"/>
-          <w:szCs w:val="28"/>
-        </w:rPr>
-        <w:t xml:space="preserve"> of Hunan University, vol. 19, No.5, Oct. 1992, p30-35</w:t>
+      <w:r>
+        <w:rPr>
+          <w:sz w:val="28"/>
+          <w:szCs w:val="28"/>
+        </w:rPr>
+        <w:t xml:space="preserve">Zhongyan Lin, </w:t>
+      </w:r>
+      <w:r>
+        <w:rPr>
+          <w:sz w:val="28"/>
+          <w:szCs w:val="28"/>
+        </w:rPr>
+        <w:t>Three identities about Sturm-Liouville Problem and their application,  Journal of Hunan University, vol. 19, No.5, Oct. 1992, p30-35</w:t>
       </w:r>
     </w:p>
     <w:p>
@@ -4695,44 +3909,19 @@
           <w:szCs w:val="28"/>
         </w:rPr>
       </w:pPr>
-      <w:proofErr w:type="spellStart"/>
-      <w:r>
-        <w:rPr>
-          <w:sz w:val="28"/>
-          <w:szCs w:val="28"/>
-        </w:rPr>
-        <w:t>Zhongyan</w:t>
-      </w:r>
-      <w:proofErr w:type="spellEnd"/>
-      <w:r>
-        <w:rPr>
-          <w:sz w:val="28"/>
-          <w:szCs w:val="28"/>
-        </w:rPr>
-        <w:t xml:space="preserve"> Lin, </w:t>
-      </w:r>
-      <w:r>
-        <w:rPr>
-          <w:sz w:val="28"/>
-          <w:szCs w:val="28"/>
-        </w:rPr>
-        <w:t xml:space="preserve">On the estimation of convergence rate of expansion using eigen-functions of Sturm-Liouville </w:t>
-      </w:r>
-      <w:proofErr w:type="gramStart"/>
-      <w:r>
-        <w:rPr>
-          <w:sz w:val="28"/>
-          <w:szCs w:val="28"/>
-        </w:rPr>
-        <w:t>operator,  Annual</w:t>
-      </w:r>
-      <w:proofErr w:type="gramEnd"/>
-      <w:r>
-        <w:rPr>
-          <w:sz w:val="28"/>
-          <w:szCs w:val="28"/>
-        </w:rPr>
-        <w:t xml:space="preserve"> of Hunan Mathematics, No. 1-2, 1989</w:t>
+      <w:r>
+        <w:rPr>
+          <w:sz w:val="28"/>
+          <w:szCs w:val="28"/>
+        </w:rPr>
+        <w:t xml:space="preserve">Zhongyan Lin, </w:t>
+      </w:r>
+      <w:r>
+        <w:rPr>
+          <w:sz w:val="28"/>
+          <w:szCs w:val="28"/>
+        </w:rPr>
+        <w:t>On the estimation of convergence rate of expansion using eigen-functions of Sturm-Liouville operator,  Annual of Hunan Mathematics, No. 1-2, 1989</w:t>
       </w:r>
     </w:p>
     <w:p>
@@ -4757,60 +3946,19 @@
           <w:szCs w:val="28"/>
         </w:rPr>
       </w:pPr>
-      <w:proofErr w:type="spellStart"/>
-      <w:r>
-        <w:rPr>
-          <w:sz w:val="28"/>
-          <w:szCs w:val="28"/>
-        </w:rPr>
-        <w:t>Zhongyan</w:t>
-      </w:r>
-      <w:proofErr w:type="spellEnd"/>
-      <w:r>
-        <w:rPr>
-          <w:sz w:val="28"/>
-          <w:szCs w:val="28"/>
-        </w:rPr>
-        <w:t xml:space="preserve"> Lin, </w:t>
-      </w:r>
-      <w:r>
-        <w:rPr>
-          <w:sz w:val="28"/>
-          <w:szCs w:val="28"/>
-        </w:rPr>
-        <w:t xml:space="preserve">On the completeness of power function sets in </w:t>
-      </w:r>
-      <w:proofErr w:type="gramStart"/>
-      <w:r>
-        <w:rPr>
-          <w:sz w:val="28"/>
-          <w:szCs w:val="28"/>
-        </w:rPr>
-        <w:t>L[</w:t>
-      </w:r>
-      <w:proofErr w:type="gramEnd"/>
-      <w:r>
-        <w:rPr>
-          <w:sz w:val="28"/>
-          <w:szCs w:val="28"/>
-        </w:rPr>
-        <w:t xml:space="preserve">0,1] space, Journal of Huai Hua </w:t>
-      </w:r>
-      <w:proofErr w:type="spellStart"/>
-      <w:r>
-        <w:rPr>
-          <w:sz w:val="28"/>
-          <w:szCs w:val="28"/>
-        </w:rPr>
-        <w:t>NormalCollege</w:t>
-      </w:r>
-      <w:proofErr w:type="spellEnd"/>
-      <w:r>
-        <w:rPr>
-          <w:sz w:val="28"/>
-          <w:szCs w:val="28"/>
-        </w:rPr>
-        <w:t>, Vol 4, 1992</w:t>
+      <w:r>
+        <w:rPr>
+          <w:sz w:val="28"/>
+          <w:szCs w:val="28"/>
+        </w:rPr>
+        <w:t xml:space="preserve">Zhongyan Lin, </w:t>
+      </w:r>
+      <w:r>
+        <w:rPr>
+          <w:sz w:val="28"/>
+          <w:szCs w:val="28"/>
+        </w:rPr>
+        <w:t>On the completeness of power function sets in L[0,1] space, Journal of Huai Hua NormalCollege, Vol 4, 1992</w:t>
       </w:r>
     </w:p>
     <w:p>
@@ -4837,15 +3985,7 @@
         </w:rPr>
       </w:pPr>
       <w:r>
-        <w:t>Zhou, Zhan; Lin, Zhongyan, Some Results on the Linearized Oscillation of the Odd-order Neutral Difference Equation</w:t>
-      </w:r>
-      <w:proofErr w:type="gramStart"/>
-      <w:r>
-        <w:t>, :</w:t>
-      </w:r>
-      <w:proofErr w:type="gramEnd"/>
-      <w:r>
-        <w:t xml:space="preserve"> Applicable Analysis, Volume 82, Numbers 5-5, June 2003, pp. 401-409(9)</w:t>
+        <w:t>Zhou, Zhan; Lin, Zhongyan, Some Results on the Linearized Oscillation of the Odd-order Neutral Difference Equation, : Applicable Analysis, Volume 82, Numbers 5-5, June 2003, pp. 401-409(9)</w:t>
       </w:r>
     </w:p>
     <w:p>
@@ -4996,51 +4136,15 @@
           <w:szCs w:val="28"/>
           <w:lang w:eastAsia="zh-CN"/>
         </w:rPr>
-        <w:t xml:space="preserve">SOFTWARE OF PUBLIC </w:t>
-      </w:r>
-      <w:proofErr w:type="gramStart"/>
-      <w:r>
-        <w:rPr>
-          <w:sz w:val="28"/>
-          <w:szCs w:val="28"/>
-          <w:lang w:eastAsia="zh-CN"/>
-        </w:rPr>
-        <w:t>INTERESTS</w:t>
-      </w:r>
-      <w:r>
-        <w:rPr>
-          <w:sz w:val="28"/>
-          <w:szCs w:val="28"/>
-          <w:lang w:eastAsia="zh-CN"/>
-        </w:rPr>
-        <w:t xml:space="preserve">  (</w:t>
-      </w:r>
-      <w:proofErr w:type="gramEnd"/>
-      <w:r>
-        <w:rPr>
-          <w:sz w:val="28"/>
-          <w:szCs w:val="28"/>
-          <w:lang w:eastAsia="zh-CN"/>
-        </w:rPr>
-        <w:t xml:space="preserve">excluding those funded by </w:t>
-      </w:r>
-      <w:proofErr w:type="spellStart"/>
-      <w:r>
-        <w:rPr>
-          <w:sz w:val="28"/>
-          <w:szCs w:val="28"/>
-          <w:lang w:eastAsia="zh-CN"/>
-        </w:rPr>
-        <w:t>empolyers</w:t>
-      </w:r>
-      <w:proofErr w:type="spellEnd"/>
-      <w:r>
-        <w:rPr>
-          <w:sz w:val="28"/>
-          <w:szCs w:val="28"/>
-          <w:lang w:eastAsia="zh-CN"/>
-        </w:rPr>
-        <w:t>)</w:t>
+        <w:t>SOFTWARE OF PUBLIC INTERESTS</w:t>
+      </w:r>
+      <w:r>
+        <w:rPr>
+          <w:sz w:val="28"/>
+          <w:szCs w:val="28"/>
+          <w:lang w:eastAsia="zh-CN"/>
+        </w:rPr>
+        <w:t xml:space="preserve">  (excluding those funded by empolyers)</w:t>
       </w:r>
     </w:p>
     <w:p>
@@ -5077,23 +4181,13 @@
           <w:t>https://zhongyanlin.github.io/site/</w:t>
         </w:r>
       </w:hyperlink>
-      <w:proofErr w:type="gramStart"/>
-      <w:r>
-        <w:rPr>
-          <w:sz w:val="28"/>
-          <w:szCs w:val="28"/>
-          <w:lang w:eastAsia="zh-CN"/>
-        </w:rPr>
-        <w:t>1,100,000  lines</w:t>
-      </w:r>
-      <w:proofErr w:type="gramEnd"/>
-      <w:r>
-        <w:rPr>
-          <w:sz w:val="28"/>
-          <w:szCs w:val="28"/>
-          <w:lang w:eastAsia="zh-CN"/>
-        </w:rPr>
-        <w:t xml:space="preserve"> of source courses)</w:t>
+      <w:r>
+        <w:rPr>
+          <w:sz w:val="28"/>
+          <w:szCs w:val="28"/>
+          <w:lang w:eastAsia="zh-CN"/>
+        </w:rPr>
+        <w:t>1,100,000  lines of source courses)</w:t>
       </w:r>
     </w:p>
     <w:p>
@@ -5206,70 +4300,7 @@
           <w:szCs w:val="28"/>
           <w:lang w:eastAsia="zh-CN"/>
         </w:rPr>
-        <w:t xml:space="preserve"> Class/meeting/group coordinator and file synchronizer: administrating class quizzes, surveys, data collections and keeping files synchronized among </w:t>
-      </w:r>
-      <w:proofErr w:type="spellStart"/>
-      <w:r>
-        <w:rPr>
-          <w:sz w:val="28"/>
-          <w:szCs w:val="28"/>
-          <w:lang w:eastAsia="zh-CN"/>
-        </w:rPr>
-        <w:t>iphone</w:t>
-      </w:r>
-      <w:proofErr w:type="spellEnd"/>
-      <w:r>
-        <w:rPr>
-          <w:sz w:val="28"/>
-          <w:szCs w:val="28"/>
-          <w:lang w:eastAsia="zh-CN"/>
-        </w:rPr>
-        <w:t xml:space="preserve">, </w:t>
-      </w:r>
-      <w:proofErr w:type="spellStart"/>
-      <w:r>
-        <w:rPr>
-          <w:sz w:val="28"/>
-          <w:szCs w:val="28"/>
-          <w:lang w:eastAsia="zh-CN"/>
-        </w:rPr>
-        <w:t>ipad</w:t>
-      </w:r>
-      <w:proofErr w:type="spellEnd"/>
-      <w:r>
-        <w:rPr>
-          <w:sz w:val="28"/>
-          <w:szCs w:val="28"/>
-          <w:lang w:eastAsia="zh-CN"/>
-        </w:rPr>
-        <w:t xml:space="preserve">, android devices, </w:t>
-      </w:r>
-      <w:proofErr w:type="spellStart"/>
-      <w:r>
-        <w:rPr>
-          <w:sz w:val="28"/>
-          <w:szCs w:val="28"/>
-          <w:lang w:eastAsia="zh-CN"/>
-        </w:rPr>
-        <w:t>Macbook</w:t>
-      </w:r>
-      <w:proofErr w:type="spellEnd"/>
-      <w:r>
-        <w:rPr>
-          <w:sz w:val="28"/>
-          <w:szCs w:val="28"/>
-          <w:lang w:eastAsia="zh-CN"/>
-        </w:rPr>
-        <w:t xml:space="preserve"> and Windows </w:t>
-      </w:r>
-      <w:proofErr w:type="gramStart"/>
-      <w:r>
-        <w:rPr>
-          <w:sz w:val="28"/>
-          <w:szCs w:val="28"/>
-          <w:lang w:eastAsia="zh-CN"/>
-        </w:rPr>
-        <w:t>PCs.</w:t>
+        <w:t xml:space="preserve"> Class/meeting/group coordinator and file synchronizer: administrating class quizzes, surveys, data collections and keeping files synchronized among iphone, ipad, android devices, Macbook and Windows PCs.</w:t>
       </w:r>
       <w:r>
         <w:rPr>
@@ -5280,19 +4311,7 @@
           <w:szCs w:val="28"/>
           <w:lang w:eastAsia="zh-CN"/>
         </w:rPr>
-        <w:t>(</w:t>
-      </w:r>
-      <w:proofErr w:type="gramEnd"/>
-      <w:r>
-        <w:rPr>
-          <w:b/>
-          <w:bCs/>
-          <w:color w:val="0070C0"/>
-          <w:sz w:val="28"/>
-          <w:szCs w:val="28"/>
-          <w:lang w:eastAsia="zh-CN"/>
-        </w:rPr>
-        <w:t>google play store</w:t>
+        <w:t>(google play store</w:t>
       </w:r>
       <w:r>
         <w:rPr>
@@ -5366,16 +4385,7 @@
           <w:szCs w:val="28"/>
           <w:lang w:eastAsia="zh-CN"/>
         </w:rPr>
-        <w:t xml:space="preserve">: Android app of taking attendance of classes, meetings and group activities by tapping face </w:t>
-      </w:r>
-      <w:proofErr w:type="gramStart"/>
-      <w:r>
-        <w:rPr>
-          <w:sz w:val="28"/>
-          <w:szCs w:val="28"/>
-          <w:lang w:eastAsia="zh-CN"/>
-        </w:rPr>
-        <w:t xml:space="preserve">icons  </w:t>
+        <w:t xml:space="preserve">: Android app of taking attendance of classes, meetings and group activities by tapping face icons  </w:t>
       </w:r>
       <w:r>
         <w:rPr>
@@ -5386,9 +4396,8 @@
           <w:szCs w:val="28"/>
           <w:lang w:eastAsia="zh-CN"/>
         </w:rPr>
-        <w:t>(</w:t>
-      </w:r>
-      <w:proofErr w:type="gramEnd"/>
+        <w:t>(google play store</w:t>
+      </w:r>
       <w:r>
         <w:rPr>
           <w:b/>
@@ -5398,30 +4407,7 @@
           <w:szCs w:val="28"/>
           <w:lang w:eastAsia="zh-CN"/>
         </w:rPr>
-        <w:t>google play store</w:t>
-      </w:r>
-      <w:r>
-        <w:rPr>
-          <w:b/>
-          <w:bCs/>
-          <w:color w:val="0070C0"/>
-          <w:sz w:val="28"/>
-          <w:szCs w:val="28"/>
-          <w:lang w:eastAsia="zh-CN"/>
-        </w:rPr>
-        <w:t xml:space="preserve"> </w:t>
-      </w:r>
-      <w:proofErr w:type="gramStart"/>
-      <w:r>
-        <w:rPr>
-          <w:b/>
-          <w:bCs/>
-          <w:color w:val="0070C0"/>
-          <w:sz w:val="28"/>
-          <w:szCs w:val="28"/>
-          <w:lang w:eastAsia="zh-CN"/>
-        </w:rPr>
-        <w:t>listing:</w:t>
+        <w:t xml:space="preserve"> listing:</w:t>
       </w:r>
       <w:r>
         <w:rPr>
@@ -5434,7 +4420,6 @@
         </w:rPr>
         <w:t>https://play.google.com/store/apps/details?id=com.systemsonweb.attendance</w:t>
       </w:r>
-      <w:proofErr w:type="gramEnd"/>
       <w:r>
         <w:rPr>
           <w:b/>
@@ -5485,16 +4470,7 @@
           <w:szCs w:val="28"/>
           <w:lang w:eastAsia="zh-CN"/>
         </w:rPr>
-        <w:t xml:space="preserve">: Android app of scanning hand-written quiz submissions using digit </w:t>
-      </w:r>
-      <w:proofErr w:type="gramStart"/>
-      <w:r>
-        <w:rPr>
-          <w:sz w:val="28"/>
-          <w:szCs w:val="28"/>
-          <w:lang w:eastAsia="zh-CN"/>
-        </w:rPr>
-        <w:t>recognition</w:t>
+        <w:t>: Android app of scanning hand-written quiz submissions using digit recognition</w:t>
       </w:r>
       <w:r>
         <w:rPr>
@@ -5505,9 +4481,8 @@
           <w:szCs w:val="28"/>
           <w:lang w:eastAsia="zh-CN"/>
         </w:rPr>
-        <w:t>(</w:t>
-      </w:r>
-      <w:proofErr w:type="gramEnd"/>
+        <w:t>(google play store</w:t>
+      </w:r>
       <w:r>
         <w:rPr>
           <w:b/>
@@ -5517,7 +4492,18 @@
           <w:szCs w:val="28"/>
           <w:lang w:eastAsia="zh-CN"/>
         </w:rPr>
-        <w:t>google play store</w:t>
+        <w:t xml:space="preserve"> listing:</w:t>
+      </w:r>
+      <w:r>
+        <w:rPr>
+          <w:b/>
+          <w:bCs/>
+          <w:color w:val="0000FF"/>
+          <w:sz w:val="28"/>
+          <w:szCs w:val="28"/>
+          <w:lang w:eastAsia="zh-CN"/>
+        </w:rPr>
+        <w:t>https://play.google.com/store/apps/details?id=com.systemsonweb.grading</w:t>
       </w:r>
       <w:r>
         <w:rPr>
@@ -5528,42 +4514,118 @@
           <w:szCs w:val="28"/>
           <w:lang w:eastAsia="zh-CN"/>
         </w:rPr>
-        <w:t xml:space="preserve"> </w:t>
-      </w:r>
-      <w:proofErr w:type="gramStart"/>
+        <w:t>)</w:t>
+      </w:r>
+    </w:p>
+    <w:p>
+      <w:pPr>
+        <w:pStyle w:val="ListParagraph"/>
+        <w:widowControl w:val="0"/>
+        <w:numPr>
+          <w:ilvl w:val="0"/>
+          <w:numId w:val="15"/>
+        </w:numPr>
+        <w:autoSpaceDE w:val="0"/>
+        <w:autoSpaceDN w:val="0"/>
+        <w:adjustRightInd w:val="0"/>
+        <w:jc w:val="both"/>
+        <w:rPr>
+          <w:sz w:val="28"/>
+          <w:szCs w:val="28"/>
+          <w:lang w:eastAsia="zh-CN"/>
+        </w:rPr>
+      </w:pPr>
       <w:r>
         <w:rPr>
           <w:b/>
           <w:bCs/>
-          <w:color w:val="0070C0"/>
-          <w:sz w:val="28"/>
-          <w:szCs w:val="28"/>
-          <w:lang w:eastAsia="zh-CN"/>
-        </w:rPr>
-        <w:t>listing:</w:t>
-      </w:r>
+          <w:sz w:val="28"/>
+          <w:szCs w:val="28"/>
+          <w:lang w:eastAsia="zh-CN"/>
+        </w:rPr>
+        <w:t>JDAO</w:t>
+      </w:r>
+      <w:r>
+        <w:rPr>
+          <w:sz w:val="28"/>
+          <w:szCs w:val="28"/>
+          <w:lang w:eastAsia="zh-CN"/>
+        </w:rPr>
+        <w:t>: Java Data Access Object: web application for designing relational databases and rapidly generating form/grid web pages from data. It needs to be installed on a Java web application container</w:t>
+      </w:r>
+    </w:p>
+    <w:p>
+      <w:pPr>
+        <w:pStyle w:val="ListParagraph"/>
+        <w:widowControl w:val="0"/>
+        <w:numPr>
+          <w:ilvl w:val="0"/>
+          <w:numId w:val="15"/>
+        </w:numPr>
+        <w:autoSpaceDE w:val="0"/>
+        <w:autoSpaceDN w:val="0"/>
+        <w:adjustRightInd w:val="0"/>
+        <w:jc w:val="both"/>
+        <w:rPr>
+          <w:sz w:val="28"/>
+          <w:szCs w:val="28"/>
+          <w:lang w:eastAsia="zh-CN"/>
+        </w:rPr>
+      </w:pPr>
       <w:r>
         <w:rPr>
           <w:b/>
           <w:bCs/>
-          <w:color w:val="0000FF"/>
-          <w:sz w:val="28"/>
-          <w:szCs w:val="28"/>
-          <w:lang w:eastAsia="zh-CN"/>
-        </w:rPr>
-        <w:t>https://play.google.com/store/apps/details?id=com.systemsonweb.grading</w:t>
-      </w:r>
-      <w:proofErr w:type="gramEnd"/>
+          <w:sz w:val="28"/>
+          <w:szCs w:val="28"/>
+          <w:lang w:eastAsia="zh-CN"/>
+        </w:rPr>
+        <w:t>Maneuverable Showcase</w:t>
+      </w:r>
+      <w:r>
+        <w:rPr>
+          <w:sz w:val="28"/>
+          <w:szCs w:val="28"/>
+          <w:lang w:eastAsia="zh-CN"/>
+        </w:rPr>
+        <w:t>: web application of making and presenting lectures for various subjects, supporting LaTex, rapid formatting, multimedia integration, animation, content scheduling and maneuverability</w:t>
+      </w:r>
+    </w:p>
+    <w:p>
+      <w:pPr>
+        <w:pStyle w:val="ListParagraph"/>
+        <w:widowControl w:val="0"/>
+        <w:numPr>
+          <w:ilvl w:val="0"/>
+          <w:numId w:val="15"/>
+        </w:numPr>
+        <w:autoSpaceDE w:val="0"/>
+        <w:autoSpaceDN w:val="0"/>
+        <w:adjustRightInd w:val="0"/>
+        <w:jc w:val="both"/>
+        <w:rPr>
+          <w:sz w:val="28"/>
+          <w:szCs w:val="28"/>
+          <w:lang w:eastAsia="zh-CN"/>
+        </w:rPr>
+      </w:pPr>
       <w:r>
         <w:rPr>
           <w:b/>
           <w:bCs/>
-          <w:color w:val="0070C0"/>
-          <w:sz w:val="28"/>
-          <w:szCs w:val="28"/>
-          <w:lang w:eastAsia="zh-CN"/>
-        </w:rPr>
-        <w:t>)</w:t>
+          <w:sz w:val="28"/>
+          <w:szCs w:val="28"/>
+          <w:lang w:eastAsia="zh-CN"/>
+        </w:rPr>
+        <w:t>CSS Editor</w:t>
+      </w:r>
+      <w:r>
+        <w:rPr>
+          <w:sz w:val="28"/>
+          <w:szCs w:val="28"/>
+          <w:lang w:eastAsia="zh-CN"/>
+        </w:rPr>
+        <w:t>: Web development tool offering "What you see is what you get" capability of editing cascading style sheets</w:t>
       </w:r>
     </w:p>
     <w:p>
@@ -5592,15 +4654,15 @@
           <w:szCs w:val="28"/>
           <w:lang w:eastAsia="zh-CN"/>
         </w:rPr>
-        <w:t>JDAO</w:t>
-      </w:r>
-      <w:r>
-        <w:rPr>
-          <w:sz w:val="28"/>
-          <w:szCs w:val="28"/>
-          <w:lang w:eastAsia="zh-CN"/>
-        </w:rPr>
-        <w:t>: Java Data Access Object: web application for designing relational databases and rapidly generating form/grid web pages from data. It needs to be installed on a Java web application container</w:t>
+        <w:t>Sorting Demo</w:t>
+      </w:r>
+      <w:r>
+        <w:rPr>
+          <w:sz w:val="28"/>
+          <w:szCs w:val="28"/>
+          <w:lang w:eastAsia="zh-CN"/>
+        </w:rPr>
+        <w:t>: Desktop animated demonstration and performance tests of classical sorting algorithms and their variants</w:t>
       </w:r>
     </w:p>
     <w:p>
@@ -5629,33 +4691,23 @@
           <w:szCs w:val="28"/>
           <w:lang w:eastAsia="zh-CN"/>
         </w:rPr>
-        <w:t>Maneuverable Showcase</w:t>
-      </w:r>
-      <w:r>
-        <w:rPr>
-          <w:sz w:val="28"/>
-          <w:szCs w:val="28"/>
-          <w:lang w:eastAsia="zh-CN"/>
-        </w:rPr>
-        <w:t xml:space="preserve">: web application of making and presenting lectures for various subjects, supporting </w:t>
-      </w:r>
-      <w:proofErr w:type="spellStart"/>
-      <w:r>
-        <w:rPr>
-          <w:sz w:val="28"/>
-          <w:szCs w:val="28"/>
-          <w:lang w:eastAsia="zh-CN"/>
-        </w:rPr>
-        <w:t>LaTex</w:t>
-      </w:r>
-      <w:proofErr w:type="spellEnd"/>
-      <w:r>
-        <w:rPr>
-          <w:sz w:val="28"/>
-          <w:szCs w:val="28"/>
-          <w:lang w:eastAsia="zh-CN"/>
-        </w:rPr>
-        <w:t>, rapid formatting, multimedia integration, animation, content scheduling and maneuverability</w:t>
+        <w:t>CSV Merger</w:t>
+      </w:r>
+      <w:r>
+        <w:rPr>
+          <w:sz w:val="28"/>
+          <w:szCs w:val="28"/>
+          <w:lang w:eastAsia="zh-CN"/>
+        </w:rPr>
+        <w:t>: Web application of merging two csv files using fuzzy key matching</w:t>
+      </w:r>
+      <w:r>
+        <w:rPr>
+          <w:sz w:val="28"/>
+          <w:szCs w:val="28"/>
+          <w:lang w:eastAsia="zh-CN"/>
+        </w:rPr>
+        <w:t>, in particular for importing to Blackboard</w:t>
       </w:r>
     </w:p>
     <w:p>
@@ -5684,15 +4736,15 @@
           <w:szCs w:val="28"/>
           <w:lang w:eastAsia="zh-CN"/>
         </w:rPr>
-        <w:t>CSS Editor</w:t>
-      </w:r>
-      <w:r>
-        <w:rPr>
-          <w:sz w:val="28"/>
-          <w:szCs w:val="28"/>
-          <w:lang w:eastAsia="zh-CN"/>
-        </w:rPr>
-        <w:t>: Web development tool offering "What you see is what you get" capability of editing cascading style sheets</w:t>
+        <w:t>Facial Attendance</w:t>
+      </w:r>
+      <w:r>
+        <w:rPr>
+          <w:sz w:val="28"/>
+          <w:szCs w:val="28"/>
+          <w:lang w:eastAsia="zh-CN"/>
+        </w:rPr>
+        <w:t>: Java desktop application of taking attendance automatically by using face detection and recognition</w:t>
       </w:r>
     </w:p>
     <w:p>
@@ -5710,7 +4762,6 @@
         <w:rPr>
           <w:sz w:val="28"/>
           <w:szCs w:val="28"/>
-          <w:lang w:eastAsia="zh-CN"/>
         </w:rPr>
       </w:pPr>
       <w:r>
@@ -5721,33 +4772,29 @@
           <w:szCs w:val="28"/>
           <w:lang w:eastAsia="zh-CN"/>
         </w:rPr>
-        <w:t>Sorting Demo</w:t>
-      </w:r>
-      <w:r>
-        <w:rPr>
-          <w:sz w:val="28"/>
-          <w:szCs w:val="28"/>
-          <w:lang w:eastAsia="zh-CN"/>
-        </w:rPr>
-        <w:t>: Desktop animated demonstration and performance tests of classical sorting algorithms and their variants</w:t>
+        <w:t>TeaLeaMan</w:t>
+      </w:r>
+      <w:r>
+        <w:rPr>
+          <w:sz w:val="28"/>
+          <w:szCs w:val="28"/>
+          <w:lang w:eastAsia="zh-CN"/>
+        </w:rPr>
+        <w:t xml:space="preserve">: A million-line-code, large-scale web application for teaching and learning management, supporting multi-languages and multi-institutions </w:t>
       </w:r>
     </w:p>
     <w:p>
       <w:pPr>
         <w:pStyle w:val="ListParagraph"/>
-        <w:widowControl w:val="0"/>
         <w:numPr>
           <w:ilvl w:val="0"/>
           <w:numId w:val="15"/>
         </w:numPr>
-        <w:autoSpaceDE w:val="0"/>
-        <w:autoSpaceDN w:val="0"/>
-        <w:adjustRightInd w:val="0"/>
-        <w:jc w:val="both"/>
-        <w:rPr>
-          <w:sz w:val="28"/>
-          <w:szCs w:val="28"/>
-          <w:lang w:eastAsia="zh-CN"/>
+        <w:jc w:val="both"/>
+        <w:rPr>
+          <w:rFonts w:eastAsia="Times New Roman"/>
+          <w:sz w:val="28"/>
+          <w:szCs w:val="28"/>
         </w:rPr>
       </w:pPr>
       <w:r>
@@ -5758,41 +4805,56 @@
           <w:szCs w:val="28"/>
           <w:lang w:eastAsia="zh-CN"/>
         </w:rPr>
-        <w:t>CSV Merger</w:t>
-      </w:r>
-      <w:r>
-        <w:rPr>
-          <w:sz w:val="28"/>
-          <w:szCs w:val="28"/>
-          <w:lang w:eastAsia="zh-CN"/>
-        </w:rPr>
-        <w:t>: Web application of merging two csv files using fuzzy key matching</w:t>
-      </w:r>
-      <w:r>
-        <w:rPr>
-          <w:sz w:val="28"/>
-          <w:szCs w:val="28"/>
-          <w:lang w:eastAsia="zh-CN"/>
-        </w:rPr>
-        <w:t>, in particular for importing to Blackboard</w:t>
+        <w:t>Special Effects</w:t>
+      </w:r>
+      <w:r>
+        <w:rPr>
+          <w:sz w:val="28"/>
+          <w:szCs w:val="28"/>
+          <w:lang w:eastAsia="zh-CN"/>
+        </w:rPr>
+        <w:t xml:space="preserve">: </w:t>
+      </w:r>
+      <w:r>
+        <w:rPr>
+          <w:rFonts w:eastAsia="Times New Roman"/>
+          <w:color w:val="000000" w:themeColor="text1"/>
+          <w:sz w:val="28"/>
+          <w:szCs w:val="28"/>
+        </w:rPr>
+        <w:t>desktop Java application of processing multiple images at a time. Its functions include filtering, finding dominant color</w:t>
+      </w:r>
+      <w:r>
+        <w:rPr>
+          <w:rFonts w:eastAsia="Times New Roman"/>
+          <w:color w:val="000000" w:themeColor="text1"/>
+          <w:sz w:val="28"/>
+          <w:szCs w:val="28"/>
+        </w:rPr>
+        <w:t xml:space="preserve">, replacing any color, altering </w:t>
+      </w:r>
+      <w:r>
+        <w:rPr>
+          <w:rFonts w:eastAsia="Times New Roman"/>
+          <w:color w:val="000000" w:themeColor="text1"/>
+          <w:sz w:val="28"/>
+          <w:szCs w:val="28"/>
+        </w:rPr>
+        <w:t>geometric properties such as resizing, cropping and cutting corners, detecting human faces and rectangles, and removing straight lines in the background</w:t>
       </w:r>
     </w:p>
     <w:p>
       <w:pPr>
         <w:pStyle w:val="ListParagraph"/>
-        <w:widowControl w:val="0"/>
         <w:numPr>
           <w:ilvl w:val="0"/>
           <w:numId w:val="15"/>
         </w:numPr>
-        <w:autoSpaceDE w:val="0"/>
-        <w:autoSpaceDN w:val="0"/>
-        <w:adjustRightInd w:val="0"/>
-        <w:jc w:val="both"/>
-        <w:rPr>
-          <w:sz w:val="28"/>
-          <w:szCs w:val="28"/>
-          <w:lang w:eastAsia="zh-CN"/>
+        <w:jc w:val="both"/>
+        <w:rPr>
+          <w:rFonts w:eastAsia="Times New Roman"/>
+          <w:sz w:val="28"/>
+          <w:szCs w:val="28"/>
         </w:rPr>
       </w:pPr>
       <w:r>
@@ -5803,35 +4865,8 @@
           <w:szCs w:val="28"/>
           <w:lang w:eastAsia="zh-CN"/>
         </w:rPr>
-        <w:t>Facial Attendance</w:t>
-      </w:r>
-      <w:r>
-        <w:rPr>
-          <w:sz w:val="28"/>
-          <w:szCs w:val="28"/>
-          <w:lang w:eastAsia="zh-CN"/>
-        </w:rPr>
-        <w:t>: Java desktop application of taking attendance automatically by using face detection and recognition</w:t>
-      </w:r>
-    </w:p>
-    <w:p>
-      <w:pPr>
-        <w:pStyle w:val="ListParagraph"/>
-        <w:widowControl w:val="0"/>
-        <w:numPr>
-          <w:ilvl w:val="0"/>
-          <w:numId w:val="15"/>
-        </w:numPr>
-        <w:autoSpaceDE w:val="0"/>
-        <w:autoSpaceDN w:val="0"/>
-        <w:adjustRightInd w:val="0"/>
-        <w:jc w:val="both"/>
-        <w:rPr>
-          <w:sz w:val="28"/>
-          <w:szCs w:val="28"/>
-        </w:rPr>
-      </w:pPr>
-      <w:proofErr w:type="spellStart"/>
+        <w:t>B</w:t>
+      </w:r>
       <w:r>
         <w:rPr>
           <w:b/>
@@ -5840,32 +4875,8 @@
           <w:szCs w:val="28"/>
           <w:lang w:eastAsia="zh-CN"/>
         </w:rPr>
-        <w:t>TeaLeaMan</w:t>
-      </w:r>
-      <w:proofErr w:type="spellEnd"/>
-      <w:r>
-        <w:rPr>
-          <w:sz w:val="28"/>
-          <w:szCs w:val="28"/>
-          <w:lang w:eastAsia="zh-CN"/>
-        </w:rPr>
-        <w:t xml:space="preserve">: A million-line-code, large-scale web application for teaching and learning management, supporting multi-languages and multi-institutions </w:t>
-      </w:r>
-    </w:p>
-    <w:p>
-      <w:pPr>
-        <w:pStyle w:val="ListParagraph"/>
-        <w:numPr>
-          <w:ilvl w:val="0"/>
-          <w:numId w:val="15"/>
-        </w:numPr>
-        <w:jc w:val="both"/>
-        <w:rPr>
-          <w:rFonts w:eastAsia="Times New Roman"/>
-          <w:sz w:val="28"/>
-          <w:szCs w:val="28"/>
-        </w:rPr>
-      </w:pPr>
+        <w:t>lackboard</w:t>
+      </w:r>
       <w:r>
         <w:rPr>
           <w:b/>
@@ -5874,86 +4885,6 @@
           <w:szCs w:val="28"/>
           <w:lang w:eastAsia="zh-CN"/>
         </w:rPr>
-        <w:t>Special Effects</w:t>
-      </w:r>
-      <w:r>
-        <w:rPr>
-          <w:sz w:val="28"/>
-          <w:szCs w:val="28"/>
-          <w:lang w:eastAsia="zh-CN"/>
-        </w:rPr>
-        <w:t xml:space="preserve">: </w:t>
-      </w:r>
-      <w:r>
-        <w:rPr>
-          <w:rFonts w:eastAsia="Times New Roman"/>
-          <w:color w:val="000000" w:themeColor="text1"/>
-          <w:sz w:val="28"/>
-          <w:szCs w:val="28"/>
-        </w:rPr>
-        <w:t>desktop Java application of processing multiple images at a time. Its functions include filtering, finding dominant color</w:t>
-      </w:r>
-      <w:r>
-        <w:rPr>
-          <w:rFonts w:eastAsia="Times New Roman"/>
-          <w:color w:val="000000" w:themeColor="text1"/>
-          <w:sz w:val="28"/>
-          <w:szCs w:val="28"/>
-        </w:rPr>
-        <w:t xml:space="preserve">, replacing any color, altering </w:t>
-      </w:r>
-      <w:r>
-        <w:rPr>
-          <w:rFonts w:eastAsia="Times New Roman"/>
-          <w:color w:val="000000" w:themeColor="text1"/>
-          <w:sz w:val="28"/>
-          <w:szCs w:val="28"/>
-        </w:rPr>
-        <w:t>geometric properties such as resizing, cropping and cutting corners, detecting human faces and rectangles, and removing straight lines in the background</w:t>
-      </w:r>
-    </w:p>
-    <w:p>
-      <w:pPr>
-        <w:pStyle w:val="ListParagraph"/>
-        <w:numPr>
-          <w:ilvl w:val="0"/>
-          <w:numId w:val="15"/>
-        </w:numPr>
-        <w:jc w:val="both"/>
-        <w:rPr>
-          <w:rFonts w:eastAsia="Times New Roman"/>
-          <w:sz w:val="28"/>
-          <w:szCs w:val="28"/>
-        </w:rPr>
-      </w:pPr>
-      <w:r>
-        <w:rPr>
-          <w:b/>
-          <w:bCs/>
-          <w:sz w:val="28"/>
-          <w:szCs w:val="28"/>
-          <w:lang w:eastAsia="zh-CN"/>
-        </w:rPr>
-        <w:t>B</w:t>
-      </w:r>
-      <w:r>
-        <w:rPr>
-          <w:b/>
-          <w:bCs/>
-          <w:sz w:val="28"/>
-          <w:szCs w:val="28"/>
-          <w:lang w:eastAsia="zh-CN"/>
-        </w:rPr>
-        <w:t>lackboard</w:t>
-      </w:r>
-      <w:r>
-        <w:rPr>
-          <w:b/>
-          <w:bCs/>
-          <w:sz w:val="28"/>
-          <w:szCs w:val="28"/>
-          <w:lang w:eastAsia="zh-CN"/>
-        </w:rPr>
         <w:t xml:space="preserve"> Batch Grading:</w:t>
       </w:r>
       <w:r>
@@ -6136,32 +5067,7 @@
           <w:sz w:val="28"/>
           <w:szCs w:val="28"/>
         </w:rPr>
-        <w:t xml:space="preserve">Some recent results on inverse problems, invited presentation, </w:t>
-      </w:r>
-      <w:proofErr w:type="spellStart"/>
-      <w:r>
-        <w:rPr>
-          <w:sz w:val="28"/>
-          <w:szCs w:val="28"/>
-        </w:rPr>
-        <w:t>U.</w:t>
-      </w:r>
-      <w:proofErr w:type="gramStart"/>
-      <w:r>
-        <w:rPr>
-          <w:sz w:val="28"/>
-          <w:szCs w:val="28"/>
-        </w:rPr>
-        <w:t>S.Naval</w:t>
-      </w:r>
-      <w:proofErr w:type="spellEnd"/>
-      <w:proofErr w:type="gramEnd"/>
-      <w:r>
-        <w:rPr>
-          <w:sz w:val="28"/>
-          <w:szCs w:val="28"/>
-        </w:rPr>
-        <w:t xml:space="preserve"> Academy, 2/1997</w:t>
+        <w:t>Some recent results on inverse problems, invited presentation, U.S.Naval Academy, 2/1997</w:t>
       </w:r>
       <w:r>
         <w:rPr>
@@ -6252,17 +5158,8 @@
           <w:sz w:val="28"/>
           <w:szCs w:val="28"/>
         </w:rPr>
-        <w:t xml:space="preserve">Acoustic near-field approximation in shallow ocean, 915th </w:t>
-      </w:r>
-      <w:proofErr w:type="gramStart"/>
-      <w:r>
-        <w:rPr>
-          <w:sz w:val="28"/>
-          <w:szCs w:val="28"/>
-        </w:rPr>
-        <w:t>American  Mathematical</w:t>
-      </w:r>
-      <w:proofErr w:type="gramEnd"/>
+        <w:t>Acoustic near-field approximation in shallow ocean, 915th American  Mathematical</w:t>
+      </w:r>
       <w:r>
         <w:rPr>
           <w:sz w:val="28"/>
@@ -6270,44 +5167,19 @@
         </w:rPr>
         <w:t xml:space="preserve"> </w:t>
       </w:r>
-      <w:proofErr w:type="gramStart"/>
-      <w:r>
-        <w:rPr>
-          <w:sz w:val="28"/>
-          <w:szCs w:val="28"/>
-        </w:rPr>
-        <w:t>Society  Conference</w:t>
-      </w:r>
-      <w:proofErr w:type="gramEnd"/>
-      <w:r>
-        <w:rPr>
-          <w:sz w:val="28"/>
-          <w:szCs w:val="28"/>
-        </w:rPr>
-        <w:t xml:space="preserve">, Chattanooga, 10/1996, Abstract published in Notice of AMS, Vol. </w:t>
-      </w:r>
-      <w:r>
-        <w:rPr>
-          <w:sz w:val="28"/>
-          <w:szCs w:val="28"/>
-        </w:rPr>
-        <w:t>43, No.</w:t>
-      </w:r>
-      <w:proofErr w:type="gramStart"/>
-      <w:r>
-        <w:rPr>
-          <w:sz w:val="28"/>
-          <w:szCs w:val="28"/>
-        </w:rPr>
-        <w:t>10,  Oct.</w:t>
-      </w:r>
-      <w:proofErr w:type="gramEnd"/>
-      <w:r>
-        <w:rPr>
-          <w:sz w:val="28"/>
-          <w:szCs w:val="28"/>
-        </w:rPr>
-        <w:t>1996, p128</w:t>
+      <w:r>
+        <w:rPr>
+          <w:sz w:val="28"/>
+          <w:szCs w:val="28"/>
+        </w:rPr>
+        <w:t xml:space="preserve">Society  Conference, Chattanooga, 10/1996, Abstract published in Notice of AMS, Vol. </w:t>
+      </w:r>
+      <w:r>
+        <w:rPr>
+          <w:sz w:val="28"/>
+          <w:szCs w:val="28"/>
+        </w:rPr>
+        <w:t>43, No.10,  Oct.1996, p128</w:t>
       </w:r>
     </w:p>
     <w:p>
@@ -6879,23 +5751,7 @@
           <w:sz w:val="28"/>
           <w:szCs w:val="28"/>
         </w:rPr>
-        <w:t xml:space="preserve">Association of College and University Educators (ACUE) And the American Council on </w:t>
-      </w:r>
-      <w:proofErr w:type="gramStart"/>
-      <w:r>
-        <w:rPr>
-          <w:sz w:val="28"/>
-          <w:szCs w:val="28"/>
-        </w:rPr>
-        <w:t>Education(</w:t>
-      </w:r>
-      <w:proofErr w:type="gramEnd"/>
-      <w:r>
-        <w:rPr>
-          <w:sz w:val="28"/>
-          <w:szCs w:val="28"/>
-        </w:rPr>
-        <w:t>ACE)</w:t>
+        <w:t>Association of College and University Educators (ACUE) And the American Council on Education(ACE)</w:t>
       </w:r>
     </w:p>
     <w:p>
